--- a/DAY-12/Course-End Project 2-Implementing High Availability for an Application.docx
+++ b/DAY-12/Course-End Project 2-Implementing High Availability for an Application.docx
@@ -5186,8 +5186,5844 @@
           <w:rFonts w:ascii="Georgia Pro" w:eastAsia="Georgia Pro" w:hAnsi="Georgia Pro" w:cs="Georgia Pro"/>
           <w:color w:val="000000" w:themeColor="text1"/>
         </w:rPr>
-        <w:t>Run on VM1 and VM2:</w:t>
-      </w:r>
+        <w:t xml:space="preserve">Run </w:t>
+      </w:r>
+      <w:r>
+        <w:rPr>
+          <w:rFonts w:ascii="Georgia Pro" w:eastAsia="Georgia Pro" w:hAnsi="Georgia Pro" w:cs="Georgia Pro"/>
+          <w:color w:val="000000" w:themeColor="text1"/>
+        </w:rPr>
+        <w:t xml:space="preserve">for </w:t>
+      </w:r>
+      <w:r>
+        <w:rPr>
+          <w:rFonts w:ascii="Georgia Pro" w:eastAsia="Georgia Pro" w:hAnsi="Georgia Pro" w:cs="Georgia Pro"/>
+          <w:color w:val="000000" w:themeColor="text1"/>
+        </w:rPr>
+        <w:t>VM1:</w:t>
+      </w:r>
+    </w:p>
+    <w:p>
+      <w:pPr>
+        <w:pBdr>
+          <w:top w:val="single" w:sz="4" w:space="1" w:color="auto"/>
+          <w:left w:val="single" w:sz="4" w:space="4" w:color="auto"/>
+          <w:bottom w:val="single" w:sz="4" w:space="1" w:color="auto"/>
+          <w:right w:val="single" w:sz="4" w:space="4" w:color="auto"/>
+        </w:pBdr>
+        <w:shd w:val="clear" w:color="auto" w:fill="F2F2F2" w:themeFill="background1" w:themeFillShade="F2"/>
+        <w:spacing w:after="0" w:line="480" w:lineRule="auto"/>
+        <w:rPr>
+          <w:rFonts w:ascii="Georgia Pro" w:eastAsia="Georgia Pro" w:hAnsi="Georgia Pro" w:cs="Georgia Pro"/>
+          <w:color w:val="000000" w:themeColor="text1"/>
+        </w:rPr>
+      </w:pPr>
+      <w:proofErr w:type="spellStart"/>
+      <w:r>
+        <w:rPr>
+          <w:rFonts w:ascii="Georgia Pro" w:eastAsia="Georgia Pro" w:hAnsi="Georgia Pro" w:cs="Georgia Pro"/>
+          <w:color w:val="000000" w:themeColor="text1"/>
+        </w:rPr>
+        <w:t>az</w:t>
+      </w:r>
+      <w:proofErr w:type="spellEnd"/>
+      <w:r>
+        <w:rPr>
+          <w:rFonts w:ascii="Georgia Pro" w:eastAsia="Georgia Pro" w:hAnsi="Georgia Pro" w:cs="Georgia Pro"/>
+          <w:color w:val="000000" w:themeColor="text1"/>
+        </w:rPr>
+        <w:t xml:space="preserve"> </w:t>
+      </w:r>
+      <w:proofErr w:type="spellStart"/>
+      <w:r>
+        <w:rPr>
+          <w:rFonts w:ascii="Georgia Pro" w:eastAsia="Georgia Pro" w:hAnsi="Georgia Pro" w:cs="Georgia Pro"/>
+          <w:color w:val="000000" w:themeColor="text1"/>
+        </w:rPr>
+        <w:t>vm</w:t>
+      </w:r>
+      <w:proofErr w:type="spellEnd"/>
+      <w:r>
+        <w:rPr>
+          <w:rFonts w:ascii="Georgia Pro" w:eastAsia="Georgia Pro" w:hAnsi="Georgia Pro" w:cs="Georgia Pro"/>
+          <w:color w:val="000000" w:themeColor="text1"/>
+        </w:rPr>
+        <w:t xml:space="preserve"> run-command invoke \</w:t>
+      </w:r>
+      <w:r>
+        <w:rPr>
+          <w:rFonts w:ascii="Georgia Pro" w:eastAsia="Georgia Pro" w:hAnsi="Georgia Pro" w:cs="Georgia Pro"/>
+          <w:color w:val="000000" w:themeColor="text1"/>
+        </w:rPr>
+        <w:br/>
+        <w:t>--resource-group $RESOURCE_GROUP \</w:t>
+      </w:r>
+      <w:r>
+        <w:rPr>
+          <w:rFonts w:ascii="Georgia Pro" w:eastAsia="Georgia Pro" w:hAnsi="Georgia Pro" w:cs="Georgia Pro"/>
+          <w:color w:val="000000" w:themeColor="text1"/>
+        </w:rPr>
+        <w:br/>
+        <w:t>--name $VM1 \</w:t>
+      </w:r>
+      <w:r>
+        <w:rPr>
+          <w:rFonts w:ascii="Georgia Pro" w:eastAsia="Georgia Pro" w:hAnsi="Georgia Pro" w:cs="Georgia Pro"/>
+          <w:color w:val="000000" w:themeColor="text1"/>
+        </w:rPr>
+        <w:br/>
+        <w:t xml:space="preserve">--command-id </w:t>
+      </w:r>
+      <w:proofErr w:type="spellStart"/>
+      <w:r>
+        <w:rPr>
+          <w:rFonts w:ascii="Georgia Pro" w:eastAsia="Georgia Pro" w:hAnsi="Georgia Pro" w:cs="Georgia Pro"/>
+          <w:color w:val="000000" w:themeColor="text1"/>
+        </w:rPr>
+        <w:t>RunShellScript</w:t>
+      </w:r>
+      <w:proofErr w:type="spellEnd"/>
+      <w:r>
+        <w:rPr>
+          <w:rFonts w:ascii="Georgia Pro" w:eastAsia="Georgia Pro" w:hAnsi="Georgia Pro" w:cs="Georgia Pro"/>
+          <w:color w:val="000000" w:themeColor="text1"/>
+        </w:rPr>
+        <w:t xml:space="preserve"> \</w:t>
+      </w:r>
+      <w:r>
+        <w:rPr>
+          <w:rFonts w:ascii="Georgia Pro" w:eastAsia="Georgia Pro" w:hAnsi="Georgia Pro" w:cs="Georgia Pro"/>
+          <w:color w:val="000000" w:themeColor="text1"/>
+        </w:rPr>
+        <w:br/>
+        <w:t>--scripts '</w:t>
+      </w:r>
+      <w:r>
+        <w:rPr>
+          <w:rFonts w:ascii="Georgia Pro" w:eastAsia="Georgia Pro" w:hAnsi="Georgia Pro" w:cs="Georgia Pro"/>
+          <w:color w:val="000000" w:themeColor="text1"/>
+        </w:rPr>
+        <w:br/>
+      </w:r>
+      <w:proofErr w:type="spellStart"/>
+      <w:r>
+        <w:rPr>
+          <w:rFonts w:ascii="Georgia Pro" w:eastAsia="Georgia Pro" w:hAnsi="Georgia Pro" w:cs="Georgia Pro"/>
+          <w:color w:val="000000" w:themeColor="text1"/>
+        </w:rPr>
+        <w:t>sudo</w:t>
+      </w:r>
+      <w:proofErr w:type="spellEnd"/>
+      <w:r>
+        <w:rPr>
+          <w:rFonts w:ascii="Georgia Pro" w:eastAsia="Georgia Pro" w:hAnsi="Georgia Pro" w:cs="Georgia Pro"/>
+          <w:color w:val="000000" w:themeColor="text1"/>
+        </w:rPr>
+        <w:t xml:space="preserve"> apt update</w:t>
+      </w:r>
+      <w:r>
+        <w:rPr>
+          <w:rFonts w:ascii="Georgia Pro" w:eastAsia="Georgia Pro" w:hAnsi="Georgia Pro" w:cs="Georgia Pro"/>
+          <w:color w:val="000000" w:themeColor="text1"/>
+        </w:rPr>
+        <w:br/>
+      </w:r>
+      <w:r>
+        <w:rPr>
+          <w:rFonts w:ascii="Georgia Pro" w:eastAsia="Georgia Pro" w:hAnsi="Georgia Pro" w:cs="Georgia Pro"/>
+          <w:color w:val="000000" w:themeColor="text1"/>
+        </w:rPr>
+        <w:br/>
+      </w:r>
+      <w:proofErr w:type="spellStart"/>
+      <w:r>
+        <w:rPr>
+          <w:rFonts w:ascii="Georgia Pro" w:eastAsia="Georgia Pro" w:hAnsi="Georgia Pro" w:cs="Georgia Pro"/>
+          <w:color w:val="000000" w:themeColor="text1"/>
+        </w:rPr>
+        <w:t>sudo</w:t>
+      </w:r>
+      <w:proofErr w:type="spellEnd"/>
+      <w:r>
+        <w:rPr>
+          <w:rFonts w:ascii="Georgia Pro" w:eastAsia="Georgia Pro" w:hAnsi="Georgia Pro" w:cs="Georgia Pro"/>
+          <w:color w:val="000000" w:themeColor="text1"/>
+        </w:rPr>
+        <w:t xml:space="preserve"> apt install python3-pip -y</w:t>
+      </w:r>
+      <w:r>
+        <w:rPr>
+          <w:rFonts w:ascii="Georgia Pro" w:eastAsia="Georgia Pro" w:hAnsi="Georgia Pro" w:cs="Georgia Pro"/>
+          <w:color w:val="000000" w:themeColor="text1"/>
+        </w:rPr>
+        <w:br/>
+      </w:r>
+      <w:proofErr w:type="spellStart"/>
+      <w:r>
+        <w:rPr>
+          <w:rFonts w:ascii="Georgia Pro" w:eastAsia="Georgia Pro" w:hAnsi="Georgia Pro" w:cs="Georgia Pro"/>
+          <w:color w:val="000000" w:themeColor="text1"/>
+        </w:rPr>
+        <w:t>sudo</w:t>
+      </w:r>
+      <w:proofErr w:type="spellEnd"/>
+      <w:r>
+        <w:rPr>
+          <w:rFonts w:ascii="Georgia Pro" w:eastAsia="Georgia Pro" w:hAnsi="Georgia Pro" w:cs="Georgia Pro"/>
+          <w:color w:val="000000" w:themeColor="text1"/>
+        </w:rPr>
+        <w:t xml:space="preserve"> apt install curl apt-transport-https gnupg2 -y</w:t>
+      </w:r>
+      <w:r>
+        <w:rPr>
+          <w:rFonts w:ascii="Georgia Pro" w:eastAsia="Georgia Pro" w:hAnsi="Georgia Pro" w:cs="Georgia Pro"/>
+          <w:color w:val="000000" w:themeColor="text1"/>
+        </w:rPr>
+        <w:br/>
+      </w:r>
+      <w:r>
+        <w:rPr>
+          <w:rFonts w:ascii="Georgia Pro" w:eastAsia="Georgia Pro" w:hAnsi="Georgia Pro" w:cs="Georgia Pro"/>
+          <w:color w:val="000000" w:themeColor="text1"/>
+        </w:rPr>
+        <w:br/>
+        <w:t xml:space="preserve">curl https://packages.microsoft.com/keys/microsoft.asc | </w:t>
+      </w:r>
+      <w:proofErr w:type="spellStart"/>
+      <w:r>
+        <w:rPr>
+          <w:rFonts w:ascii="Georgia Pro" w:eastAsia="Georgia Pro" w:hAnsi="Georgia Pro" w:cs="Georgia Pro"/>
+          <w:color w:val="000000" w:themeColor="text1"/>
+        </w:rPr>
+        <w:t>sudo</w:t>
+      </w:r>
+      <w:proofErr w:type="spellEnd"/>
+      <w:r>
+        <w:rPr>
+          <w:rFonts w:ascii="Georgia Pro" w:eastAsia="Georgia Pro" w:hAnsi="Georgia Pro" w:cs="Georgia Pro"/>
+          <w:color w:val="000000" w:themeColor="text1"/>
+        </w:rPr>
+        <w:t xml:space="preserve"> tee /</w:t>
+      </w:r>
+      <w:proofErr w:type="spellStart"/>
+      <w:r>
+        <w:rPr>
+          <w:rFonts w:ascii="Georgia Pro" w:eastAsia="Georgia Pro" w:hAnsi="Georgia Pro" w:cs="Georgia Pro"/>
+          <w:color w:val="000000" w:themeColor="text1"/>
+        </w:rPr>
+        <w:t>etc</w:t>
+      </w:r>
+      <w:proofErr w:type="spellEnd"/>
+      <w:r>
+        <w:rPr>
+          <w:rFonts w:ascii="Georgia Pro" w:eastAsia="Georgia Pro" w:hAnsi="Georgia Pro" w:cs="Georgia Pro"/>
+          <w:color w:val="000000" w:themeColor="text1"/>
+        </w:rPr>
+        <w:t>/apt/</w:t>
+      </w:r>
+      <w:proofErr w:type="spellStart"/>
+      <w:r>
+        <w:rPr>
+          <w:rFonts w:ascii="Georgia Pro" w:eastAsia="Georgia Pro" w:hAnsi="Georgia Pro" w:cs="Georgia Pro"/>
+          <w:color w:val="000000" w:themeColor="text1"/>
+        </w:rPr>
+        <w:t>trusted.gpg.d</w:t>
+      </w:r>
+      <w:proofErr w:type="spellEnd"/>
+      <w:r>
+        <w:rPr>
+          <w:rFonts w:ascii="Georgia Pro" w:eastAsia="Georgia Pro" w:hAnsi="Georgia Pro" w:cs="Georgia Pro"/>
+          <w:color w:val="000000" w:themeColor="text1"/>
+        </w:rPr>
+        <w:t>/</w:t>
+      </w:r>
+      <w:proofErr w:type="spellStart"/>
+      <w:r>
+        <w:rPr>
+          <w:rFonts w:ascii="Georgia Pro" w:eastAsia="Georgia Pro" w:hAnsi="Georgia Pro" w:cs="Georgia Pro"/>
+          <w:color w:val="000000" w:themeColor="text1"/>
+        </w:rPr>
+        <w:t>microsoft.asc</w:t>
+      </w:r>
+      <w:proofErr w:type="spellEnd"/>
+      <w:r>
+        <w:rPr>
+          <w:rFonts w:ascii="Georgia Pro" w:eastAsia="Georgia Pro" w:hAnsi="Georgia Pro" w:cs="Georgia Pro"/>
+          <w:color w:val="000000" w:themeColor="text1"/>
+        </w:rPr>
+        <w:br/>
+      </w:r>
+      <w:r>
+        <w:rPr>
+          <w:rFonts w:ascii="Georgia Pro" w:eastAsia="Georgia Pro" w:hAnsi="Georgia Pro" w:cs="Georgia Pro"/>
+          <w:color w:val="000000" w:themeColor="text1"/>
+        </w:rPr>
+        <w:br/>
+        <w:t xml:space="preserve">curl https://packages.microsoft.com/config/ubuntu/22.04/prod.list | </w:t>
+      </w:r>
+      <w:proofErr w:type="spellStart"/>
+      <w:r>
+        <w:rPr>
+          <w:rFonts w:ascii="Georgia Pro" w:eastAsia="Georgia Pro" w:hAnsi="Georgia Pro" w:cs="Georgia Pro"/>
+          <w:color w:val="000000" w:themeColor="text1"/>
+        </w:rPr>
+        <w:t>sudo</w:t>
+      </w:r>
+      <w:proofErr w:type="spellEnd"/>
+      <w:r>
+        <w:rPr>
+          <w:rFonts w:ascii="Georgia Pro" w:eastAsia="Georgia Pro" w:hAnsi="Georgia Pro" w:cs="Georgia Pro"/>
+          <w:color w:val="000000" w:themeColor="text1"/>
+        </w:rPr>
+        <w:t xml:space="preserve"> tee /</w:t>
+      </w:r>
+      <w:proofErr w:type="spellStart"/>
+      <w:r>
+        <w:rPr>
+          <w:rFonts w:ascii="Georgia Pro" w:eastAsia="Georgia Pro" w:hAnsi="Georgia Pro" w:cs="Georgia Pro"/>
+          <w:color w:val="000000" w:themeColor="text1"/>
+        </w:rPr>
+        <w:t>etc</w:t>
+      </w:r>
+      <w:proofErr w:type="spellEnd"/>
+      <w:r>
+        <w:rPr>
+          <w:rFonts w:ascii="Georgia Pro" w:eastAsia="Georgia Pro" w:hAnsi="Georgia Pro" w:cs="Georgia Pro"/>
+          <w:color w:val="000000" w:themeColor="text1"/>
+        </w:rPr>
+        <w:t>/apt/</w:t>
+      </w:r>
+      <w:proofErr w:type="spellStart"/>
+      <w:r>
+        <w:rPr>
+          <w:rFonts w:ascii="Georgia Pro" w:eastAsia="Georgia Pro" w:hAnsi="Georgia Pro" w:cs="Georgia Pro"/>
+          <w:color w:val="000000" w:themeColor="text1"/>
+        </w:rPr>
+        <w:t>sources.list.d</w:t>
+      </w:r>
+      <w:proofErr w:type="spellEnd"/>
+      <w:r>
+        <w:rPr>
+          <w:rFonts w:ascii="Georgia Pro" w:eastAsia="Georgia Pro" w:hAnsi="Georgia Pro" w:cs="Georgia Pro"/>
+          <w:color w:val="000000" w:themeColor="text1"/>
+        </w:rPr>
+        <w:t>/</w:t>
+      </w:r>
+      <w:proofErr w:type="spellStart"/>
+      <w:r>
+        <w:rPr>
+          <w:rFonts w:ascii="Georgia Pro" w:eastAsia="Georgia Pro" w:hAnsi="Georgia Pro" w:cs="Georgia Pro"/>
+          <w:color w:val="000000" w:themeColor="text1"/>
+        </w:rPr>
+        <w:t>mssql-release.list</w:t>
+      </w:r>
+      <w:proofErr w:type="spellEnd"/>
+      <w:r>
+        <w:rPr>
+          <w:rFonts w:ascii="Georgia Pro" w:eastAsia="Georgia Pro" w:hAnsi="Georgia Pro" w:cs="Georgia Pro"/>
+          <w:color w:val="000000" w:themeColor="text1"/>
+        </w:rPr>
+        <w:br/>
+      </w:r>
+      <w:r>
+        <w:rPr>
+          <w:rFonts w:ascii="Georgia Pro" w:eastAsia="Georgia Pro" w:hAnsi="Georgia Pro" w:cs="Georgia Pro"/>
+          <w:color w:val="000000" w:themeColor="text1"/>
+        </w:rPr>
+        <w:br/>
+      </w:r>
+      <w:proofErr w:type="spellStart"/>
+      <w:r>
+        <w:rPr>
+          <w:rFonts w:ascii="Georgia Pro" w:eastAsia="Georgia Pro" w:hAnsi="Georgia Pro" w:cs="Georgia Pro"/>
+          <w:color w:val="000000" w:themeColor="text1"/>
+        </w:rPr>
+        <w:t>sudo</w:t>
+      </w:r>
+      <w:proofErr w:type="spellEnd"/>
+      <w:r>
+        <w:rPr>
+          <w:rFonts w:ascii="Georgia Pro" w:eastAsia="Georgia Pro" w:hAnsi="Georgia Pro" w:cs="Georgia Pro"/>
+          <w:color w:val="000000" w:themeColor="text1"/>
+        </w:rPr>
+        <w:t xml:space="preserve"> apt update</w:t>
+      </w:r>
+      <w:r>
+        <w:rPr>
+          <w:rFonts w:ascii="Georgia Pro" w:eastAsia="Georgia Pro" w:hAnsi="Georgia Pro" w:cs="Georgia Pro"/>
+          <w:color w:val="000000" w:themeColor="text1"/>
+        </w:rPr>
+        <w:br/>
+        <w:t>sud</w:t>
+      </w:r>
+      <w:proofErr w:type="spellStart"/>
+      <w:r>
+        <w:rPr>
+          <w:rFonts w:ascii="Georgia Pro" w:eastAsia="Georgia Pro" w:hAnsi="Georgia Pro" w:cs="Georgia Pro"/>
+          <w:color w:val="000000" w:themeColor="text1"/>
+        </w:rPr>
+        <w:t>o</w:t>
+      </w:r>
+      <w:proofErr w:type="spellEnd"/>
+      <w:r>
+        <w:rPr>
+          <w:rFonts w:ascii="Georgia Pro" w:eastAsia="Georgia Pro" w:hAnsi="Georgia Pro" w:cs="Georgia Pro"/>
+          <w:color w:val="000000" w:themeColor="text1"/>
+        </w:rPr>
+        <w:t xml:space="preserve"> ACCEPT_EULA=Y apt install -y \</w:t>
+      </w:r>
+      <w:r>
+        <w:rPr>
+          <w:rFonts w:ascii="Georgia Pro" w:eastAsia="Georgia Pro" w:hAnsi="Georgia Pro" w:cs="Georgia Pro"/>
+          <w:color w:val="000000" w:themeColor="text1"/>
+        </w:rPr>
+        <w:br/>
+        <w:t>mssql-tools18 \</w:t>
+      </w:r>
+      <w:r>
+        <w:rPr>
+          <w:rFonts w:ascii="Georgia Pro" w:eastAsia="Georgia Pro" w:hAnsi="Georgia Pro" w:cs="Georgia Pro"/>
+          <w:color w:val="000000" w:themeColor="text1"/>
+        </w:rPr>
+        <w:br/>
+      </w:r>
+      <w:proofErr w:type="spellStart"/>
+      <w:r>
+        <w:rPr>
+          <w:rFonts w:ascii="Georgia Pro" w:eastAsia="Georgia Pro" w:hAnsi="Georgia Pro" w:cs="Georgia Pro"/>
+          <w:color w:val="000000" w:themeColor="text1"/>
+        </w:rPr>
+        <w:t>unixodbc</w:t>
+      </w:r>
+      <w:proofErr w:type="spellEnd"/>
+      <w:r>
+        <w:rPr>
+          <w:rFonts w:ascii="Georgia Pro" w:eastAsia="Georgia Pro" w:hAnsi="Georgia Pro" w:cs="Georgia Pro"/>
+          <w:color w:val="000000" w:themeColor="text1"/>
+        </w:rPr>
+        <w:t>-dev \</w:t>
+      </w:r>
+      <w:r>
+        <w:rPr>
+          <w:rFonts w:ascii="Georgia Pro" w:eastAsia="Georgia Pro" w:hAnsi="Georgia Pro" w:cs="Georgia Pro"/>
+          <w:color w:val="000000" w:themeColor="text1"/>
+        </w:rPr>
+        <w:br/>
+        <w:t>msodbcsql18</w:t>
+      </w:r>
+      <w:r>
+        <w:rPr>
+          <w:rFonts w:ascii="Georgia Pro" w:eastAsia="Georgia Pro" w:hAnsi="Georgia Pro" w:cs="Georgia Pro"/>
+          <w:color w:val="000000" w:themeColor="text1"/>
+        </w:rPr>
+        <w:br/>
+        <w:t xml:space="preserve">pip3 install </w:t>
+      </w:r>
+      <w:proofErr w:type="spellStart"/>
+      <w:r>
+        <w:rPr>
+          <w:rFonts w:ascii="Georgia Pro" w:eastAsia="Georgia Pro" w:hAnsi="Georgia Pro" w:cs="Georgia Pro"/>
+          <w:color w:val="000000" w:themeColor="text1"/>
+        </w:rPr>
+        <w:t>pyodbc</w:t>
+      </w:r>
+      <w:proofErr w:type="spellEnd"/>
+      <w:r>
+        <w:rPr>
+          <w:rFonts w:ascii="Georgia Pro" w:eastAsia="Georgia Pro" w:hAnsi="Georgia Pro" w:cs="Georgia Pro"/>
+          <w:color w:val="000000" w:themeColor="text1"/>
+        </w:rPr>
+        <w:t>'</w:t>
+      </w:r>
+    </w:p>
+    <w:p>
+      <w:pPr>
+        <w:rPr>
+          <w:rFonts w:ascii="Georgia Pro" w:eastAsia="Georgia Pro" w:hAnsi="Georgia Pro" w:cs="Georgia Pro"/>
+          <w:color w:val="000000" w:themeColor="text1"/>
+        </w:rPr>
+      </w:pPr>
+      <w:r>
+        <w:rPr>
+          <w:rFonts w:ascii="Georgia Pro" w:eastAsia="Georgia Pro" w:hAnsi="Georgia Pro" w:cs="Georgia Pro"/>
+          <w:color w:val="000000" w:themeColor="text1"/>
+        </w:rPr>
+        <w:br w:type="page"/>
+      </w:r>
+    </w:p>
+    <w:p>
+      <w:pPr>
+        <w:spacing w:after="0" w:line="480" w:lineRule="auto"/>
+        <w:rPr>
+          <w:rFonts w:ascii="Georgia Pro" w:eastAsia="Georgia Pro" w:hAnsi="Georgia Pro" w:cs="Georgia Pro"/>
+          <w:color w:val="000000" w:themeColor="text1"/>
+        </w:rPr>
+      </w:pPr>
+      <w:r>
+        <w:rPr>
+          <w:rFonts w:ascii="Georgia Pro" w:eastAsia="Georgia Pro" w:hAnsi="Georgia Pro" w:cs="Georgia Pro"/>
+          <w:color w:val="000000" w:themeColor="text1"/>
+        </w:rPr>
+        <w:lastRenderedPageBreak/>
+        <w:t xml:space="preserve">Run </w:t>
+      </w:r>
+      <w:r>
+        <w:rPr>
+          <w:rFonts w:ascii="Georgia Pro" w:eastAsia="Georgia Pro" w:hAnsi="Georgia Pro" w:cs="Georgia Pro"/>
+          <w:color w:val="000000" w:themeColor="text1"/>
+        </w:rPr>
+        <w:t>for</w:t>
+      </w:r>
+      <w:r>
+        <w:rPr>
+          <w:rFonts w:ascii="Georgia Pro" w:eastAsia="Georgia Pro" w:hAnsi="Georgia Pro" w:cs="Georgia Pro"/>
+          <w:color w:val="000000" w:themeColor="text1"/>
+        </w:rPr>
+        <w:t xml:space="preserve"> VM2:</w:t>
+      </w:r>
+    </w:p>
+    <w:p>
+      <w:pPr>
+        <w:pBdr>
+          <w:top w:val="single" w:sz="4" w:space="1" w:color="auto"/>
+          <w:left w:val="single" w:sz="4" w:space="4" w:color="auto"/>
+          <w:bottom w:val="single" w:sz="4" w:space="1" w:color="auto"/>
+          <w:right w:val="single" w:sz="4" w:space="4" w:color="auto"/>
+        </w:pBdr>
+        <w:shd w:val="clear" w:color="auto" w:fill="F2F2F2" w:themeFill="background1" w:themeFillShade="F2"/>
+        <w:spacing w:after="0" w:line="480" w:lineRule="auto"/>
+        <w:rPr>
+          <w:rFonts w:ascii="Georgia Pro" w:eastAsia="Georgia Pro" w:hAnsi="Georgia Pro" w:cs="Georgia Pro"/>
+          <w:color w:val="000000" w:themeColor="text1"/>
+        </w:rPr>
+      </w:pPr>
+      <w:proofErr w:type="spellStart"/>
+      <w:r>
+        <w:rPr>
+          <w:rFonts w:ascii="Georgia Pro" w:eastAsia="Georgia Pro" w:hAnsi="Georgia Pro" w:cs="Georgia Pro"/>
+          <w:color w:val="000000" w:themeColor="text1"/>
+        </w:rPr>
+        <w:t>az</w:t>
+      </w:r>
+      <w:proofErr w:type="spellEnd"/>
+      <w:r>
+        <w:rPr>
+          <w:rFonts w:ascii="Georgia Pro" w:eastAsia="Georgia Pro" w:hAnsi="Georgia Pro" w:cs="Georgia Pro"/>
+          <w:color w:val="000000" w:themeColor="text1"/>
+        </w:rPr>
+        <w:t xml:space="preserve"> </w:t>
+      </w:r>
+      <w:proofErr w:type="spellStart"/>
+      <w:r>
+        <w:rPr>
+          <w:rFonts w:ascii="Georgia Pro" w:eastAsia="Georgia Pro" w:hAnsi="Georgia Pro" w:cs="Georgia Pro"/>
+          <w:color w:val="000000" w:themeColor="text1"/>
+        </w:rPr>
+        <w:t>vm</w:t>
+      </w:r>
+      <w:proofErr w:type="spellEnd"/>
+      <w:r>
+        <w:rPr>
+          <w:rFonts w:ascii="Georgia Pro" w:eastAsia="Georgia Pro" w:hAnsi="Georgia Pro" w:cs="Georgia Pro"/>
+          <w:color w:val="000000" w:themeColor="text1"/>
+        </w:rPr>
+        <w:t xml:space="preserve"> run-command invoke \</w:t>
+      </w:r>
+      <w:r>
+        <w:rPr>
+          <w:rFonts w:ascii="Georgia Pro" w:eastAsia="Georgia Pro" w:hAnsi="Georgia Pro" w:cs="Georgia Pro"/>
+          <w:color w:val="000000" w:themeColor="text1"/>
+        </w:rPr>
+        <w:br/>
+        <w:t>--resource-group $RESOURCE_GROUP \</w:t>
+      </w:r>
+      <w:r>
+        <w:rPr>
+          <w:rFonts w:ascii="Georgia Pro" w:eastAsia="Georgia Pro" w:hAnsi="Georgia Pro" w:cs="Georgia Pro"/>
+          <w:color w:val="000000" w:themeColor="text1"/>
+        </w:rPr>
+        <w:br/>
+        <w:t>--name $VM</w:t>
+      </w:r>
+      <w:r>
+        <w:rPr>
+          <w:rFonts w:ascii="Georgia Pro" w:eastAsia="Georgia Pro" w:hAnsi="Georgia Pro" w:cs="Georgia Pro"/>
+          <w:color w:val="000000" w:themeColor="text1"/>
+        </w:rPr>
+        <w:t>2</w:t>
+      </w:r>
+      <w:r>
+        <w:rPr>
+          <w:rFonts w:ascii="Georgia Pro" w:eastAsia="Georgia Pro" w:hAnsi="Georgia Pro" w:cs="Georgia Pro"/>
+          <w:color w:val="000000" w:themeColor="text1"/>
+        </w:rPr>
+        <w:t xml:space="preserve"> \</w:t>
+      </w:r>
+      <w:r>
+        <w:rPr>
+          <w:rFonts w:ascii="Georgia Pro" w:eastAsia="Georgia Pro" w:hAnsi="Georgia Pro" w:cs="Georgia Pro"/>
+          <w:color w:val="000000" w:themeColor="text1"/>
+        </w:rPr>
+        <w:br/>
+        <w:t xml:space="preserve">--command-id </w:t>
+      </w:r>
+      <w:proofErr w:type="spellStart"/>
+      <w:r>
+        <w:rPr>
+          <w:rFonts w:ascii="Georgia Pro" w:eastAsia="Georgia Pro" w:hAnsi="Georgia Pro" w:cs="Georgia Pro"/>
+          <w:color w:val="000000" w:themeColor="text1"/>
+        </w:rPr>
+        <w:t>RunShellScript</w:t>
+      </w:r>
+      <w:proofErr w:type="spellEnd"/>
+      <w:r>
+        <w:rPr>
+          <w:rFonts w:ascii="Georgia Pro" w:eastAsia="Georgia Pro" w:hAnsi="Georgia Pro" w:cs="Georgia Pro"/>
+          <w:color w:val="000000" w:themeColor="text1"/>
+        </w:rPr>
+        <w:t xml:space="preserve"> \</w:t>
+      </w:r>
+      <w:r>
+        <w:rPr>
+          <w:rFonts w:ascii="Georgia Pro" w:eastAsia="Georgia Pro" w:hAnsi="Georgia Pro" w:cs="Georgia Pro"/>
+          <w:color w:val="000000" w:themeColor="text1"/>
+        </w:rPr>
+        <w:br/>
+        <w:t>--scripts '</w:t>
+      </w:r>
+      <w:r>
+        <w:rPr>
+          <w:rFonts w:ascii="Georgia Pro" w:eastAsia="Georgia Pro" w:hAnsi="Georgia Pro" w:cs="Georgia Pro"/>
+          <w:color w:val="000000" w:themeColor="text1"/>
+        </w:rPr>
+        <w:br/>
+      </w:r>
+      <w:proofErr w:type="spellStart"/>
+      <w:r>
+        <w:rPr>
+          <w:rFonts w:ascii="Georgia Pro" w:eastAsia="Georgia Pro" w:hAnsi="Georgia Pro" w:cs="Georgia Pro"/>
+          <w:color w:val="000000" w:themeColor="text1"/>
+        </w:rPr>
+        <w:t>sudo</w:t>
+      </w:r>
+      <w:proofErr w:type="spellEnd"/>
+      <w:r>
+        <w:rPr>
+          <w:rFonts w:ascii="Georgia Pro" w:eastAsia="Georgia Pro" w:hAnsi="Georgia Pro" w:cs="Georgia Pro"/>
+          <w:color w:val="000000" w:themeColor="text1"/>
+        </w:rPr>
+        <w:t xml:space="preserve"> apt update</w:t>
+      </w:r>
+      <w:r>
+        <w:rPr>
+          <w:rFonts w:ascii="Georgia Pro" w:eastAsia="Georgia Pro" w:hAnsi="Georgia Pro" w:cs="Georgia Pro"/>
+          <w:color w:val="000000" w:themeColor="text1"/>
+        </w:rPr>
+        <w:br/>
+      </w:r>
+      <w:r>
+        <w:rPr>
+          <w:rFonts w:ascii="Georgia Pro" w:eastAsia="Georgia Pro" w:hAnsi="Georgia Pro" w:cs="Georgia Pro"/>
+          <w:color w:val="000000" w:themeColor="text1"/>
+        </w:rPr>
+        <w:br/>
+      </w:r>
+      <w:proofErr w:type="spellStart"/>
+      <w:r>
+        <w:rPr>
+          <w:rFonts w:ascii="Georgia Pro" w:eastAsia="Georgia Pro" w:hAnsi="Georgia Pro" w:cs="Georgia Pro"/>
+          <w:color w:val="000000" w:themeColor="text1"/>
+        </w:rPr>
+        <w:t>sudo</w:t>
+      </w:r>
+      <w:proofErr w:type="spellEnd"/>
+      <w:r>
+        <w:rPr>
+          <w:rFonts w:ascii="Georgia Pro" w:eastAsia="Georgia Pro" w:hAnsi="Georgia Pro" w:cs="Georgia Pro"/>
+          <w:color w:val="000000" w:themeColor="text1"/>
+        </w:rPr>
+        <w:t xml:space="preserve"> apt install python3-pip -y</w:t>
+      </w:r>
+      <w:r>
+        <w:rPr>
+          <w:rFonts w:ascii="Georgia Pro" w:eastAsia="Georgia Pro" w:hAnsi="Georgia Pro" w:cs="Georgia Pro"/>
+          <w:color w:val="000000" w:themeColor="text1"/>
+        </w:rPr>
+        <w:br/>
+      </w:r>
+      <w:proofErr w:type="spellStart"/>
+      <w:r>
+        <w:rPr>
+          <w:rFonts w:ascii="Georgia Pro" w:eastAsia="Georgia Pro" w:hAnsi="Georgia Pro" w:cs="Georgia Pro"/>
+          <w:color w:val="000000" w:themeColor="text1"/>
+        </w:rPr>
+        <w:t>sudo</w:t>
+      </w:r>
+      <w:proofErr w:type="spellEnd"/>
+      <w:r>
+        <w:rPr>
+          <w:rFonts w:ascii="Georgia Pro" w:eastAsia="Georgia Pro" w:hAnsi="Georgia Pro" w:cs="Georgia Pro"/>
+          <w:color w:val="000000" w:themeColor="text1"/>
+        </w:rPr>
+        <w:t xml:space="preserve"> apt install curl apt-transport-https gnupg2 -y</w:t>
+      </w:r>
+      <w:r>
+        <w:rPr>
+          <w:rFonts w:ascii="Georgia Pro" w:eastAsia="Georgia Pro" w:hAnsi="Georgia Pro" w:cs="Georgia Pro"/>
+          <w:color w:val="000000" w:themeColor="text1"/>
+        </w:rPr>
+        <w:br/>
+      </w:r>
+      <w:r>
+        <w:rPr>
+          <w:rFonts w:ascii="Georgia Pro" w:eastAsia="Georgia Pro" w:hAnsi="Georgia Pro" w:cs="Georgia Pro"/>
+          <w:color w:val="000000" w:themeColor="text1"/>
+        </w:rPr>
+        <w:br/>
+        <w:t xml:space="preserve">curl https://packages.microsoft.com/keys/microsoft.asc | </w:t>
+      </w:r>
+      <w:proofErr w:type="spellStart"/>
+      <w:r>
+        <w:rPr>
+          <w:rFonts w:ascii="Georgia Pro" w:eastAsia="Georgia Pro" w:hAnsi="Georgia Pro" w:cs="Georgia Pro"/>
+          <w:color w:val="000000" w:themeColor="text1"/>
+        </w:rPr>
+        <w:t>sudo</w:t>
+      </w:r>
+      <w:proofErr w:type="spellEnd"/>
+      <w:r>
+        <w:rPr>
+          <w:rFonts w:ascii="Georgia Pro" w:eastAsia="Georgia Pro" w:hAnsi="Georgia Pro" w:cs="Georgia Pro"/>
+          <w:color w:val="000000" w:themeColor="text1"/>
+        </w:rPr>
+        <w:t xml:space="preserve"> tee /</w:t>
+      </w:r>
+      <w:proofErr w:type="spellStart"/>
+      <w:r>
+        <w:rPr>
+          <w:rFonts w:ascii="Georgia Pro" w:eastAsia="Georgia Pro" w:hAnsi="Georgia Pro" w:cs="Georgia Pro"/>
+          <w:color w:val="000000" w:themeColor="text1"/>
+        </w:rPr>
+        <w:t>etc</w:t>
+      </w:r>
+      <w:proofErr w:type="spellEnd"/>
+      <w:r>
+        <w:rPr>
+          <w:rFonts w:ascii="Georgia Pro" w:eastAsia="Georgia Pro" w:hAnsi="Georgia Pro" w:cs="Georgia Pro"/>
+          <w:color w:val="000000" w:themeColor="text1"/>
+        </w:rPr>
+        <w:t>/apt/</w:t>
+      </w:r>
+      <w:proofErr w:type="spellStart"/>
+      <w:r>
+        <w:rPr>
+          <w:rFonts w:ascii="Georgia Pro" w:eastAsia="Georgia Pro" w:hAnsi="Georgia Pro" w:cs="Georgia Pro"/>
+          <w:color w:val="000000" w:themeColor="text1"/>
+        </w:rPr>
+        <w:t>trusted.gpg.d</w:t>
+      </w:r>
+      <w:proofErr w:type="spellEnd"/>
+      <w:r>
+        <w:rPr>
+          <w:rFonts w:ascii="Georgia Pro" w:eastAsia="Georgia Pro" w:hAnsi="Georgia Pro" w:cs="Georgia Pro"/>
+          <w:color w:val="000000" w:themeColor="text1"/>
+        </w:rPr>
+        <w:t>/</w:t>
+      </w:r>
+      <w:proofErr w:type="spellStart"/>
+      <w:r>
+        <w:rPr>
+          <w:rFonts w:ascii="Georgia Pro" w:eastAsia="Georgia Pro" w:hAnsi="Georgia Pro" w:cs="Georgia Pro"/>
+          <w:color w:val="000000" w:themeColor="text1"/>
+        </w:rPr>
+        <w:t>microsoft.asc</w:t>
+      </w:r>
+      <w:proofErr w:type="spellEnd"/>
+      <w:r>
+        <w:rPr>
+          <w:rFonts w:ascii="Georgia Pro" w:eastAsia="Georgia Pro" w:hAnsi="Georgia Pro" w:cs="Georgia Pro"/>
+          <w:color w:val="000000" w:themeColor="text1"/>
+        </w:rPr>
+        <w:br/>
+      </w:r>
+      <w:r>
+        <w:rPr>
+          <w:rFonts w:ascii="Georgia Pro" w:eastAsia="Georgia Pro" w:hAnsi="Georgia Pro" w:cs="Georgia Pro"/>
+          <w:color w:val="000000" w:themeColor="text1"/>
+        </w:rPr>
+        <w:br/>
+        <w:t xml:space="preserve">curl https://packages.microsoft.com/config/ubuntu/22.04/prod.list | </w:t>
+      </w:r>
+      <w:proofErr w:type="spellStart"/>
+      <w:r>
+        <w:rPr>
+          <w:rFonts w:ascii="Georgia Pro" w:eastAsia="Georgia Pro" w:hAnsi="Georgia Pro" w:cs="Georgia Pro"/>
+          <w:color w:val="000000" w:themeColor="text1"/>
+        </w:rPr>
+        <w:t>sudo</w:t>
+      </w:r>
+      <w:proofErr w:type="spellEnd"/>
+      <w:r>
+        <w:rPr>
+          <w:rFonts w:ascii="Georgia Pro" w:eastAsia="Georgia Pro" w:hAnsi="Georgia Pro" w:cs="Georgia Pro"/>
+          <w:color w:val="000000" w:themeColor="text1"/>
+        </w:rPr>
+        <w:t xml:space="preserve"> tee /</w:t>
+      </w:r>
+      <w:proofErr w:type="spellStart"/>
+      <w:r>
+        <w:rPr>
+          <w:rFonts w:ascii="Georgia Pro" w:eastAsia="Georgia Pro" w:hAnsi="Georgia Pro" w:cs="Georgia Pro"/>
+          <w:color w:val="000000" w:themeColor="text1"/>
+        </w:rPr>
+        <w:t>etc</w:t>
+      </w:r>
+      <w:proofErr w:type="spellEnd"/>
+      <w:r>
+        <w:rPr>
+          <w:rFonts w:ascii="Georgia Pro" w:eastAsia="Georgia Pro" w:hAnsi="Georgia Pro" w:cs="Georgia Pro"/>
+          <w:color w:val="000000" w:themeColor="text1"/>
+        </w:rPr>
+        <w:t>/apt/</w:t>
+      </w:r>
+      <w:proofErr w:type="spellStart"/>
+      <w:r>
+        <w:rPr>
+          <w:rFonts w:ascii="Georgia Pro" w:eastAsia="Georgia Pro" w:hAnsi="Georgia Pro" w:cs="Georgia Pro"/>
+          <w:color w:val="000000" w:themeColor="text1"/>
+        </w:rPr>
+        <w:t>sources.list.d</w:t>
+      </w:r>
+      <w:proofErr w:type="spellEnd"/>
+      <w:r>
+        <w:rPr>
+          <w:rFonts w:ascii="Georgia Pro" w:eastAsia="Georgia Pro" w:hAnsi="Georgia Pro" w:cs="Georgia Pro"/>
+          <w:color w:val="000000" w:themeColor="text1"/>
+        </w:rPr>
+        <w:t>/</w:t>
+      </w:r>
+      <w:proofErr w:type="spellStart"/>
+      <w:r>
+        <w:rPr>
+          <w:rFonts w:ascii="Georgia Pro" w:eastAsia="Georgia Pro" w:hAnsi="Georgia Pro" w:cs="Georgia Pro"/>
+          <w:color w:val="000000" w:themeColor="text1"/>
+        </w:rPr>
+        <w:t>mssql-release.list</w:t>
+      </w:r>
+      <w:proofErr w:type="spellEnd"/>
+      <w:r>
+        <w:rPr>
+          <w:rFonts w:ascii="Georgia Pro" w:eastAsia="Georgia Pro" w:hAnsi="Georgia Pro" w:cs="Georgia Pro"/>
+          <w:color w:val="000000" w:themeColor="text1"/>
+        </w:rPr>
+        <w:br/>
+      </w:r>
+      <w:r>
+        <w:rPr>
+          <w:rFonts w:ascii="Georgia Pro" w:eastAsia="Georgia Pro" w:hAnsi="Georgia Pro" w:cs="Georgia Pro"/>
+          <w:color w:val="000000" w:themeColor="text1"/>
+        </w:rPr>
+        <w:br/>
+      </w:r>
+      <w:proofErr w:type="spellStart"/>
+      <w:r>
+        <w:rPr>
+          <w:rFonts w:ascii="Georgia Pro" w:eastAsia="Georgia Pro" w:hAnsi="Georgia Pro" w:cs="Georgia Pro"/>
+          <w:color w:val="000000" w:themeColor="text1"/>
+        </w:rPr>
+        <w:t>sudo</w:t>
+      </w:r>
+      <w:proofErr w:type="spellEnd"/>
+      <w:r>
+        <w:rPr>
+          <w:rFonts w:ascii="Georgia Pro" w:eastAsia="Georgia Pro" w:hAnsi="Georgia Pro" w:cs="Georgia Pro"/>
+          <w:color w:val="000000" w:themeColor="text1"/>
+        </w:rPr>
+        <w:t xml:space="preserve"> apt update</w:t>
+      </w:r>
+      <w:r>
+        <w:rPr>
+          <w:rFonts w:ascii="Georgia Pro" w:eastAsia="Georgia Pro" w:hAnsi="Georgia Pro" w:cs="Georgia Pro"/>
+          <w:color w:val="000000" w:themeColor="text1"/>
+        </w:rPr>
+        <w:br/>
+      </w:r>
+      <w:proofErr w:type="spellStart"/>
+      <w:r>
+        <w:rPr>
+          <w:rFonts w:ascii="Georgia Pro" w:eastAsia="Georgia Pro" w:hAnsi="Georgia Pro" w:cs="Georgia Pro"/>
+          <w:color w:val="000000" w:themeColor="text1"/>
+        </w:rPr>
+        <w:t>sudo</w:t>
+      </w:r>
+      <w:proofErr w:type="spellEnd"/>
+      <w:r>
+        <w:rPr>
+          <w:rFonts w:ascii="Georgia Pro" w:eastAsia="Georgia Pro" w:hAnsi="Georgia Pro" w:cs="Georgia Pro"/>
+          <w:color w:val="000000" w:themeColor="text1"/>
+        </w:rPr>
+        <w:t xml:space="preserve"> ACCEPT_EULA=Y apt install -y \</w:t>
+      </w:r>
+      <w:r>
+        <w:rPr>
+          <w:rFonts w:ascii="Georgia Pro" w:eastAsia="Georgia Pro" w:hAnsi="Georgia Pro" w:cs="Georgia Pro"/>
+          <w:color w:val="000000" w:themeColor="text1"/>
+        </w:rPr>
+        <w:br/>
+        <w:t>mssql-tools18 \</w:t>
+      </w:r>
+      <w:r>
+        <w:rPr>
+          <w:rFonts w:ascii="Georgia Pro" w:eastAsia="Georgia Pro" w:hAnsi="Georgia Pro" w:cs="Georgia Pro"/>
+          <w:color w:val="000000" w:themeColor="text1"/>
+        </w:rPr>
+        <w:br/>
+      </w:r>
+      <w:proofErr w:type="spellStart"/>
+      <w:r>
+        <w:rPr>
+          <w:rFonts w:ascii="Georgia Pro" w:eastAsia="Georgia Pro" w:hAnsi="Georgia Pro" w:cs="Georgia Pro"/>
+          <w:color w:val="000000" w:themeColor="text1"/>
+        </w:rPr>
+        <w:t>unixodbc</w:t>
+      </w:r>
+      <w:proofErr w:type="spellEnd"/>
+      <w:r>
+        <w:rPr>
+          <w:rFonts w:ascii="Georgia Pro" w:eastAsia="Georgia Pro" w:hAnsi="Georgia Pro" w:cs="Georgia Pro"/>
+          <w:color w:val="000000" w:themeColor="text1"/>
+        </w:rPr>
+        <w:t>-dev \</w:t>
+      </w:r>
+      <w:r>
+        <w:rPr>
+          <w:rFonts w:ascii="Georgia Pro" w:eastAsia="Georgia Pro" w:hAnsi="Georgia Pro" w:cs="Georgia Pro"/>
+          <w:color w:val="000000" w:themeColor="text1"/>
+        </w:rPr>
+        <w:br/>
+        <w:t>msodbcsql18</w:t>
+      </w:r>
+      <w:r>
+        <w:rPr>
+          <w:rFonts w:ascii="Georgia Pro" w:eastAsia="Georgia Pro" w:hAnsi="Georgia Pro" w:cs="Georgia Pro"/>
+          <w:color w:val="000000" w:themeColor="text1"/>
+        </w:rPr>
+        <w:br/>
+        <w:t xml:space="preserve">pip3 install </w:t>
+      </w:r>
+      <w:proofErr w:type="spellStart"/>
+      <w:r>
+        <w:rPr>
+          <w:rFonts w:ascii="Georgia Pro" w:eastAsia="Georgia Pro" w:hAnsi="Georgia Pro" w:cs="Georgia Pro"/>
+          <w:color w:val="000000" w:themeColor="text1"/>
+        </w:rPr>
+        <w:t>pyodbc</w:t>
+      </w:r>
+      <w:proofErr w:type="spellEnd"/>
+      <w:r>
+        <w:rPr>
+          <w:rFonts w:ascii="Georgia Pro" w:eastAsia="Georgia Pro" w:hAnsi="Georgia Pro" w:cs="Georgia Pro"/>
+          <w:color w:val="000000" w:themeColor="text1"/>
+        </w:rPr>
+        <w:t>'</w:t>
+      </w:r>
+    </w:p>
+    <w:p>
+      <w:pPr>
+        <w:spacing w:after="0" w:line="480" w:lineRule="auto"/>
+        <w:rPr>
+          <w:rFonts w:ascii="Georgia Pro" w:eastAsia="Georgia Pro" w:hAnsi="Georgia Pro" w:cs="Georgia Pro"/>
+          <w:color w:val="000000" w:themeColor="text1"/>
+        </w:rPr>
+      </w:pPr>
+    </w:p>
+    <w:p>
+      <w:pPr>
+        <w:spacing w:after="0" w:line="480" w:lineRule="auto"/>
+        <w:rPr>
+          <w:rFonts w:ascii="Georgia Pro" w:eastAsia="Georgia Pro" w:hAnsi="Georgia Pro" w:cs="Georgia Pro"/>
+          <w:color w:val="000000" w:themeColor="text1"/>
+        </w:rPr>
+      </w:pPr>
+    </w:p>
+    <w:p>
+      <w:pPr>
+        <w:spacing w:after="0" w:line="480" w:lineRule="auto"/>
+        <w:rPr>
+          <w:rFonts w:ascii="Georgia Pro" w:eastAsia="Georgia Pro" w:hAnsi="Georgia Pro" w:cs="Georgia Pro"/>
+          <w:color w:val="000000" w:themeColor="text1"/>
+        </w:rPr>
+      </w:pPr>
+    </w:p>
+    <w:p>
+      <w:pPr>
+        <w:spacing w:after="0" w:line="480" w:lineRule="auto"/>
+        <w:rPr>
+          <w:rFonts w:ascii="Georgia Pro" w:eastAsia="Georgia Pro" w:hAnsi="Georgia Pro" w:cs="Georgia Pro"/>
+          <w:color w:val="000000" w:themeColor="text1"/>
+        </w:rPr>
+      </w:pPr>
+    </w:p>
+    <w:p>
+      <w:pPr>
+        <w:spacing w:after="0" w:line="480" w:lineRule="auto"/>
+        <w:rPr>
+          <w:rFonts w:ascii="Georgia Pro" w:eastAsia="Georgia Pro" w:hAnsi="Georgia Pro" w:cs="Georgia Pro"/>
+          <w:color w:val="000000" w:themeColor="text1"/>
+        </w:rPr>
+      </w:pPr>
+    </w:p>
+    <w:p>
+      <w:pPr>
+        <w:spacing w:after="0" w:line="480" w:lineRule="auto"/>
+        <w:rPr>
+          <w:rFonts w:ascii="Georgia Pro" w:eastAsia="Georgia Pro" w:hAnsi="Georgia Pro" w:cs="Georgia Pro"/>
+          <w:b/>
+          <w:bCs/>
+          <w:color w:val="000000" w:themeColor="text1"/>
+        </w:rPr>
+      </w:pPr>
+      <w:r>
+        <w:rPr>
+          <w:rFonts w:ascii="Georgia Pro" w:eastAsia="Georgia Pro" w:hAnsi="Georgia Pro" w:cs="Georgia Pro"/>
+          <w:b/>
+          <w:bCs/>
+          <w:color w:val="000000" w:themeColor="text1"/>
+        </w:rPr>
+        <w:lastRenderedPageBreak/>
+        <w:t>Step 17: Connect to SQL Database</w:t>
+      </w:r>
+    </w:p>
+    <w:p>
+      <w:pPr>
+        <w:pBdr>
+          <w:top w:val="single" w:sz="4" w:space="1" w:color="auto"/>
+          <w:left w:val="single" w:sz="4" w:space="4" w:color="auto"/>
+          <w:bottom w:val="single" w:sz="4" w:space="1" w:color="auto"/>
+          <w:right w:val="single" w:sz="4" w:space="4" w:color="auto"/>
+        </w:pBdr>
+        <w:shd w:val="clear" w:color="auto" w:fill="F2F2F2" w:themeFill="background1" w:themeFillShade="F2"/>
+        <w:spacing w:after="0" w:line="480" w:lineRule="auto"/>
+        <w:rPr>
+          <w:rFonts w:ascii="Georgia Pro" w:eastAsia="Georgia Pro" w:hAnsi="Georgia Pro" w:cs="Georgia Pro"/>
+          <w:color w:val="000000" w:themeColor="text1"/>
+        </w:rPr>
+      </w:pPr>
+      <w:proofErr w:type="spellStart"/>
+      <w:r>
+        <w:rPr>
+          <w:rFonts w:ascii="Georgia Pro" w:eastAsia="Georgia Pro" w:hAnsi="Georgia Pro" w:cs="Georgia Pro"/>
+          <w:color w:val="000000" w:themeColor="text1"/>
+        </w:rPr>
+        <w:t>az</w:t>
+      </w:r>
+      <w:proofErr w:type="spellEnd"/>
+      <w:r>
+        <w:rPr>
+          <w:rFonts w:ascii="Georgia Pro" w:eastAsia="Georgia Pro" w:hAnsi="Georgia Pro" w:cs="Georgia Pro"/>
+          <w:color w:val="000000" w:themeColor="text1"/>
+        </w:rPr>
+        <w:t xml:space="preserve"> </w:t>
+      </w:r>
+      <w:proofErr w:type="spellStart"/>
+      <w:r>
+        <w:rPr>
+          <w:rFonts w:ascii="Georgia Pro" w:eastAsia="Georgia Pro" w:hAnsi="Georgia Pro" w:cs="Georgia Pro"/>
+          <w:color w:val="000000" w:themeColor="text1"/>
+        </w:rPr>
+        <w:t>vm</w:t>
+      </w:r>
+      <w:proofErr w:type="spellEnd"/>
+      <w:r>
+        <w:rPr>
+          <w:rFonts w:ascii="Georgia Pro" w:eastAsia="Georgia Pro" w:hAnsi="Georgia Pro" w:cs="Georgia Pro"/>
+          <w:color w:val="000000" w:themeColor="text1"/>
+        </w:rPr>
+        <w:t xml:space="preserve"> </w:t>
+      </w:r>
+      <w:proofErr w:type="gramStart"/>
+      <w:r>
+        <w:rPr>
+          <w:rFonts w:ascii="Georgia Pro" w:eastAsia="Georgia Pro" w:hAnsi="Georgia Pro" w:cs="Georgia Pro"/>
+          <w:color w:val="000000" w:themeColor="text1"/>
+        </w:rPr>
+        <w:t>run-command</w:t>
+      </w:r>
+      <w:proofErr w:type="gramEnd"/>
+      <w:r>
+        <w:rPr>
+          <w:rFonts w:ascii="Georgia Pro" w:eastAsia="Georgia Pro" w:hAnsi="Georgia Pro" w:cs="Georgia Pro"/>
+          <w:color w:val="000000" w:themeColor="text1"/>
+        </w:rPr>
+        <w:t xml:space="preserve"> invoke \</w:t>
+      </w:r>
+    </w:p>
+    <w:p>
+      <w:pPr>
+        <w:pBdr>
+          <w:top w:val="single" w:sz="4" w:space="1" w:color="auto"/>
+          <w:left w:val="single" w:sz="4" w:space="4" w:color="auto"/>
+          <w:bottom w:val="single" w:sz="4" w:space="1" w:color="auto"/>
+          <w:right w:val="single" w:sz="4" w:space="4" w:color="auto"/>
+        </w:pBdr>
+        <w:shd w:val="clear" w:color="auto" w:fill="F2F2F2" w:themeFill="background1" w:themeFillShade="F2"/>
+        <w:spacing w:after="0" w:line="480" w:lineRule="auto"/>
+        <w:rPr>
+          <w:rFonts w:ascii="Georgia Pro" w:eastAsia="Georgia Pro" w:hAnsi="Georgia Pro" w:cs="Georgia Pro"/>
+          <w:color w:val="000000" w:themeColor="text1"/>
+        </w:rPr>
+      </w:pPr>
+      <w:r>
+        <w:rPr>
+          <w:rFonts w:ascii="Georgia Pro" w:eastAsia="Georgia Pro" w:hAnsi="Georgia Pro" w:cs="Georgia Pro"/>
+          <w:color w:val="000000" w:themeColor="text1"/>
+        </w:rPr>
+        <w:t xml:space="preserve">  -g $RESOURCE_GROUP \</w:t>
+      </w:r>
+    </w:p>
+    <w:p>
+      <w:pPr>
+        <w:pBdr>
+          <w:top w:val="single" w:sz="4" w:space="1" w:color="auto"/>
+          <w:left w:val="single" w:sz="4" w:space="4" w:color="auto"/>
+          <w:bottom w:val="single" w:sz="4" w:space="1" w:color="auto"/>
+          <w:right w:val="single" w:sz="4" w:space="4" w:color="auto"/>
+        </w:pBdr>
+        <w:shd w:val="clear" w:color="auto" w:fill="F2F2F2" w:themeFill="background1" w:themeFillShade="F2"/>
+        <w:spacing w:after="0" w:line="480" w:lineRule="auto"/>
+        <w:rPr>
+          <w:rFonts w:ascii="Georgia Pro" w:eastAsia="Georgia Pro" w:hAnsi="Georgia Pro" w:cs="Georgia Pro"/>
+          <w:color w:val="000000" w:themeColor="text1"/>
+        </w:rPr>
+      </w:pPr>
+      <w:r>
+        <w:rPr>
+          <w:rFonts w:ascii="Georgia Pro" w:eastAsia="Georgia Pro" w:hAnsi="Georgia Pro" w:cs="Georgia Pro"/>
+          <w:color w:val="000000" w:themeColor="text1"/>
+        </w:rPr>
+        <w:t xml:space="preserve">  -n $VM1 \</w:t>
+      </w:r>
+    </w:p>
+    <w:p>
+      <w:pPr>
+        <w:pBdr>
+          <w:top w:val="single" w:sz="4" w:space="1" w:color="auto"/>
+          <w:left w:val="single" w:sz="4" w:space="4" w:color="auto"/>
+          <w:bottom w:val="single" w:sz="4" w:space="1" w:color="auto"/>
+          <w:right w:val="single" w:sz="4" w:space="4" w:color="auto"/>
+        </w:pBdr>
+        <w:shd w:val="clear" w:color="auto" w:fill="F2F2F2" w:themeFill="background1" w:themeFillShade="F2"/>
+        <w:spacing w:after="0" w:line="480" w:lineRule="auto"/>
+        <w:rPr>
+          <w:rFonts w:ascii="Georgia Pro" w:eastAsia="Georgia Pro" w:hAnsi="Georgia Pro" w:cs="Georgia Pro"/>
+          <w:color w:val="000000" w:themeColor="text1"/>
+        </w:rPr>
+      </w:pPr>
+      <w:r>
+        <w:rPr>
+          <w:rFonts w:ascii="Georgia Pro" w:eastAsia="Georgia Pro" w:hAnsi="Georgia Pro" w:cs="Georgia Pro"/>
+          <w:color w:val="000000" w:themeColor="text1"/>
+        </w:rPr>
+        <w:t xml:space="preserve">  --command-id </w:t>
+      </w:r>
+      <w:proofErr w:type="spellStart"/>
+      <w:r>
+        <w:rPr>
+          <w:rFonts w:ascii="Georgia Pro" w:eastAsia="Georgia Pro" w:hAnsi="Georgia Pro" w:cs="Georgia Pro"/>
+          <w:color w:val="000000" w:themeColor="text1"/>
+        </w:rPr>
+        <w:t>RunShellScript</w:t>
+      </w:r>
+      <w:proofErr w:type="spellEnd"/>
+      <w:r>
+        <w:rPr>
+          <w:rFonts w:ascii="Georgia Pro" w:eastAsia="Georgia Pro" w:hAnsi="Georgia Pro" w:cs="Georgia Pro"/>
+          <w:color w:val="000000" w:themeColor="text1"/>
+        </w:rPr>
+        <w:t xml:space="preserve"> \</w:t>
+      </w:r>
+    </w:p>
+    <w:p>
+      <w:pPr>
+        <w:pBdr>
+          <w:top w:val="single" w:sz="4" w:space="1" w:color="auto"/>
+          <w:left w:val="single" w:sz="4" w:space="4" w:color="auto"/>
+          <w:bottom w:val="single" w:sz="4" w:space="1" w:color="auto"/>
+          <w:right w:val="single" w:sz="4" w:space="4" w:color="auto"/>
+        </w:pBdr>
+        <w:shd w:val="clear" w:color="auto" w:fill="F2F2F2" w:themeFill="background1" w:themeFillShade="F2"/>
+        <w:spacing w:after="0" w:line="480" w:lineRule="auto"/>
+        <w:rPr>
+          <w:rFonts w:ascii="Georgia Pro" w:eastAsia="Georgia Pro" w:hAnsi="Georgia Pro" w:cs="Georgia Pro"/>
+          <w:color w:val="000000" w:themeColor="text1"/>
+        </w:rPr>
+      </w:pPr>
+      <w:r>
+        <w:rPr>
+          <w:rFonts w:ascii="Georgia Pro" w:eastAsia="Georgia Pro" w:hAnsi="Georgia Pro" w:cs="Georgia Pro"/>
+          <w:color w:val="000000" w:themeColor="text1"/>
+        </w:rPr>
+        <w:t xml:space="preserve">  --scripts "</w:t>
+      </w:r>
+    </w:p>
+    <w:p>
+      <w:pPr>
+        <w:pBdr>
+          <w:top w:val="single" w:sz="4" w:space="1" w:color="auto"/>
+          <w:left w:val="single" w:sz="4" w:space="4" w:color="auto"/>
+          <w:bottom w:val="single" w:sz="4" w:space="1" w:color="auto"/>
+          <w:right w:val="single" w:sz="4" w:space="4" w:color="auto"/>
+        </w:pBdr>
+        <w:shd w:val="clear" w:color="auto" w:fill="F2F2F2" w:themeFill="background1" w:themeFillShade="F2"/>
+        <w:spacing w:after="0" w:line="480" w:lineRule="auto"/>
+        <w:rPr>
+          <w:rFonts w:ascii="Georgia Pro" w:eastAsia="Georgia Pro" w:hAnsi="Georgia Pro" w:cs="Georgia Pro"/>
+          <w:color w:val="000000" w:themeColor="text1"/>
+        </w:rPr>
+      </w:pPr>
+      <w:r>
+        <w:rPr>
+          <w:rFonts w:ascii="Georgia Pro" w:eastAsia="Georgia Pro" w:hAnsi="Georgia Pro" w:cs="Georgia Pro"/>
+          <w:color w:val="000000" w:themeColor="text1"/>
+        </w:rPr>
+        <w:t>/opt/mssql-tools18/bin/</w:t>
+      </w:r>
+      <w:proofErr w:type="spellStart"/>
+      <w:r>
+        <w:rPr>
+          <w:rFonts w:ascii="Georgia Pro" w:eastAsia="Georgia Pro" w:hAnsi="Georgia Pro" w:cs="Georgia Pro"/>
+          <w:color w:val="000000" w:themeColor="text1"/>
+        </w:rPr>
+        <w:t>sqlcmd</w:t>
+      </w:r>
+      <w:proofErr w:type="spellEnd"/>
+      <w:r>
+        <w:rPr>
+          <w:rFonts w:ascii="Georgia Pro" w:eastAsia="Georgia Pro" w:hAnsi="Georgia Pro" w:cs="Georgia Pro"/>
+          <w:color w:val="000000" w:themeColor="text1"/>
+        </w:rPr>
+        <w:t xml:space="preserve"> \</w:t>
+      </w:r>
+    </w:p>
+    <w:p>
+      <w:pPr>
+        <w:pBdr>
+          <w:top w:val="single" w:sz="4" w:space="1" w:color="auto"/>
+          <w:left w:val="single" w:sz="4" w:space="4" w:color="auto"/>
+          <w:bottom w:val="single" w:sz="4" w:space="1" w:color="auto"/>
+          <w:right w:val="single" w:sz="4" w:space="4" w:color="auto"/>
+        </w:pBdr>
+        <w:shd w:val="clear" w:color="auto" w:fill="F2F2F2" w:themeFill="background1" w:themeFillShade="F2"/>
+        <w:spacing w:after="0" w:line="480" w:lineRule="auto"/>
+        <w:rPr>
+          <w:rFonts w:ascii="Georgia Pro" w:eastAsia="Georgia Pro" w:hAnsi="Georgia Pro" w:cs="Georgia Pro"/>
+          <w:color w:val="000000" w:themeColor="text1"/>
+        </w:rPr>
+      </w:pPr>
+      <w:r>
+        <w:rPr>
+          <w:rFonts w:ascii="Georgia Pro" w:eastAsia="Georgia Pro" w:hAnsi="Georgia Pro" w:cs="Georgia Pro"/>
+          <w:color w:val="000000" w:themeColor="text1"/>
+        </w:rPr>
+        <w:t>-S $SQL_SERVER.database.windows.net \</w:t>
+      </w:r>
+    </w:p>
+    <w:p>
+      <w:pPr>
+        <w:pBdr>
+          <w:top w:val="single" w:sz="4" w:space="1" w:color="auto"/>
+          <w:left w:val="single" w:sz="4" w:space="4" w:color="auto"/>
+          <w:bottom w:val="single" w:sz="4" w:space="1" w:color="auto"/>
+          <w:right w:val="single" w:sz="4" w:space="4" w:color="auto"/>
+        </w:pBdr>
+        <w:shd w:val="clear" w:color="auto" w:fill="F2F2F2" w:themeFill="background1" w:themeFillShade="F2"/>
+        <w:spacing w:after="0" w:line="480" w:lineRule="auto"/>
+        <w:rPr>
+          <w:rFonts w:ascii="Georgia Pro" w:eastAsia="Georgia Pro" w:hAnsi="Georgia Pro" w:cs="Georgia Pro"/>
+          <w:color w:val="000000" w:themeColor="text1"/>
+        </w:rPr>
+      </w:pPr>
+      <w:r>
+        <w:rPr>
+          <w:rFonts w:ascii="Georgia Pro" w:eastAsia="Georgia Pro" w:hAnsi="Georgia Pro" w:cs="Georgia Pro"/>
+          <w:color w:val="000000" w:themeColor="text1"/>
+        </w:rPr>
+        <w:t>-U $SQL_ADMIN \</w:t>
+      </w:r>
+    </w:p>
+    <w:p>
+      <w:pPr>
+        <w:pBdr>
+          <w:top w:val="single" w:sz="4" w:space="1" w:color="auto"/>
+          <w:left w:val="single" w:sz="4" w:space="4" w:color="auto"/>
+          <w:bottom w:val="single" w:sz="4" w:space="1" w:color="auto"/>
+          <w:right w:val="single" w:sz="4" w:space="4" w:color="auto"/>
+        </w:pBdr>
+        <w:shd w:val="clear" w:color="auto" w:fill="F2F2F2" w:themeFill="background1" w:themeFillShade="F2"/>
+        <w:spacing w:after="0" w:line="480" w:lineRule="auto"/>
+        <w:rPr>
+          <w:rFonts w:ascii="Georgia Pro" w:eastAsia="Georgia Pro" w:hAnsi="Georgia Pro" w:cs="Georgia Pro"/>
+          <w:color w:val="000000" w:themeColor="text1"/>
+        </w:rPr>
+      </w:pPr>
+      <w:r>
+        <w:rPr>
+          <w:rFonts w:ascii="Georgia Pro" w:eastAsia="Georgia Pro" w:hAnsi="Georgia Pro" w:cs="Georgia Pro"/>
+          <w:color w:val="000000" w:themeColor="text1"/>
+        </w:rPr>
+        <w:t>-P '$SQL_PASSWORD' \</w:t>
+      </w:r>
+    </w:p>
+    <w:p>
+      <w:pPr>
+        <w:pBdr>
+          <w:top w:val="single" w:sz="4" w:space="1" w:color="auto"/>
+          <w:left w:val="single" w:sz="4" w:space="4" w:color="auto"/>
+          <w:bottom w:val="single" w:sz="4" w:space="1" w:color="auto"/>
+          <w:right w:val="single" w:sz="4" w:space="4" w:color="auto"/>
+        </w:pBdr>
+        <w:shd w:val="clear" w:color="auto" w:fill="F2F2F2" w:themeFill="background1" w:themeFillShade="F2"/>
+        <w:spacing w:after="0" w:line="480" w:lineRule="auto"/>
+        <w:rPr>
+          <w:rFonts w:ascii="Georgia Pro" w:eastAsia="Georgia Pro" w:hAnsi="Georgia Pro" w:cs="Georgia Pro"/>
+          <w:color w:val="000000" w:themeColor="text1"/>
+        </w:rPr>
+      </w:pPr>
+      <w:r>
+        <w:rPr>
+          <w:rFonts w:ascii="Georgia Pro" w:eastAsia="Georgia Pro" w:hAnsi="Georgia Pro" w:cs="Georgia Pro"/>
+          <w:color w:val="000000" w:themeColor="text1"/>
+        </w:rPr>
+        <w:t>-d $SQL_DB \</w:t>
+      </w:r>
+    </w:p>
+    <w:p>
+      <w:pPr>
+        <w:pBdr>
+          <w:top w:val="single" w:sz="4" w:space="1" w:color="auto"/>
+          <w:left w:val="single" w:sz="4" w:space="4" w:color="auto"/>
+          <w:bottom w:val="single" w:sz="4" w:space="1" w:color="auto"/>
+          <w:right w:val="single" w:sz="4" w:space="4" w:color="auto"/>
+        </w:pBdr>
+        <w:shd w:val="clear" w:color="auto" w:fill="F2F2F2" w:themeFill="background1" w:themeFillShade="F2"/>
+        <w:spacing w:after="0" w:line="480" w:lineRule="auto"/>
+        <w:rPr>
+          <w:rFonts w:ascii="Georgia Pro" w:eastAsia="Georgia Pro" w:hAnsi="Georgia Pro" w:cs="Georgia Pro"/>
+          <w:color w:val="000000" w:themeColor="text1"/>
+        </w:rPr>
+      </w:pPr>
+      <w:r>
+        <w:rPr>
+          <w:rFonts w:ascii="Georgia Pro" w:eastAsia="Georgia Pro" w:hAnsi="Georgia Pro" w:cs="Georgia Pro"/>
+          <w:color w:val="000000" w:themeColor="text1"/>
+        </w:rPr>
+        <w:t>-C \</w:t>
+      </w:r>
+    </w:p>
+    <w:p>
+      <w:pPr>
+        <w:pBdr>
+          <w:top w:val="single" w:sz="4" w:space="1" w:color="auto"/>
+          <w:left w:val="single" w:sz="4" w:space="4" w:color="auto"/>
+          <w:bottom w:val="single" w:sz="4" w:space="1" w:color="auto"/>
+          <w:right w:val="single" w:sz="4" w:space="4" w:color="auto"/>
+        </w:pBdr>
+        <w:shd w:val="clear" w:color="auto" w:fill="F2F2F2" w:themeFill="background1" w:themeFillShade="F2"/>
+        <w:spacing w:after="0" w:line="480" w:lineRule="auto"/>
+        <w:rPr>
+          <w:rFonts w:ascii="Georgia Pro" w:eastAsia="Georgia Pro" w:hAnsi="Georgia Pro" w:cs="Georgia Pro"/>
+          <w:color w:val="000000" w:themeColor="text1"/>
+        </w:rPr>
+      </w:pPr>
+      <w:r>
+        <w:rPr>
+          <w:rFonts w:ascii="Georgia Pro" w:eastAsia="Georgia Pro" w:hAnsi="Georgia Pro" w:cs="Georgia Pro"/>
+          <w:color w:val="000000" w:themeColor="text1"/>
+        </w:rPr>
+        <w:t>-Q '</w:t>
+      </w:r>
+      <w:proofErr w:type="gramStart"/>
+      <w:r>
+        <w:rPr>
+          <w:rFonts w:ascii="Georgia Pro" w:eastAsia="Georgia Pro" w:hAnsi="Georgia Pro" w:cs="Georgia Pro"/>
+          <w:color w:val="000000" w:themeColor="text1"/>
+        </w:rPr>
+        <w:t>SELECT @@</w:t>
+      </w:r>
+      <w:proofErr w:type="gramEnd"/>
+      <w:r>
+        <w:rPr>
+          <w:rFonts w:ascii="Georgia Pro" w:eastAsia="Georgia Pro" w:hAnsi="Georgia Pro" w:cs="Georgia Pro"/>
+          <w:color w:val="000000" w:themeColor="text1"/>
+        </w:rPr>
+        <w:t>VERSION'</w:t>
+      </w:r>
+    </w:p>
+    <w:p>
+      <w:pPr>
+        <w:pBdr>
+          <w:top w:val="single" w:sz="4" w:space="1" w:color="auto"/>
+          <w:left w:val="single" w:sz="4" w:space="4" w:color="auto"/>
+          <w:bottom w:val="single" w:sz="4" w:space="1" w:color="auto"/>
+          <w:right w:val="single" w:sz="4" w:space="4" w:color="auto"/>
+        </w:pBdr>
+        <w:shd w:val="clear" w:color="auto" w:fill="F2F2F2" w:themeFill="background1" w:themeFillShade="F2"/>
+        <w:spacing w:after="0" w:line="480" w:lineRule="auto"/>
+        <w:rPr>
+          <w:rFonts w:ascii="Georgia Pro" w:eastAsia="Georgia Pro" w:hAnsi="Georgia Pro" w:cs="Georgia Pro"/>
+          <w:color w:val="000000" w:themeColor="text1"/>
+        </w:rPr>
+      </w:pPr>
+      <w:r>
+        <w:rPr>
+          <w:rFonts w:ascii="Georgia Pro" w:eastAsia="Georgia Pro" w:hAnsi="Georgia Pro" w:cs="Georgia Pro"/>
+          <w:color w:val="000000" w:themeColor="text1"/>
+        </w:rPr>
+        <w:t>"</w:t>
+      </w:r>
+    </w:p>
+    <w:p>
+      <w:pPr>
+        <w:spacing w:after="0" w:line="480" w:lineRule="auto"/>
+        <w:rPr>
+          <w:rFonts w:ascii="Georgia Pro" w:eastAsia="Georgia Pro" w:hAnsi="Georgia Pro" w:cs="Georgia Pro"/>
+          <w:color w:val="000000" w:themeColor="text1"/>
+        </w:rPr>
+      </w:pPr>
+    </w:p>
+    <w:p>
+      <w:pPr>
+        <w:pBdr>
+          <w:top w:val="single" w:sz="4" w:space="1" w:color="auto"/>
+          <w:left w:val="single" w:sz="4" w:space="4" w:color="auto"/>
+          <w:bottom w:val="single" w:sz="4" w:space="1" w:color="auto"/>
+          <w:right w:val="single" w:sz="4" w:space="4" w:color="auto"/>
+        </w:pBdr>
+        <w:shd w:val="clear" w:color="auto" w:fill="F2F2F2" w:themeFill="background1" w:themeFillShade="F2"/>
+        <w:spacing w:after="0" w:line="480" w:lineRule="auto"/>
+        <w:rPr>
+          <w:rFonts w:ascii="Georgia Pro" w:eastAsia="Georgia Pro" w:hAnsi="Georgia Pro" w:cs="Georgia Pro"/>
+          <w:color w:val="000000" w:themeColor="text1"/>
+        </w:rPr>
+      </w:pPr>
+      <w:proofErr w:type="spellStart"/>
+      <w:r>
+        <w:rPr>
+          <w:rFonts w:ascii="Georgia Pro" w:eastAsia="Georgia Pro" w:hAnsi="Georgia Pro" w:cs="Georgia Pro"/>
+          <w:color w:val="000000" w:themeColor="text1"/>
+        </w:rPr>
+        <w:t>az</w:t>
+      </w:r>
+      <w:proofErr w:type="spellEnd"/>
+      <w:r>
+        <w:rPr>
+          <w:rFonts w:ascii="Georgia Pro" w:eastAsia="Georgia Pro" w:hAnsi="Georgia Pro" w:cs="Georgia Pro"/>
+          <w:color w:val="000000" w:themeColor="text1"/>
+        </w:rPr>
+        <w:t xml:space="preserve"> </w:t>
+      </w:r>
+      <w:proofErr w:type="spellStart"/>
+      <w:r>
+        <w:rPr>
+          <w:rFonts w:ascii="Georgia Pro" w:eastAsia="Georgia Pro" w:hAnsi="Georgia Pro" w:cs="Georgia Pro"/>
+          <w:color w:val="000000" w:themeColor="text1"/>
+        </w:rPr>
+        <w:t>vm</w:t>
+      </w:r>
+      <w:proofErr w:type="spellEnd"/>
+      <w:r>
+        <w:rPr>
+          <w:rFonts w:ascii="Georgia Pro" w:eastAsia="Georgia Pro" w:hAnsi="Georgia Pro" w:cs="Georgia Pro"/>
+          <w:color w:val="000000" w:themeColor="text1"/>
+        </w:rPr>
+        <w:t xml:space="preserve"> </w:t>
+      </w:r>
+      <w:proofErr w:type="gramStart"/>
+      <w:r>
+        <w:rPr>
+          <w:rFonts w:ascii="Georgia Pro" w:eastAsia="Georgia Pro" w:hAnsi="Georgia Pro" w:cs="Georgia Pro"/>
+          <w:color w:val="000000" w:themeColor="text1"/>
+        </w:rPr>
+        <w:t>run-command</w:t>
+      </w:r>
+      <w:proofErr w:type="gramEnd"/>
+      <w:r>
+        <w:rPr>
+          <w:rFonts w:ascii="Georgia Pro" w:eastAsia="Georgia Pro" w:hAnsi="Georgia Pro" w:cs="Georgia Pro"/>
+          <w:color w:val="000000" w:themeColor="text1"/>
+        </w:rPr>
+        <w:t xml:space="preserve"> invoke \</w:t>
+      </w:r>
+    </w:p>
+    <w:p>
+      <w:pPr>
+        <w:pBdr>
+          <w:top w:val="single" w:sz="4" w:space="1" w:color="auto"/>
+          <w:left w:val="single" w:sz="4" w:space="4" w:color="auto"/>
+          <w:bottom w:val="single" w:sz="4" w:space="1" w:color="auto"/>
+          <w:right w:val="single" w:sz="4" w:space="4" w:color="auto"/>
+        </w:pBdr>
+        <w:shd w:val="clear" w:color="auto" w:fill="F2F2F2" w:themeFill="background1" w:themeFillShade="F2"/>
+        <w:spacing w:after="0" w:line="480" w:lineRule="auto"/>
+        <w:rPr>
+          <w:rFonts w:ascii="Georgia Pro" w:eastAsia="Georgia Pro" w:hAnsi="Georgia Pro" w:cs="Georgia Pro"/>
+          <w:color w:val="000000" w:themeColor="text1"/>
+        </w:rPr>
+      </w:pPr>
+      <w:r>
+        <w:rPr>
+          <w:rFonts w:ascii="Georgia Pro" w:eastAsia="Georgia Pro" w:hAnsi="Georgia Pro" w:cs="Georgia Pro"/>
+          <w:color w:val="000000" w:themeColor="text1"/>
+        </w:rPr>
+        <w:t xml:space="preserve">  -g $RESOURCE_GROUP \</w:t>
+      </w:r>
+    </w:p>
+    <w:p>
+      <w:pPr>
+        <w:pBdr>
+          <w:top w:val="single" w:sz="4" w:space="1" w:color="auto"/>
+          <w:left w:val="single" w:sz="4" w:space="4" w:color="auto"/>
+          <w:bottom w:val="single" w:sz="4" w:space="1" w:color="auto"/>
+          <w:right w:val="single" w:sz="4" w:space="4" w:color="auto"/>
+        </w:pBdr>
+        <w:shd w:val="clear" w:color="auto" w:fill="F2F2F2" w:themeFill="background1" w:themeFillShade="F2"/>
+        <w:spacing w:after="0" w:line="480" w:lineRule="auto"/>
+        <w:rPr>
+          <w:rFonts w:ascii="Georgia Pro" w:eastAsia="Georgia Pro" w:hAnsi="Georgia Pro" w:cs="Georgia Pro"/>
+          <w:color w:val="000000" w:themeColor="text1"/>
+        </w:rPr>
+      </w:pPr>
+      <w:r>
+        <w:rPr>
+          <w:rFonts w:ascii="Georgia Pro" w:eastAsia="Georgia Pro" w:hAnsi="Georgia Pro" w:cs="Georgia Pro"/>
+          <w:color w:val="000000" w:themeColor="text1"/>
+        </w:rPr>
+        <w:t xml:space="preserve">  -n $VM1 \</w:t>
+      </w:r>
+    </w:p>
+    <w:p>
+      <w:pPr>
+        <w:pBdr>
+          <w:top w:val="single" w:sz="4" w:space="1" w:color="auto"/>
+          <w:left w:val="single" w:sz="4" w:space="4" w:color="auto"/>
+          <w:bottom w:val="single" w:sz="4" w:space="1" w:color="auto"/>
+          <w:right w:val="single" w:sz="4" w:space="4" w:color="auto"/>
+        </w:pBdr>
+        <w:shd w:val="clear" w:color="auto" w:fill="F2F2F2" w:themeFill="background1" w:themeFillShade="F2"/>
+        <w:spacing w:after="0" w:line="480" w:lineRule="auto"/>
+        <w:rPr>
+          <w:rFonts w:ascii="Georgia Pro" w:eastAsia="Georgia Pro" w:hAnsi="Georgia Pro" w:cs="Georgia Pro"/>
+          <w:color w:val="000000" w:themeColor="text1"/>
+        </w:rPr>
+      </w:pPr>
+      <w:r>
+        <w:rPr>
+          <w:rFonts w:ascii="Georgia Pro" w:eastAsia="Georgia Pro" w:hAnsi="Georgia Pro" w:cs="Georgia Pro"/>
+          <w:color w:val="000000" w:themeColor="text1"/>
+        </w:rPr>
+        <w:t xml:space="preserve">  --command-id </w:t>
+      </w:r>
+      <w:proofErr w:type="spellStart"/>
+      <w:r>
+        <w:rPr>
+          <w:rFonts w:ascii="Georgia Pro" w:eastAsia="Georgia Pro" w:hAnsi="Georgia Pro" w:cs="Georgia Pro"/>
+          <w:color w:val="000000" w:themeColor="text1"/>
+        </w:rPr>
+        <w:t>RunShellScript</w:t>
+      </w:r>
+      <w:proofErr w:type="spellEnd"/>
+      <w:r>
+        <w:rPr>
+          <w:rFonts w:ascii="Georgia Pro" w:eastAsia="Georgia Pro" w:hAnsi="Georgia Pro" w:cs="Georgia Pro"/>
+          <w:color w:val="000000" w:themeColor="text1"/>
+        </w:rPr>
+        <w:t xml:space="preserve"> \</w:t>
+      </w:r>
+    </w:p>
+    <w:p>
+      <w:pPr>
+        <w:pBdr>
+          <w:top w:val="single" w:sz="4" w:space="1" w:color="auto"/>
+          <w:left w:val="single" w:sz="4" w:space="4" w:color="auto"/>
+          <w:bottom w:val="single" w:sz="4" w:space="1" w:color="auto"/>
+          <w:right w:val="single" w:sz="4" w:space="4" w:color="auto"/>
+        </w:pBdr>
+        <w:shd w:val="clear" w:color="auto" w:fill="F2F2F2" w:themeFill="background1" w:themeFillShade="F2"/>
+        <w:spacing w:after="0" w:line="480" w:lineRule="auto"/>
+        <w:rPr>
+          <w:rFonts w:ascii="Georgia Pro" w:eastAsia="Georgia Pro" w:hAnsi="Georgia Pro" w:cs="Georgia Pro"/>
+          <w:color w:val="000000" w:themeColor="text1"/>
+        </w:rPr>
+      </w:pPr>
+      <w:r>
+        <w:rPr>
+          <w:rFonts w:ascii="Georgia Pro" w:eastAsia="Georgia Pro" w:hAnsi="Georgia Pro" w:cs="Georgia Pro"/>
+          <w:color w:val="000000" w:themeColor="text1"/>
+        </w:rPr>
+        <w:t xml:space="preserve">  --scripts "</w:t>
+      </w:r>
+    </w:p>
+    <w:p>
+      <w:pPr>
+        <w:pBdr>
+          <w:top w:val="single" w:sz="4" w:space="1" w:color="auto"/>
+          <w:left w:val="single" w:sz="4" w:space="4" w:color="auto"/>
+          <w:bottom w:val="single" w:sz="4" w:space="1" w:color="auto"/>
+          <w:right w:val="single" w:sz="4" w:space="4" w:color="auto"/>
+        </w:pBdr>
+        <w:shd w:val="clear" w:color="auto" w:fill="F2F2F2" w:themeFill="background1" w:themeFillShade="F2"/>
+        <w:spacing w:after="0" w:line="480" w:lineRule="auto"/>
+        <w:rPr>
+          <w:rFonts w:ascii="Georgia Pro" w:eastAsia="Georgia Pro" w:hAnsi="Georgia Pro" w:cs="Georgia Pro"/>
+          <w:color w:val="000000" w:themeColor="text1"/>
+        </w:rPr>
+      </w:pPr>
+      <w:r>
+        <w:rPr>
+          <w:rFonts w:ascii="Georgia Pro" w:eastAsia="Georgia Pro" w:hAnsi="Georgia Pro" w:cs="Georgia Pro"/>
+          <w:color w:val="000000" w:themeColor="text1"/>
+        </w:rPr>
+        <w:t>/opt/mssql-tools18/bin/</w:t>
+      </w:r>
+      <w:proofErr w:type="spellStart"/>
+      <w:r>
+        <w:rPr>
+          <w:rFonts w:ascii="Georgia Pro" w:eastAsia="Georgia Pro" w:hAnsi="Georgia Pro" w:cs="Georgia Pro"/>
+          <w:color w:val="000000" w:themeColor="text1"/>
+        </w:rPr>
+        <w:t>sqlcmd</w:t>
+      </w:r>
+      <w:proofErr w:type="spellEnd"/>
+      <w:r>
+        <w:rPr>
+          <w:rFonts w:ascii="Georgia Pro" w:eastAsia="Georgia Pro" w:hAnsi="Georgia Pro" w:cs="Georgia Pro"/>
+          <w:color w:val="000000" w:themeColor="text1"/>
+        </w:rPr>
+        <w:t xml:space="preserve"> \</w:t>
+      </w:r>
+    </w:p>
+    <w:p>
+      <w:pPr>
+        <w:pBdr>
+          <w:top w:val="single" w:sz="4" w:space="1" w:color="auto"/>
+          <w:left w:val="single" w:sz="4" w:space="4" w:color="auto"/>
+          <w:bottom w:val="single" w:sz="4" w:space="1" w:color="auto"/>
+          <w:right w:val="single" w:sz="4" w:space="4" w:color="auto"/>
+        </w:pBdr>
+        <w:shd w:val="clear" w:color="auto" w:fill="F2F2F2" w:themeFill="background1" w:themeFillShade="F2"/>
+        <w:spacing w:after="0" w:line="480" w:lineRule="auto"/>
+        <w:rPr>
+          <w:rFonts w:ascii="Georgia Pro" w:eastAsia="Georgia Pro" w:hAnsi="Georgia Pro" w:cs="Georgia Pro"/>
+          <w:color w:val="000000" w:themeColor="text1"/>
+        </w:rPr>
+      </w:pPr>
+      <w:r>
+        <w:rPr>
+          <w:rFonts w:ascii="Georgia Pro" w:eastAsia="Georgia Pro" w:hAnsi="Georgia Pro" w:cs="Georgia Pro"/>
+          <w:color w:val="000000" w:themeColor="text1"/>
+        </w:rPr>
+        <w:t>-S $SQL_SERVER.database.windows.net \</w:t>
+      </w:r>
+    </w:p>
+    <w:p>
+      <w:pPr>
+        <w:pBdr>
+          <w:top w:val="single" w:sz="4" w:space="1" w:color="auto"/>
+          <w:left w:val="single" w:sz="4" w:space="4" w:color="auto"/>
+          <w:bottom w:val="single" w:sz="4" w:space="1" w:color="auto"/>
+          <w:right w:val="single" w:sz="4" w:space="4" w:color="auto"/>
+        </w:pBdr>
+        <w:shd w:val="clear" w:color="auto" w:fill="F2F2F2" w:themeFill="background1" w:themeFillShade="F2"/>
+        <w:spacing w:after="0" w:line="480" w:lineRule="auto"/>
+        <w:rPr>
+          <w:rFonts w:ascii="Georgia Pro" w:eastAsia="Georgia Pro" w:hAnsi="Georgia Pro" w:cs="Georgia Pro"/>
+          <w:color w:val="000000" w:themeColor="text1"/>
+        </w:rPr>
+      </w:pPr>
+      <w:r>
+        <w:rPr>
+          <w:rFonts w:ascii="Georgia Pro" w:eastAsia="Georgia Pro" w:hAnsi="Georgia Pro" w:cs="Georgia Pro"/>
+          <w:color w:val="000000" w:themeColor="text1"/>
+        </w:rPr>
+        <w:t>-U $SQL_ADMIN \</w:t>
+      </w:r>
+    </w:p>
+    <w:p>
+      <w:pPr>
+        <w:pBdr>
+          <w:top w:val="single" w:sz="4" w:space="1" w:color="auto"/>
+          <w:left w:val="single" w:sz="4" w:space="4" w:color="auto"/>
+          <w:bottom w:val="single" w:sz="4" w:space="1" w:color="auto"/>
+          <w:right w:val="single" w:sz="4" w:space="4" w:color="auto"/>
+        </w:pBdr>
+        <w:shd w:val="clear" w:color="auto" w:fill="F2F2F2" w:themeFill="background1" w:themeFillShade="F2"/>
+        <w:spacing w:after="0" w:line="480" w:lineRule="auto"/>
+        <w:rPr>
+          <w:rFonts w:ascii="Georgia Pro" w:eastAsia="Georgia Pro" w:hAnsi="Georgia Pro" w:cs="Georgia Pro"/>
+          <w:color w:val="000000" w:themeColor="text1"/>
+        </w:rPr>
+      </w:pPr>
+      <w:r>
+        <w:rPr>
+          <w:rFonts w:ascii="Georgia Pro" w:eastAsia="Georgia Pro" w:hAnsi="Georgia Pro" w:cs="Georgia Pro"/>
+          <w:color w:val="000000" w:themeColor="text1"/>
+        </w:rPr>
+        <w:t>-P '$SQL_PASSWORD' \</w:t>
+      </w:r>
+    </w:p>
+    <w:p>
+      <w:pPr>
+        <w:pBdr>
+          <w:top w:val="single" w:sz="4" w:space="1" w:color="auto"/>
+          <w:left w:val="single" w:sz="4" w:space="4" w:color="auto"/>
+          <w:bottom w:val="single" w:sz="4" w:space="1" w:color="auto"/>
+          <w:right w:val="single" w:sz="4" w:space="4" w:color="auto"/>
+        </w:pBdr>
+        <w:shd w:val="clear" w:color="auto" w:fill="F2F2F2" w:themeFill="background1" w:themeFillShade="F2"/>
+        <w:spacing w:after="0" w:line="480" w:lineRule="auto"/>
+        <w:rPr>
+          <w:rFonts w:ascii="Georgia Pro" w:eastAsia="Georgia Pro" w:hAnsi="Georgia Pro" w:cs="Georgia Pro"/>
+          <w:color w:val="000000" w:themeColor="text1"/>
+        </w:rPr>
+      </w:pPr>
+      <w:r>
+        <w:rPr>
+          <w:rFonts w:ascii="Georgia Pro" w:eastAsia="Georgia Pro" w:hAnsi="Georgia Pro" w:cs="Georgia Pro"/>
+          <w:color w:val="000000" w:themeColor="text1"/>
+        </w:rPr>
+        <w:t>-d $SQL_DB \</w:t>
+      </w:r>
+    </w:p>
+    <w:p>
+      <w:pPr>
+        <w:pBdr>
+          <w:top w:val="single" w:sz="4" w:space="1" w:color="auto"/>
+          <w:left w:val="single" w:sz="4" w:space="4" w:color="auto"/>
+          <w:bottom w:val="single" w:sz="4" w:space="1" w:color="auto"/>
+          <w:right w:val="single" w:sz="4" w:space="4" w:color="auto"/>
+        </w:pBdr>
+        <w:shd w:val="clear" w:color="auto" w:fill="F2F2F2" w:themeFill="background1" w:themeFillShade="F2"/>
+        <w:spacing w:after="0" w:line="480" w:lineRule="auto"/>
+        <w:rPr>
+          <w:rFonts w:ascii="Georgia Pro" w:eastAsia="Georgia Pro" w:hAnsi="Georgia Pro" w:cs="Georgia Pro"/>
+          <w:color w:val="000000" w:themeColor="text1"/>
+        </w:rPr>
+      </w:pPr>
+      <w:r>
+        <w:rPr>
+          <w:rFonts w:ascii="Georgia Pro" w:eastAsia="Georgia Pro" w:hAnsi="Georgia Pro" w:cs="Georgia Pro"/>
+          <w:color w:val="000000" w:themeColor="text1"/>
+        </w:rPr>
+        <w:t>-C \</w:t>
+      </w:r>
+    </w:p>
+    <w:p>
+      <w:pPr>
+        <w:pBdr>
+          <w:top w:val="single" w:sz="4" w:space="1" w:color="auto"/>
+          <w:left w:val="single" w:sz="4" w:space="4" w:color="auto"/>
+          <w:bottom w:val="single" w:sz="4" w:space="1" w:color="auto"/>
+          <w:right w:val="single" w:sz="4" w:space="4" w:color="auto"/>
+        </w:pBdr>
+        <w:shd w:val="clear" w:color="auto" w:fill="F2F2F2" w:themeFill="background1" w:themeFillShade="F2"/>
+        <w:spacing w:after="0" w:line="480" w:lineRule="auto"/>
+        <w:rPr>
+          <w:rFonts w:ascii="Georgia Pro" w:eastAsia="Georgia Pro" w:hAnsi="Georgia Pro" w:cs="Georgia Pro"/>
+          <w:color w:val="000000" w:themeColor="text1"/>
+        </w:rPr>
+      </w:pPr>
+      <w:r>
+        <w:rPr>
+          <w:rFonts w:ascii="Georgia Pro" w:eastAsia="Georgia Pro" w:hAnsi="Georgia Pro" w:cs="Georgia Pro"/>
+          <w:color w:val="000000" w:themeColor="text1"/>
+        </w:rPr>
+        <w:t>-Q \"</w:t>
+      </w:r>
+    </w:p>
+    <w:p>
+      <w:pPr>
+        <w:pBdr>
+          <w:top w:val="single" w:sz="4" w:space="1" w:color="auto"/>
+          <w:left w:val="single" w:sz="4" w:space="4" w:color="auto"/>
+          <w:bottom w:val="single" w:sz="4" w:space="1" w:color="auto"/>
+          <w:right w:val="single" w:sz="4" w:space="4" w:color="auto"/>
+        </w:pBdr>
+        <w:shd w:val="clear" w:color="auto" w:fill="F2F2F2" w:themeFill="background1" w:themeFillShade="F2"/>
+        <w:spacing w:after="0" w:line="480" w:lineRule="auto"/>
+        <w:rPr>
+          <w:rFonts w:ascii="Georgia Pro" w:eastAsia="Georgia Pro" w:hAnsi="Georgia Pro" w:cs="Georgia Pro"/>
+          <w:color w:val="000000" w:themeColor="text1"/>
+        </w:rPr>
+      </w:pPr>
+      <w:r>
+        <w:rPr>
+          <w:rFonts w:ascii="Georgia Pro" w:eastAsia="Georgia Pro" w:hAnsi="Georgia Pro" w:cs="Georgia Pro"/>
+          <w:color w:val="000000" w:themeColor="text1"/>
+        </w:rPr>
+        <w:t>CREATE TABLE Customers (</w:t>
+      </w:r>
+    </w:p>
+    <w:p>
+      <w:pPr>
+        <w:pBdr>
+          <w:top w:val="single" w:sz="4" w:space="1" w:color="auto"/>
+          <w:left w:val="single" w:sz="4" w:space="4" w:color="auto"/>
+          <w:bottom w:val="single" w:sz="4" w:space="1" w:color="auto"/>
+          <w:right w:val="single" w:sz="4" w:space="4" w:color="auto"/>
+        </w:pBdr>
+        <w:shd w:val="clear" w:color="auto" w:fill="F2F2F2" w:themeFill="background1" w:themeFillShade="F2"/>
+        <w:spacing w:after="0" w:line="480" w:lineRule="auto"/>
+        <w:rPr>
+          <w:rFonts w:ascii="Georgia Pro" w:eastAsia="Georgia Pro" w:hAnsi="Georgia Pro" w:cs="Georgia Pro"/>
+          <w:color w:val="000000" w:themeColor="text1"/>
+        </w:rPr>
+      </w:pPr>
+      <w:r>
+        <w:rPr>
+          <w:rFonts w:ascii="Georgia Pro" w:eastAsia="Georgia Pro" w:hAnsi="Georgia Pro" w:cs="Georgia Pro"/>
+          <w:color w:val="000000" w:themeColor="text1"/>
+        </w:rPr>
+        <w:lastRenderedPageBreak/>
+        <w:t>ID INT PRIMARY KEY,</w:t>
+      </w:r>
+    </w:p>
+    <w:p>
+      <w:pPr>
+        <w:pBdr>
+          <w:top w:val="single" w:sz="4" w:space="1" w:color="auto"/>
+          <w:left w:val="single" w:sz="4" w:space="4" w:color="auto"/>
+          <w:bottom w:val="single" w:sz="4" w:space="1" w:color="auto"/>
+          <w:right w:val="single" w:sz="4" w:space="4" w:color="auto"/>
+        </w:pBdr>
+        <w:shd w:val="clear" w:color="auto" w:fill="F2F2F2" w:themeFill="background1" w:themeFillShade="F2"/>
+        <w:spacing w:after="0" w:line="480" w:lineRule="auto"/>
+        <w:rPr>
+          <w:rFonts w:ascii="Georgia Pro" w:eastAsia="Georgia Pro" w:hAnsi="Georgia Pro" w:cs="Georgia Pro"/>
+          <w:color w:val="000000" w:themeColor="text1"/>
+        </w:rPr>
+      </w:pPr>
+      <w:r>
+        <w:rPr>
+          <w:rFonts w:ascii="Georgia Pro" w:eastAsia="Georgia Pro" w:hAnsi="Georgia Pro" w:cs="Georgia Pro"/>
+          <w:color w:val="000000" w:themeColor="text1"/>
+        </w:rPr>
+        <w:t xml:space="preserve">Name </w:t>
+      </w:r>
+      <w:proofErr w:type="gramStart"/>
+      <w:r>
+        <w:rPr>
+          <w:rFonts w:ascii="Georgia Pro" w:eastAsia="Georgia Pro" w:hAnsi="Georgia Pro" w:cs="Georgia Pro"/>
+          <w:color w:val="000000" w:themeColor="text1"/>
+        </w:rPr>
+        <w:t>VARCHAR(</w:t>
+      </w:r>
+      <w:proofErr w:type="gramEnd"/>
+      <w:r>
+        <w:rPr>
+          <w:rFonts w:ascii="Georgia Pro" w:eastAsia="Georgia Pro" w:hAnsi="Georgia Pro" w:cs="Georgia Pro"/>
+          <w:color w:val="000000" w:themeColor="text1"/>
+        </w:rPr>
+        <w:t>50),</w:t>
+      </w:r>
+    </w:p>
+    <w:p>
+      <w:pPr>
+        <w:pBdr>
+          <w:top w:val="single" w:sz="4" w:space="1" w:color="auto"/>
+          <w:left w:val="single" w:sz="4" w:space="4" w:color="auto"/>
+          <w:bottom w:val="single" w:sz="4" w:space="1" w:color="auto"/>
+          <w:right w:val="single" w:sz="4" w:space="4" w:color="auto"/>
+        </w:pBdr>
+        <w:shd w:val="clear" w:color="auto" w:fill="F2F2F2" w:themeFill="background1" w:themeFillShade="F2"/>
+        <w:spacing w:after="0" w:line="480" w:lineRule="auto"/>
+        <w:rPr>
+          <w:rFonts w:ascii="Georgia Pro" w:eastAsia="Georgia Pro" w:hAnsi="Georgia Pro" w:cs="Georgia Pro"/>
+          <w:color w:val="000000" w:themeColor="text1"/>
+        </w:rPr>
+      </w:pPr>
+      <w:r>
+        <w:rPr>
+          <w:rFonts w:ascii="Georgia Pro" w:eastAsia="Georgia Pro" w:hAnsi="Georgia Pro" w:cs="Georgia Pro"/>
+          <w:color w:val="000000" w:themeColor="text1"/>
+        </w:rPr>
+        <w:t xml:space="preserve">City </w:t>
+      </w:r>
+      <w:proofErr w:type="gramStart"/>
+      <w:r>
+        <w:rPr>
+          <w:rFonts w:ascii="Georgia Pro" w:eastAsia="Georgia Pro" w:hAnsi="Georgia Pro" w:cs="Georgia Pro"/>
+          <w:color w:val="000000" w:themeColor="text1"/>
+        </w:rPr>
+        <w:t>VARCHAR(</w:t>
+      </w:r>
+      <w:proofErr w:type="gramEnd"/>
+      <w:r>
+        <w:rPr>
+          <w:rFonts w:ascii="Georgia Pro" w:eastAsia="Georgia Pro" w:hAnsi="Georgia Pro" w:cs="Georgia Pro"/>
+          <w:color w:val="000000" w:themeColor="text1"/>
+        </w:rPr>
+        <w:t>50)</w:t>
+      </w:r>
+    </w:p>
+    <w:p>
+      <w:pPr>
+        <w:pBdr>
+          <w:top w:val="single" w:sz="4" w:space="1" w:color="auto"/>
+          <w:left w:val="single" w:sz="4" w:space="4" w:color="auto"/>
+          <w:bottom w:val="single" w:sz="4" w:space="1" w:color="auto"/>
+          <w:right w:val="single" w:sz="4" w:space="4" w:color="auto"/>
+        </w:pBdr>
+        <w:shd w:val="clear" w:color="auto" w:fill="F2F2F2" w:themeFill="background1" w:themeFillShade="F2"/>
+        <w:spacing w:after="0" w:line="480" w:lineRule="auto"/>
+        <w:rPr>
+          <w:rFonts w:ascii="Georgia Pro" w:eastAsia="Georgia Pro" w:hAnsi="Georgia Pro" w:cs="Georgia Pro"/>
+          <w:color w:val="000000" w:themeColor="text1"/>
+        </w:rPr>
+      </w:pPr>
+      <w:r>
+        <w:rPr>
+          <w:rFonts w:ascii="Georgia Pro" w:eastAsia="Georgia Pro" w:hAnsi="Georgia Pro" w:cs="Georgia Pro"/>
+          <w:color w:val="000000" w:themeColor="text1"/>
+        </w:rPr>
+        <w:t>)</w:t>
+      </w:r>
+    </w:p>
+    <w:p>
+      <w:pPr>
+        <w:pBdr>
+          <w:top w:val="single" w:sz="4" w:space="1" w:color="auto"/>
+          <w:left w:val="single" w:sz="4" w:space="4" w:color="auto"/>
+          <w:bottom w:val="single" w:sz="4" w:space="1" w:color="auto"/>
+          <w:right w:val="single" w:sz="4" w:space="4" w:color="auto"/>
+        </w:pBdr>
+        <w:shd w:val="clear" w:color="auto" w:fill="F2F2F2" w:themeFill="background1" w:themeFillShade="F2"/>
+        <w:spacing w:after="0" w:line="480" w:lineRule="auto"/>
+        <w:rPr>
+          <w:rFonts w:ascii="Georgia Pro" w:eastAsia="Georgia Pro" w:hAnsi="Georgia Pro" w:cs="Georgia Pro"/>
+          <w:color w:val="000000" w:themeColor="text1"/>
+        </w:rPr>
+      </w:pPr>
+      <w:r>
+        <w:rPr>
+          <w:rFonts w:ascii="Georgia Pro" w:eastAsia="Georgia Pro" w:hAnsi="Georgia Pro" w:cs="Georgia Pro"/>
+          <w:color w:val="000000" w:themeColor="text1"/>
+        </w:rPr>
+        <w:t>\"</w:t>
+      </w:r>
+    </w:p>
+    <w:p>
+      <w:pPr>
+        <w:pBdr>
+          <w:top w:val="single" w:sz="4" w:space="1" w:color="auto"/>
+          <w:left w:val="single" w:sz="4" w:space="4" w:color="auto"/>
+          <w:bottom w:val="single" w:sz="4" w:space="1" w:color="auto"/>
+          <w:right w:val="single" w:sz="4" w:space="4" w:color="auto"/>
+        </w:pBdr>
+        <w:shd w:val="clear" w:color="auto" w:fill="F2F2F2" w:themeFill="background1" w:themeFillShade="F2"/>
+        <w:spacing w:after="0" w:line="480" w:lineRule="auto"/>
+        <w:rPr>
+          <w:rFonts w:ascii="Georgia Pro" w:eastAsia="Georgia Pro" w:hAnsi="Georgia Pro" w:cs="Georgia Pro"/>
+          <w:color w:val="000000" w:themeColor="text1"/>
+        </w:rPr>
+      </w:pPr>
+      <w:r>
+        <w:rPr>
+          <w:rFonts w:ascii="Georgia Pro" w:eastAsia="Georgia Pro" w:hAnsi="Georgia Pro" w:cs="Georgia Pro"/>
+          <w:color w:val="000000" w:themeColor="text1"/>
+        </w:rPr>
+        <w:t>"</w:t>
+      </w:r>
+    </w:p>
+    <w:p>
+      <w:pPr>
+        <w:spacing w:after="0" w:line="480" w:lineRule="auto"/>
+        <w:rPr>
+          <w:rFonts w:ascii="Georgia Pro" w:eastAsia="Georgia Pro" w:hAnsi="Georgia Pro" w:cs="Georgia Pro"/>
+          <w:color w:val="000000" w:themeColor="text1"/>
+        </w:rPr>
+      </w:pPr>
+    </w:p>
+    <w:p>
+      <w:pPr>
+        <w:pBdr>
+          <w:top w:val="single" w:sz="4" w:space="1" w:color="auto"/>
+          <w:left w:val="single" w:sz="4" w:space="4" w:color="auto"/>
+          <w:bottom w:val="single" w:sz="4" w:space="1" w:color="auto"/>
+          <w:right w:val="single" w:sz="4" w:space="4" w:color="auto"/>
+        </w:pBdr>
+        <w:shd w:val="clear" w:color="auto" w:fill="F2F2F2" w:themeFill="background1" w:themeFillShade="F2"/>
+        <w:spacing w:after="0" w:line="480" w:lineRule="auto"/>
+        <w:rPr>
+          <w:rFonts w:ascii="Georgia Pro" w:eastAsia="Georgia Pro" w:hAnsi="Georgia Pro" w:cs="Georgia Pro"/>
+          <w:color w:val="000000" w:themeColor="text1"/>
+        </w:rPr>
+      </w:pPr>
+      <w:proofErr w:type="spellStart"/>
+      <w:r>
+        <w:rPr>
+          <w:rFonts w:ascii="Georgia Pro" w:eastAsia="Georgia Pro" w:hAnsi="Georgia Pro" w:cs="Georgia Pro"/>
+          <w:color w:val="000000" w:themeColor="text1"/>
+        </w:rPr>
+        <w:t>az</w:t>
+      </w:r>
+      <w:proofErr w:type="spellEnd"/>
+      <w:r>
+        <w:rPr>
+          <w:rFonts w:ascii="Georgia Pro" w:eastAsia="Georgia Pro" w:hAnsi="Georgia Pro" w:cs="Georgia Pro"/>
+          <w:color w:val="000000" w:themeColor="text1"/>
+        </w:rPr>
+        <w:t xml:space="preserve"> </w:t>
+      </w:r>
+      <w:proofErr w:type="spellStart"/>
+      <w:r>
+        <w:rPr>
+          <w:rFonts w:ascii="Georgia Pro" w:eastAsia="Georgia Pro" w:hAnsi="Georgia Pro" w:cs="Georgia Pro"/>
+          <w:color w:val="000000" w:themeColor="text1"/>
+        </w:rPr>
+        <w:t>vm</w:t>
+      </w:r>
+      <w:proofErr w:type="spellEnd"/>
+      <w:r>
+        <w:rPr>
+          <w:rFonts w:ascii="Georgia Pro" w:eastAsia="Georgia Pro" w:hAnsi="Georgia Pro" w:cs="Georgia Pro"/>
+          <w:color w:val="000000" w:themeColor="text1"/>
+        </w:rPr>
+        <w:t xml:space="preserve"> </w:t>
+      </w:r>
+      <w:proofErr w:type="gramStart"/>
+      <w:r>
+        <w:rPr>
+          <w:rFonts w:ascii="Georgia Pro" w:eastAsia="Georgia Pro" w:hAnsi="Georgia Pro" w:cs="Georgia Pro"/>
+          <w:color w:val="000000" w:themeColor="text1"/>
+        </w:rPr>
+        <w:t>run-command</w:t>
+      </w:r>
+      <w:proofErr w:type="gramEnd"/>
+      <w:r>
+        <w:rPr>
+          <w:rFonts w:ascii="Georgia Pro" w:eastAsia="Georgia Pro" w:hAnsi="Georgia Pro" w:cs="Georgia Pro"/>
+          <w:color w:val="000000" w:themeColor="text1"/>
+        </w:rPr>
+        <w:t xml:space="preserve"> invoke \</w:t>
+      </w:r>
+    </w:p>
+    <w:p>
+      <w:pPr>
+        <w:pBdr>
+          <w:top w:val="single" w:sz="4" w:space="1" w:color="auto"/>
+          <w:left w:val="single" w:sz="4" w:space="4" w:color="auto"/>
+          <w:bottom w:val="single" w:sz="4" w:space="1" w:color="auto"/>
+          <w:right w:val="single" w:sz="4" w:space="4" w:color="auto"/>
+        </w:pBdr>
+        <w:shd w:val="clear" w:color="auto" w:fill="F2F2F2" w:themeFill="background1" w:themeFillShade="F2"/>
+        <w:spacing w:after="0" w:line="480" w:lineRule="auto"/>
+        <w:rPr>
+          <w:rFonts w:ascii="Georgia Pro" w:eastAsia="Georgia Pro" w:hAnsi="Georgia Pro" w:cs="Georgia Pro"/>
+          <w:color w:val="000000" w:themeColor="text1"/>
+        </w:rPr>
+      </w:pPr>
+      <w:r>
+        <w:rPr>
+          <w:rFonts w:ascii="Georgia Pro" w:eastAsia="Georgia Pro" w:hAnsi="Georgia Pro" w:cs="Georgia Pro"/>
+          <w:color w:val="000000" w:themeColor="text1"/>
+        </w:rPr>
+        <w:t xml:space="preserve">  -g $RESOURCE_GROUP \</w:t>
+      </w:r>
+    </w:p>
+    <w:p>
+      <w:pPr>
+        <w:pBdr>
+          <w:top w:val="single" w:sz="4" w:space="1" w:color="auto"/>
+          <w:left w:val="single" w:sz="4" w:space="4" w:color="auto"/>
+          <w:bottom w:val="single" w:sz="4" w:space="1" w:color="auto"/>
+          <w:right w:val="single" w:sz="4" w:space="4" w:color="auto"/>
+        </w:pBdr>
+        <w:shd w:val="clear" w:color="auto" w:fill="F2F2F2" w:themeFill="background1" w:themeFillShade="F2"/>
+        <w:spacing w:after="0" w:line="480" w:lineRule="auto"/>
+        <w:rPr>
+          <w:rFonts w:ascii="Georgia Pro" w:eastAsia="Georgia Pro" w:hAnsi="Georgia Pro" w:cs="Georgia Pro"/>
+          <w:color w:val="000000" w:themeColor="text1"/>
+        </w:rPr>
+      </w:pPr>
+      <w:r>
+        <w:rPr>
+          <w:rFonts w:ascii="Georgia Pro" w:eastAsia="Georgia Pro" w:hAnsi="Georgia Pro" w:cs="Georgia Pro"/>
+          <w:color w:val="000000" w:themeColor="text1"/>
+        </w:rPr>
+        <w:t xml:space="preserve">  -n $VM1 \</w:t>
+      </w:r>
+    </w:p>
+    <w:p>
+      <w:pPr>
+        <w:pBdr>
+          <w:top w:val="single" w:sz="4" w:space="1" w:color="auto"/>
+          <w:left w:val="single" w:sz="4" w:space="4" w:color="auto"/>
+          <w:bottom w:val="single" w:sz="4" w:space="1" w:color="auto"/>
+          <w:right w:val="single" w:sz="4" w:space="4" w:color="auto"/>
+        </w:pBdr>
+        <w:shd w:val="clear" w:color="auto" w:fill="F2F2F2" w:themeFill="background1" w:themeFillShade="F2"/>
+        <w:spacing w:after="0" w:line="480" w:lineRule="auto"/>
+        <w:rPr>
+          <w:rFonts w:ascii="Georgia Pro" w:eastAsia="Georgia Pro" w:hAnsi="Georgia Pro" w:cs="Georgia Pro"/>
+          <w:color w:val="000000" w:themeColor="text1"/>
+        </w:rPr>
+      </w:pPr>
+      <w:r>
+        <w:rPr>
+          <w:rFonts w:ascii="Georgia Pro" w:eastAsia="Georgia Pro" w:hAnsi="Georgia Pro" w:cs="Georgia Pro"/>
+          <w:color w:val="000000" w:themeColor="text1"/>
+        </w:rPr>
+        <w:t xml:space="preserve">  --command-id </w:t>
+      </w:r>
+      <w:proofErr w:type="spellStart"/>
+      <w:r>
+        <w:rPr>
+          <w:rFonts w:ascii="Georgia Pro" w:eastAsia="Georgia Pro" w:hAnsi="Georgia Pro" w:cs="Georgia Pro"/>
+          <w:color w:val="000000" w:themeColor="text1"/>
+        </w:rPr>
+        <w:t>RunShellScript</w:t>
+      </w:r>
+      <w:proofErr w:type="spellEnd"/>
+      <w:r>
+        <w:rPr>
+          <w:rFonts w:ascii="Georgia Pro" w:eastAsia="Georgia Pro" w:hAnsi="Georgia Pro" w:cs="Georgia Pro"/>
+          <w:color w:val="000000" w:themeColor="text1"/>
+        </w:rPr>
+        <w:t xml:space="preserve"> \</w:t>
+      </w:r>
+    </w:p>
+    <w:p>
+      <w:pPr>
+        <w:pBdr>
+          <w:top w:val="single" w:sz="4" w:space="1" w:color="auto"/>
+          <w:left w:val="single" w:sz="4" w:space="4" w:color="auto"/>
+          <w:bottom w:val="single" w:sz="4" w:space="1" w:color="auto"/>
+          <w:right w:val="single" w:sz="4" w:space="4" w:color="auto"/>
+        </w:pBdr>
+        <w:shd w:val="clear" w:color="auto" w:fill="F2F2F2" w:themeFill="background1" w:themeFillShade="F2"/>
+        <w:spacing w:after="0" w:line="480" w:lineRule="auto"/>
+        <w:rPr>
+          <w:rFonts w:ascii="Georgia Pro" w:eastAsia="Georgia Pro" w:hAnsi="Georgia Pro" w:cs="Georgia Pro"/>
+          <w:color w:val="000000" w:themeColor="text1"/>
+        </w:rPr>
+      </w:pPr>
+      <w:r>
+        <w:rPr>
+          <w:rFonts w:ascii="Georgia Pro" w:eastAsia="Georgia Pro" w:hAnsi="Georgia Pro" w:cs="Georgia Pro"/>
+          <w:color w:val="000000" w:themeColor="text1"/>
+        </w:rPr>
+        <w:t xml:space="preserve">  --scripts "</w:t>
+      </w:r>
+    </w:p>
+    <w:p>
+      <w:pPr>
+        <w:pBdr>
+          <w:top w:val="single" w:sz="4" w:space="1" w:color="auto"/>
+          <w:left w:val="single" w:sz="4" w:space="4" w:color="auto"/>
+          <w:bottom w:val="single" w:sz="4" w:space="1" w:color="auto"/>
+          <w:right w:val="single" w:sz="4" w:space="4" w:color="auto"/>
+        </w:pBdr>
+        <w:shd w:val="clear" w:color="auto" w:fill="F2F2F2" w:themeFill="background1" w:themeFillShade="F2"/>
+        <w:spacing w:after="0" w:line="480" w:lineRule="auto"/>
+        <w:rPr>
+          <w:rFonts w:ascii="Georgia Pro" w:eastAsia="Georgia Pro" w:hAnsi="Georgia Pro" w:cs="Georgia Pro"/>
+          <w:color w:val="000000" w:themeColor="text1"/>
+        </w:rPr>
+      </w:pPr>
+      <w:r>
+        <w:rPr>
+          <w:rFonts w:ascii="Georgia Pro" w:eastAsia="Georgia Pro" w:hAnsi="Georgia Pro" w:cs="Georgia Pro"/>
+          <w:color w:val="000000" w:themeColor="text1"/>
+        </w:rPr>
+        <w:t>/opt/mssql-tools18/bin/</w:t>
+      </w:r>
+      <w:proofErr w:type="spellStart"/>
+      <w:r>
+        <w:rPr>
+          <w:rFonts w:ascii="Georgia Pro" w:eastAsia="Georgia Pro" w:hAnsi="Georgia Pro" w:cs="Georgia Pro"/>
+          <w:color w:val="000000" w:themeColor="text1"/>
+        </w:rPr>
+        <w:t>sqlcmd</w:t>
+      </w:r>
+      <w:proofErr w:type="spellEnd"/>
+      <w:r>
+        <w:rPr>
+          <w:rFonts w:ascii="Georgia Pro" w:eastAsia="Georgia Pro" w:hAnsi="Georgia Pro" w:cs="Georgia Pro"/>
+          <w:color w:val="000000" w:themeColor="text1"/>
+        </w:rPr>
+        <w:t xml:space="preserve"> \</w:t>
+      </w:r>
+    </w:p>
+    <w:p>
+      <w:pPr>
+        <w:pBdr>
+          <w:top w:val="single" w:sz="4" w:space="1" w:color="auto"/>
+          <w:left w:val="single" w:sz="4" w:space="4" w:color="auto"/>
+          <w:bottom w:val="single" w:sz="4" w:space="1" w:color="auto"/>
+          <w:right w:val="single" w:sz="4" w:space="4" w:color="auto"/>
+        </w:pBdr>
+        <w:shd w:val="clear" w:color="auto" w:fill="F2F2F2" w:themeFill="background1" w:themeFillShade="F2"/>
+        <w:spacing w:after="0" w:line="480" w:lineRule="auto"/>
+        <w:rPr>
+          <w:rFonts w:ascii="Georgia Pro" w:eastAsia="Georgia Pro" w:hAnsi="Georgia Pro" w:cs="Georgia Pro"/>
+          <w:color w:val="000000" w:themeColor="text1"/>
+        </w:rPr>
+      </w:pPr>
+      <w:r>
+        <w:rPr>
+          <w:rFonts w:ascii="Georgia Pro" w:eastAsia="Georgia Pro" w:hAnsi="Georgia Pro" w:cs="Georgia Pro"/>
+          <w:color w:val="000000" w:themeColor="text1"/>
+        </w:rPr>
+        <w:t>-S $SQL_SERVER.database.windows.net \</w:t>
+      </w:r>
+    </w:p>
+    <w:p>
+      <w:pPr>
+        <w:pBdr>
+          <w:top w:val="single" w:sz="4" w:space="1" w:color="auto"/>
+          <w:left w:val="single" w:sz="4" w:space="4" w:color="auto"/>
+          <w:bottom w:val="single" w:sz="4" w:space="1" w:color="auto"/>
+          <w:right w:val="single" w:sz="4" w:space="4" w:color="auto"/>
+        </w:pBdr>
+        <w:shd w:val="clear" w:color="auto" w:fill="F2F2F2" w:themeFill="background1" w:themeFillShade="F2"/>
+        <w:spacing w:after="0" w:line="480" w:lineRule="auto"/>
+        <w:rPr>
+          <w:rFonts w:ascii="Georgia Pro" w:eastAsia="Georgia Pro" w:hAnsi="Georgia Pro" w:cs="Georgia Pro"/>
+          <w:color w:val="000000" w:themeColor="text1"/>
+        </w:rPr>
+      </w:pPr>
+      <w:r>
+        <w:rPr>
+          <w:rFonts w:ascii="Georgia Pro" w:eastAsia="Georgia Pro" w:hAnsi="Georgia Pro" w:cs="Georgia Pro"/>
+          <w:color w:val="000000" w:themeColor="text1"/>
+        </w:rPr>
+        <w:t>-U $SQL_ADMIN \</w:t>
+      </w:r>
+    </w:p>
+    <w:p>
+      <w:pPr>
+        <w:pBdr>
+          <w:top w:val="single" w:sz="4" w:space="1" w:color="auto"/>
+          <w:left w:val="single" w:sz="4" w:space="4" w:color="auto"/>
+          <w:bottom w:val="single" w:sz="4" w:space="1" w:color="auto"/>
+          <w:right w:val="single" w:sz="4" w:space="4" w:color="auto"/>
+        </w:pBdr>
+        <w:shd w:val="clear" w:color="auto" w:fill="F2F2F2" w:themeFill="background1" w:themeFillShade="F2"/>
+        <w:spacing w:after="0" w:line="480" w:lineRule="auto"/>
+        <w:rPr>
+          <w:rFonts w:ascii="Georgia Pro" w:eastAsia="Georgia Pro" w:hAnsi="Georgia Pro" w:cs="Georgia Pro"/>
+          <w:color w:val="000000" w:themeColor="text1"/>
+        </w:rPr>
+      </w:pPr>
+      <w:r>
+        <w:rPr>
+          <w:rFonts w:ascii="Georgia Pro" w:eastAsia="Georgia Pro" w:hAnsi="Georgia Pro" w:cs="Georgia Pro"/>
+          <w:color w:val="000000" w:themeColor="text1"/>
+        </w:rPr>
+        <w:t>-P '$SQL_PASSWORD' \</w:t>
+      </w:r>
+    </w:p>
+    <w:p>
+      <w:pPr>
+        <w:pBdr>
+          <w:top w:val="single" w:sz="4" w:space="1" w:color="auto"/>
+          <w:left w:val="single" w:sz="4" w:space="4" w:color="auto"/>
+          <w:bottom w:val="single" w:sz="4" w:space="1" w:color="auto"/>
+          <w:right w:val="single" w:sz="4" w:space="4" w:color="auto"/>
+        </w:pBdr>
+        <w:shd w:val="clear" w:color="auto" w:fill="F2F2F2" w:themeFill="background1" w:themeFillShade="F2"/>
+        <w:spacing w:after="0" w:line="480" w:lineRule="auto"/>
+        <w:rPr>
+          <w:rFonts w:ascii="Georgia Pro" w:eastAsia="Georgia Pro" w:hAnsi="Georgia Pro" w:cs="Georgia Pro"/>
+          <w:color w:val="000000" w:themeColor="text1"/>
+        </w:rPr>
+      </w:pPr>
+      <w:r>
+        <w:rPr>
+          <w:rFonts w:ascii="Georgia Pro" w:eastAsia="Georgia Pro" w:hAnsi="Georgia Pro" w:cs="Georgia Pro"/>
+          <w:color w:val="000000" w:themeColor="text1"/>
+        </w:rPr>
+        <w:t>-d $SQL_DB \</w:t>
+      </w:r>
+    </w:p>
+    <w:p>
+      <w:pPr>
+        <w:pBdr>
+          <w:top w:val="single" w:sz="4" w:space="1" w:color="auto"/>
+          <w:left w:val="single" w:sz="4" w:space="4" w:color="auto"/>
+          <w:bottom w:val="single" w:sz="4" w:space="1" w:color="auto"/>
+          <w:right w:val="single" w:sz="4" w:space="4" w:color="auto"/>
+        </w:pBdr>
+        <w:shd w:val="clear" w:color="auto" w:fill="F2F2F2" w:themeFill="background1" w:themeFillShade="F2"/>
+        <w:spacing w:after="0" w:line="480" w:lineRule="auto"/>
+        <w:rPr>
+          <w:rFonts w:ascii="Georgia Pro" w:eastAsia="Georgia Pro" w:hAnsi="Georgia Pro" w:cs="Georgia Pro"/>
+          <w:color w:val="000000" w:themeColor="text1"/>
+        </w:rPr>
+      </w:pPr>
+      <w:r>
+        <w:rPr>
+          <w:rFonts w:ascii="Georgia Pro" w:eastAsia="Georgia Pro" w:hAnsi="Georgia Pro" w:cs="Georgia Pro"/>
+          <w:color w:val="000000" w:themeColor="text1"/>
+        </w:rPr>
+        <w:t>-C \</w:t>
+      </w:r>
+    </w:p>
+    <w:p>
+      <w:pPr>
+        <w:pBdr>
+          <w:top w:val="single" w:sz="4" w:space="1" w:color="auto"/>
+          <w:left w:val="single" w:sz="4" w:space="4" w:color="auto"/>
+          <w:bottom w:val="single" w:sz="4" w:space="1" w:color="auto"/>
+          <w:right w:val="single" w:sz="4" w:space="4" w:color="auto"/>
+        </w:pBdr>
+        <w:shd w:val="clear" w:color="auto" w:fill="F2F2F2" w:themeFill="background1" w:themeFillShade="F2"/>
+        <w:spacing w:after="0" w:line="480" w:lineRule="auto"/>
+        <w:rPr>
+          <w:rFonts w:ascii="Georgia Pro" w:eastAsia="Georgia Pro" w:hAnsi="Georgia Pro" w:cs="Georgia Pro"/>
+          <w:color w:val="000000" w:themeColor="text1"/>
+        </w:rPr>
+      </w:pPr>
+      <w:r>
+        <w:rPr>
+          <w:rFonts w:ascii="Georgia Pro" w:eastAsia="Georgia Pro" w:hAnsi="Georgia Pro" w:cs="Georgia Pro"/>
+          <w:color w:val="000000" w:themeColor="text1"/>
+        </w:rPr>
+        <w:t>-Q \"</w:t>
+      </w:r>
+    </w:p>
+    <w:p>
+      <w:pPr>
+        <w:pBdr>
+          <w:top w:val="single" w:sz="4" w:space="1" w:color="auto"/>
+          <w:left w:val="single" w:sz="4" w:space="4" w:color="auto"/>
+          <w:bottom w:val="single" w:sz="4" w:space="1" w:color="auto"/>
+          <w:right w:val="single" w:sz="4" w:space="4" w:color="auto"/>
+        </w:pBdr>
+        <w:shd w:val="clear" w:color="auto" w:fill="F2F2F2" w:themeFill="background1" w:themeFillShade="F2"/>
+        <w:spacing w:after="0" w:line="480" w:lineRule="auto"/>
+        <w:rPr>
+          <w:rFonts w:ascii="Georgia Pro" w:eastAsia="Georgia Pro" w:hAnsi="Georgia Pro" w:cs="Georgia Pro"/>
+          <w:color w:val="000000" w:themeColor="text1"/>
+        </w:rPr>
+      </w:pPr>
+      <w:r>
+        <w:rPr>
+          <w:rFonts w:ascii="Georgia Pro" w:eastAsia="Georgia Pro" w:hAnsi="Georgia Pro" w:cs="Georgia Pro"/>
+          <w:color w:val="000000" w:themeColor="text1"/>
+        </w:rPr>
+        <w:t>INSERT INTO Customers VALUES</w:t>
+      </w:r>
+    </w:p>
+    <w:p>
+      <w:pPr>
+        <w:pBdr>
+          <w:top w:val="single" w:sz="4" w:space="1" w:color="auto"/>
+          <w:left w:val="single" w:sz="4" w:space="4" w:color="auto"/>
+          <w:bottom w:val="single" w:sz="4" w:space="1" w:color="auto"/>
+          <w:right w:val="single" w:sz="4" w:space="4" w:color="auto"/>
+        </w:pBdr>
+        <w:shd w:val="clear" w:color="auto" w:fill="F2F2F2" w:themeFill="background1" w:themeFillShade="F2"/>
+        <w:spacing w:after="0" w:line="480" w:lineRule="auto"/>
+        <w:rPr>
+          <w:rFonts w:ascii="Georgia Pro" w:eastAsia="Georgia Pro" w:hAnsi="Georgia Pro" w:cs="Georgia Pro"/>
+          <w:color w:val="000000" w:themeColor="text1"/>
+        </w:rPr>
+      </w:pPr>
+      <w:r>
+        <w:rPr>
+          <w:rFonts w:ascii="Georgia Pro" w:eastAsia="Georgia Pro" w:hAnsi="Georgia Pro" w:cs="Georgia Pro"/>
+          <w:color w:val="000000" w:themeColor="text1"/>
+        </w:rPr>
+        <w:t>(1,'John','New York'),</w:t>
+      </w:r>
+    </w:p>
+    <w:p>
+      <w:pPr>
+        <w:pBdr>
+          <w:top w:val="single" w:sz="4" w:space="1" w:color="auto"/>
+          <w:left w:val="single" w:sz="4" w:space="4" w:color="auto"/>
+          <w:bottom w:val="single" w:sz="4" w:space="1" w:color="auto"/>
+          <w:right w:val="single" w:sz="4" w:space="4" w:color="auto"/>
+        </w:pBdr>
+        <w:shd w:val="clear" w:color="auto" w:fill="F2F2F2" w:themeFill="background1" w:themeFillShade="F2"/>
+        <w:spacing w:after="0" w:line="480" w:lineRule="auto"/>
+        <w:rPr>
+          <w:rFonts w:ascii="Georgia Pro" w:eastAsia="Georgia Pro" w:hAnsi="Georgia Pro" w:cs="Georgia Pro"/>
+          <w:color w:val="000000" w:themeColor="text1"/>
+        </w:rPr>
+      </w:pPr>
+      <w:r>
+        <w:rPr>
+          <w:rFonts w:ascii="Georgia Pro" w:eastAsia="Georgia Pro" w:hAnsi="Georgia Pro" w:cs="Georgia Pro"/>
+          <w:color w:val="000000" w:themeColor="text1"/>
+        </w:rPr>
+        <w:t>(2,'Alice','London'),</w:t>
+      </w:r>
+    </w:p>
+    <w:p>
+      <w:pPr>
+        <w:pBdr>
+          <w:top w:val="single" w:sz="4" w:space="1" w:color="auto"/>
+          <w:left w:val="single" w:sz="4" w:space="4" w:color="auto"/>
+          <w:bottom w:val="single" w:sz="4" w:space="1" w:color="auto"/>
+          <w:right w:val="single" w:sz="4" w:space="4" w:color="auto"/>
+        </w:pBdr>
+        <w:shd w:val="clear" w:color="auto" w:fill="F2F2F2" w:themeFill="background1" w:themeFillShade="F2"/>
+        <w:spacing w:after="0" w:line="480" w:lineRule="auto"/>
+        <w:rPr>
+          <w:rFonts w:ascii="Georgia Pro" w:eastAsia="Georgia Pro" w:hAnsi="Georgia Pro" w:cs="Georgia Pro"/>
+          <w:color w:val="000000" w:themeColor="text1"/>
+        </w:rPr>
+      </w:pPr>
+      <w:r>
+        <w:rPr>
+          <w:rFonts w:ascii="Georgia Pro" w:eastAsia="Georgia Pro" w:hAnsi="Georgia Pro" w:cs="Georgia Pro"/>
+          <w:color w:val="000000" w:themeColor="text1"/>
+        </w:rPr>
+        <w:t>(3,'Bob','Delhi')</w:t>
+      </w:r>
+    </w:p>
+    <w:p>
+      <w:pPr>
+        <w:pBdr>
+          <w:top w:val="single" w:sz="4" w:space="1" w:color="auto"/>
+          <w:left w:val="single" w:sz="4" w:space="4" w:color="auto"/>
+          <w:bottom w:val="single" w:sz="4" w:space="1" w:color="auto"/>
+          <w:right w:val="single" w:sz="4" w:space="4" w:color="auto"/>
+        </w:pBdr>
+        <w:shd w:val="clear" w:color="auto" w:fill="F2F2F2" w:themeFill="background1" w:themeFillShade="F2"/>
+        <w:spacing w:after="0" w:line="480" w:lineRule="auto"/>
+        <w:rPr>
+          <w:rFonts w:ascii="Georgia Pro" w:eastAsia="Georgia Pro" w:hAnsi="Georgia Pro" w:cs="Georgia Pro"/>
+          <w:color w:val="000000" w:themeColor="text1"/>
+        </w:rPr>
+      </w:pPr>
+      <w:r>
+        <w:rPr>
+          <w:rFonts w:ascii="Georgia Pro" w:eastAsia="Georgia Pro" w:hAnsi="Georgia Pro" w:cs="Georgia Pro"/>
+          <w:color w:val="000000" w:themeColor="text1"/>
+        </w:rPr>
+        <w:t>\"</w:t>
+      </w:r>
+    </w:p>
+    <w:p>
+      <w:pPr>
+        <w:pBdr>
+          <w:top w:val="single" w:sz="4" w:space="1" w:color="auto"/>
+          <w:left w:val="single" w:sz="4" w:space="4" w:color="auto"/>
+          <w:bottom w:val="single" w:sz="4" w:space="1" w:color="auto"/>
+          <w:right w:val="single" w:sz="4" w:space="4" w:color="auto"/>
+        </w:pBdr>
+        <w:shd w:val="clear" w:color="auto" w:fill="F2F2F2" w:themeFill="background1" w:themeFillShade="F2"/>
+        <w:spacing w:after="0" w:line="480" w:lineRule="auto"/>
+        <w:rPr>
+          <w:rFonts w:ascii="Georgia Pro" w:eastAsia="Georgia Pro" w:hAnsi="Georgia Pro" w:cs="Georgia Pro"/>
+          <w:color w:val="000000" w:themeColor="text1"/>
+        </w:rPr>
+      </w:pPr>
+      <w:r>
+        <w:rPr>
+          <w:rFonts w:ascii="Georgia Pro" w:eastAsia="Georgia Pro" w:hAnsi="Georgia Pro" w:cs="Georgia Pro"/>
+          <w:color w:val="000000" w:themeColor="text1"/>
+        </w:rPr>
+        <w:t>"</w:t>
+      </w:r>
+    </w:p>
+    <w:p>
+      <w:pPr>
+        <w:spacing w:after="0" w:line="480" w:lineRule="auto"/>
+        <w:rPr>
+          <w:rFonts w:ascii="Georgia Pro" w:eastAsia="Georgia Pro" w:hAnsi="Georgia Pro" w:cs="Georgia Pro"/>
+          <w:b/>
+          <w:bCs/>
+          <w:color w:val="000000" w:themeColor="text1"/>
+        </w:rPr>
+      </w:pPr>
+    </w:p>
+    <w:p>
+      <w:pPr>
+        <w:spacing w:after="0" w:line="480" w:lineRule="auto"/>
+        <w:rPr>
+          <w:rFonts w:ascii="Georgia Pro" w:eastAsia="Georgia Pro" w:hAnsi="Georgia Pro" w:cs="Georgia Pro"/>
+          <w:color w:val="000000" w:themeColor="text1"/>
+        </w:rPr>
+      </w:pPr>
+    </w:p>
+    <w:p>
+      <w:pPr>
+        <w:spacing w:after="0" w:line="480" w:lineRule="auto"/>
+        <w:rPr>
+          <w:rFonts w:ascii="Georgia Pro" w:eastAsia="Georgia Pro" w:hAnsi="Georgia Pro" w:cs="Georgia Pro"/>
+          <w:color w:val="000000" w:themeColor="text1"/>
+        </w:rPr>
+      </w:pPr>
+    </w:p>
+    <w:p>
+      <w:pPr>
+        <w:pBdr>
+          <w:top w:val="single" w:sz="4" w:space="1" w:color="auto"/>
+          <w:left w:val="single" w:sz="4" w:space="4" w:color="auto"/>
+          <w:bottom w:val="single" w:sz="4" w:space="1" w:color="auto"/>
+          <w:right w:val="single" w:sz="4" w:space="4" w:color="auto"/>
+        </w:pBdr>
+        <w:shd w:val="clear" w:color="auto" w:fill="F2F2F2" w:themeFill="background1" w:themeFillShade="F2"/>
+        <w:spacing w:after="0" w:line="480" w:lineRule="auto"/>
+        <w:rPr>
+          <w:rFonts w:ascii="Georgia Pro" w:eastAsia="Georgia Pro" w:hAnsi="Georgia Pro" w:cs="Georgia Pro"/>
+          <w:color w:val="000000" w:themeColor="text1"/>
+        </w:rPr>
+      </w:pPr>
+      <w:proofErr w:type="spellStart"/>
+      <w:r>
+        <w:rPr>
+          <w:rFonts w:ascii="Georgia Pro" w:eastAsia="Georgia Pro" w:hAnsi="Georgia Pro" w:cs="Georgia Pro"/>
+          <w:color w:val="000000" w:themeColor="text1"/>
+        </w:rPr>
+        <w:lastRenderedPageBreak/>
+        <w:t>az</w:t>
+      </w:r>
+      <w:proofErr w:type="spellEnd"/>
+      <w:r>
+        <w:rPr>
+          <w:rFonts w:ascii="Georgia Pro" w:eastAsia="Georgia Pro" w:hAnsi="Georgia Pro" w:cs="Georgia Pro"/>
+          <w:color w:val="000000" w:themeColor="text1"/>
+        </w:rPr>
+        <w:t xml:space="preserve"> </w:t>
+      </w:r>
+      <w:proofErr w:type="spellStart"/>
+      <w:r>
+        <w:rPr>
+          <w:rFonts w:ascii="Georgia Pro" w:eastAsia="Georgia Pro" w:hAnsi="Georgia Pro" w:cs="Georgia Pro"/>
+          <w:color w:val="000000" w:themeColor="text1"/>
+        </w:rPr>
+        <w:t>vm</w:t>
+      </w:r>
+      <w:proofErr w:type="spellEnd"/>
+      <w:r>
+        <w:rPr>
+          <w:rFonts w:ascii="Georgia Pro" w:eastAsia="Georgia Pro" w:hAnsi="Georgia Pro" w:cs="Georgia Pro"/>
+          <w:color w:val="000000" w:themeColor="text1"/>
+        </w:rPr>
+        <w:t xml:space="preserve"> </w:t>
+      </w:r>
+      <w:proofErr w:type="gramStart"/>
+      <w:r>
+        <w:rPr>
+          <w:rFonts w:ascii="Georgia Pro" w:eastAsia="Georgia Pro" w:hAnsi="Georgia Pro" w:cs="Georgia Pro"/>
+          <w:color w:val="000000" w:themeColor="text1"/>
+        </w:rPr>
+        <w:t>run-command</w:t>
+      </w:r>
+      <w:proofErr w:type="gramEnd"/>
+      <w:r>
+        <w:rPr>
+          <w:rFonts w:ascii="Georgia Pro" w:eastAsia="Georgia Pro" w:hAnsi="Georgia Pro" w:cs="Georgia Pro"/>
+          <w:color w:val="000000" w:themeColor="text1"/>
+        </w:rPr>
+        <w:t xml:space="preserve"> invoke \</w:t>
+      </w:r>
+    </w:p>
+    <w:p>
+      <w:pPr>
+        <w:pBdr>
+          <w:top w:val="single" w:sz="4" w:space="1" w:color="auto"/>
+          <w:left w:val="single" w:sz="4" w:space="4" w:color="auto"/>
+          <w:bottom w:val="single" w:sz="4" w:space="1" w:color="auto"/>
+          <w:right w:val="single" w:sz="4" w:space="4" w:color="auto"/>
+        </w:pBdr>
+        <w:shd w:val="clear" w:color="auto" w:fill="F2F2F2" w:themeFill="background1" w:themeFillShade="F2"/>
+        <w:spacing w:after="0" w:line="480" w:lineRule="auto"/>
+        <w:rPr>
+          <w:rFonts w:ascii="Georgia Pro" w:eastAsia="Georgia Pro" w:hAnsi="Georgia Pro" w:cs="Georgia Pro"/>
+          <w:color w:val="000000" w:themeColor="text1"/>
+        </w:rPr>
+      </w:pPr>
+      <w:r>
+        <w:rPr>
+          <w:rFonts w:ascii="Georgia Pro" w:eastAsia="Georgia Pro" w:hAnsi="Georgia Pro" w:cs="Georgia Pro"/>
+          <w:color w:val="000000" w:themeColor="text1"/>
+        </w:rPr>
+        <w:t xml:space="preserve">  -g $RESOURCE_GROUP \</w:t>
+      </w:r>
+    </w:p>
+    <w:p>
+      <w:pPr>
+        <w:pBdr>
+          <w:top w:val="single" w:sz="4" w:space="1" w:color="auto"/>
+          <w:left w:val="single" w:sz="4" w:space="4" w:color="auto"/>
+          <w:bottom w:val="single" w:sz="4" w:space="1" w:color="auto"/>
+          <w:right w:val="single" w:sz="4" w:space="4" w:color="auto"/>
+        </w:pBdr>
+        <w:shd w:val="clear" w:color="auto" w:fill="F2F2F2" w:themeFill="background1" w:themeFillShade="F2"/>
+        <w:spacing w:after="0" w:line="480" w:lineRule="auto"/>
+        <w:rPr>
+          <w:rFonts w:ascii="Georgia Pro" w:eastAsia="Georgia Pro" w:hAnsi="Georgia Pro" w:cs="Georgia Pro"/>
+          <w:color w:val="000000" w:themeColor="text1"/>
+        </w:rPr>
+      </w:pPr>
+      <w:r>
+        <w:rPr>
+          <w:rFonts w:ascii="Georgia Pro" w:eastAsia="Georgia Pro" w:hAnsi="Georgia Pro" w:cs="Georgia Pro"/>
+          <w:color w:val="000000" w:themeColor="text1"/>
+        </w:rPr>
+        <w:t xml:space="preserve">  -n $VM1 \</w:t>
+      </w:r>
+    </w:p>
+    <w:p>
+      <w:pPr>
+        <w:pBdr>
+          <w:top w:val="single" w:sz="4" w:space="1" w:color="auto"/>
+          <w:left w:val="single" w:sz="4" w:space="4" w:color="auto"/>
+          <w:bottom w:val="single" w:sz="4" w:space="1" w:color="auto"/>
+          <w:right w:val="single" w:sz="4" w:space="4" w:color="auto"/>
+        </w:pBdr>
+        <w:shd w:val="clear" w:color="auto" w:fill="F2F2F2" w:themeFill="background1" w:themeFillShade="F2"/>
+        <w:spacing w:after="0" w:line="480" w:lineRule="auto"/>
+        <w:rPr>
+          <w:rFonts w:ascii="Georgia Pro" w:eastAsia="Georgia Pro" w:hAnsi="Georgia Pro" w:cs="Georgia Pro"/>
+          <w:color w:val="000000" w:themeColor="text1"/>
+        </w:rPr>
+      </w:pPr>
+      <w:r>
+        <w:rPr>
+          <w:rFonts w:ascii="Georgia Pro" w:eastAsia="Georgia Pro" w:hAnsi="Georgia Pro" w:cs="Georgia Pro"/>
+          <w:color w:val="000000" w:themeColor="text1"/>
+        </w:rPr>
+        <w:t xml:space="preserve">  --command-id </w:t>
+      </w:r>
+      <w:proofErr w:type="spellStart"/>
+      <w:r>
+        <w:rPr>
+          <w:rFonts w:ascii="Georgia Pro" w:eastAsia="Georgia Pro" w:hAnsi="Georgia Pro" w:cs="Georgia Pro"/>
+          <w:color w:val="000000" w:themeColor="text1"/>
+        </w:rPr>
+        <w:t>RunShellScript</w:t>
+      </w:r>
+      <w:proofErr w:type="spellEnd"/>
+      <w:r>
+        <w:rPr>
+          <w:rFonts w:ascii="Georgia Pro" w:eastAsia="Georgia Pro" w:hAnsi="Georgia Pro" w:cs="Georgia Pro"/>
+          <w:color w:val="000000" w:themeColor="text1"/>
+        </w:rPr>
+        <w:t xml:space="preserve"> \</w:t>
+      </w:r>
+    </w:p>
+    <w:p>
+      <w:pPr>
+        <w:pBdr>
+          <w:top w:val="single" w:sz="4" w:space="1" w:color="auto"/>
+          <w:left w:val="single" w:sz="4" w:space="4" w:color="auto"/>
+          <w:bottom w:val="single" w:sz="4" w:space="1" w:color="auto"/>
+          <w:right w:val="single" w:sz="4" w:space="4" w:color="auto"/>
+        </w:pBdr>
+        <w:shd w:val="clear" w:color="auto" w:fill="F2F2F2" w:themeFill="background1" w:themeFillShade="F2"/>
+        <w:spacing w:after="0" w:line="480" w:lineRule="auto"/>
+        <w:rPr>
+          <w:rFonts w:ascii="Georgia Pro" w:eastAsia="Georgia Pro" w:hAnsi="Georgia Pro" w:cs="Georgia Pro"/>
+          <w:color w:val="000000" w:themeColor="text1"/>
+        </w:rPr>
+      </w:pPr>
+      <w:r>
+        <w:rPr>
+          <w:rFonts w:ascii="Georgia Pro" w:eastAsia="Georgia Pro" w:hAnsi="Georgia Pro" w:cs="Georgia Pro"/>
+          <w:color w:val="000000" w:themeColor="text1"/>
+        </w:rPr>
+        <w:t xml:space="preserve">  --scripts "</w:t>
+      </w:r>
+    </w:p>
+    <w:p>
+      <w:pPr>
+        <w:pBdr>
+          <w:top w:val="single" w:sz="4" w:space="1" w:color="auto"/>
+          <w:left w:val="single" w:sz="4" w:space="4" w:color="auto"/>
+          <w:bottom w:val="single" w:sz="4" w:space="1" w:color="auto"/>
+          <w:right w:val="single" w:sz="4" w:space="4" w:color="auto"/>
+        </w:pBdr>
+        <w:shd w:val="clear" w:color="auto" w:fill="F2F2F2" w:themeFill="background1" w:themeFillShade="F2"/>
+        <w:spacing w:after="0" w:line="480" w:lineRule="auto"/>
+        <w:rPr>
+          <w:rFonts w:ascii="Georgia Pro" w:eastAsia="Georgia Pro" w:hAnsi="Georgia Pro" w:cs="Georgia Pro"/>
+          <w:color w:val="000000" w:themeColor="text1"/>
+        </w:rPr>
+      </w:pPr>
+      <w:r>
+        <w:rPr>
+          <w:rFonts w:ascii="Georgia Pro" w:eastAsia="Georgia Pro" w:hAnsi="Georgia Pro" w:cs="Georgia Pro"/>
+          <w:color w:val="000000" w:themeColor="text1"/>
+        </w:rPr>
+        <w:t>/opt/mssql-tools18/bin/</w:t>
+      </w:r>
+      <w:proofErr w:type="spellStart"/>
+      <w:r>
+        <w:rPr>
+          <w:rFonts w:ascii="Georgia Pro" w:eastAsia="Georgia Pro" w:hAnsi="Georgia Pro" w:cs="Georgia Pro"/>
+          <w:color w:val="000000" w:themeColor="text1"/>
+        </w:rPr>
+        <w:t>sqlcmd</w:t>
+      </w:r>
+      <w:proofErr w:type="spellEnd"/>
+      <w:r>
+        <w:rPr>
+          <w:rFonts w:ascii="Georgia Pro" w:eastAsia="Georgia Pro" w:hAnsi="Georgia Pro" w:cs="Georgia Pro"/>
+          <w:color w:val="000000" w:themeColor="text1"/>
+        </w:rPr>
+        <w:t xml:space="preserve"> \</w:t>
+      </w:r>
+    </w:p>
+    <w:p>
+      <w:pPr>
+        <w:pBdr>
+          <w:top w:val="single" w:sz="4" w:space="1" w:color="auto"/>
+          <w:left w:val="single" w:sz="4" w:space="4" w:color="auto"/>
+          <w:bottom w:val="single" w:sz="4" w:space="1" w:color="auto"/>
+          <w:right w:val="single" w:sz="4" w:space="4" w:color="auto"/>
+        </w:pBdr>
+        <w:shd w:val="clear" w:color="auto" w:fill="F2F2F2" w:themeFill="background1" w:themeFillShade="F2"/>
+        <w:spacing w:after="0" w:line="480" w:lineRule="auto"/>
+        <w:rPr>
+          <w:rFonts w:ascii="Georgia Pro" w:eastAsia="Georgia Pro" w:hAnsi="Georgia Pro" w:cs="Georgia Pro"/>
+          <w:color w:val="000000" w:themeColor="text1"/>
+        </w:rPr>
+      </w:pPr>
+      <w:r>
+        <w:rPr>
+          <w:rFonts w:ascii="Georgia Pro" w:eastAsia="Georgia Pro" w:hAnsi="Georgia Pro" w:cs="Georgia Pro"/>
+          <w:color w:val="000000" w:themeColor="text1"/>
+        </w:rPr>
+        <w:t>-S $SQL_SERVER.database.windows.net \</w:t>
+      </w:r>
+    </w:p>
+    <w:p>
+      <w:pPr>
+        <w:pBdr>
+          <w:top w:val="single" w:sz="4" w:space="1" w:color="auto"/>
+          <w:left w:val="single" w:sz="4" w:space="4" w:color="auto"/>
+          <w:bottom w:val="single" w:sz="4" w:space="1" w:color="auto"/>
+          <w:right w:val="single" w:sz="4" w:space="4" w:color="auto"/>
+        </w:pBdr>
+        <w:shd w:val="clear" w:color="auto" w:fill="F2F2F2" w:themeFill="background1" w:themeFillShade="F2"/>
+        <w:spacing w:after="0" w:line="480" w:lineRule="auto"/>
+        <w:rPr>
+          <w:rFonts w:ascii="Georgia Pro" w:eastAsia="Georgia Pro" w:hAnsi="Georgia Pro" w:cs="Georgia Pro"/>
+          <w:color w:val="000000" w:themeColor="text1"/>
+        </w:rPr>
+      </w:pPr>
+      <w:r>
+        <w:rPr>
+          <w:rFonts w:ascii="Georgia Pro" w:eastAsia="Georgia Pro" w:hAnsi="Georgia Pro" w:cs="Georgia Pro"/>
+          <w:color w:val="000000" w:themeColor="text1"/>
+        </w:rPr>
+        <w:t>-U $SQL_ADMIN \</w:t>
+      </w:r>
+    </w:p>
+    <w:p>
+      <w:pPr>
+        <w:pBdr>
+          <w:top w:val="single" w:sz="4" w:space="1" w:color="auto"/>
+          <w:left w:val="single" w:sz="4" w:space="4" w:color="auto"/>
+          <w:bottom w:val="single" w:sz="4" w:space="1" w:color="auto"/>
+          <w:right w:val="single" w:sz="4" w:space="4" w:color="auto"/>
+        </w:pBdr>
+        <w:shd w:val="clear" w:color="auto" w:fill="F2F2F2" w:themeFill="background1" w:themeFillShade="F2"/>
+        <w:spacing w:after="0" w:line="480" w:lineRule="auto"/>
+        <w:rPr>
+          <w:rFonts w:ascii="Georgia Pro" w:eastAsia="Georgia Pro" w:hAnsi="Georgia Pro" w:cs="Georgia Pro"/>
+          <w:color w:val="000000" w:themeColor="text1"/>
+        </w:rPr>
+      </w:pPr>
+      <w:r>
+        <w:rPr>
+          <w:rFonts w:ascii="Georgia Pro" w:eastAsia="Georgia Pro" w:hAnsi="Georgia Pro" w:cs="Georgia Pro"/>
+          <w:color w:val="000000" w:themeColor="text1"/>
+        </w:rPr>
+        <w:t>-P '$SQL_PASSWORD' \</w:t>
+      </w:r>
+    </w:p>
+    <w:p>
+      <w:pPr>
+        <w:pBdr>
+          <w:top w:val="single" w:sz="4" w:space="1" w:color="auto"/>
+          <w:left w:val="single" w:sz="4" w:space="4" w:color="auto"/>
+          <w:bottom w:val="single" w:sz="4" w:space="1" w:color="auto"/>
+          <w:right w:val="single" w:sz="4" w:space="4" w:color="auto"/>
+        </w:pBdr>
+        <w:shd w:val="clear" w:color="auto" w:fill="F2F2F2" w:themeFill="background1" w:themeFillShade="F2"/>
+        <w:spacing w:after="0" w:line="480" w:lineRule="auto"/>
+        <w:rPr>
+          <w:rFonts w:ascii="Georgia Pro" w:eastAsia="Georgia Pro" w:hAnsi="Georgia Pro" w:cs="Georgia Pro"/>
+          <w:color w:val="000000" w:themeColor="text1"/>
+        </w:rPr>
+      </w:pPr>
+      <w:r>
+        <w:rPr>
+          <w:rFonts w:ascii="Georgia Pro" w:eastAsia="Georgia Pro" w:hAnsi="Georgia Pro" w:cs="Georgia Pro"/>
+          <w:color w:val="000000" w:themeColor="text1"/>
+        </w:rPr>
+        <w:t>-d $SQL_DB \</w:t>
+      </w:r>
+    </w:p>
+    <w:p>
+      <w:pPr>
+        <w:pBdr>
+          <w:top w:val="single" w:sz="4" w:space="1" w:color="auto"/>
+          <w:left w:val="single" w:sz="4" w:space="4" w:color="auto"/>
+          <w:bottom w:val="single" w:sz="4" w:space="1" w:color="auto"/>
+          <w:right w:val="single" w:sz="4" w:space="4" w:color="auto"/>
+        </w:pBdr>
+        <w:shd w:val="clear" w:color="auto" w:fill="F2F2F2" w:themeFill="background1" w:themeFillShade="F2"/>
+        <w:spacing w:after="0" w:line="480" w:lineRule="auto"/>
+        <w:rPr>
+          <w:rFonts w:ascii="Georgia Pro" w:eastAsia="Georgia Pro" w:hAnsi="Georgia Pro" w:cs="Georgia Pro"/>
+          <w:color w:val="000000" w:themeColor="text1"/>
+        </w:rPr>
+      </w:pPr>
+      <w:r>
+        <w:rPr>
+          <w:rFonts w:ascii="Georgia Pro" w:eastAsia="Georgia Pro" w:hAnsi="Georgia Pro" w:cs="Georgia Pro"/>
+          <w:color w:val="000000" w:themeColor="text1"/>
+        </w:rPr>
+        <w:t>-C \</w:t>
+      </w:r>
+    </w:p>
+    <w:p>
+      <w:pPr>
+        <w:pBdr>
+          <w:top w:val="single" w:sz="4" w:space="1" w:color="auto"/>
+          <w:left w:val="single" w:sz="4" w:space="4" w:color="auto"/>
+          <w:bottom w:val="single" w:sz="4" w:space="1" w:color="auto"/>
+          <w:right w:val="single" w:sz="4" w:space="4" w:color="auto"/>
+        </w:pBdr>
+        <w:shd w:val="clear" w:color="auto" w:fill="F2F2F2" w:themeFill="background1" w:themeFillShade="F2"/>
+        <w:spacing w:after="0" w:line="480" w:lineRule="auto"/>
+        <w:rPr>
+          <w:rFonts w:ascii="Georgia Pro" w:eastAsia="Georgia Pro" w:hAnsi="Georgia Pro" w:cs="Georgia Pro"/>
+          <w:color w:val="000000" w:themeColor="text1"/>
+        </w:rPr>
+      </w:pPr>
+      <w:r>
+        <w:rPr>
+          <w:rFonts w:ascii="Georgia Pro" w:eastAsia="Georgia Pro" w:hAnsi="Georgia Pro" w:cs="Georgia Pro"/>
+          <w:color w:val="000000" w:themeColor="text1"/>
+        </w:rPr>
+        <w:t>-Q 'SELECT * FROM Customers'</w:t>
+      </w:r>
+    </w:p>
+    <w:p>
+      <w:pPr>
+        <w:pBdr>
+          <w:top w:val="single" w:sz="4" w:space="1" w:color="auto"/>
+          <w:left w:val="single" w:sz="4" w:space="4" w:color="auto"/>
+          <w:bottom w:val="single" w:sz="4" w:space="1" w:color="auto"/>
+          <w:right w:val="single" w:sz="4" w:space="4" w:color="auto"/>
+        </w:pBdr>
+        <w:shd w:val="clear" w:color="auto" w:fill="F2F2F2" w:themeFill="background1" w:themeFillShade="F2"/>
+        <w:spacing w:after="0" w:line="480" w:lineRule="auto"/>
+        <w:rPr>
+          <w:rFonts w:ascii="Georgia Pro" w:eastAsia="Georgia Pro" w:hAnsi="Georgia Pro" w:cs="Georgia Pro"/>
+          <w:color w:val="000000" w:themeColor="text1"/>
+        </w:rPr>
+      </w:pPr>
+      <w:r>
+        <w:rPr>
+          <w:rFonts w:ascii="Georgia Pro" w:eastAsia="Georgia Pro" w:hAnsi="Georgia Pro" w:cs="Georgia Pro"/>
+          <w:color w:val="000000" w:themeColor="text1"/>
+        </w:rPr>
+        <w:t>"</w:t>
+      </w:r>
+    </w:p>
+    <w:p>
+      <w:pPr>
+        <w:spacing w:after="0" w:line="480" w:lineRule="auto"/>
+        <w:rPr>
+          <w:rFonts w:ascii="Georgia Pro" w:eastAsia="Georgia Pro" w:hAnsi="Georgia Pro" w:cs="Georgia Pro"/>
+          <w:b/>
+          <w:bCs/>
+          <w:color w:val="000000" w:themeColor="text1"/>
+        </w:rPr>
+      </w:pPr>
+    </w:p>
+    <w:p>
+      <w:pPr>
+        <w:spacing w:after="0" w:line="480" w:lineRule="auto"/>
+        <w:rPr>
+          <w:rFonts w:ascii="Georgia Pro" w:eastAsia="Georgia Pro" w:hAnsi="Georgia Pro" w:cs="Georgia Pro"/>
+          <w:b/>
+          <w:bCs/>
+          <w:color w:val="000000" w:themeColor="text1"/>
+        </w:rPr>
+      </w:pPr>
+      <w:r>
+        <w:rPr>
+          <w:rFonts w:ascii="Georgia Pro" w:eastAsia="Georgia Pro" w:hAnsi="Georgia Pro" w:cs="Georgia Pro"/>
+          <w:b/>
+          <w:bCs/>
+          <w:color w:val="000000" w:themeColor="text1"/>
+        </w:rPr>
+        <w:t xml:space="preserve">Step 18: </w:t>
+      </w:r>
+      <w:r>
+        <w:rPr>
+          <w:rFonts w:ascii="Georgia Pro" w:eastAsia="Georgia Pro" w:hAnsi="Georgia Pro" w:cs="Georgia Pro"/>
+          <w:b/>
+          <w:bCs/>
+          <w:color w:val="000000" w:themeColor="text1"/>
+        </w:rPr>
+        <w:t>Run</w:t>
+      </w:r>
+    </w:p>
+    <w:p>
+      <w:pPr>
+        <w:spacing w:after="0" w:line="480" w:lineRule="auto"/>
+        <w:rPr>
+          <w:rFonts w:ascii="Georgia Pro" w:eastAsia="Georgia Pro" w:hAnsi="Georgia Pro" w:cs="Georgia Pro"/>
+          <w:b/>
+          <w:bCs/>
+          <w:color w:val="000000" w:themeColor="text1"/>
+        </w:rPr>
+      </w:pPr>
+      <w:proofErr w:type="gramStart"/>
+      <w:r>
+        <w:rPr>
+          <w:rFonts w:ascii="Georgia Pro" w:eastAsia="Georgia Pro" w:hAnsi="Georgia Pro" w:cs="Georgia Pro"/>
+          <w:b/>
+          <w:bCs/>
+          <w:color w:val="000000" w:themeColor="text1"/>
+        </w:rPr>
+        <w:t>For  VM</w:t>
+      </w:r>
+      <w:proofErr w:type="gramEnd"/>
+      <w:r>
+        <w:rPr>
+          <w:rFonts w:ascii="Georgia Pro" w:eastAsia="Georgia Pro" w:hAnsi="Georgia Pro" w:cs="Georgia Pro"/>
+          <w:b/>
+          <w:bCs/>
+          <w:color w:val="000000" w:themeColor="text1"/>
+        </w:rPr>
+        <w:t>1</w:t>
+      </w:r>
+    </w:p>
+    <w:p>
+      <w:pPr>
+        <w:pBdr>
+          <w:top w:val="single" w:sz="4" w:space="1" w:color="auto"/>
+          <w:left w:val="single" w:sz="4" w:space="4" w:color="auto"/>
+          <w:bottom w:val="single" w:sz="4" w:space="1" w:color="auto"/>
+          <w:right w:val="single" w:sz="4" w:space="4" w:color="auto"/>
+        </w:pBdr>
+        <w:shd w:val="clear" w:color="auto" w:fill="F2F2F2" w:themeFill="background1" w:themeFillShade="F2"/>
+        <w:spacing w:after="0" w:line="480" w:lineRule="auto"/>
+        <w:rPr>
+          <w:rFonts w:ascii="Georgia Pro" w:eastAsia="Georgia Pro" w:hAnsi="Georgia Pro" w:cs="Georgia Pro"/>
+          <w:color w:val="000000" w:themeColor="text1"/>
+        </w:rPr>
+      </w:pPr>
+      <w:proofErr w:type="spellStart"/>
+      <w:r>
+        <w:rPr>
+          <w:rFonts w:ascii="Georgia Pro" w:eastAsia="Georgia Pro" w:hAnsi="Georgia Pro" w:cs="Georgia Pro"/>
+          <w:color w:val="000000" w:themeColor="text1"/>
+        </w:rPr>
+        <w:t>az</w:t>
+      </w:r>
+      <w:proofErr w:type="spellEnd"/>
+      <w:r>
+        <w:rPr>
+          <w:rFonts w:ascii="Georgia Pro" w:eastAsia="Georgia Pro" w:hAnsi="Georgia Pro" w:cs="Georgia Pro"/>
+          <w:color w:val="000000" w:themeColor="text1"/>
+        </w:rPr>
+        <w:t xml:space="preserve"> </w:t>
+      </w:r>
+      <w:proofErr w:type="spellStart"/>
+      <w:r>
+        <w:rPr>
+          <w:rFonts w:ascii="Georgia Pro" w:eastAsia="Georgia Pro" w:hAnsi="Georgia Pro" w:cs="Georgia Pro"/>
+          <w:color w:val="000000" w:themeColor="text1"/>
+        </w:rPr>
+        <w:t>vm</w:t>
+      </w:r>
+      <w:proofErr w:type="spellEnd"/>
+      <w:r>
+        <w:rPr>
+          <w:rFonts w:ascii="Georgia Pro" w:eastAsia="Georgia Pro" w:hAnsi="Georgia Pro" w:cs="Georgia Pro"/>
+          <w:color w:val="000000" w:themeColor="text1"/>
+        </w:rPr>
+        <w:t xml:space="preserve"> </w:t>
+      </w:r>
+      <w:proofErr w:type="gramStart"/>
+      <w:r>
+        <w:rPr>
+          <w:rFonts w:ascii="Georgia Pro" w:eastAsia="Georgia Pro" w:hAnsi="Georgia Pro" w:cs="Georgia Pro"/>
+          <w:color w:val="000000" w:themeColor="text1"/>
+        </w:rPr>
+        <w:t>run-command</w:t>
+      </w:r>
+      <w:proofErr w:type="gramEnd"/>
+      <w:r>
+        <w:rPr>
+          <w:rFonts w:ascii="Georgia Pro" w:eastAsia="Georgia Pro" w:hAnsi="Georgia Pro" w:cs="Georgia Pro"/>
+          <w:color w:val="000000" w:themeColor="text1"/>
+        </w:rPr>
+        <w:t xml:space="preserve"> invoke \</w:t>
+      </w:r>
+    </w:p>
+    <w:p>
+      <w:pPr>
+        <w:pBdr>
+          <w:top w:val="single" w:sz="4" w:space="1" w:color="auto"/>
+          <w:left w:val="single" w:sz="4" w:space="4" w:color="auto"/>
+          <w:bottom w:val="single" w:sz="4" w:space="1" w:color="auto"/>
+          <w:right w:val="single" w:sz="4" w:space="4" w:color="auto"/>
+        </w:pBdr>
+        <w:shd w:val="clear" w:color="auto" w:fill="F2F2F2" w:themeFill="background1" w:themeFillShade="F2"/>
+        <w:spacing w:after="0" w:line="480" w:lineRule="auto"/>
+        <w:rPr>
+          <w:rFonts w:ascii="Georgia Pro" w:eastAsia="Georgia Pro" w:hAnsi="Georgia Pro" w:cs="Georgia Pro"/>
+          <w:color w:val="000000" w:themeColor="text1"/>
+        </w:rPr>
+      </w:pPr>
+      <w:r>
+        <w:rPr>
+          <w:rFonts w:ascii="Georgia Pro" w:eastAsia="Georgia Pro" w:hAnsi="Georgia Pro" w:cs="Georgia Pro"/>
+          <w:color w:val="000000" w:themeColor="text1"/>
+        </w:rPr>
+        <w:t>-g $RESOURCE_GROUP \</w:t>
+      </w:r>
+    </w:p>
+    <w:p>
+      <w:pPr>
+        <w:pBdr>
+          <w:top w:val="single" w:sz="4" w:space="1" w:color="auto"/>
+          <w:left w:val="single" w:sz="4" w:space="4" w:color="auto"/>
+          <w:bottom w:val="single" w:sz="4" w:space="1" w:color="auto"/>
+          <w:right w:val="single" w:sz="4" w:space="4" w:color="auto"/>
+        </w:pBdr>
+        <w:shd w:val="clear" w:color="auto" w:fill="F2F2F2" w:themeFill="background1" w:themeFillShade="F2"/>
+        <w:spacing w:after="0" w:line="480" w:lineRule="auto"/>
+        <w:rPr>
+          <w:rFonts w:ascii="Georgia Pro" w:eastAsia="Georgia Pro" w:hAnsi="Georgia Pro" w:cs="Georgia Pro"/>
+          <w:color w:val="000000" w:themeColor="text1"/>
+        </w:rPr>
+      </w:pPr>
+      <w:r>
+        <w:rPr>
+          <w:rFonts w:ascii="Georgia Pro" w:eastAsia="Georgia Pro" w:hAnsi="Georgia Pro" w:cs="Georgia Pro"/>
+          <w:color w:val="000000" w:themeColor="text1"/>
+        </w:rPr>
+        <w:t>-n $VM1 \</w:t>
+      </w:r>
+    </w:p>
+    <w:p>
+      <w:pPr>
+        <w:pBdr>
+          <w:top w:val="single" w:sz="4" w:space="1" w:color="auto"/>
+          <w:left w:val="single" w:sz="4" w:space="4" w:color="auto"/>
+          <w:bottom w:val="single" w:sz="4" w:space="1" w:color="auto"/>
+          <w:right w:val="single" w:sz="4" w:space="4" w:color="auto"/>
+        </w:pBdr>
+        <w:shd w:val="clear" w:color="auto" w:fill="F2F2F2" w:themeFill="background1" w:themeFillShade="F2"/>
+        <w:spacing w:after="0" w:line="480" w:lineRule="auto"/>
+        <w:rPr>
+          <w:rFonts w:ascii="Georgia Pro" w:eastAsia="Georgia Pro" w:hAnsi="Georgia Pro" w:cs="Georgia Pro"/>
+          <w:color w:val="000000" w:themeColor="text1"/>
+        </w:rPr>
+      </w:pPr>
+      <w:r>
+        <w:rPr>
+          <w:rFonts w:ascii="Georgia Pro" w:eastAsia="Georgia Pro" w:hAnsi="Georgia Pro" w:cs="Georgia Pro"/>
+          <w:color w:val="000000" w:themeColor="text1"/>
+        </w:rPr>
+        <w:t xml:space="preserve">--command-id </w:t>
+      </w:r>
+      <w:proofErr w:type="spellStart"/>
+      <w:r>
+        <w:rPr>
+          <w:rFonts w:ascii="Georgia Pro" w:eastAsia="Georgia Pro" w:hAnsi="Georgia Pro" w:cs="Georgia Pro"/>
+          <w:color w:val="000000" w:themeColor="text1"/>
+        </w:rPr>
+        <w:t>RunShellScript</w:t>
+      </w:r>
+      <w:proofErr w:type="spellEnd"/>
+      <w:r>
+        <w:rPr>
+          <w:rFonts w:ascii="Georgia Pro" w:eastAsia="Georgia Pro" w:hAnsi="Georgia Pro" w:cs="Georgia Pro"/>
+          <w:color w:val="000000" w:themeColor="text1"/>
+        </w:rPr>
+        <w:t xml:space="preserve"> \</w:t>
+      </w:r>
+    </w:p>
+    <w:p>
+      <w:pPr>
+        <w:pBdr>
+          <w:top w:val="single" w:sz="4" w:space="1" w:color="auto"/>
+          <w:left w:val="single" w:sz="4" w:space="4" w:color="auto"/>
+          <w:bottom w:val="single" w:sz="4" w:space="1" w:color="auto"/>
+          <w:right w:val="single" w:sz="4" w:space="4" w:color="auto"/>
+        </w:pBdr>
+        <w:shd w:val="clear" w:color="auto" w:fill="F2F2F2" w:themeFill="background1" w:themeFillShade="F2"/>
+        <w:spacing w:after="0" w:line="480" w:lineRule="auto"/>
+        <w:rPr>
+          <w:rFonts w:ascii="Georgia Pro" w:eastAsia="Georgia Pro" w:hAnsi="Georgia Pro" w:cs="Georgia Pro"/>
+          <w:color w:val="000000" w:themeColor="text1"/>
+        </w:rPr>
+      </w:pPr>
+      <w:r>
+        <w:rPr>
+          <w:rFonts w:ascii="Georgia Pro" w:eastAsia="Georgia Pro" w:hAnsi="Georgia Pro" w:cs="Georgia Pro"/>
+          <w:color w:val="000000" w:themeColor="text1"/>
+        </w:rPr>
+        <w:t>--scripts '</w:t>
+      </w:r>
+    </w:p>
+    <w:p>
+      <w:pPr>
+        <w:pBdr>
+          <w:top w:val="single" w:sz="4" w:space="1" w:color="auto"/>
+          <w:left w:val="single" w:sz="4" w:space="4" w:color="auto"/>
+          <w:bottom w:val="single" w:sz="4" w:space="1" w:color="auto"/>
+          <w:right w:val="single" w:sz="4" w:space="4" w:color="auto"/>
+        </w:pBdr>
+        <w:shd w:val="clear" w:color="auto" w:fill="F2F2F2" w:themeFill="background1" w:themeFillShade="F2"/>
+        <w:spacing w:after="0" w:line="480" w:lineRule="auto"/>
+        <w:rPr>
+          <w:rFonts w:ascii="Georgia Pro" w:eastAsia="Georgia Pro" w:hAnsi="Georgia Pro" w:cs="Georgia Pro"/>
+          <w:color w:val="000000" w:themeColor="text1"/>
+        </w:rPr>
+      </w:pPr>
+      <w:r>
+        <w:rPr>
+          <w:rFonts w:ascii="Georgia Pro" w:eastAsia="Georgia Pro" w:hAnsi="Georgia Pro" w:cs="Georgia Pro"/>
+          <w:color w:val="000000" w:themeColor="text1"/>
+        </w:rPr>
+        <w:t>cat &gt; app.py &lt;&lt;EOF</w:t>
+      </w:r>
+    </w:p>
+    <w:p>
+      <w:pPr>
+        <w:pBdr>
+          <w:top w:val="single" w:sz="4" w:space="1" w:color="auto"/>
+          <w:left w:val="single" w:sz="4" w:space="4" w:color="auto"/>
+          <w:bottom w:val="single" w:sz="4" w:space="1" w:color="auto"/>
+          <w:right w:val="single" w:sz="4" w:space="4" w:color="auto"/>
+        </w:pBdr>
+        <w:shd w:val="clear" w:color="auto" w:fill="F2F2F2" w:themeFill="background1" w:themeFillShade="F2"/>
+        <w:spacing w:after="0" w:line="480" w:lineRule="auto"/>
+        <w:rPr>
+          <w:rFonts w:ascii="Georgia Pro" w:eastAsia="Georgia Pro" w:hAnsi="Georgia Pro" w:cs="Georgia Pro"/>
+          <w:color w:val="000000" w:themeColor="text1"/>
+        </w:rPr>
+      </w:pPr>
+      <w:r>
+        <w:rPr>
+          <w:rFonts w:ascii="Georgia Pro" w:eastAsia="Georgia Pro" w:hAnsi="Georgia Pro" w:cs="Georgia Pro"/>
+          <w:color w:val="000000" w:themeColor="text1"/>
+        </w:rPr>
+        <w:t xml:space="preserve">import </w:t>
+      </w:r>
+      <w:proofErr w:type="spellStart"/>
+      <w:r>
+        <w:rPr>
+          <w:rFonts w:ascii="Georgia Pro" w:eastAsia="Georgia Pro" w:hAnsi="Georgia Pro" w:cs="Georgia Pro"/>
+          <w:color w:val="000000" w:themeColor="text1"/>
+        </w:rPr>
+        <w:t>pyodbc</w:t>
+      </w:r>
+      <w:proofErr w:type="spellEnd"/>
+    </w:p>
+    <w:p>
+      <w:pPr>
+        <w:pBdr>
+          <w:top w:val="single" w:sz="4" w:space="1" w:color="auto"/>
+          <w:left w:val="single" w:sz="4" w:space="4" w:color="auto"/>
+          <w:bottom w:val="single" w:sz="4" w:space="1" w:color="auto"/>
+          <w:right w:val="single" w:sz="4" w:space="4" w:color="auto"/>
+        </w:pBdr>
+        <w:shd w:val="clear" w:color="auto" w:fill="F2F2F2" w:themeFill="background1" w:themeFillShade="F2"/>
+        <w:spacing w:after="0" w:line="480" w:lineRule="auto"/>
+        <w:rPr>
+          <w:rFonts w:ascii="Georgia Pro" w:eastAsia="Georgia Pro" w:hAnsi="Georgia Pro" w:cs="Georgia Pro"/>
+          <w:color w:val="000000" w:themeColor="text1"/>
+        </w:rPr>
+      </w:pPr>
+    </w:p>
+    <w:p>
+      <w:pPr>
+        <w:pBdr>
+          <w:top w:val="single" w:sz="4" w:space="1" w:color="auto"/>
+          <w:left w:val="single" w:sz="4" w:space="4" w:color="auto"/>
+          <w:bottom w:val="single" w:sz="4" w:space="1" w:color="auto"/>
+          <w:right w:val="single" w:sz="4" w:space="4" w:color="auto"/>
+        </w:pBdr>
+        <w:shd w:val="clear" w:color="auto" w:fill="F2F2F2" w:themeFill="background1" w:themeFillShade="F2"/>
+        <w:spacing w:after="0" w:line="480" w:lineRule="auto"/>
+        <w:rPr>
+          <w:rFonts w:ascii="Georgia Pro" w:eastAsia="Georgia Pro" w:hAnsi="Georgia Pro" w:cs="Georgia Pro"/>
+          <w:color w:val="000000" w:themeColor="text1"/>
+        </w:rPr>
+      </w:pPr>
+      <w:r>
+        <w:rPr>
+          <w:rFonts w:ascii="Georgia Pro" w:eastAsia="Georgia Pro" w:hAnsi="Georgia Pro" w:cs="Georgia Pro"/>
+          <w:color w:val="000000" w:themeColor="text1"/>
+        </w:rPr>
+        <w:t xml:space="preserve">server = </w:t>
+      </w:r>
+      <w:proofErr w:type="gramStart"/>
+      <w:r>
+        <w:rPr>
+          <w:rFonts w:ascii="Georgia Pro" w:eastAsia="Georgia Pro" w:hAnsi="Georgia Pro" w:cs="Georgia Pro"/>
+          <w:color w:val="000000" w:themeColor="text1"/>
+        </w:rPr>
+        <w:t>"'"</w:t>
+      </w:r>
+      <w:proofErr w:type="gramEnd"/>
+      <w:r>
+        <w:rPr>
+          <w:rFonts w:ascii="Georgia Pro" w:eastAsia="Georgia Pro" w:hAnsi="Georgia Pro" w:cs="Georgia Pro"/>
+          <w:color w:val="000000" w:themeColor="text1"/>
+        </w:rPr>
+        <w:t>$SQL_SERVER"</w:t>
+      </w:r>
+      <w:proofErr w:type="gramStart"/>
+      <w:r>
+        <w:rPr>
+          <w:rFonts w:ascii="Georgia Pro" w:eastAsia="Georgia Pro" w:hAnsi="Georgia Pro" w:cs="Georgia Pro"/>
+          <w:color w:val="000000" w:themeColor="text1"/>
+        </w:rPr>
+        <w:t>'.database.windows.net</w:t>
+      </w:r>
+      <w:proofErr w:type="gramEnd"/>
+      <w:r>
+        <w:rPr>
+          <w:rFonts w:ascii="Georgia Pro" w:eastAsia="Georgia Pro" w:hAnsi="Georgia Pro" w:cs="Georgia Pro"/>
+          <w:color w:val="000000" w:themeColor="text1"/>
+        </w:rPr>
+        <w:t>"</w:t>
+      </w:r>
+    </w:p>
+    <w:p>
+      <w:pPr>
+        <w:pBdr>
+          <w:top w:val="single" w:sz="4" w:space="1" w:color="auto"/>
+          <w:left w:val="single" w:sz="4" w:space="4" w:color="auto"/>
+          <w:bottom w:val="single" w:sz="4" w:space="1" w:color="auto"/>
+          <w:right w:val="single" w:sz="4" w:space="4" w:color="auto"/>
+        </w:pBdr>
+        <w:shd w:val="clear" w:color="auto" w:fill="F2F2F2" w:themeFill="background1" w:themeFillShade="F2"/>
+        <w:spacing w:after="0" w:line="480" w:lineRule="auto"/>
+        <w:rPr>
+          <w:rFonts w:ascii="Georgia Pro" w:eastAsia="Georgia Pro" w:hAnsi="Georgia Pro" w:cs="Georgia Pro"/>
+          <w:color w:val="000000" w:themeColor="text1"/>
+        </w:rPr>
+      </w:pPr>
+      <w:r>
+        <w:rPr>
+          <w:rFonts w:ascii="Georgia Pro" w:eastAsia="Georgia Pro" w:hAnsi="Georgia Pro" w:cs="Georgia Pro"/>
+          <w:color w:val="000000" w:themeColor="text1"/>
+        </w:rPr>
+        <w:t>database = "'"$SQL_DB"'"</w:t>
+      </w:r>
+    </w:p>
+    <w:p>
+      <w:pPr>
+        <w:pBdr>
+          <w:top w:val="single" w:sz="4" w:space="1" w:color="auto"/>
+          <w:left w:val="single" w:sz="4" w:space="4" w:color="auto"/>
+          <w:bottom w:val="single" w:sz="4" w:space="1" w:color="auto"/>
+          <w:right w:val="single" w:sz="4" w:space="4" w:color="auto"/>
+        </w:pBdr>
+        <w:shd w:val="clear" w:color="auto" w:fill="F2F2F2" w:themeFill="background1" w:themeFillShade="F2"/>
+        <w:spacing w:after="0" w:line="480" w:lineRule="auto"/>
+        <w:rPr>
+          <w:rFonts w:ascii="Georgia Pro" w:eastAsia="Georgia Pro" w:hAnsi="Georgia Pro" w:cs="Georgia Pro"/>
+          <w:color w:val="000000" w:themeColor="text1"/>
+        </w:rPr>
+      </w:pPr>
+      <w:r>
+        <w:rPr>
+          <w:rFonts w:ascii="Georgia Pro" w:eastAsia="Georgia Pro" w:hAnsi="Georgia Pro" w:cs="Georgia Pro"/>
+          <w:color w:val="000000" w:themeColor="text1"/>
+        </w:rPr>
+        <w:t>username = "'"$SQL_ADMIN"'"</w:t>
+      </w:r>
+    </w:p>
+    <w:p>
+      <w:pPr>
+        <w:pBdr>
+          <w:top w:val="single" w:sz="4" w:space="1" w:color="auto"/>
+          <w:left w:val="single" w:sz="4" w:space="4" w:color="auto"/>
+          <w:bottom w:val="single" w:sz="4" w:space="1" w:color="auto"/>
+          <w:right w:val="single" w:sz="4" w:space="4" w:color="auto"/>
+        </w:pBdr>
+        <w:shd w:val="clear" w:color="auto" w:fill="F2F2F2" w:themeFill="background1" w:themeFillShade="F2"/>
+        <w:spacing w:after="0" w:line="480" w:lineRule="auto"/>
+        <w:rPr>
+          <w:rFonts w:ascii="Georgia Pro" w:eastAsia="Georgia Pro" w:hAnsi="Georgia Pro" w:cs="Georgia Pro"/>
+          <w:color w:val="000000" w:themeColor="text1"/>
+        </w:rPr>
+      </w:pPr>
+      <w:r>
+        <w:rPr>
+          <w:rFonts w:ascii="Georgia Pro" w:eastAsia="Georgia Pro" w:hAnsi="Georgia Pro" w:cs="Georgia Pro"/>
+          <w:color w:val="000000" w:themeColor="text1"/>
+        </w:rPr>
+        <w:t>password = "'"$SQL_PASSWORD"'"</w:t>
+      </w:r>
+    </w:p>
+    <w:p>
+      <w:pPr>
+        <w:pBdr>
+          <w:top w:val="single" w:sz="4" w:space="1" w:color="auto"/>
+          <w:left w:val="single" w:sz="4" w:space="4" w:color="auto"/>
+          <w:bottom w:val="single" w:sz="4" w:space="1" w:color="auto"/>
+          <w:right w:val="single" w:sz="4" w:space="4" w:color="auto"/>
+        </w:pBdr>
+        <w:shd w:val="clear" w:color="auto" w:fill="F2F2F2" w:themeFill="background1" w:themeFillShade="F2"/>
+        <w:spacing w:after="0" w:line="480" w:lineRule="auto"/>
+        <w:rPr>
+          <w:rFonts w:ascii="Georgia Pro" w:eastAsia="Georgia Pro" w:hAnsi="Georgia Pro" w:cs="Georgia Pro"/>
+          <w:color w:val="000000" w:themeColor="text1"/>
+        </w:rPr>
+      </w:pPr>
+    </w:p>
+    <w:p>
+      <w:pPr>
+        <w:pBdr>
+          <w:top w:val="single" w:sz="4" w:space="1" w:color="auto"/>
+          <w:left w:val="single" w:sz="4" w:space="4" w:color="auto"/>
+          <w:bottom w:val="single" w:sz="4" w:space="1" w:color="auto"/>
+          <w:right w:val="single" w:sz="4" w:space="4" w:color="auto"/>
+        </w:pBdr>
+        <w:shd w:val="clear" w:color="auto" w:fill="F2F2F2" w:themeFill="background1" w:themeFillShade="F2"/>
+        <w:spacing w:after="0" w:line="480" w:lineRule="auto"/>
+        <w:rPr>
+          <w:rFonts w:ascii="Georgia Pro" w:eastAsia="Georgia Pro" w:hAnsi="Georgia Pro" w:cs="Georgia Pro"/>
+          <w:color w:val="000000" w:themeColor="text1"/>
+        </w:rPr>
+      </w:pPr>
+      <w:r>
+        <w:rPr>
+          <w:rFonts w:ascii="Georgia Pro" w:eastAsia="Georgia Pro" w:hAnsi="Georgia Pro" w:cs="Georgia Pro"/>
+          <w:color w:val="000000" w:themeColor="text1"/>
+        </w:rPr>
+        <w:t xml:space="preserve">conn = </w:t>
+      </w:r>
+      <w:proofErr w:type="spellStart"/>
+      <w:proofErr w:type="gramStart"/>
+      <w:r>
+        <w:rPr>
+          <w:rFonts w:ascii="Georgia Pro" w:eastAsia="Georgia Pro" w:hAnsi="Georgia Pro" w:cs="Georgia Pro"/>
+          <w:color w:val="000000" w:themeColor="text1"/>
+        </w:rPr>
+        <w:t>pyodbc.connect</w:t>
+      </w:r>
+      <w:proofErr w:type="spellEnd"/>
+      <w:proofErr w:type="gramEnd"/>
+      <w:r>
+        <w:rPr>
+          <w:rFonts w:ascii="Georgia Pro" w:eastAsia="Georgia Pro" w:hAnsi="Georgia Pro" w:cs="Georgia Pro"/>
+          <w:color w:val="000000" w:themeColor="text1"/>
+        </w:rPr>
+        <w:t>(</w:t>
+      </w:r>
+    </w:p>
+    <w:p>
+      <w:pPr>
+        <w:pBdr>
+          <w:top w:val="single" w:sz="4" w:space="1" w:color="auto"/>
+          <w:left w:val="single" w:sz="4" w:space="4" w:color="auto"/>
+          <w:bottom w:val="single" w:sz="4" w:space="1" w:color="auto"/>
+          <w:right w:val="single" w:sz="4" w:space="4" w:color="auto"/>
+        </w:pBdr>
+        <w:shd w:val="clear" w:color="auto" w:fill="F2F2F2" w:themeFill="background1" w:themeFillShade="F2"/>
+        <w:spacing w:after="0" w:line="480" w:lineRule="auto"/>
+        <w:rPr>
+          <w:rFonts w:ascii="Georgia Pro" w:eastAsia="Georgia Pro" w:hAnsi="Georgia Pro" w:cs="Georgia Pro"/>
+          <w:color w:val="000000" w:themeColor="text1"/>
+        </w:rPr>
+      </w:pPr>
+      <w:r>
+        <w:rPr>
+          <w:rFonts w:ascii="Georgia Pro" w:eastAsia="Georgia Pro" w:hAnsi="Georgia Pro" w:cs="Georgia Pro"/>
+          <w:color w:val="000000" w:themeColor="text1"/>
+        </w:rPr>
+        <w:t xml:space="preserve">    f"""</w:t>
+      </w:r>
+    </w:p>
+    <w:p>
+      <w:pPr>
+        <w:pBdr>
+          <w:top w:val="single" w:sz="4" w:space="1" w:color="auto"/>
+          <w:left w:val="single" w:sz="4" w:space="4" w:color="auto"/>
+          <w:bottom w:val="single" w:sz="4" w:space="1" w:color="auto"/>
+          <w:right w:val="single" w:sz="4" w:space="4" w:color="auto"/>
+        </w:pBdr>
+        <w:shd w:val="clear" w:color="auto" w:fill="F2F2F2" w:themeFill="background1" w:themeFillShade="F2"/>
+        <w:spacing w:after="0" w:line="480" w:lineRule="auto"/>
+        <w:rPr>
+          <w:rFonts w:ascii="Georgia Pro" w:eastAsia="Georgia Pro" w:hAnsi="Georgia Pro" w:cs="Georgia Pro"/>
+          <w:color w:val="000000" w:themeColor="text1"/>
+        </w:rPr>
+      </w:pPr>
+      <w:r>
+        <w:rPr>
+          <w:rFonts w:ascii="Georgia Pro" w:eastAsia="Georgia Pro" w:hAnsi="Georgia Pro" w:cs="Georgia Pro"/>
+          <w:color w:val="000000" w:themeColor="text1"/>
+        </w:rPr>
+        <w:t xml:space="preserve">    DRIVER</w:t>
+      </w:r>
+      <w:proofErr w:type="gramStart"/>
+      <w:r>
+        <w:rPr>
+          <w:rFonts w:ascii="Georgia Pro" w:eastAsia="Georgia Pro" w:hAnsi="Georgia Pro" w:cs="Georgia Pro"/>
+          <w:color w:val="000000" w:themeColor="text1"/>
+        </w:rPr>
+        <w:t>={</w:t>
+      </w:r>
+      <w:proofErr w:type="gramEnd"/>
+      <w:r>
+        <w:rPr>
+          <w:rFonts w:ascii="Georgia Pro" w:eastAsia="Georgia Pro" w:hAnsi="Georgia Pro" w:cs="Georgia Pro"/>
+          <w:color w:val="000000" w:themeColor="text1"/>
+        </w:rPr>
+        <w:t xml:space="preserve">{ODBC Driver 18 for SQL </w:t>
+      </w:r>
+      <w:proofErr w:type="gramStart"/>
+      <w:r>
+        <w:rPr>
+          <w:rFonts w:ascii="Georgia Pro" w:eastAsia="Georgia Pro" w:hAnsi="Georgia Pro" w:cs="Georgia Pro"/>
+          <w:color w:val="000000" w:themeColor="text1"/>
+        </w:rPr>
+        <w:t>Server}};</w:t>
+      </w:r>
+      <w:proofErr w:type="gramEnd"/>
+    </w:p>
+    <w:p>
+      <w:pPr>
+        <w:pBdr>
+          <w:top w:val="single" w:sz="4" w:space="1" w:color="auto"/>
+          <w:left w:val="single" w:sz="4" w:space="4" w:color="auto"/>
+          <w:bottom w:val="single" w:sz="4" w:space="1" w:color="auto"/>
+          <w:right w:val="single" w:sz="4" w:space="4" w:color="auto"/>
+        </w:pBdr>
+        <w:shd w:val="clear" w:color="auto" w:fill="F2F2F2" w:themeFill="background1" w:themeFillShade="F2"/>
+        <w:spacing w:after="0" w:line="480" w:lineRule="auto"/>
+        <w:rPr>
+          <w:rFonts w:ascii="Georgia Pro" w:eastAsia="Georgia Pro" w:hAnsi="Georgia Pro" w:cs="Georgia Pro"/>
+          <w:color w:val="000000" w:themeColor="text1"/>
+        </w:rPr>
+      </w:pPr>
+      <w:r>
+        <w:rPr>
+          <w:rFonts w:ascii="Georgia Pro" w:eastAsia="Georgia Pro" w:hAnsi="Georgia Pro" w:cs="Georgia Pro"/>
+          <w:color w:val="000000" w:themeColor="text1"/>
+        </w:rPr>
+        <w:t xml:space="preserve">    SERVER={server};</w:t>
+      </w:r>
+    </w:p>
+    <w:p>
+      <w:pPr>
+        <w:pBdr>
+          <w:top w:val="single" w:sz="4" w:space="1" w:color="auto"/>
+          <w:left w:val="single" w:sz="4" w:space="4" w:color="auto"/>
+          <w:bottom w:val="single" w:sz="4" w:space="1" w:color="auto"/>
+          <w:right w:val="single" w:sz="4" w:space="4" w:color="auto"/>
+        </w:pBdr>
+        <w:shd w:val="clear" w:color="auto" w:fill="F2F2F2" w:themeFill="background1" w:themeFillShade="F2"/>
+        <w:spacing w:after="0" w:line="480" w:lineRule="auto"/>
+        <w:rPr>
+          <w:rFonts w:ascii="Georgia Pro" w:eastAsia="Georgia Pro" w:hAnsi="Georgia Pro" w:cs="Georgia Pro"/>
+          <w:color w:val="000000" w:themeColor="text1"/>
+        </w:rPr>
+      </w:pPr>
+      <w:r>
+        <w:rPr>
+          <w:rFonts w:ascii="Georgia Pro" w:eastAsia="Georgia Pro" w:hAnsi="Georgia Pro" w:cs="Georgia Pro"/>
+          <w:color w:val="000000" w:themeColor="text1"/>
+        </w:rPr>
+        <w:t xml:space="preserve">    DATABASE={database};</w:t>
+      </w:r>
+    </w:p>
+    <w:p>
+      <w:pPr>
+        <w:pBdr>
+          <w:top w:val="single" w:sz="4" w:space="1" w:color="auto"/>
+          <w:left w:val="single" w:sz="4" w:space="4" w:color="auto"/>
+          <w:bottom w:val="single" w:sz="4" w:space="1" w:color="auto"/>
+          <w:right w:val="single" w:sz="4" w:space="4" w:color="auto"/>
+        </w:pBdr>
+        <w:shd w:val="clear" w:color="auto" w:fill="F2F2F2" w:themeFill="background1" w:themeFillShade="F2"/>
+        <w:spacing w:after="0" w:line="480" w:lineRule="auto"/>
+        <w:rPr>
+          <w:rFonts w:ascii="Georgia Pro" w:eastAsia="Georgia Pro" w:hAnsi="Georgia Pro" w:cs="Georgia Pro"/>
+          <w:color w:val="000000" w:themeColor="text1"/>
+        </w:rPr>
+      </w:pPr>
+      <w:r>
+        <w:rPr>
+          <w:rFonts w:ascii="Georgia Pro" w:eastAsia="Georgia Pro" w:hAnsi="Georgia Pro" w:cs="Georgia Pro"/>
+          <w:color w:val="000000" w:themeColor="text1"/>
+        </w:rPr>
+        <w:t xml:space="preserve">    UID={username};</w:t>
+      </w:r>
+    </w:p>
+    <w:p>
+      <w:pPr>
+        <w:pBdr>
+          <w:top w:val="single" w:sz="4" w:space="1" w:color="auto"/>
+          <w:left w:val="single" w:sz="4" w:space="4" w:color="auto"/>
+          <w:bottom w:val="single" w:sz="4" w:space="1" w:color="auto"/>
+          <w:right w:val="single" w:sz="4" w:space="4" w:color="auto"/>
+        </w:pBdr>
+        <w:shd w:val="clear" w:color="auto" w:fill="F2F2F2" w:themeFill="background1" w:themeFillShade="F2"/>
+        <w:spacing w:after="0" w:line="480" w:lineRule="auto"/>
+        <w:rPr>
+          <w:rFonts w:ascii="Georgia Pro" w:eastAsia="Georgia Pro" w:hAnsi="Georgia Pro" w:cs="Georgia Pro"/>
+          <w:color w:val="000000" w:themeColor="text1"/>
+        </w:rPr>
+      </w:pPr>
+      <w:r>
+        <w:rPr>
+          <w:rFonts w:ascii="Georgia Pro" w:eastAsia="Georgia Pro" w:hAnsi="Georgia Pro" w:cs="Georgia Pro"/>
+          <w:color w:val="000000" w:themeColor="text1"/>
+        </w:rPr>
+        <w:t xml:space="preserve">    PWD={password};</w:t>
+      </w:r>
+    </w:p>
+    <w:p>
+      <w:pPr>
+        <w:pBdr>
+          <w:top w:val="single" w:sz="4" w:space="1" w:color="auto"/>
+          <w:left w:val="single" w:sz="4" w:space="4" w:color="auto"/>
+          <w:bottom w:val="single" w:sz="4" w:space="1" w:color="auto"/>
+          <w:right w:val="single" w:sz="4" w:space="4" w:color="auto"/>
+        </w:pBdr>
+        <w:shd w:val="clear" w:color="auto" w:fill="F2F2F2" w:themeFill="background1" w:themeFillShade="F2"/>
+        <w:spacing w:after="0" w:line="480" w:lineRule="auto"/>
+        <w:rPr>
+          <w:rFonts w:ascii="Georgia Pro" w:eastAsia="Georgia Pro" w:hAnsi="Georgia Pro" w:cs="Georgia Pro"/>
+          <w:color w:val="000000" w:themeColor="text1"/>
+        </w:rPr>
+      </w:pPr>
+      <w:r>
+        <w:rPr>
+          <w:rFonts w:ascii="Georgia Pro" w:eastAsia="Georgia Pro" w:hAnsi="Georgia Pro" w:cs="Georgia Pro"/>
+          <w:color w:val="000000" w:themeColor="text1"/>
+        </w:rPr>
+        <w:t xml:space="preserve">    Encrypt=yes;</w:t>
+      </w:r>
+    </w:p>
+    <w:p>
+      <w:pPr>
+        <w:pBdr>
+          <w:top w:val="single" w:sz="4" w:space="1" w:color="auto"/>
+          <w:left w:val="single" w:sz="4" w:space="4" w:color="auto"/>
+          <w:bottom w:val="single" w:sz="4" w:space="1" w:color="auto"/>
+          <w:right w:val="single" w:sz="4" w:space="4" w:color="auto"/>
+        </w:pBdr>
+        <w:shd w:val="clear" w:color="auto" w:fill="F2F2F2" w:themeFill="background1" w:themeFillShade="F2"/>
+        <w:spacing w:after="0" w:line="480" w:lineRule="auto"/>
+        <w:rPr>
+          <w:rFonts w:ascii="Georgia Pro" w:eastAsia="Georgia Pro" w:hAnsi="Georgia Pro" w:cs="Georgia Pro"/>
+          <w:color w:val="000000" w:themeColor="text1"/>
+        </w:rPr>
+      </w:pPr>
+      <w:r>
+        <w:rPr>
+          <w:rFonts w:ascii="Georgia Pro" w:eastAsia="Georgia Pro" w:hAnsi="Georgia Pro" w:cs="Georgia Pro"/>
+          <w:color w:val="000000" w:themeColor="text1"/>
+        </w:rPr>
+        <w:t xml:space="preserve">    </w:t>
+      </w:r>
+      <w:proofErr w:type="spellStart"/>
+      <w:r>
+        <w:rPr>
+          <w:rFonts w:ascii="Georgia Pro" w:eastAsia="Georgia Pro" w:hAnsi="Georgia Pro" w:cs="Georgia Pro"/>
+          <w:color w:val="000000" w:themeColor="text1"/>
+        </w:rPr>
+        <w:t>TrustServerCertificate</w:t>
+      </w:r>
+      <w:proofErr w:type="spellEnd"/>
+      <w:r>
+        <w:rPr>
+          <w:rFonts w:ascii="Georgia Pro" w:eastAsia="Georgia Pro" w:hAnsi="Georgia Pro" w:cs="Georgia Pro"/>
+          <w:color w:val="000000" w:themeColor="text1"/>
+        </w:rPr>
+        <w:t>=no;</w:t>
+      </w:r>
+    </w:p>
+    <w:p>
+      <w:pPr>
+        <w:pBdr>
+          <w:top w:val="single" w:sz="4" w:space="1" w:color="auto"/>
+          <w:left w:val="single" w:sz="4" w:space="4" w:color="auto"/>
+          <w:bottom w:val="single" w:sz="4" w:space="1" w:color="auto"/>
+          <w:right w:val="single" w:sz="4" w:space="4" w:color="auto"/>
+        </w:pBdr>
+        <w:shd w:val="clear" w:color="auto" w:fill="F2F2F2" w:themeFill="background1" w:themeFillShade="F2"/>
+        <w:spacing w:after="0" w:line="480" w:lineRule="auto"/>
+        <w:rPr>
+          <w:rFonts w:ascii="Georgia Pro" w:eastAsia="Georgia Pro" w:hAnsi="Georgia Pro" w:cs="Georgia Pro"/>
+          <w:color w:val="000000" w:themeColor="text1"/>
+        </w:rPr>
+      </w:pPr>
+      <w:r>
+        <w:rPr>
+          <w:rFonts w:ascii="Georgia Pro" w:eastAsia="Georgia Pro" w:hAnsi="Georgia Pro" w:cs="Georgia Pro"/>
+          <w:color w:val="000000" w:themeColor="text1"/>
+        </w:rPr>
+        <w:t xml:space="preserve">    """</w:t>
+      </w:r>
+    </w:p>
+    <w:p>
+      <w:pPr>
+        <w:pBdr>
+          <w:top w:val="single" w:sz="4" w:space="1" w:color="auto"/>
+          <w:left w:val="single" w:sz="4" w:space="4" w:color="auto"/>
+          <w:bottom w:val="single" w:sz="4" w:space="1" w:color="auto"/>
+          <w:right w:val="single" w:sz="4" w:space="4" w:color="auto"/>
+        </w:pBdr>
+        <w:shd w:val="clear" w:color="auto" w:fill="F2F2F2" w:themeFill="background1" w:themeFillShade="F2"/>
+        <w:spacing w:after="0" w:line="480" w:lineRule="auto"/>
+        <w:rPr>
+          <w:rFonts w:ascii="Georgia Pro" w:eastAsia="Georgia Pro" w:hAnsi="Georgia Pro" w:cs="Georgia Pro"/>
+          <w:color w:val="000000" w:themeColor="text1"/>
+        </w:rPr>
+      </w:pPr>
+      <w:r>
+        <w:rPr>
+          <w:rFonts w:ascii="Georgia Pro" w:eastAsia="Georgia Pro" w:hAnsi="Georgia Pro" w:cs="Georgia Pro"/>
+          <w:color w:val="000000" w:themeColor="text1"/>
+        </w:rPr>
+        <w:t>)</w:t>
+      </w:r>
+    </w:p>
+    <w:p>
+      <w:pPr>
+        <w:pBdr>
+          <w:top w:val="single" w:sz="4" w:space="1" w:color="auto"/>
+          <w:left w:val="single" w:sz="4" w:space="4" w:color="auto"/>
+          <w:bottom w:val="single" w:sz="4" w:space="1" w:color="auto"/>
+          <w:right w:val="single" w:sz="4" w:space="4" w:color="auto"/>
+        </w:pBdr>
+        <w:shd w:val="clear" w:color="auto" w:fill="F2F2F2" w:themeFill="background1" w:themeFillShade="F2"/>
+        <w:spacing w:after="0" w:line="480" w:lineRule="auto"/>
+        <w:rPr>
+          <w:rFonts w:ascii="Georgia Pro" w:eastAsia="Georgia Pro" w:hAnsi="Georgia Pro" w:cs="Georgia Pro"/>
+          <w:color w:val="000000" w:themeColor="text1"/>
+        </w:rPr>
+      </w:pPr>
+    </w:p>
+    <w:p>
+      <w:pPr>
+        <w:pBdr>
+          <w:top w:val="single" w:sz="4" w:space="1" w:color="auto"/>
+          <w:left w:val="single" w:sz="4" w:space="4" w:color="auto"/>
+          <w:bottom w:val="single" w:sz="4" w:space="1" w:color="auto"/>
+          <w:right w:val="single" w:sz="4" w:space="4" w:color="auto"/>
+        </w:pBdr>
+        <w:shd w:val="clear" w:color="auto" w:fill="F2F2F2" w:themeFill="background1" w:themeFillShade="F2"/>
+        <w:spacing w:after="0" w:line="480" w:lineRule="auto"/>
+        <w:rPr>
+          <w:rFonts w:ascii="Georgia Pro" w:eastAsia="Georgia Pro" w:hAnsi="Georgia Pro" w:cs="Georgia Pro"/>
+          <w:color w:val="000000" w:themeColor="text1"/>
+        </w:rPr>
+      </w:pPr>
+      <w:r>
+        <w:rPr>
+          <w:rFonts w:ascii="Georgia Pro" w:eastAsia="Georgia Pro" w:hAnsi="Georgia Pro" w:cs="Georgia Pro"/>
+          <w:color w:val="000000" w:themeColor="text1"/>
+        </w:rPr>
+        <w:t xml:space="preserve">cursor = </w:t>
+      </w:r>
+      <w:proofErr w:type="spellStart"/>
+      <w:proofErr w:type="gramStart"/>
+      <w:r>
+        <w:rPr>
+          <w:rFonts w:ascii="Georgia Pro" w:eastAsia="Georgia Pro" w:hAnsi="Georgia Pro" w:cs="Georgia Pro"/>
+          <w:color w:val="000000" w:themeColor="text1"/>
+        </w:rPr>
+        <w:t>conn.cursor</w:t>
+      </w:r>
+      <w:proofErr w:type="spellEnd"/>
+      <w:proofErr w:type="gramEnd"/>
+      <w:r>
+        <w:rPr>
+          <w:rFonts w:ascii="Georgia Pro" w:eastAsia="Georgia Pro" w:hAnsi="Georgia Pro" w:cs="Georgia Pro"/>
+          <w:color w:val="000000" w:themeColor="text1"/>
+        </w:rPr>
+        <w:t>()</w:t>
+      </w:r>
+    </w:p>
+    <w:p>
+      <w:pPr>
+        <w:pBdr>
+          <w:top w:val="single" w:sz="4" w:space="1" w:color="auto"/>
+          <w:left w:val="single" w:sz="4" w:space="4" w:color="auto"/>
+          <w:bottom w:val="single" w:sz="4" w:space="1" w:color="auto"/>
+          <w:right w:val="single" w:sz="4" w:space="4" w:color="auto"/>
+        </w:pBdr>
+        <w:shd w:val="clear" w:color="auto" w:fill="F2F2F2" w:themeFill="background1" w:themeFillShade="F2"/>
+        <w:spacing w:after="0" w:line="480" w:lineRule="auto"/>
+        <w:rPr>
+          <w:rFonts w:ascii="Georgia Pro" w:eastAsia="Georgia Pro" w:hAnsi="Georgia Pro" w:cs="Georgia Pro"/>
+          <w:color w:val="000000" w:themeColor="text1"/>
+        </w:rPr>
+      </w:pPr>
+      <w:proofErr w:type="spellStart"/>
+      <w:proofErr w:type="gramStart"/>
+      <w:r>
+        <w:rPr>
+          <w:rFonts w:ascii="Georgia Pro" w:eastAsia="Georgia Pro" w:hAnsi="Georgia Pro" w:cs="Georgia Pro"/>
+          <w:color w:val="000000" w:themeColor="text1"/>
+        </w:rPr>
+        <w:t>cursor.execute</w:t>
+      </w:r>
+      <w:proofErr w:type="spellEnd"/>
+      <w:proofErr w:type="gramEnd"/>
+      <w:r>
+        <w:rPr>
+          <w:rFonts w:ascii="Georgia Pro" w:eastAsia="Georgia Pro" w:hAnsi="Georgia Pro" w:cs="Georgia Pro"/>
+          <w:color w:val="000000" w:themeColor="text1"/>
+        </w:rPr>
+        <w:t>("SELECT * FROM Customers")</w:t>
+      </w:r>
+    </w:p>
+    <w:p>
+      <w:pPr>
+        <w:pBdr>
+          <w:top w:val="single" w:sz="4" w:space="1" w:color="auto"/>
+          <w:left w:val="single" w:sz="4" w:space="4" w:color="auto"/>
+          <w:bottom w:val="single" w:sz="4" w:space="1" w:color="auto"/>
+          <w:right w:val="single" w:sz="4" w:space="4" w:color="auto"/>
+        </w:pBdr>
+        <w:shd w:val="clear" w:color="auto" w:fill="F2F2F2" w:themeFill="background1" w:themeFillShade="F2"/>
+        <w:spacing w:after="0" w:line="480" w:lineRule="auto"/>
+        <w:rPr>
+          <w:rFonts w:ascii="Georgia Pro" w:eastAsia="Georgia Pro" w:hAnsi="Georgia Pro" w:cs="Georgia Pro"/>
+          <w:color w:val="000000" w:themeColor="text1"/>
+        </w:rPr>
+      </w:pPr>
+    </w:p>
+    <w:p>
+      <w:pPr>
+        <w:pBdr>
+          <w:top w:val="single" w:sz="4" w:space="1" w:color="auto"/>
+          <w:left w:val="single" w:sz="4" w:space="4" w:color="auto"/>
+          <w:bottom w:val="single" w:sz="4" w:space="1" w:color="auto"/>
+          <w:right w:val="single" w:sz="4" w:space="4" w:color="auto"/>
+        </w:pBdr>
+        <w:shd w:val="clear" w:color="auto" w:fill="F2F2F2" w:themeFill="background1" w:themeFillShade="F2"/>
+        <w:spacing w:after="0" w:line="480" w:lineRule="auto"/>
+        <w:rPr>
+          <w:rFonts w:ascii="Georgia Pro" w:eastAsia="Georgia Pro" w:hAnsi="Georgia Pro" w:cs="Georgia Pro"/>
+          <w:color w:val="000000" w:themeColor="text1"/>
+        </w:rPr>
+      </w:pPr>
+      <w:r>
+        <w:rPr>
+          <w:rFonts w:ascii="Georgia Pro" w:eastAsia="Georgia Pro" w:hAnsi="Georgia Pro" w:cs="Georgia Pro"/>
+          <w:color w:val="000000" w:themeColor="text1"/>
+        </w:rPr>
+        <w:t xml:space="preserve">for row in </w:t>
+      </w:r>
+      <w:proofErr w:type="spellStart"/>
+      <w:proofErr w:type="gramStart"/>
+      <w:r>
+        <w:rPr>
+          <w:rFonts w:ascii="Georgia Pro" w:eastAsia="Georgia Pro" w:hAnsi="Georgia Pro" w:cs="Georgia Pro"/>
+          <w:color w:val="000000" w:themeColor="text1"/>
+        </w:rPr>
+        <w:t>cursor.fetchall</w:t>
+      </w:r>
+      <w:proofErr w:type="spellEnd"/>
+      <w:proofErr w:type="gramEnd"/>
+      <w:r>
+        <w:rPr>
+          <w:rFonts w:ascii="Georgia Pro" w:eastAsia="Georgia Pro" w:hAnsi="Georgia Pro" w:cs="Georgia Pro"/>
+          <w:color w:val="000000" w:themeColor="text1"/>
+        </w:rPr>
+        <w:t>():</w:t>
+      </w:r>
+    </w:p>
+    <w:p>
+      <w:pPr>
+        <w:pBdr>
+          <w:top w:val="single" w:sz="4" w:space="1" w:color="auto"/>
+          <w:left w:val="single" w:sz="4" w:space="4" w:color="auto"/>
+          <w:bottom w:val="single" w:sz="4" w:space="1" w:color="auto"/>
+          <w:right w:val="single" w:sz="4" w:space="4" w:color="auto"/>
+        </w:pBdr>
+        <w:shd w:val="clear" w:color="auto" w:fill="F2F2F2" w:themeFill="background1" w:themeFillShade="F2"/>
+        <w:spacing w:after="0" w:line="480" w:lineRule="auto"/>
+        <w:rPr>
+          <w:rFonts w:ascii="Georgia Pro" w:eastAsia="Georgia Pro" w:hAnsi="Georgia Pro" w:cs="Georgia Pro"/>
+          <w:color w:val="000000" w:themeColor="text1"/>
+        </w:rPr>
+      </w:pPr>
+      <w:r>
+        <w:rPr>
+          <w:rFonts w:ascii="Georgia Pro" w:eastAsia="Georgia Pro" w:hAnsi="Georgia Pro" w:cs="Georgia Pro"/>
+          <w:color w:val="000000" w:themeColor="text1"/>
+        </w:rPr>
+        <w:t xml:space="preserve">    print(row)</w:t>
+      </w:r>
+    </w:p>
+    <w:p>
+      <w:pPr>
+        <w:pBdr>
+          <w:top w:val="single" w:sz="4" w:space="1" w:color="auto"/>
+          <w:left w:val="single" w:sz="4" w:space="4" w:color="auto"/>
+          <w:bottom w:val="single" w:sz="4" w:space="1" w:color="auto"/>
+          <w:right w:val="single" w:sz="4" w:space="4" w:color="auto"/>
+        </w:pBdr>
+        <w:shd w:val="clear" w:color="auto" w:fill="F2F2F2" w:themeFill="background1" w:themeFillShade="F2"/>
+        <w:spacing w:after="0" w:line="480" w:lineRule="auto"/>
+        <w:rPr>
+          <w:rFonts w:ascii="Georgia Pro" w:eastAsia="Georgia Pro" w:hAnsi="Georgia Pro" w:cs="Georgia Pro"/>
+          <w:color w:val="000000" w:themeColor="text1"/>
+        </w:rPr>
+      </w:pPr>
+    </w:p>
+    <w:p>
+      <w:pPr>
+        <w:pBdr>
+          <w:top w:val="single" w:sz="4" w:space="1" w:color="auto"/>
+          <w:left w:val="single" w:sz="4" w:space="4" w:color="auto"/>
+          <w:bottom w:val="single" w:sz="4" w:space="1" w:color="auto"/>
+          <w:right w:val="single" w:sz="4" w:space="4" w:color="auto"/>
+        </w:pBdr>
+        <w:shd w:val="clear" w:color="auto" w:fill="F2F2F2" w:themeFill="background1" w:themeFillShade="F2"/>
+        <w:spacing w:after="0" w:line="480" w:lineRule="auto"/>
+        <w:rPr>
+          <w:rFonts w:ascii="Georgia Pro" w:eastAsia="Georgia Pro" w:hAnsi="Georgia Pro" w:cs="Georgia Pro"/>
+          <w:color w:val="000000" w:themeColor="text1"/>
+        </w:rPr>
+      </w:pPr>
+      <w:proofErr w:type="spellStart"/>
+      <w:proofErr w:type="gramStart"/>
+      <w:r>
+        <w:rPr>
+          <w:rFonts w:ascii="Georgia Pro" w:eastAsia="Georgia Pro" w:hAnsi="Georgia Pro" w:cs="Georgia Pro"/>
+          <w:color w:val="000000" w:themeColor="text1"/>
+        </w:rPr>
+        <w:t>conn.close</w:t>
+      </w:r>
+      <w:proofErr w:type="spellEnd"/>
+      <w:proofErr w:type="gramEnd"/>
+      <w:r>
+        <w:rPr>
+          <w:rFonts w:ascii="Georgia Pro" w:eastAsia="Georgia Pro" w:hAnsi="Georgia Pro" w:cs="Georgia Pro"/>
+          <w:color w:val="000000" w:themeColor="text1"/>
+        </w:rPr>
+        <w:t>()</w:t>
+      </w:r>
+    </w:p>
+    <w:p>
+      <w:pPr>
+        <w:pBdr>
+          <w:top w:val="single" w:sz="4" w:space="1" w:color="auto"/>
+          <w:left w:val="single" w:sz="4" w:space="4" w:color="auto"/>
+          <w:bottom w:val="single" w:sz="4" w:space="1" w:color="auto"/>
+          <w:right w:val="single" w:sz="4" w:space="4" w:color="auto"/>
+        </w:pBdr>
+        <w:shd w:val="clear" w:color="auto" w:fill="F2F2F2" w:themeFill="background1" w:themeFillShade="F2"/>
+        <w:spacing w:after="0" w:line="480" w:lineRule="auto"/>
+        <w:rPr>
+          <w:rFonts w:ascii="Georgia Pro" w:eastAsia="Georgia Pro" w:hAnsi="Georgia Pro" w:cs="Georgia Pro"/>
+          <w:color w:val="000000" w:themeColor="text1"/>
+        </w:rPr>
+      </w:pPr>
+      <w:r>
+        <w:rPr>
+          <w:rFonts w:ascii="Georgia Pro" w:eastAsia="Georgia Pro" w:hAnsi="Georgia Pro" w:cs="Georgia Pro"/>
+          <w:color w:val="000000" w:themeColor="text1"/>
+        </w:rPr>
+        <w:t>EOF</w:t>
+      </w:r>
+    </w:p>
+    <w:p>
+      <w:pPr>
+        <w:pBdr>
+          <w:top w:val="single" w:sz="4" w:space="1" w:color="auto"/>
+          <w:left w:val="single" w:sz="4" w:space="4" w:color="auto"/>
+          <w:bottom w:val="single" w:sz="4" w:space="1" w:color="auto"/>
+          <w:right w:val="single" w:sz="4" w:space="4" w:color="auto"/>
+        </w:pBdr>
+        <w:shd w:val="clear" w:color="auto" w:fill="F2F2F2" w:themeFill="background1" w:themeFillShade="F2"/>
+        <w:spacing w:after="0" w:line="480" w:lineRule="auto"/>
+        <w:rPr>
+          <w:rFonts w:ascii="Georgia Pro" w:eastAsia="Georgia Pro" w:hAnsi="Georgia Pro" w:cs="Georgia Pro"/>
+          <w:color w:val="000000" w:themeColor="text1"/>
+        </w:rPr>
+      </w:pPr>
+    </w:p>
+    <w:p>
+      <w:pPr>
+        <w:pBdr>
+          <w:top w:val="single" w:sz="4" w:space="1" w:color="auto"/>
+          <w:left w:val="single" w:sz="4" w:space="4" w:color="auto"/>
+          <w:bottom w:val="single" w:sz="4" w:space="1" w:color="auto"/>
+          <w:right w:val="single" w:sz="4" w:space="4" w:color="auto"/>
+        </w:pBdr>
+        <w:shd w:val="clear" w:color="auto" w:fill="F2F2F2" w:themeFill="background1" w:themeFillShade="F2"/>
+        <w:spacing w:after="0" w:line="480" w:lineRule="auto"/>
+        <w:rPr>
+          <w:rFonts w:ascii="Georgia Pro" w:eastAsia="Georgia Pro" w:hAnsi="Georgia Pro" w:cs="Georgia Pro"/>
+          <w:color w:val="000000" w:themeColor="text1"/>
+        </w:rPr>
+      </w:pPr>
+      <w:r>
+        <w:rPr>
+          <w:rFonts w:ascii="Georgia Pro" w:eastAsia="Georgia Pro" w:hAnsi="Georgia Pro" w:cs="Georgia Pro"/>
+          <w:color w:val="000000" w:themeColor="text1"/>
+        </w:rPr>
+        <w:t>python3 app.py'</w:t>
+      </w:r>
+    </w:p>
+    <w:p>
+      <w:pPr>
+        <w:spacing w:after="0" w:line="480" w:lineRule="auto"/>
+        <w:rPr>
+          <w:rFonts w:ascii="Georgia Pro" w:eastAsia="Georgia Pro" w:hAnsi="Georgia Pro" w:cs="Georgia Pro"/>
+          <w:color w:val="000000" w:themeColor="text1"/>
+        </w:rPr>
+      </w:pPr>
+    </w:p>
+    <w:p>
+      <w:pPr>
+        <w:rPr>
+          <w:rFonts w:ascii="Georgia Pro" w:eastAsia="Georgia Pro" w:hAnsi="Georgia Pro" w:cs="Georgia Pro"/>
+          <w:b/>
+          <w:bCs/>
+          <w:color w:val="000000" w:themeColor="text1"/>
+        </w:rPr>
+      </w:pPr>
+      <w:r>
+        <w:rPr>
+          <w:rFonts w:ascii="Georgia Pro" w:eastAsia="Georgia Pro" w:hAnsi="Georgia Pro" w:cs="Georgia Pro"/>
+          <w:b/>
+          <w:bCs/>
+          <w:color w:val="000000" w:themeColor="text1"/>
+        </w:rPr>
+        <w:br w:type="page"/>
+      </w:r>
+    </w:p>
+    <w:p>
+      <w:pPr>
+        <w:spacing w:after="0" w:line="480" w:lineRule="auto"/>
+        <w:rPr>
+          <w:rFonts w:ascii="Georgia Pro" w:eastAsia="Georgia Pro" w:hAnsi="Georgia Pro" w:cs="Georgia Pro"/>
+          <w:b/>
+          <w:bCs/>
+          <w:color w:val="000000" w:themeColor="text1"/>
+        </w:rPr>
+      </w:pPr>
+      <w:proofErr w:type="gramStart"/>
+      <w:r>
+        <w:rPr>
+          <w:rFonts w:ascii="Georgia Pro" w:eastAsia="Georgia Pro" w:hAnsi="Georgia Pro" w:cs="Georgia Pro"/>
+          <w:b/>
+          <w:bCs/>
+          <w:color w:val="000000" w:themeColor="text1"/>
+        </w:rPr>
+        <w:lastRenderedPageBreak/>
+        <w:t>For  VM</w:t>
+      </w:r>
+      <w:proofErr w:type="gramEnd"/>
+      <w:r>
+        <w:rPr>
+          <w:rFonts w:ascii="Georgia Pro" w:eastAsia="Georgia Pro" w:hAnsi="Georgia Pro" w:cs="Georgia Pro"/>
+          <w:b/>
+          <w:bCs/>
+          <w:color w:val="000000" w:themeColor="text1"/>
+        </w:rPr>
+        <w:t>2</w:t>
+      </w:r>
+    </w:p>
+    <w:p>
+      <w:pPr>
+        <w:pBdr>
+          <w:top w:val="single" w:sz="4" w:space="1" w:color="auto"/>
+          <w:left w:val="single" w:sz="4" w:space="4" w:color="auto"/>
+          <w:bottom w:val="single" w:sz="4" w:space="1" w:color="auto"/>
+          <w:right w:val="single" w:sz="4" w:space="4" w:color="auto"/>
+        </w:pBdr>
+        <w:shd w:val="clear" w:color="auto" w:fill="F2F2F2" w:themeFill="background1" w:themeFillShade="F2"/>
+        <w:spacing w:after="0" w:line="480" w:lineRule="auto"/>
+        <w:rPr>
+          <w:rFonts w:ascii="Georgia Pro" w:eastAsia="Georgia Pro" w:hAnsi="Georgia Pro" w:cs="Georgia Pro"/>
+          <w:color w:val="000000" w:themeColor="text1"/>
+        </w:rPr>
+      </w:pPr>
+      <w:proofErr w:type="spellStart"/>
+      <w:r>
+        <w:rPr>
+          <w:rFonts w:ascii="Georgia Pro" w:eastAsia="Georgia Pro" w:hAnsi="Georgia Pro" w:cs="Georgia Pro"/>
+          <w:color w:val="000000" w:themeColor="text1"/>
+        </w:rPr>
+        <w:t>az</w:t>
+      </w:r>
+      <w:proofErr w:type="spellEnd"/>
+      <w:r>
+        <w:rPr>
+          <w:rFonts w:ascii="Georgia Pro" w:eastAsia="Georgia Pro" w:hAnsi="Georgia Pro" w:cs="Georgia Pro"/>
+          <w:color w:val="000000" w:themeColor="text1"/>
+        </w:rPr>
+        <w:t xml:space="preserve"> </w:t>
+      </w:r>
+      <w:proofErr w:type="spellStart"/>
+      <w:r>
+        <w:rPr>
+          <w:rFonts w:ascii="Georgia Pro" w:eastAsia="Georgia Pro" w:hAnsi="Georgia Pro" w:cs="Georgia Pro"/>
+          <w:color w:val="000000" w:themeColor="text1"/>
+        </w:rPr>
+        <w:t>vm</w:t>
+      </w:r>
+      <w:proofErr w:type="spellEnd"/>
+      <w:r>
+        <w:rPr>
+          <w:rFonts w:ascii="Georgia Pro" w:eastAsia="Georgia Pro" w:hAnsi="Georgia Pro" w:cs="Georgia Pro"/>
+          <w:color w:val="000000" w:themeColor="text1"/>
+        </w:rPr>
+        <w:t xml:space="preserve"> </w:t>
+      </w:r>
+      <w:proofErr w:type="gramStart"/>
+      <w:r>
+        <w:rPr>
+          <w:rFonts w:ascii="Georgia Pro" w:eastAsia="Georgia Pro" w:hAnsi="Georgia Pro" w:cs="Georgia Pro"/>
+          <w:color w:val="000000" w:themeColor="text1"/>
+        </w:rPr>
+        <w:t>run-command</w:t>
+      </w:r>
+      <w:proofErr w:type="gramEnd"/>
+      <w:r>
+        <w:rPr>
+          <w:rFonts w:ascii="Georgia Pro" w:eastAsia="Georgia Pro" w:hAnsi="Georgia Pro" w:cs="Georgia Pro"/>
+          <w:color w:val="000000" w:themeColor="text1"/>
+        </w:rPr>
+        <w:t xml:space="preserve"> invoke \</w:t>
+      </w:r>
+    </w:p>
+    <w:p>
+      <w:pPr>
+        <w:pBdr>
+          <w:top w:val="single" w:sz="4" w:space="1" w:color="auto"/>
+          <w:left w:val="single" w:sz="4" w:space="4" w:color="auto"/>
+          <w:bottom w:val="single" w:sz="4" w:space="1" w:color="auto"/>
+          <w:right w:val="single" w:sz="4" w:space="4" w:color="auto"/>
+        </w:pBdr>
+        <w:shd w:val="clear" w:color="auto" w:fill="F2F2F2" w:themeFill="background1" w:themeFillShade="F2"/>
+        <w:spacing w:after="0" w:line="480" w:lineRule="auto"/>
+        <w:rPr>
+          <w:rFonts w:ascii="Georgia Pro" w:eastAsia="Georgia Pro" w:hAnsi="Georgia Pro" w:cs="Georgia Pro"/>
+          <w:color w:val="000000" w:themeColor="text1"/>
+        </w:rPr>
+      </w:pPr>
+      <w:r>
+        <w:rPr>
+          <w:rFonts w:ascii="Georgia Pro" w:eastAsia="Georgia Pro" w:hAnsi="Georgia Pro" w:cs="Georgia Pro"/>
+          <w:color w:val="000000" w:themeColor="text1"/>
+        </w:rPr>
+        <w:t>-g $RESOURCE_GROUP \</w:t>
+      </w:r>
+    </w:p>
+    <w:p>
+      <w:pPr>
+        <w:pBdr>
+          <w:top w:val="single" w:sz="4" w:space="1" w:color="auto"/>
+          <w:left w:val="single" w:sz="4" w:space="4" w:color="auto"/>
+          <w:bottom w:val="single" w:sz="4" w:space="1" w:color="auto"/>
+          <w:right w:val="single" w:sz="4" w:space="4" w:color="auto"/>
+        </w:pBdr>
+        <w:shd w:val="clear" w:color="auto" w:fill="F2F2F2" w:themeFill="background1" w:themeFillShade="F2"/>
+        <w:spacing w:after="0" w:line="480" w:lineRule="auto"/>
+        <w:rPr>
+          <w:rFonts w:ascii="Georgia Pro" w:eastAsia="Georgia Pro" w:hAnsi="Georgia Pro" w:cs="Georgia Pro"/>
+          <w:color w:val="000000" w:themeColor="text1"/>
+        </w:rPr>
+      </w:pPr>
+      <w:r>
+        <w:rPr>
+          <w:rFonts w:ascii="Georgia Pro" w:eastAsia="Georgia Pro" w:hAnsi="Georgia Pro" w:cs="Georgia Pro"/>
+          <w:color w:val="000000" w:themeColor="text1"/>
+        </w:rPr>
+        <w:t>-n $VM</w:t>
+      </w:r>
+      <w:r>
+        <w:rPr>
+          <w:rFonts w:ascii="Georgia Pro" w:eastAsia="Georgia Pro" w:hAnsi="Georgia Pro" w:cs="Georgia Pro"/>
+          <w:color w:val="000000" w:themeColor="text1"/>
+        </w:rPr>
+        <w:t>2</w:t>
+      </w:r>
+      <w:r>
+        <w:rPr>
+          <w:rFonts w:ascii="Georgia Pro" w:eastAsia="Georgia Pro" w:hAnsi="Georgia Pro" w:cs="Georgia Pro"/>
+          <w:color w:val="000000" w:themeColor="text1"/>
+        </w:rPr>
+        <w:t xml:space="preserve"> \</w:t>
+      </w:r>
+    </w:p>
+    <w:p>
+      <w:pPr>
+        <w:pBdr>
+          <w:top w:val="single" w:sz="4" w:space="1" w:color="auto"/>
+          <w:left w:val="single" w:sz="4" w:space="4" w:color="auto"/>
+          <w:bottom w:val="single" w:sz="4" w:space="1" w:color="auto"/>
+          <w:right w:val="single" w:sz="4" w:space="4" w:color="auto"/>
+        </w:pBdr>
+        <w:shd w:val="clear" w:color="auto" w:fill="F2F2F2" w:themeFill="background1" w:themeFillShade="F2"/>
+        <w:spacing w:after="0" w:line="480" w:lineRule="auto"/>
+        <w:rPr>
+          <w:rFonts w:ascii="Georgia Pro" w:eastAsia="Georgia Pro" w:hAnsi="Georgia Pro" w:cs="Georgia Pro"/>
+          <w:color w:val="000000" w:themeColor="text1"/>
+        </w:rPr>
+      </w:pPr>
+      <w:r>
+        <w:rPr>
+          <w:rFonts w:ascii="Georgia Pro" w:eastAsia="Georgia Pro" w:hAnsi="Georgia Pro" w:cs="Georgia Pro"/>
+          <w:color w:val="000000" w:themeColor="text1"/>
+        </w:rPr>
+        <w:t xml:space="preserve">--command-id </w:t>
+      </w:r>
+      <w:proofErr w:type="spellStart"/>
+      <w:r>
+        <w:rPr>
+          <w:rFonts w:ascii="Georgia Pro" w:eastAsia="Georgia Pro" w:hAnsi="Georgia Pro" w:cs="Georgia Pro"/>
+          <w:color w:val="000000" w:themeColor="text1"/>
+        </w:rPr>
+        <w:t>RunShellScript</w:t>
+      </w:r>
+      <w:proofErr w:type="spellEnd"/>
+      <w:r>
+        <w:rPr>
+          <w:rFonts w:ascii="Georgia Pro" w:eastAsia="Georgia Pro" w:hAnsi="Georgia Pro" w:cs="Georgia Pro"/>
+          <w:color w:val="000000" w:themeColor="text1"/>
+        </w:rPr>
+        <w:t xml:space="preserve"> \</w:t>
+      </w:r>
+    </w:p>
+    <w:p>
+      <w:pPr>
+        <w:pBdr>
+          <w:top w:val="single" w:sz="4" w:space="1" w:color="auto"/>
+          <w:left w:val="single" w:sz="4" w:space="4" w:color="auto"/>
+          <w:bottom w:val="single" w:sz="4" w:space="1" w:color="auto"/>
+          <w:right w:val="single" w:sz="4" w:space="4" w:color="auto"/>
+        </w:pBdr>
+        <w:shd w:val="clear" w:color="auto" w:fill="F2F2F2" w:themeFill="background1" w:themeFillShade="F2"/>
+        <w:spacing w:after="0" w:line="480" w:lineRule="auto"/>
+        <w:rPr>
+          <w:rFonts w:ascii="Georgia Pro" w:eastAsia="Georgia Pro" w:hAnsi="Georgia Pro" w:cs="Georgia Pro"/>
+          <w:color w:val="000000" w:themeColor="text1"/>
+        </w:rPr>
+      </w:pPr>
+      <w:r>
+        <w:rPr>
+          <w:rFonts w:ascii="Georgia Pro" w:eastAsia="Georgia Pro" w:hAnsi="Georgia Pro" w:cs="Georgia Pro"/>
+          <w:color w:val="000000" w:themeColor="text1"/>
+        </w:rPr>
+        <w:t>--scripts '</w:t>
+      </w:r>
+    </w:p>
+    <w:p>
+      <w:pPr>
+        <w:pBdr>
+          <w:top w:val="single" w:sz="4" w:space="1" w:color="auto"/>
+          <w:left w:val="single" w:sz="4" w:space="4" w:color="auto"/>
+          <w:bottom w:val="single" w:sz="4" w:space="1" w:color="auto"/>
+          <w:right w:val="single" w:sz="4" w:space="4" w:color="auto"/>
+        </w:pBdr>
+        <w:shd w:val="clear" w:color="auto" w:fill="F2F2F2" w:themeFill="background1" w:themeFillShade="F2"/>
+        <w:spacing w:after="0" w:line="480" w:lineRule="auto"/>
+        <w:rPr>
+          <w:rFonts w:ascii="Georgia Pro" w:eastAsia="Georgia Pro" w:hAnsi="Georgia Pro" w:cs="Georgia Pro"/>
+          <w:color w:val="000000" w:themeColor="text1"/>
+        </w:rPr>
+      </w:pPr>
+      <w:r>
+        <w:rPr>
+          <w:rFonts w:ascii="Georgia Pro" w:eastAsia="Georgia Pro" w:hAnsi="Georgia Pro" w:cs="Georgia Pro"/>
+          <w:color w:val="000000" w:themeColor="text1"/>
+        </w:rPr>
+        <w:t>cat &gt; app.py &lt;&lt;EOF</w:t>
+      </w:r>
+    </w:p>
+    <w:p>
+      <w:pPr>
+        <w:pBdr>
+          <w:top w:val="single" w:sz="4" w:space="1" w:color="auto"/>
+          <w:left w:val="single" w:sz="4" w:space="4" w:color="auto"/>
+          <w:bottom w:val="single" w:sz="4" w:space="1" w:color="auto"/>
+          <w:right w:val="single" w:sz="4" w:space="4" w:color="auto"/>
+        </w:pBdr>
+        <w:shd w:val="clear" w:color="auto" w:fill="F2F2F2" w:themeFill="background1" w:themeFillShade="F2"/>
+        <w:spacing w:after="0" w:line="480" w:lineRule="auto"/>
+        <w:rPr>
+          <w:rFonts w:ascii="Georgia Pro" w:eastAsia="Georgia Pro" w:hAnsi="Georgia Pro" w:cs="Georgia Pro"/>
+          <w:color w:val="000000" w:themeColor="text1"/>
+        </w:rPr>
+      </w:pPr>
+      <w:r>
+        <w:rPr>
+          <w:rFonts w:ascii="Georgia Pro" w:eastAsia="Georgia Pro" w:hAnsi="Georgia Pro" w:cs="Georgia Pro"/>
+          <w:color w:val="000000" w:themeColor="text1"/>
+        </w:rPr>
+        <w:t xml:space="preserve">import </w:t>
+      </w:r>
+      <w:proofErr w:type="spellStart"/>
+      <w:r>
+        <w:rPr>
+          <w:rFonts w:ascii="Georgia Pro" w:eastAsia="Georgia Pro" w:hAnsi="Georgia Pro" w:cs="Georgia Pro"/>
+          <w:color w:val="000000" w:themeColor="text1"/>
+        </w:rPr>
+        <w:t>pyodbc</w:t>
+      </w:r>
+      <w:proofErr w:type="spellEnd"/>
+    </w:p>
+    <w:p>
+      <w:pPr>
+        <w:pBdr>
+          <w:top w:val="single" w:sz="4" w:space="1" w:color="auto"/>
+          <w:left w:val="single" w:sz="4" w:space="4" w:color="auto"/>
+          <w:bottom w:val="single" w:sz="4" w:space="1" w:color="auto"/>
+          <w:right w:val="single" w:sz="4" w:space="4" w:color="auto"/>
+        </w:pBdr>
+        <w:shd w:val="clear" w:color="auto" w:fill="F2F2F2" w:themeFill="background1" w:themeFillShade="F2"/>
+        <w:spacing w:after="0" w:line="480" w:lineRule="auto"/>
+        <w:rPr>
+          <w:rFonts w:ascii="Georgia Pro" w:eastAsia="Georgia Pro" w:hAnsi="Georgia Pro" w:cs="Georgia Pro"/>
+          <w:color w:val="000000" w:themeColor="text1"/>
+        </w:rPr>
+      </w:pPr>
+    </w:p>
+    <w:p>
+      <w:pPr>
+        <w:pBdr>
+          <w:top w:val="single" w:sz="4" w:space="1" w:color="auto"/>
+          <w:left w:val="single" w:sz="4" w:space="4" w:color="auto"/>
+          <w:bottom w:val="single" w:sz="4" w:space="1" w:color="auto"/>
+          <w:right w:val="single" w:sz="4" w:space="4" w:color="auto"/>
+        </w:pBdr>
+        <w:shd w:val="clear" w:color="auto" w:fill="F2F2F2" w:themeFill="background1" w:themeFillShade="F2"/>
+        <w:spacing w:after="0" w:line="480" w:lineRule="auto"/>
+        <w:rPr>
+          <w:rFonts w:ascii="Georgia Pro" w:eastAsia="Georgia Pro" w:hAnsi="Georgia Pro" w:cs="Georgia Pro"/>
+          <w:color w:val="000000" w:themeColor="text1"/>
+        </w:rPr>
+      </w:pPr>
+      <w:r>
+        <w:rPr>
+          <w:rFonts w:ascii="Georgia Pro" w:eastAsia="Georgia Pro" w:hAnsi="Georgia Pro" w:cs="Georgia Pro"/>
+          <w:color w:val="000000" w:themeColor="text1"/>
+        </w:rPr>
+        <w:t xml:space="preserve">server = </w:t>
+      </w:r>
+      <w:proofErr w:type="gramStart"/>
+      <w:r>
+        <w:rPr>
+          <w:rFonts w:ascii="Georgia Pro" w:eastAsia="Georgia Pro" w:hAnsi="Georgia Pro" w:cs="Georgia Pro"/>
+          <w:color w:val="000000" w:themeColor="text1"/>
+        </w:rPr>
+        <w:t>"'"</w:t>
+      </w:r>
+      <w:proofErr w:type="gramEnd"/>
+      <w:r>
+        <w:rPr>
+          <w:rFonts w:ascii="Georgia Pro" w:eastAsia="Georgia Pro" w:hAnsi="Georgia Pro" w:cs="Georgia Pro"/>
+          <w:color w:val="000000" w:themeColor="text1"/>
+        </w:rPr>
+        <w:t>$SQL_SERVER"</w:t>
+      </w:r>
+      <w:proofErr w:type="gramStart"/>
+      <w:r>
+        <w:rPr>
+          <w:rFonts w:ascii="Georgia Pro" w:eastAsia="Georgia Pro" w:hAnsi="Georgia Pro" w:cs="Georgia Pro"/>
+          <w:color w:val="000000" w:themeColor="text1"/>
+        </w:rPr>
+        <w:t>'.database.windows.net</w:t>
+      </w:r>
+      <w:proofErr w:type="gramEnd"/>
+      <w:r>
+        <w:rPr>
+          <w:rFonts w:ascii="Georgia Pro" w:eastAsia="Georgia Pro" w:hAnsi="Georgia Pro" w:cs="Georgia Pro"/>
+          <w:color w:val="000000" w:themeColor="text1"/>
+        </w:rPr>
+        <w:t>"</w:t>
+      </w:r>
+    </w:p>
+    <w:p>
+      <w:pPr>
+        <w:pBdr>
+          <w:top w:val="single" w:sz="4" w:space="1" w:color="auto"/>
+          <w:left w:val="single" w:sz="4" w:space="4" w:color="auto"/>
+          <w:bottom w:val="single" w:sz="4" w:space="1" w:color="auto"/>
+          <w:right w:val="single" w:sz="4" w:space="4" w:color="auto"/>
+        </w:pBdr>
+        <w:shd w:val="clear" w:color="auto" w:fill="F2F2F2" w:themeFill="background1" w:themeFillShade="F2"/>
+        <w:spacing w:after="0" w:line="480" w:lineRule="auto"/>
+        <w:rPr>
+          <w:rFonts w:ascii="Georgia Pro" w:eastAsia="Georgia Pro" w:hAnsi="Georgia Pro" w:cs="Georgia Pro"/>
+          <w:color w:val="000000" w:themeColor="text1"/>
+        </w:rPr>
+      </w:pPr>
+      <w:r>
+        <w:rPr>
+          <w:rFonts w:ascii="Georgia Pro" w:eastAsia="Georgia Pro" w:hAnsi="Georgia Pro" w:cs="Georgia Pro"/>
+          <w:color w:val="000000" w:themeColor="text1"/>
+        </w:rPr>
+        <w:t>database = "'"$SQL_DB"'"</w:t>
+      </w:r>
+    </w:p>
+    <w:p>
+      <w:pPr>
+        <w:pBdr>
+          <w:top w:val="single" w:sz="4" w:space="1" w:color="auto"/>
+          <w:left w:val="single" w:sz="4" w:space="4" w:color="auto"/>
+          <w:bottom w:val="single" w:sz="4" w:space="1" w:color="auto"/>
+          <w:right w:val="single" w:sz="4" w:space="4" w:color="auto"/>
+        </w:pBdr>
+        <w:shd w:val="clear" w:color="auto" w:fill="F2F2F2" w:themeFill="background1" w:themeFillShade="F2"/>
+        <w:spacing w:after="0" w:line="480" w:lineRule="auto"/>
+        <w:rPr>
+          <w:rFonts w:ascii="Georgia Pro" w:eastAsia="Georgia Pro" w:hAnsi="Georgia Pro" w:cs="Georgia Pro"/>
+          <w:color w:val="000000" w:themeColor="text1"/>
+        </w:rPr>
+      </w:pPr>
+      <w:r>
+        <w:rPr>
+          <w:rFonts w:ascii="Georgia Pro" w:eastAsia="Georgia Pro" w:hAnsi="Georgia Pro" w:cs="Georgia Pro"/>
+          <w:color w:val="000000" w:themeColor="text1"/>
+        </w:rPr>
+        <w:t>username = "'"$SQL_ADMIN"'"</w:t>
+      </w:r>
+    </w:p>
+    <w:p>
+      <w:pPr>
+        <w:pBdr>
+          <w:top w:val="single" w:sz="4" w:space="1" w:color="auto"/>
+          <w:left w:val="single" w:sz="4" w:space="4" w:color="auto"/>
+          <w:bottom w:val="single" w:sz="4" w:space="1" w:color="auto"/>
+          <w:right w:val="single" w:sz="4" w:space="4" w:color="auto"/>
+        </w:pBdr>
+        <w:shd w:val="clear" w:color="auto" w:fill="F2F2F2" w:themeFill="background1" w:themeFillShade="F2"/>
+        <w:spacing w:after="0" w:line="480" w:lineRule="auto"/>
+        <w:rPr>
+          <w:rFonts w:ascii="Georgia Pro" w:eastAsia="Georgia Pro" w:hAnsi="Georgia Pro" w:cs="Georgia Pro"/>
+          <w:color w:val="000000" w:themeColor="text1"/>
+        </w:rPr>
+      </w:pPr>
+      <w:r>
+        <w:rPr>
+          <w:rFonts w:ascii="Georgia Pro" w:eastAsia="Georgia Pro" w:hAnsi="Georgia Pro" w:cs="Georgia Pro"/>
+          <w:color w:val="000000" w:themeColor="text1"/>
+        </w:rPr>
+        <w:t>password = "'"$SQL_PASSWORD"'"</w:t>
+      </w:r>
+    </w:p>
+    <w:p>
+      <w:pPr>
+        <w:pBdr>
+          <w:top w:val="single" w:sz="4" w:space="1" w:color="auto"/>
+          <w:left w:val="single" w:sz="4" w:space="4" w:color="auto"/>
+          <w:bottom w:val="single" w:sz="4" w:space="1" w:color="auto"/>
+          <w:right w:val="single" w:sz="4" w:space="4" w:color="auto"/>
+        </w:pBdr>
+        <w:shd w:val="clear" w:color="auto" w:fill="F2F2F2" w:themeFill="background1" w:themeFillShade="F2"/>
+        <w:spacing w:after="0" w:line="480" w:lineRule="auto"/>
+        <w:rPr>
+          <w:rFonts w:ascii="Georgia Pro" w:eastAsia="Georgia Pro" w:hAnsi="Georgia Pro" w:cs="Georgia Pro"/>
+          <w:color w:val="000000" w:themeColor="text1"/>
+        </w:rPr>
+      </w:pPr>
+    </w:p>
+    <w:p>
+      <w:pPr>
+        <w:pBdr>
+          <w:top w:val="single" w:sz="4" w:space="1" w:color="auto"/>
+          <w:left w:val="single" w:sz="4" w:space="4" w:color="auto"/>
+          <w:bottom w:val="single" w:sz="4" w:space="1" w:color="auto"/>
+          <w:right w:val="single" w:sz="4" w:space="4" w:color="auto"/>
+        </w:pBdr>
+        <w:shd w:val="clear" w:color="auto" w:fill="F2F2F2" w:themeFill="background1" w:themeFillShade="F2"/>
+        <w:spacing w:after="0" w:line="480" w:lineRule="auto"/>
+        <w:rPr>
+          <w:rFonts w:ascii="Georgia Pro" w:eastAsia="Georgia Pro" w:hAnsi="Georgia Pro" w:cs="Georgia Pro"/>
+          <w:color w:val="000000" w:themeColor="text1"/>
+        </w:rPr>
+      </w:pPr>
+      <w:r>
+        <w:rPr>
+          <w:rFonts w:ascii="Georgia Pro" w:eastAsia="Georgia Pro" w:hAnsi="Georgia Pro" w:cs="Georgia Pro"/>
+          <w:color w:val="000000" w:themeColor="text1"/>
+        </w:rPr>
+        <w:t xml:space="preserve">conn = </w:t>
+      </w:r>
+      <w:proofErr w:type="spellStart"/>
+      <w:proofErr w:type="gramStart"/>
+      <w:r>
+        <w:rPr>
+          <w:rFonts w:ascii="Georgia Pro" w:eastAsia="Georgia Pro" w:hAnsi="Georgia Pro" w:cs="Georgia Pro"/>
+          <w:color w:val="000000" w:themeColor="text1"/>
+        </w:rPr>
+        <w:t>pyodbc.connect</w:t>
+      </w:r>
+      <w:proofErr w:type="spellEnd"/>
+      <w:proofErr w:type="gramEnd"/>
+      <w:r>
+        <w:rPr>
+          <w:rFonts w:ascii="Georgia Pro" w:eastAsia="Georgia Pro" w:hAnsi="Georgia Pro" w:cs="Georgia Pro"/>
+          <w:color w:val="000000" w:themeColor="text1"/>
+        </w:rPr>
+        <w:t>(</w:t>
+      </w:r>
+    </w:p>
+    <w:p>
+      <w:pPr>
+        <w:pBdr>
+          <w:top w:val="single" w:sz="4" w:space="1" w:color="auto"/>
+          <w:left w:val="single" w:sz="4" w:space="4" w:color="auto"/>
+          <w:bottom w:val="single" w:sz="4" w:space="1" w:color="auto"/>
+          <w:right w:val="single" w:sz="4" w:space="4" w:color="auto"/>
+        </w:pBdr>
+        <w:shd w:val="clear" w:color="auto" w:fill="F2F2F2" w:themeFill="background1" w:themeFillShade="F2"/>
+        <w:spacing w:after="0" w:line="480" w:lineRule="auto"/>
+        <w:rPr>
+          <w:rFonts w:ascii="Georgia Pro" w:eastAsia="Georgia Pro" w:hAnsi="Georgia Pro" w:cs="Georgia Pro"/>
+          <w:color w:val="000000" w:themeColor="text1"/>
+        </w:rPr>
+      </w:pPr>
+      <w:r>
+        <w:rPr>
+          <w:rFonts w:ascii="Georgia Pro" w:eastAsia="Georgia Pro" w:hAnsi="Georgia Pro" w:cs="Georgia Pro"/>
+          <w:color w:val="000000" w:themeColor="text1"/>
+        </w:rPr>
+        <w:t xml:space="preserve">    f"""</w:t>
+      </w:r>
+    </w:p>
+    <w:p>
+      <w:pPr>
+        <w:pBdr>
+          <w:top w:val="single" w:sz="4" w:space="1" w:color="auto"/>
+          <w:left w:val="single" w:sz="4" w:space="4" w:color="auto"/>
+          <w:bottom w:val="single" w:sz="4" w:space="1" w:color="auto"/>
+          <w:right w:val="single" w:sz="4" w:space="4" w:color="auto"/>
+        </w:pBdr>
+        <w:shd w:val="clear" w:color="auto" w:fill="F2F2F2" w:themeFill="background1" w:themeFillShade="F2"/>
+        <w:spacing w:after="0" w:line="480" w:lineRule="auto"/>
+        <w:rPr>
+          <w:rFonts w:ascii="Georgia Pro" w:eastAsia="Georgia Pro" w:hAnsi="Georgia Pro" w:cs="Georgia Pro"/>
+          <w:color w:val="000000" w:themeColor="text1"/>
+        </w:rPr>
+      </w:pPr>
+      <w:r>
+        <w:rPr>
+          <w:rFonts w:ascii="Georgia Pro" w:eastAsia="Georgia Pro" w:hAnsi="Georgia Pro" w:cs="Georgia Pro"/>
+          <w:color w:val="000000" w:themeColor="text1"/>
+        </w:rPr>
+        <w:t xml:space="preserve">    DRIVER</w:t>
+      </w:r>
+      <w:proofErr w:type="gramStart"/>
+      <w:r>
+        <w:rPr>
+          <w:rFonts w:ascii="Georgia Pro" w:eastAsia="Georgia Pro" w:hAnsi="Georgia Pro" w:cs="Georgia Pro"/>
+          <w:color w:val="000000" w:themeColor="text1"/>
+        </w:rPr>
+        <w:t>={</w:t>
+      </w:r>
+      <w:proofErr w:type="gramEnd"/>
+      <w:r>
+        <w:rPr>
+          <w:rFonts w:ascii="Georgia Pro" w:eastAsia="Georgia Pro" w:hAnsi="Georgia Pro" w:cs="Georgia Pro"/>
+          <w:color w:val="000000" w:themeColor="text1"/>
+        </w:rPr>
+        <w:t xml:space="preserve">{ODBC Driver 18 for SQL </w:t>
+      </w:r>
+      <w:proofErr w:type="gramStart"/>
+      <w:r>
+        <w:rPr>
+          <w:rFonts w:ascii="Georgia Pro" w:eastAsia="Georgia Pro" w:hAnsi="Georgia Pro" w:cs="Georgia Pro"/>
+          <w:color w:val="000000" w:themeColor="text1"/>
+        </w:rPr>
+        <w:t>Server}};</w:t>
+      </w:r>
+      <w:proofErr w:type="gramEnd"/>
+    </w:p>
+    <w:p>
+      <w:pPr>
+        <w:pBdr>
+          <w:top w:val="single" w:sz="4" w:space="1" w:color="auto"/>
+          <w:left w:val="single" w:sz="4" w:space="4" w:color="auto"/>
+          <w:bottom w:val="single" w:sz="4" w:space="1" w:color="auto"/>
+          <w:right w:val="single" w:sz="4" w:space="4" w:color="auto"/>
+        </w:pBdr>
+        <w:shd w:val="clear" w:color="auto" w:fill="F2F2F2" w:themeFill="background1" w:themeFillShade="F2"/>
+        <w:spacing w:after="0" w:line="480" w:lineRule="auto"/>
+        <w:rPr>
+          <w:rFonts w:ascii="Georgia Pro" w:eastAsia="Georgia Pro" w:hAnsi="Georgia Pro" w:cs="Georgia Pro"/>
+          <w:color w:val="000000" w:themeColor="text1"/>
+        </w:rPr>
+      </w:pPr>
+      <w:r>
+        <w:rPr>
+          <w:rFonts w:ascii="Georgia Pro" w:eastAsia="Georgia Pro" w:hAnsi="Georgia Pro" w:cs="Georgia Pro"/>
+          <w:color w:val="000000" w:themeColor="text1"/>
+        </w:rPr>
+        <w:t xml:space="preserve">    SERVER={server};</w:t>
+      </w:r>
+    </w:p>
+    <w:p>
+      <w:pPr>
+        <w:pBdr>
+          <w:top w:val="single" w:sz="4" w:space="1" w:color="auto"/>
+          <w:left w:val="single" w:sz="4" w:space="4" w:color="auto"/>
+          <w:bottom w:val="single" w:sz="4" w:space="1" w:color="auto"/>
+          <w:right w:val="single" w:sz="4" w:space="4" w:color="auto"/>
+        </w:pBdr>
+        <w:shd w:val="clear" w:color="auto" w:fill="F2F2F2" w:themeFill="background1" w:themeFillShade="F2"/>
+        <w:spacing w:after="0" w:line="480" w:lineRule="auto"/>
+        <w:rPr>
+          <w:rFonts w:ascii="Georgia Pro" w:eastAsia="Georgia Pro" w:hAnsi="Georgia Pro" w:cs="Georgia Pro"/>
+          <w:color w:val="000000" w:themeColor="text1"/>
+        </w:rPr>
+      </w:pPr>
+      <w:r>
+        <w:rPr>
+          <w:rFonts w:ascii="Georgia Pro" w:eastAsia="Georgia Pro" w:hAnsi="Georgia Pro" w:cs="Georgia Pro"/>
+          <w:color w:val="000000" w:themeColor="text1"/>
+        </w:rPr>
+        <w:t xml:space="preserve">    DATABASE={database};</w:t>
+      </w:r>
+    </w:p>
+    <w:p>
+      <w:pPr>
+        <w:pBdr>
+          <w:top w:val="single" w:sz="4" w:space="1" w:color="auto"/>
+          <w:left w:val="single" w:sz="4" w:space="4" w:color="auto"/>
+          <w:bottom w:val="single" w:sz="4" w:space="1" w:color="auto"/>
+          <w:right w:val="single" w:sz="4" w:space="4" w:color="auto"/>
+        </w:pBdr>
+        <w:shd w:val="clear" w:color="auto" w:fill="F2F2F2" w:themeFill="background1" w:themeFillShade="F2"/>
+        <w:spacing w:after="0" w:line="480" w:lineRule="auto"/>
+        <w:rPr>
+          <w:rFonts w:ascii="Georgia Pro" w:eastAsia="Georgia Pro" w:hAnsi="Georgia Pro" w:cs="Georgia Pro"/>
+          <w:color w:val="000000" w:themeColor="text1"/>
+        </w:rPr>
+      </w:pPr>
+      <w:r>
+        <w:rPr>
+          <w:rFonts w:ascii="Georgia Pro" w:eastAsia="Georgia Pro" w:hAnsi="Georgia Pro" w:cs="Georgia Pro"/>
+          <w:color w:val="000000" w:themeColor="text1"/>
+        </w:rPr>
+        <w:t xml:space="preserve">    UID={username};</w:t>
+      </w:r>
+    </w:p>
+    <w:p>
+      <w:pPr>
+        <w:pBdr>
+          <w:top w:val="single" w:sz="4" w:space="1" w:color="auto"/>
+          <w:left w:val="single" w:sz="4" w:space="4" w:color="auto"/>
+          <w:bottom w:val="single" w:sz="4" w:space="1" w:color="auto"/>
+          <w:right w:val="single" w:sz="4" w:space="4" w:color="auto"/>
+        </w:pBdr>
+        <w:shd w:val="clear" w:color="auto" w:fill="F2F2F2" w:themeFill="background1" w:themeFillShade="F2"/>
+        <w:spacing w:after="0" w:line="480" w:lineRule="auto"/>
+        <w:rPr>
+          <w:rFonts w:ascii="Georgia Pro" w:eastAsia="Georgia Pro" w:hAnsi="Georgia Pro" w:cs="Georgia Pro"/>
+          <w:color w:val="000000" w:themeColor="text1"/>
+        </w:rPr>
+      </w:pPr>
+      <w:r>
+        <w:rPr>
+          <w:rFonts w:ascii="Georgia Pro" w:eastAsia="Georgia Pro" w:hAnsi="Georgia Pro" w:cs="Georgia Pro"/>
+          <w:color w:val="000000" w:themeColor="text1"/>
+        </w:rPr>
+        <w:t xml:space="preserve">    PWD={password};</w:t>
+      </w:r>
+    </w:p>
+    <w:p>
+      <w:pPr>
+        <w:pBdr>
+          <w:top w:val="single" w:sz="4" w:space="1" w:color="auto"/>
+          <w:left w:val="single" w:sz="4" w:space="4" w:color="auto"/>
+          <w:bottom w:val="single" w:sz="4" w:space="1" w:color="auto"/>
+          <w:right w:val="single" w:sz="4" w:space="4" w:color="auto"/>
+        </w:pBdr>
+        <w:shd w:val="clear" w:color="auto" w:fill="F2F2F2" w:themeFill="background1" w:themeFillShade="F2"/>
+        <w:spacing w:after="0" w:line="480" w:lineRule="auto"/>
+        <w:rPr>
+          <w:rFonts w:ascii="Georgia Pro" w:eastAsia="Georgia Pro" w:hAnsi="Georgia Pro" w:cs="Georgia Pro"/>
+          <w:color w:val="000000" w:themeColor="text1"/>
+        </w:rPr>
+      </w:pPr>
+      <w:r>
+        <w:rPr>
+          <w:rFonts w:ascii="Georgia Pro" w:eastAsia="Georgia Pro" w:hAnsi="Georgia Pro" w:cs="Georgia Pro"/>
+          <w:color w:val="000000" w:themeColor="text1"/>
+        </w:rPr>
+        <w:t xml:space="preserve">    Encrypt=yes;</w:t>
+      </w:r>
+    </w:p>
+    <w:p>
+      <w:pPr>
+        <w:pBdr>
+          <w:top w:val="single" w:sz="4" w:space="1" w:color="auto"/>
+          <w:left w:val="single" w:sz="4" w:space="4" w:color="auto"/>
+          <w:bottom w:val="single" w:sz="4" w:space="1" w:color="auto"/>
+          <w:right w:val="single" w:sz="4" w:space="4" w:color="auto"/>
+        </w:pBdr>
+        <w:shd w:val="clear" w:color="auto" w:fill="F2F2F2" w:themeFill="background1" w:themeFillShade="F2"/>
+        <w:spacing w:after="0" w:line="480" w:lineRule="auto"/>
+        <w:rPr>
+          <w:rFonts w:ascii="Georgia Pro" w:eastAsia="Georgia Pro" w:hAnsi="Georgia Pro" w:cs="Georgia Pro"/>
+          <w:color w:val="000000" w:themeColor="text1"/>
+        </w:rPr>
+      </w:pPr>
+      <w:r>
+        <w:rPr>
+          <w:rFonts w:ascii="Georgia Pro" w:eastAsia="Georgia Pro" w:hAnsi="Georgia Pro" w:cs="Georgia Pro"/>
+          <w:color w:val="000000" w:themeColor="text1"/>
+        </w:rPr>
+        <w:t xml:space="preserve">    </w:t>
+      </w:r>
+      <w:proofErr w:type="spellStart"/>
+      <w:r>
+        <w:rPr>
+          <w:rFonts w:ascii="Georgia Pro" w:eastAsia="Georgia Pro" w:hAnsi="Georgia Pro" w:cs="Georgia Pro"/>
+          <w:color w:val="000000" w:themeColor="text1"/>
+        </w:rPr>
+        <w:t>TrustServerCertificate</w:t>
+      </w:r>
+      <w:proofErr w:type="spellEnd"/>
+      <w:r>
+        <w:rPr>
+          <w:rFonts w:ascii="Georgia Pro" w:eastAsia="Georgia Pro" w:hAnsi="Georgia Pro" w:cs="Georgia Pro"/>
+          <w:color w:val="000000" w:themeColor="text1"/>
+        </w:rPr>
+        <w:t>=no;</w:t>
+      </w:r>
+    </w:p>
+    <w:p>
+      <w:pPr>
+        <w:pBdr>
+          <w:top w:val="single" w:sz="4" w:space="1" w:color="auto"/>
+          <w:left w:val="single" w:sz="4" w:space="4" w:color="auto"/>
+          <w:bottom w:val="single" w:sz="4" w:space="1" w:color="auto"/>
+          <w:right w:val="single" w:sz="4" w:space="4" w:color="auto"/>
+        </w:pBdr>
+        <w:shd w:val="clear" w:color="auto" w:fill="F2F2F2" w:themeFill="background1" w:themeFillShade="F2"/>
+        <w:spacing w:after="0" w:line="480" w:lineRule="auto"/>
+        <w:rPr>
+          <w:rFonts w:ascii="Georgia Pro" w:eastAsia="Georgia Pro" w:hAnsi="Georgia Pro" w:cs="Georgia Pro"/>
+          <w:color w:val="000000" w:themeColor="text1"/>
+        </w:rPr>
+      </w:pPr>
+      <w:r>
+        <w:rPr>
+          <w:rFonts w:ascii="Georgia Pro" w:eastAsia="Georgia Pro" w:hAnsi="Georgia Pro" w:cs="Georgia Pro"/>
+          <w:color w:val="000000" w:themeColor="text1"/>
+        </w:rPr>
+        <w:t xml:space="preserve">    """</w:t>
+      </w:r>
+    </w:p>
+    <w:p>
+      <w:pPr>
+        <w:pBdr>
+          <w:top w:val="single" w:sz="4" w:space="1" w:color="auto"/>
+          <w:left w:val="single" w:sz="4" w:space="4" w:color="auto"/>
+          <w:bottom w:val="single" w:sz="4" w:space="1" w:color="auto"/>
+          <w:right w:val="single" w:sz="4" w:space="4" w:color="auto"/>
+        </w:pBdr>
+        <w:shd w:val="clear" w:color="auto" w:fill="F2F2F2" w:themeFill="background1" w:themeFillShade="F2"/>
+        <w:spacing w:after="0" w:line="480" w:lineRule="auto"/>
+        <w:rPr>
+          <w:rFonts w:ascii="Georgia Pro" w:eastAsia="Georgia Pro" w:hAnsi="Georgia Pro" w:cs="Georgia Pro"/>
+          <w:color w:val="000000" w:themeColor="text1"/>
+        </w:rPr>
+      </w:pPr>
+      <w:r>
+        <w:rPr>
+          <w:rFonts w:ascii="Georgia Pro" w:eastAsia="Georgia Pro" w:hAnsi="Georgia Pro" w:cs="Georgia Pro"/>
+          <w:color w:val="000000" w:themeColor="text1"/>
+        </w:rPr>
+        <w:t>)</w:t>
+      </w:r>
+    </w:p>
+    <w:p>
+      <w:pPr>
+        <w:pBdr>
+          <w:top w:val="single" w:sz="4" w:space="1" w:color="auto"/>
+          <w:left w:val="single" w:sz="4" w:space="4" w:color="auto"/>
+          <w:bottom w:val="single" w:sz="4" w:space="1" w:color="auto"/>
+          <w:right w:val="single" w:sz="4" w:space="4" w:color="auto"/>
+        </w:pBdr>
+        <w:shd w:val="clear" w:color="auto" w:fill="F2F2F2" w:themeFill="background1" w:themeFillShade="F2"/>
+        <w:spacing w:after="0" w:line="480" w:lineRule="auto"/>
+        <w:rPr>
+          <w:rFonts w:ascii="Georgia Pro" w:eastAsia="Georgia Pro" w:hAnsi="Georgia Pro" w:cs="Georgia Pro"/>
+          <w:color w:val="000000" w:themeColor="text1"/>
+        </w:rPr>
+      </w:pPr>
+    </w:p>
+    <w:p>
+      <w:pPr>
+        <w:pBdr>
+          <w:top w:val="single" w:sz="4" w:space="1" w:color="auto"/>
+          <w:left w:val="single" w:sz="4" w:space="4" w:color="auto"/>
+          <w:bottom w:val="single" w:sz="4" w:space="1" w:color="auto"/>
+          <w:right w:val="single" w:sz="4" w:space="4" w:color="auto"/>
+        </w:pBdr>
+        <w:shd w:val="clear" w:color="auto" w:fill="F2F2F2" w:themeFill="background1" w:themeFillShade="F2"/>
+        <w:spacing w:after="0" w:line="480" w:lineRule="auto"/>
+        <w:rPr>
+          <w:rFonts w:ascii="Georgia Pro" w:eastAsia="Georgia Pro" w:hAnsi="Georgia Pro" w:cs="Georgia Pro"/>
+          <w:color w:val="000000" w:themeColor="text1"/>
+        </w:rPr>
+      </w:pPr>
+      <w:r>
+        <w:rPr>
+          <w:rFonts w:ascii="Georgia Pro" w:eastAsia="Georgia Pro" w:hAnsi="Georgia Pro" w:cs="Georgia Pro"/>
+          <w:color w:val="000000" w:themeColor="text1"/>
+        </w:rPr>
+        <w:t xml:space="preserve">cursor = </w:t>
+      </w:r>
+      <w:proofErr w:type="spellStart"/>
+      <w:proofErr w:type="gramStart"/>
+      <w:r>
+        <w:rPr>
+          <w:rFonts w:ascii="Georgia Pro" w:eastAsia="Georgia Pro" w:hAnsi="Georgia Pro" w:cs="Georgia Pro"/>
+          <w:color w:val="000000" w:themeColor="text1"/>
+        </w:rPr>
+        <w:t>conn.cursor</w:t>
+      </w:r>
+      <w:proofErr w:type="spellEnd"/>
+      <w:proofErr w:type="gramEnd"/>
+      <w:r>
+        <w:rPr>
+          <w:rFonts w:ascii="Georgia Pro" w:eastAsia="Georgia Pro" w:hAnsi="Georgia Pro" w:cs="Georgia Pro"/>
+          <w:color w:val="000000" w:themeColor="text1"/>
+        </w:rPr>
+        <w:t>()</w:t>
+      </w:r>
+    </w:p>
+    <w:p>
+      <w:pPr>
+        <w:pBdr>
+          <w:top w:val="single" w:sz="4" w:space="1" w:color="auto"/>
+          <w:left w:val="single" w:sz="4" w:space="4" w:color="auto"/>
+          <w:bottom w:val="single" w:sz="4" w:space="1" w:color="auto"/>
+          <w:right w:val="single" w:sz="4" w:space="4" w:color="auto"/>
+        </w:pBdr>
+        <w:shd w:val="clear" w:color="auto" w:fill="F2F2F2" w:themeFill="background1" w:themeFillShade="F2"/>
+        <w:spacing w:after="0" w:line="480" w:lineRule="auto"/>
+        <w:rPr>
+          <w:rFonts w:ascii="Georgia Pro" w:eastAsia="Georgia Pro" w:hAnsi="Georgia Pro" w:cs="Georgia Pro"/>
+          <w:color w:val="000000" w:themeColor="text1"/>
+        </w:rPr>
+      </w:pPr>
+      <w:proofErr w:type="spellStart"/>
+      <w:proofErr w:type="gramStart"/>
+      <w:r>
+        <w:rPr>
+          <w:rFonts w:ascii="Georgia Pro" w:eastAsia="Georgia Pro" w:hAnsi="Georgia Pro" w:cs="Georgia Pro"/>
+          <w:color w:val="000000" w:themeColor="text1"/>
+        </w:rPr>
+        <w:t>cursor.execute</w:t>
+      </w:r>
+      <w:proofErr w:type="spellEnd"/>
+      <w:proofErr w:type="gramEnd"/>
+      <w:r>
+        <w:rPr>
+          <w:rFonts w:ascii="Georgia Pro" w:eastAsia="Georgia Pro" w:hAnsi="Georgia Pro" w:cs="Georgia Pro"/>
+          <w:color w:val="000000" w:themeColor="text1"/>
+        </w:rPr>
+        <w:t>("SELECT * FROM Customers")</w:t>
+      </w:r>
+    </w:p>
+    <w:p>
+      <w:pPr>
+        <w:pBdr>
+          <w:top w:val="single" w:sz="4" w:space="1" w:color="auto"/>
+          <w:left w:val="single" w:sz="4" w:space="4" w:color="auto"/>
+          <w:bottom w:val="single" w:sz="4" w:space="1" w:color="auto"/>
+          <w:right w:val="single" w:sz="4" w:space="4" w:color="auto"/>
+        </w:pBdr>
+        <w:shd w:val="clear" w:color="auto" w:fill="F2F2F2" w:themeFill="background1" w:themeFillShade="F2"/>
+        <w:spacing w:after="0" w:line="480" w:lineRule="auto"/>
+        <w:rPr>
+          <w:rFonts w:ascii="Georgia Pro" w:eastAsia="Georgia Pro" w:hAnsi="Georgia Pro" w:cs="Georgia Pro"/>
+          <w:color w:val="000000" w:themeColor="text1"/>
+        </w:rPr>
+      </w:pPr>
+    </w:p>
+    <w:p>
+      <w:pPr>
+        <w:pBdr>
+          <w:top w:val="single" w:sz="4" w:space="1" w:color="auto"/>
+          <w:left w:val="single" w:sz="4" w:space="4" w:color="auto"/>
+          <w:bottom w:val="single" w:sz="4" w:space="1" w:color="auto"/>
+          <w:right w:val="single" w:sz="4" w:space="4" w:color="auto"/>
+        </w:pBdr>
+        <w:shd w:val="clear" w:color="auto" w:fill="F2F2F2" w:themeFill="background1" w:themeFillShade="F2"/>
+        <w:spacing w:after="0" w:line="480" w:lineRule="auto"/>
+        <w:rPr>
+          <w:rFonts w:ascii="Georgia Pro" w:eastAsia="Georgia Pro" w:hAnsi="Georgia Pro" w:cs="Georgia Pro"/>
+          <w:color w:val="000000" w:themeColor="text1"/>
+        </w:rPr>
+      </w:pPr>
+      <w:r>
+        <w:rPr>
+          <w:rFonts w:ascii="Georgia Pro" w:eastAsia="Georgia Pro" w:hAnsi="Georgia Pro" w:cs="Georgia Pro"/>
+          <w:color w:val="000000" w:themeColor="text1"/>
+        </w:rPr>
+        <w:t xml:space="preserve">for row in </w:t>
+      </w:r>
+      <w:proofErr w:type="spellStart"/>
+      <w:proofErr w:type="gramStart"/>
+      <w:r>
+        <w:rPr>
+          <w:rFonts w:ascii="Georgia Pro" w:eastAsia="Georgia Pro" w:hAnsi="Georgia Pro" w:cs="Georgia Pro"/>
+          <w:color w:val="000000" w:themeColor="text1"/>
+        </w:rPr>
+        <w:t>cursor.fetchall</w:t>
+      </w:r>
+      <w:proofErr w:type="spellEnd"/>
+      <w:proofErr w:type="gramEnd"/>
+      <w:r>
+        <w:rPr>
+          <w:rFonts w:ascii="Georgia Pro" w:eastAsia="Georgia Pro" w:hAnsi="Georgia Pro" w:cs="Georgia Pro"/>
+          <w:color w:val="000000" w:themeColor="text1"/>
+        </w:rPr>
+        <w:t>():</w:t>
+      </w:r>
+    </w:p>
+    <w:p>
+      <w:pPr>
+        <w:pBdr>
+          <w:top w:val="single" w:sz="4" w:space="1" w:color="auto"/>
+          <w:left w:val="single" w:sz="4" w:space="4" w:color="auto"/>
+          <w:bottom w:val="single" w:sz="4" w:space="1" w:color="auto"/>
+          <w:right w:val="single" w:sz="4" w:space="4" w:color="auto"/>
+        </w:pBdr>
+        <w:shd w:val="clear" w:color="auto" w:fill="F2F2F2" w:themeFill="background1" w:themeFillShade="F2"/>
+        <w:spacing w:after="0" w:line="480" w:lineRule="auto"/>
+        <w:rPr>
+          <w:rFonts w:ascii="Georgia Pro" w:eastAsia="Georgia Pro" w:hAnsi="Georgia Pro" w:cs="Georgia Pro"/>
+          <w:color w:val="000000" w:themeColor="text1"/>
+        </w:rPr>
+      </w:pPr>
+      <w:r>
+        <w:rPr>
+          <w:rFonts w:ascii="Georgia Pro" w:eastAsia="Georgia Pro" w:hAnsi="Georgia Pro" w:cs="Georgia Pro"/>
+          <w:color w:val="000000" w:themeColor="text1"/>
+        </w:rPr>
+        <w:t xml:space="preserve">    print(row)</w:t>
+      </w:r>
+    </w:p>
+    <w:p>
+      <w:pPr>
+        <w:pBdr>
+          <w:top w:val="single" w:sz="4" w:space="1" w:color="auto"/>
+          <w:left w:val="single" w:sz="4" w:space="4" w:color="auto"/>
+          <w:bottom w:val="single" w:sz="4" w:space="1" w:color="auto"/>
+          <w:right w:val="single" w:sz="4" w:space="4" w:color="auto"/>
+        </w:pBdr>
+        <w:shd w:val="clear" w:color="auto" w:fill="F2F2F2" w:themeFill="background1" w:themeFillShade="F2"/>
+        <w:spacing w:after="0" w:line="480" w:lineRule="auto"/>
+        <w:rPr>
+          <w:rFonts w:ascii="Georgia Pro" w:eastAsia="Georgia Pro" w:hAnsi="Georgia Pro" w:cs="Georgia Pro"/>
+          <w:color w:val="000000" w:themeColor="text1"/>
+        </w:rPr>
+      </w:pPr>
+    </w:p>
+    <w:p>
+      <w:pPr>
+        <w:pBdr>
+          <w:top w:val="single" w:sz="4" w:space="1" w:color="auto"/>
+          <w:left w:val="single" w:sz="4" w:space="4" w:color="auto"/>
+          <w:bottom w:val="single" w:sz="4" w:space="1" w:color="auto"/>
+          <w:right w:val="single" w:sz="4" w:space="4" w:color="auto"/>
+        </w:pBdr>
+        <w:shd w:val="clear" w:color="auto" w:fill="F2F2F2" w:themeFill="background1" w:themeFillShade="F2"/>
+        <w:spacing w:after="0" w:line="480" w:lineRule="auto"/>
+        <w:rPr>
+          <w:rFonts w:ascii="Georgia Pro" w:eastAsia="Georgia Pro" w:hAnsi="Georgia Pro" w:cs="Georgia Pro"/>
+          <w:color w:val="000000" w:themeColor="text1"/>
+        </w:rPr>
+      </w:pPr>
+      <w:proofErr w:type="spellStart"/>
+      <w:proofErr w:type="gramStart"/>
+      <w:r>
+        <w:rPr>
+          <w:rFonts w:ascii="Georgia Pro" w:eastAsia="Georgia Pro" w:hAnsi="Georgia Pro" w:cs="Georgia Pro"/>
+          <w:color w:val="000000" w:themeColor="text1"/>
+        </w:rPr>
+        <w:t>conn.close</w:t>
+      </w:r>
+      <w:proofErr w:type="spellEnd"/>
+      <w:proofErr w:type="gramEnd"/>
+      <w:r>
+        <w:rPr>
+          <w:rFonts w:ascii="Georgia Pro" w:eastAsia="Georgia Pro" w:hAnsi="Georgia Pro" w:cs="Georgia Pro"/>
+          <w:color w:val="000000" w:themeColor="text1"/>
+        </w:rPr>
+        <w:t>()</w:t>
+      </w:r>
+    </w:p>
+    <w:p>
+      <w:pPr>
+        <w:pBdr>
+          <w:top w:val="single" w:sz="4" w:space="1" w:color="auto"/>
+          <w:left w:val="single" w:sz="4" w:space="4" w:color="auto"/>
+          <w:bottom w:val="single" w:sz="4" w:space="1" w:color="auto"/>
+          <w:right w:val="single" w:sz="4" w:space="4" w:color="auto"/>
+        </w:pBdr>
+        <w:shd w:val="clear" w:color="auto" w:fill="F2F2F2" w:themeFill="background1" w:themeFillShade="F2"/>
+        <w:spacing w:after="0" w:line="480" w:lineRule="auto"/>
+        <w:rPr>
+          <w:rFonts w:ascii="Georgia Pro" w:eastAsia="Georgia Pro" w:hAnsi="Georgia Pro" w:cs="Georgia Pro"/>
+          <w:color w:val="000000" w:themeColor="text1"/>
+        </w:rPr>
+      </w:pPr>
+      <w:r>
+        <w:rPr>
+          <w:rFonts w:ascii="Georgia Pro" w:eastAsia="Georgia Pro" w:hAnsi="Georgia Pro" w:cs="Georgia Pro"/>
+          <w:color w:val="000000" w:themeColor="text1"/>
+        </w:rPr>
+        <w:t>EOF</w:t>
+      </w:r>
+    </w:p>
+    <w:p>
+      <w:pPr>
+        <w:pBdr>
+          <w:top w:val="single" w:sz="4" w:space="1" w:color="auto"/>
+          <w:left w:val="single" w:sz="4" w:space="4" w:color="auto"/>
+          <w:bottom w:val="single" w:sz="4" w:space="1" w:color="auto"/>
+          <w:right w:val="single" w:sz="4" w:space="4" w:color="auto"/>
+        </w:pBdr>
+        <w:shd w:val="clear" w:color="auto" w:fill="F2F2F2" w:themeFill="background1" w:themeFillShade="F2"/>
+        <w:spacing w:after="0" w:line="480" w:lineRule="auto"/>
+        <w:rPr>
+          <w:rFonts w:ascii="Georgia Pro" w:eastAsia="Georgia Pro" w:hAnsi="Georgia Pro" w:cs="Georgia Pro"/>
+          <w:color w:val="000000" w:themeColor="text1"/>
+        </w:rPr>
+      </w:pPr>
+    </w:p>
+    <w:p>
+      <w:pPr>
+        <w:pBdr>
+          <w:top w:val="single" w:sz="4" w:space="1" w:color="auto"/>
+          <w:left w:val="single" w:sz="4" w:space="4" w:color="auto"/>
+          <w:bottom w:val="single" w:sz="4" w:space="1" w:color="auto"/>
+          <w:right w:val="single" w:sz="4" w:space="4" w:color="auto"/>
+        </w:pBdr>
+        <w:shd w:val="clear" w:color="auto" w:fill="F2F2F2" w:themeFill="background1" w:themeFillShade="F2"/>
+        <w:spacing w:after="0" w:line="480" w:lineRule="auto"/>
+        <w:rPr>
+          <w:rFonts w:ascii="Georgia Pro" w:eastAsia="Georgia Pro" w:hAnsi="Georgia Pro" w:cs="Georgia Pro"/>
+          <w:color w:val="000000" w:themeColor="text1"/>
+        </w:rPr>
+      </w:pPr>
+      <w:r>
+        <w:rPr>
+          <w:rFonts w:ascii="Georgia Pro" w:eastAsia="Georgia Pro" w:hAnsi="Georgia Pro" w:cs="Georgia Pro"/>
+          <w:color w:val="000000" w:themeColor="text1"/>
+        </w:rPr>
+        <w:t>python3 app.py'</w:t>
+      </w:r>
+    </w:p>
+    <w:p>
+      <w:pPr>
+        <w:spacing w:after="0" w:line="480" w:lineRule="auto"/>
+        <w:rPr>
+          <w:rFonts w:ascii="Georgia Pro" w:eastAsia="Georgia Pro" w:hAnsi="Georgia Pro" w:cs="Georgia Pro"/>
+          <w:color w:val="000000" w:themeColor="text1"/>
+        </w:rPr>
+      </w:pPr>
+    </w:p>
+    <w:p>
+      <w:pPr>
+        <w:spacing w:after="0" w:line="480" w:lineRule="auto"/>
+        <w:rPr>
+          <w:rFonts w:ascii="Georgia Pro" w:eastAsia="Georgia Pro" w:hAnsi="Georgia Pro" w:cs="Georgia Pro"/>
+          <w:color w:val="000000" w:themeColor="text1"/>
+        </w:rPr>
+      </w:pPr>
+    </w:p>
+    <w:p>
+      <w:pPr>
+        <w:spacing w:after="0" w:line="480" w:lineRule="auto"/>
+        <w:rPr>
+          <w:rFonts w:ascii="Georgia Pro" w:eastAsia="Georgia Pro" w:hAnsi="Georgia Pro" w:cs="Georgia Pro"/>
+          <w:b/>
+          <w:bCs/>
+          <w:color w:val="000000" w:themeColor="text1"/>
+        </w:rPr>
+      </w:pPr>
+      <w:r>
+        <w:rPr>
+          <w:rFonts w:ascii="Georgia Pro" w:eastAsia="Georgia Pro" w:hAnsi="Georgia Pro" w:cs="Georgia Pro"/>
+          <w:b/>
+          <w:bCs/>
+          <w:color w:val="000000" w:themeColor="text1"/>
+        </w:rPr>
+        <w:t xml:space="preserve">Step </w:t>
+      </w:r>
+      <w:r>
+        <w:rPr>
+          <w:rFonts w:ascii="Georgia Pro" w:eastAsia="Georgia Pro" w:hAnsi="Georgia Pro" w:cs="Georgia Pro"/>
+          <w:b/>
+          <w:bCs/>
+          <w:color w:val="000000" w:themeColor="text1"/>
+        </w:rPr>
+        <w:t>19</w:t>
+      </w:r>
+      <w:r>
+        <w:rPr>
+          <w:rFonts w:ascii="Georgia Pro" w:eastAsia="Georgia Pro" w:hAnsi="Georgia Pro" w:cs="Georgia Pro"/>
+          <w:b/>
+          <w:bCs/>
+          <w:color w:val="000000" w:themeColor="text1"/>
+        </w:rPr>
+        <w:t>: Get Load Balancer IP</w:t>
+      </w:r>
+    </w:p>
+    <w:p>
+      <w:pPr>
+        <w:spacing w:after="0" w:line="480" w:lineRule="auto"/>
+        <w:rPr>
+          <w:rFonts w:ascii="Georgia Pro" w:eastAsia="Georgia Pro" w:hAnsi="Georgia Pro" w:cs="Georgia Pro"/>
+          <w:color w:val="000000" w:themeColor="text1"/>
+        </w:rPr>
+      </w:pPr>
+    </w:p>
+    <w:p>
+      <w:pPr>
+        <w:pBdr>
+          <w:top w:val="single" w:sz="4" w:space="1" w:color="auto"/>
+          <w:left w:val="single" w:sz="4" w:space="4" w:color="auto"/>
+          <w:bottom w:val="single" w:sz="4" w:space="1" w:color="auto"/>
+          <w:right w:val="single" w:sz="4" w:space="4" w:color="auto"/>
+        </w:pBdr>
+        <w:shd w:val="clear" w:color="auto" w:fill="F2F2F2" w:themeFill="background1" w:themeFillShade="F2"/>
+        <w:spacing w:after="0" w:line="480" w:lineRule="auto"/>
+        <w:rPr>
+          <w:rFonts w:ascii="Georgia Pro" w:eastAsia="Georgia Pro" w:hAnsi="Georgia Pro" w:cs="Georgia Pro"/>
+          <w:color w:val="000000" w:themeColor="text1"/>
+        </w:rPr>
+      </w:pPr>
+      <w:proofErr w:type="spellStart"/>
+      <w:r>
+        <w:rPr>
+          <w:rFonts w:ascii="Georgia Pro" w:eastAsia="Georgia Pro" w:hAnsi="Georgia Pro" w:cs="Georgia Pro"/>
+          <w:color w:val="000000" w:themeColor="text1"/>
+        </w:rPr>
+        <w:t>az</w:t>
+      </w:r>
+      <w:proofErr w:type="spellEnd"/>
+      <w:r>
+        <w:rPr>
+          <w:rFonts w:ascii="Georgia Pro" w:eastAsia="Georgia Pro" w:hAnsi="Georgia Pro" w:cs="Georgia Pro"/>
+          <w:color w:val="000000" w:themeColor="text1"/>
+        </w:rPr>
+        <w:t xml:space="preserve"> </w:t>
+      </w:r>
+      <w:proofErr w:type="spellStart"/>
+      <w:r>
+        <w:rPr>
+          <w:rFonts w:ascii="Georgia Pro" w:eastAsia="Georgia Pro" w:hAnsi="Georgia Pro" w:cs="Georgia Pro"/>
+          <w:color w:val="000000" w:themeColor="text1"/>
+        </w:rPr>
+        <w:t>vm</w:t>
+      </w:r>
+      <w:proofErr w:type="spellEnd"/>
+      <w:r>
+        <w:rPr>
+          <w:rFonts w:ascii="Georgia Pro" w:eastAsia="Georgia Pro" w:hAnsi="Georgia Pro" w:cs="Georgia Pro"/>
+          <w:color w:val="000000" w:themeColor="text1"/>
+        </w:rPr>
+        <w:t xml:space="preserve"> </w:t>
+      </w:r>
+      <w:proofErr w:type="gramStart"/>
+      <w:r>
+        <w:rPr>
+          <w:rFonts w:ascii="Georgia Pro" w:eastAsia="Georgia Pro" w:hAnsi="Georgia Pro" w:cs="Georgia Pro"/>
+          <w:color w:val="000000" w:themeColor="text1"/>
+        </w:rPr>
+        <w:t>open-port</w:t>
+      </w:r>
+      <w:proofErr w:type="gramEnd"/>
+      <w:r>
+        <w:rPr>
+          <w:rFonts w:ascii="Georgia Pro" w:eastAsia="Georgia Pro" w:hAnsi="Georgia Pro" w:cs="Georgia Pro"/>
+          <w:color w:val="000000" w:themeColor="text1"/>
+        </w:rPr>
+        <w:t xml:space="preserve"> \</w:t>
+      </w:r>
+    </w:p>
+    <w:p>
+      <w:pPr>
+        <w:pBdr>
+          <w:top w:val="single" w:sz="4" w:space="1" w:color="auto"/>
+          <w:left w:val="single" w:sz="4" w:space="4" w:color="auto"/>
+          <w:bottom w:val="single" w:sz="4" w:space="1" w:color="auto"/>
+          <w:right w:val="single" w:sz="4" w:space="4" w:color="auto"/>
+        </w:pBdr>
+        <w:shd w:val="clear" w:color="auto" w:fill="F2F2F2" w:themeFill="background1" w:themeFillShade="F2"/>
+        <w:spacing w:after="0" w:line="480" w:lineRule="auto"/>
+        <w:rPr>
+          <w:rFonts w:ascii="Georgia Pro" w:eastAsia="Georgia Pro" w:hAnsi="Georgia Pro" w:cs="Georgia Pro"/>
+          <w:color w:val="000000" w:themeColor="text1"/>
+        </w:rPr>
+      </w:pPr>
+      <w:r>
+        <w:rPr>
+          <w:rFonts w:ascii="Georgia Pro" w:eastAsia="Georgia Pro" w:hAnsi="Georgia Pro" w:cs="Georgia Pro"/>
+          <w:color w:val="000000" w:themeColor="text1"/>
+        </w:rPr>
+        <w:t xml:space="preserve">  --resource-group $RESOURCE_GROUP \</w:t>
+      </w:r>
+    </w:p>
+    <w:p>
+      <w:pPr>
+        <w:pBdr>
+          <w:top w:val="single" w:sz="4" w:space="1" w:color="auto"/>
+          <w:left w:val="single" w:sz="4" w:space="4" w:color="auto"/>
+          <w:bottom w:val="single" w:sz="4" w:space="1" w:color="auto"/>
+          <w:right w:val="single" w:sz="4" w:space="4" w:color="auto"/>
+        </w:pBdr>
+        <w:shd w:val="clear" w:color="auto" w:fill="F2F2F2" w:themeFill="background1" w:themeFillShade="F2"/>
+        <w:spacing w:after="0" w:line="480" w:lineRule="auto"/>
+        <w:rPr>
+          <w:rFonts w:ascii="Georgia Pro" w:eastAsia="Georgia Pro" w:hAnsi="Georgia Pro" w:cs="Georgia Pro"/>
+          <w:color w:val="000000" w:themeColor="text1"/>
+        </w:rPr>
+      </w:pPr>
+      <w:r>
+        <w:rPr>
+          <w:rFonts w:ascii="Georgia Pro" w:eastAsia="Georgia Pro" w:hAnsi="Georgia Pro" w:cs="Georgia Pro"/>
+          <w:color w:val="000000" w:themeColor="text1"/>
+        </w:rPr>
+        <w:t xml:space="preserve">  --name $VM1 \</w:t>
+      </w:r>
+    </w:p>
+    <w:p>
+      <w:pPr>
+        <w:pBdr>
+          <w:top w:val="single" w:sz="4" w:space="1" w:color="auto"/>
+          <w:left w:val="single" w:sz="4" w:space="4" w:color="auto"/>
+          <w:bottom w:val="single" w:sz="4" w:space="1" w:color="auto"/>
+          <w:right w:val="single" w:sz="4" w:space="4" w:color="auto"/>
+        </w:pBdr>
+        <w:shd w:val="clear" w:color="auto" w:fill="F2F2F2" w:themeFill="background1" w:themeFillShade="F2"/>
+        <w:spacing w:after="0" w:line="480" w:lineRule="auto"/>
+        <w:rPr>
+          <w:rFonts w:ascii="Georgia Pro" w:eastAsia="Georgia Pro" w:hAnsi="Georgia Pro" w:cs="Georgia Pro"/>
+          <w:color w:val="000000" w:themeColor="text1"/>
+        </w:rPr>
+      </w:pPr>
+      <w:r>
+        <w:rPr>
+          <w:rFonts w:ascii="Georgia Pro" w:eastAsia="Georgia Pro" w:hAnsi="Georgia Pro" w:cs="Georgia Pro"/>
+          <w:color w:val="000000" w:themeColor="text1"/>
+        </w:rPr>
+        <w:t xml:space="preserve">  --port 80</w:t>
+      </w:r>
+    </w:p>
+    <w:p>
+      <w:pPr>
+        <w:spacing w:after="0" w:line="480" w:lineRule="auto"/>
+        <w:rPr>
+          <w:rFonts w:ascii="Georgia Pro" w:eastAsia="Georgia Pro" w:hAnsi="Georgia Pro" w:cs="Georgia Pro"/>
+          <w:color w:val="000000" w:themeColor="text1"/>
+        </w:rPr>
+      </w:pPr>
+    </w:p>
+    <w:p>
+      <w:pPr>
+        <w:pBdr>
+          <w:top w:val="single" w:sz="4" w:space="1" w:color="auto"/>
+          <w:left w:val="single" w:sz="4" w:space="4" w:color="auto"/>
+          <w:bottom w:val="single" w:sz="4" w:space="1" w:color="auto"/>
+          <w:right w:val="single" w:sz="4" w:space="4" w:color="auto"/>
+        </w:pBdr>
+        <w:shd w:val="clear" w:color="auto" w:fill="F2F2F2" w:themeFill="background1" w:themeFillShade="F2"/>
+        <w:spacing w:after="0" w:line="480" w:lineRule="auto"/>
+        <w:rPr>
+          <w:rFonts w:ascii="Georgia Pro" w:eastAsia="Georgia Pro" w:hAnsi="Georgia Pro" w:cs="Georgia Pro"/>
+          <w:color w:val="000000" w:themeColor="text1"/>
+        </w:rPr>
+      </w:pPr>
+      <w:proofErr w:type="spellStart"/>
+      <w:r>
+        <w:rPr>
+          <w:rFonts w:ascii="Georgia Pro" w:eastAsia="Georgia Pro" w:hAnsi="Georgia Pro" w:cs="Georgia Pro"/>
+          <w:color w:val="000000" w:themeColor="text1"/>
+        </w:rPr>
+        <w:t>az</w:t>
+      </w:r>
+      <w:proofErr w:type="spellEnd"/>
+      <w:r>
+        <w:rPr>
+          <w:rFonts w:ascii="Georgia Pro" w:eastAsia="Georgia Pro" w:hAnsi="Georgia Pro" w:cs="Georgia Pro"/>
+          <w:color w:val="000000" w:themeColor="text1"/>
+        </w:rPr>
+        <w:t xml:space="preserve"> </w:t>
+      </w:r>
+      <w:proofErr w:type="spellStart"/>
+      <w:r>
+        <w:rPr>
+          <w:rFonts w:ascii="Georgia Pro" w:eastAsia="Georgia Pro" w:hAnsi="Georgia Pro" w:cs="Georgia Pro"/>
+          <w:color w:val="000000" w:themeColor="text1"/>
+        </w:rPr>
+        <w:t>vm</w:t>
+      </w:r>
+      <w:proofErr w:type="spellEnd"/>
+      <w:r>
+        <w:rPr>
+          <w:rFonts w:ascii="Georgia Pro" w:eastAsia="Georgia Pro" w:hAnsi="Georgia Pro" w:cs="Georgia Pro"/>
+          <w:color w:val="000000" w:themeColor="text1"/>
+        </w:rPr>
+        <w:t xml:space="preserve"> </w:t>
+      </w:r>
+      <w:proofErr w:type="gramStart"/>
+      <w:r>
+        <w:rPr>
+          <w:rFonts w:ascii="Georgia Pro" w:eastAsia="Georgia Pro" w:hAnsi="Georgia Pro" w:cs="Georgia Pro"/>
+          <w:color w:val="000000" w:themeColor="text1"/>
+        </w:rPr>
+        <w:t>open-port</w:t>
+      </w:r>
+      <w:proofErr w:type="gramEnd"/>
+      <w:r>
+        <w:rPr>
+          <w:rFonts w:ascii="Georgia Pro" w:eastAsia="Georgia Pro" w:hAnsi="Georgia Pro" w:cs="Georgia Pro"/>
+          <w:color w:val="000000" w:themeColor="text1"/>
+        </w:rPr>
+        <w:t xml:space="preserve"> \</w:t>
+      </w:r>
+    </w:p>
+    <w:p>
+      <w:pPr>
+        <w:pBdr>
+          <w:top w:val="single" w:sz="4" w:space="1" w:color="auto"/>
+          <w:left w:val="single" w:sz="4" w:space="4" w:color="auto"/>
+          <w:bottom w:val="single" w:sz="4" w:space="1" w:color="auto"/>
+          <w:right w:val="single" w:sz="4" w:space="4" w:color="auto"/>
+        </w:pBdr>
+        <w:shd w:val="clear" w:color="auto" w:fill="F2F2F2" w:themeFill="background1" w:themeFillShade="F2"/>
+        <w:spacing w:after="0" w:line="480" w:lineRule="auto"/>
+        <w:rPr>
+          <w:rFonts w:ascii="Georgia Pro" w:eastAsia="Georgia Pro" w:hAnsi="Georgia Pro" w:cs="Georgia Pro"/>
+          <w:color w:val="000000" w:themeColor="text1"/>
+        </w:rPr>
+      </w:pPr>
+      <w:r>
+        <w:rPr>
+          <w:rFonts w:ascii="Georgia Pro" w:eastAsia="Georgia Pro" w:hAnsi="Georgia Pro" w:cs="Georgia Pro"/>
+          <w:color w:val="000000" w:themeColor="text1"/>
+        </w:rPr>
+        <w:t xml:space="preserve">  --resource-group $RESOURCE_GROUP \</w:t>
+      </w:r>
+    </w:p>
+    <w:p>
+      <w:pPr>
+        <w:pBdr>
+          <w:top w:val="single" w:sz="4" w:space="1" w:color="auto"/>
+          <w:left w:val="single" w:sz="4" w:space="4" w:color="auto"/>
+          <w:bottom w:val="single" w:sz="4" w:space="1" w:color="auto"/>
+          <w:right w:val="single" w:sz="4" w:space="4" w:color="auto"/>
+        </w:pBdr>
+        <w:shd w:val="clear" w:color="auto" w:fill="F2F2F2" w:themeFill="background1" w:themeFillShade="F2"/>
+        <w:spacing w:after="0" w:line="480" w:lineRule="auto"/>
+        <w:rPr>
+          <w:rFonts w:ascii="Georgia Pro" w:eastAsia="Georgia Pro" w:hAnsi="Georgia Pro" w:cs="Georgia Pro"/>
+          <w:color w:val="000000" w:themeColor="text1"/>
+        </w:rPr>
+      </w:pPr>
+      <w:r>
+        <w:rPr>
+          <w:rFonts w:ascii="Georgia Pro" w:eastAsia="Georgia Pro" w:hAnsi="Georgia Pro" w:cs="Georgia Pro"/>
+          <w:color w:val="000000" w:themeColor="text1"/>
+        </w:rPr>
+        <w:t xml:space="preserve">  --name $VM2 \</w:t>
+      </w:r>
+    </w:p>
+    <w:p>
+      <w:pPr>
+        <w:pBdr>
+          <w:top w:val="single" w:sz="4" w:space="1" w:color="auto"/>
+          <w:left w:val="single" w:sz="4" w:space="4" w:color="auto"/>
+          <w:bottom w:val="single" w:sz="4" w:space="1" w:color="auto"/>
+          <w:right w:val="single" w:sz="4" w:space="4" w:color="auto"/>
+        </w:pBdr>
+        <w:shd w:val="clear" w:color="auto" w:fill="F2F2F2" w:themeFill="background1" w:themeFillShade="F2"/>
+        <w:spacing w:after="0" w:line="480" w:lineRule="auto"/>
+        <w:rPr>
+          <w:rFonts w:ascii="Georgia Pro" w:eastAsia="Georgia Pro" w:hAnsi="Georgia Pro" w:cs="Georgia Pro"/>
+          <w:color w:val="000000" w:themeColor="text1"/>
+        </w:rPr>
+      </w:pPr>
+      <w:r>
+        <w:rPr>
+          <w:rFonts w:ascii="Georgia Pro" w:eastAsia="Georgia Pro" w:hAnsi="Georgia Pro" w:cs="Georgia Pro"/>
+          <w:color w:val="000000" w:themeColor="text1"/>
+        </w:rPr>
+        <w:t xml:space="preserve">  --port 80</w:t>
+      </w:r>
+    </w:p>
+    <w:p>
+      <w:pPr>
+        <w:rPr>
+          <w:rFonts w:ascii="Georgia Pro" w:eastAsia="Georgia Pro" w:hAnsi="Georgia Pro" w:cs="Georgia Pro"/>
+          <w:color w:val="000000" w:themeColor="text1"/>
+        </w:rPr>
+      </w:pPr>
+      <w:r>
+        <w:rPr>
+          <w:rFonts w:ascii="Georgia Pro" w:eastAsia="Georgia Pro" w:hAnsi="Georgia Pro" w:cs="Georgia Pro"/>
+          <w:color w:val="000000" w:themeColor="text1"/>
+        </w:rPr>
+        <w:br w:type="page"/>
+      </w:r>
+    </w:p>
+    <w:p>
+      <w:pPr>
+        <w:pBdr>
+          <w:top w:val="single" w:sz="4" w:space="1" w:color="auto"/>
+          <w:left w:val="single" w:sz="4" w:space="4" w:color="auto"/>
+          <w:bottom w:val="single" w:sz="4" w:space="1" w:color="auto"/>
+          <w:right w:val="single" w:sz="4" w:space="4" w:color="auto"/>
+        </w:pBdr>
+        <w:shd w:val="clear" w:color="auto" w:fill="F2F2F2" w:themeFill="background1" w:themeFillShade="F2"/>
+        <w:spacing w:after="0" w:line="480" w:lineRule="auto"/>
+        <w:rPr>
+          <w:rFonts w:ascii="Georgia Pro" w:eastAsia="Georgia Pro" w:hAnsi="Georgia Pro" w:cs="Georgia Pro"/>
+          <w:color w:val="000000" w:themeColor="text1"/>
+        </w:rPr>
+      </w:pPr>
+      <w:proofErr w:type="spellStart"/>
+      <w:r>
+        <w:rPr>
+          <w:rFonts w:ascii="Georgia Pro" w:eastAsia="Georgia Pro" w:hAnsi="Georgia Pro" w:cs="Georgia Pro"/>
+          <w:color w:val="000000" w:themeColor="text1"/>
+        </w:rPr>
+        <w:lastRenderedPageBreak/>
+        <w:t>az</w:t>
+      </w:r>
+      <w:proofErr w:type="spellEnd"/>
+      <w:r>
+        <w:rPr>
+          <w:rFonts w:ascii="Georgia Pro" w:eastAsia="Georgia Pro" w:hAnsi="Georgia Pro" w:cs="Georgia Pro"/>
+          <w:color w:val="000000" w:themeColor="text1"/>
+        </w:rPr>
+        <w:t xml:space="preserve"> </w:t>
+      </w:r>
+      <w:proofErr w:type="spellStart"/>
+      <w:r>
+        <w:rPr>
+          <w:rFonts w:ascii="Georgia Pro" w:eastAsia="Georgia Pro" w:hAnsi="Georgia Pro" w:cs="Georgia Pro"/>
+          <w:color w:val="000000" w:themeColor="text1"/>
+        </w:rPr>
+        <w:t>vm</w:t>
+      </w:r>
+      <w:proofErr w:type="spellEnd"/>
+      <w:r>
+        <w:rPr>
+          <w:rFonts w:ascii="Georgia Pro" w:eastAsia="Georgia Pro" w:hAnsi="Georgia Pro" w:cs="Georgia Pro"/>
+          <w:color w:val="000000" w:themeColor="text1"/>
+        </w:rPr>
+        <w:t xml:space="preserve"> </w:t>
+      </w:r>
+      <w:proofErr w:type="gramStart"/>
+      <w:r>
+        <w:rPr>
+          <w:rFonts w:ascii="Georgia Pro" w:eastAsia="Georgia Pro" w:hAnsi="Georgia Pro" w:cs="Georgia Pro"/>
+          <w:color w:val="000000" w:themeColor="text1"/>
+        </w:rPr>
+        <w:t>run-command</w:t>
+      </w:r>
+      <w:proofErr w:type="gramEnd"/>
+      <w:r>
+        <w:rPr>
+          <w:rFonts w:ascii="Georgia Pro" w:eastAsia="Georgia Pro" w:hAnsi="Georgia Pro" w:cs="Georgia Pro"/>
+          <w:color w:val="000000" w:themeColor="text1"/>
+        </w:rPr>
+        <w:t xml:space="preserve"> invoke \</w:t>
+      </w:r>
+    </w:p>
+    <w:p>
+      <w:pPr>
+        <w:pBdr>
+          <w:top w:val="single" w:sz="4" w:space="1" w:color="auto"/>
+          <w:left w:val="single" w:sz="4" w:space="4" w:color="auto"/>
+          <w:bottom w:val="single" w:sz="4" w:space="1" w:color="auto"/>
+          <w:right w:val="single" w:sz="4" w:space="4" w:color="auto"/>
+        </w:pBdr>
+        <w:shd w:val="clear" w:color="auto" w:fill="F2F2F2" w:themeFill="background1" w:themeFillShade="F2"/>
+        <w:spacing w:after="0" w:line="480" w:lineRule="auto"/>
+        <w:rPr>
+          <w:rFonts w:ascii="Georgia Pro" w:eastAsia="Georgia Pro" w:hAnsi="Georgia Pro" w:cs="Georgia Pro"/>
+          <w:color w:val="000000" w:themeColor="text1"/>
+        </w:rPr>
+      </w:pPr>
+      <w:r>
+        <w:rPr>
+          <w:rFonts w:ascii="Georgia Pro" w:eastAsia="Georgia Pro" w:hAnsi="Georgia Pro" w:cs="Georgia Pro"/>
+          <w:color w:val="000000" w:themeColor="text1"/>
+        </w:rPr>
+        <w:t>-g $RESOURCE_GROUP \</w:t>
+      </w:r>
+    </w:p>
+    <w:p>
+      <w:pPr>
+        <w:pBdr>
+          <w:top w:val="single" w:sz="4" w:space="1" w:color="auto"/>
+          <w:left w:val="single" w:sz="4" w:space="4" w:color="auto"/>
+          <w:bottom w:val="single" w:sz="4" w:space="1" w:color="auto"/>
+          <w:right w:val="single" w:sz="4" w:space="4" w:color="auto"/>
+        </w:pBdr>
+        <w:shd w:val="clear" w:color="auto" w:fill="F2F2F2" w:themeFill="background1" w:themeFillShade="F2"/>
+        <w:spacing w:after="0" w:line="480" w:lineRule="auto"/>
+        <w:rPr>
+          <w:rFonts w:ascii="Georgia Pro" w:eastAsia="Georgia Pro" w:hAnsi="Georgia Pro" w:cs="Georgia Pro"/>
+          <w:color w:val="000000" w:themeColor="text1"/>
+        </w:rPr>
+      </w:pPr>
+      <w:r>
+        <w:rPr>
+          <w:rFonts w:ascii="Georgia Pro" w:eastAsia="Georgia Pro" w:hAnsi="Georgia Pro" w:cs="Georgia Pro"/>
+          <w:color w:val="000000" w:themeColor="text1"/>
+        </w:rPr>
+        <w:t>-n $VM1 \</w:t>
+      </w:r>
+    </w:p>
+    <w:p>
+      <w:pPr>
+        <w:pBdr>
+          <w:top w:val="single" w:sz="4" w:space="1" w:color="auto"/>
+          <w:left w:val="single" w:sz="4" w:space="4" w:color="auto"/>
+          <w:bottom w:val="single" w:sz="4" w:space="1" w:color="auto"/>
+          <w:right w:val="single" w:sz="4" w:space="4" w:color="auto"/>
+        </w:pBdr>
+        <w:shd w:val="clear" w:color="auto" w:fill="F2F2F2" w:themeFill="background1" w:themeFillShade="F2"/>
+        <w:spacing w:after="0" w:line="480" w:lineRule="auto"/>
+        <w:rPr>
+          <w:rFonts w:ascii="Georgia Pro" w:eastAsia="Georgia Pro" w:hAnsi="Georgia Pro" w:cs="Georgia Pro"/>
+          <w:color w:val="000000" w:themeColor="text1"/>
+        </w:rPr>
+      </w:pPr>
+      <w:r>
+        <w:rPr>
+          <w:rFonts w:ascii="Georgia Pro" w:eastAsia="Georgia Pro" w:hAnsi="Georgia Pro" w:cs="Georgia Pro"/>
+          <w:color w:val="000000" w:themeColor="text1"/>
+        </w:rPr>
+        <w:t xml:space="preserve">--command-id </w:t>
+      </w:r>
+      <w:proofErr w:type="spellStart"/>
+      <w:r>
+        <w:rPr>
+          <w:rFonts w:ascii="Georgia Pro" w:eastAsia="Georgia Pro" w:hAnsi="Georgia Pro" w:cs="Georgia Pro"/>
+          <w:color w:val="000000" w:themeColor="text1"/>
+        </w:rPr>
+        <w:t>RunShellScript</w:t>
+      </w:r>
+      <w:proofErr w:type="spellEnd"/>
+      <w:r>
+        <w:rPr>
+          <w:rFonts w:ascii="Georgia Pro" w:eastAsia="Georgia Pro" w:hAnsi="Georgia Pro" w:cs="Georgia Pro"/>
+          <w:color w:val="000000" w:themeColor="text1"/>
+        </w:rPr>
+        <w:t xml:space="preserve"> \</w:t>
+      </w:r>
+    </w:p>
+    <w:p>
+      <w:pPr>
+        <w:pBdr>
+          <w:top w:val="single" w:sz="4" w:space="1" w:color="auto"/>
+          <w:left w:val="single" w:sz="4" w:space="4" w:color="auto"/>
+          <w:bottom w:val="single" w:sz="4" w:space="1" w:color="auto"/>
+          <w:right w:val="single" w:sz="4" w:space="4" w:color="auto"/>
+        </w:pBdr>
+        <w:shd w:val="clear" w:color="auto" w:fill="F2F2F2" w:themeFill="background1" w:themeFillShade="F2"/>
+        <w:spacing w:after="0" w:line="480" w:lineRule="auto"/>
+        <w:rPr>
+          <w:rFonts w:ascii="Georgia Pro" w:eastAsia="Georgia Pro" w:hAnsi="Georgia Pro" w:cs="Georgia Pro"/>
+          <w:color w:val="000000" w:themeColor="text1"/>
+        </w:rPr>
+      </w:pPr>
+      <w:r>
+        <w:rPr>
+          <w:rFonts w:ascii="Georgia Pro" w:eastAsia="Georgia Pro" w:hAnsi="Georgia Pro" w:cs="Georgia Pro"/>
+          <w:color w:val="000000" w:themeColor="text1"/>
+        </w:rPr>
+        <w:t>--scripts '</w:t>
+      </w:r>
+    </w:p>
+    <w:p>
+      <w:pPr>
+        <w:pBdr>
+          <w:top w:val="single" w:sz="4" w:space="1" w:color="auto"/>
+          <w:left w:val="single" w:sz="4" w:space="4" w:color="auto"/>
+          <w:bottom w:val="single" w:sz="4" w:space="1" w:color="auto"/>
+          <w:right w:val="single" w:sz="4" w:space="4" w:color="auto"/>
+        </w:pBdr>
+        <w:shd w:val="clear" w:color="auto" w:fill="F2F2F2" w:themeFill="background1" w:themeFillShade="F2"/>
+        <w:spacing w:after="0" w:line="480" w:lineRule="auto"/>
+        <w:rPr>
+          <w:rFonts w:ascii="Georgia Pro" w:eastAsia="Georgia Pro" w:hAnsi="Georgia Pro" w:cs="Georgia Pro"/>
+          <w:color w:val="000000" w:themeColor="text1"/>
+        </w:rPr>
+      </w:pPr>
+      <w:r>
+        <w:rPr>
+          <w:rFonts w:ascii="Georgia Pro" w:eastAsia="Georgia Pro" w:hAnsi="Georgia Pro" w:cs="Georgia Pro"/>
+          <w:color w:val="000000" w:themeColor="text1"/>
+        </w:rPr>
+        <w:t xml:space="preserve">echo "&lt;h1&gt;Response from VM1&lt;/h1&gt;" | </w:t>
+      </w:r>
+      <w:proofErr w:type="spellStart"/>
+      <w:r>
+        <w:rPr>
+          <w:rFonts w:ascii="Georgia Pro" w:eastAsia="Georgia Pro" w:hAnsi="Georgia Pro" w:cs="Georgia Pro"/>
+          <w:color w:val="000000" w:themeColor="text1"/>
+        </w:rPr>
+        <w:t>sudo</w:t>
+      </w:r>
+      <w:proofErr w:type="spellEnd"/>
+      <w:r>
+        <w:rPr>
+          <w:rFonts w:ascii="Georgia Pro" w:eastAsia="Georgia Pro" w:hAnsi="Georgia Pro" w:cs="Georgia Pro"/>
+          <w:color w:val="000000" w:themeColor="text1"/>
+        </w:rPr>
+        <w:t xml:space="preserve"> tee /var/www/html/index.html</w:t>
+      </w:r>
+    </w:p>
+    <w:p>
+      <w:pPr>
+        <w:pBdr>
+          <w:top w:val="single" w:sz="4" w:space="1" w:color="auto"/>
+          <w:left w:val="single" w:sz="4" w:space="4" w:color="auto"/>
+          <w:bottom w:val="single" w:sz="4" w:space="1" w:color="auto"/>
+          <w:right w:val="single" w:sz="4" w:space="4" w:color="auto"/>
+        </w:pBdr>
+        <w:shd w:val="clear" w:color="auto" w:fill="F2F2F2" w:themeFill="background1" w:themeFillShade="F2"/>
+        <w:spacing w:after="0" w:line="480" w:lineRule="auto"/>
+        <w:rPr>
+          <w:rFonts w:ascii="Georgia Pro" w:eastAsia="Georgia Pro" w:hAnsi="Georgia Pro" w:cs="Georgia Pro"/>
+          <w:color w:val="000000" w:themeColor="text1"/>
+        </w:rPr>
+      </w:pPr>
+      <w:proofErr w:type="spellStart"/>
+      <w:r>
+        <w:rPr>
+          <w:rFonts w:ascii="Georgia Pro" w:eastAsia="Georgia Pro" w:hAnsi="Georgia Pro" w:cs="Georgia Pro"/>
+          <w:color w:val="000000" w:themeColor="text1"/>
+        </w:rPr>
+        <w:t>sudo</w:t>
+      </w:r>
+      <w:proofErr w:type="spellEnd"/>
+      <w:r>
+        <w:rPr>
+          <w:rFonts w:ascii="Georgia Pro" w:eastAsia="Georgia Pro" w:hAnsi="Georgia Pro" w:cs="Georgia Pro"/>
+          <w:color w:val="000000" w:themeColor="text1"/>
+        </w:rPr>
+        <w:t xml:space="preserve"> </w:t>
+      </w:r>
+      <w:proofErr w:type="spellStart"/>
+      <w:r>
+        <w:rPr>
+          <w:rFonts w:ascii="Georgia Pro" w:eastAsia="Georgia Pro" w:hAnsi="Georgia Pro" w:cs="Georgia Pro"/>
+          <w:color w:val="000000" w:themeColor="text1"/>
+        </w:rPr>
+        <w:t>systemctl</w:t>
+      </w:r>
+      <w:proofErr w:type="spellEnd"/>
+      <w:r>
+        <w:rPr>
+          <w:rFonts w:ascii="Georgia Pro" w:eastAsia="Georgia Pro" w:hAnsi="Georgia Pro" w:cs="Georgia Pro"/>
+          <w:color w:val="000000" w:themeColor="text1"/>
+        </w:rPr>
+        <w:t xml:space="preserve"> restart nginx'</w:t>
+      </w:r>
+    </w:p>
+    <w:p>
+      <w:pPr>
+        <w:spacing w:after="0" w:line="480" w:lineRule="auto"/>
+        <w:rPr>
+          <w:rFonts w:ascii="Georgia Pro" w:eastAsia="Georgia Pro" w:hAnsi="Georgia Pro" w:cs="Georgia Pro"/>
+          <w:color w:val="000000" w:themeColor="text1"/>
+        </w:rPr>
+      </w:pPr>
+    </w:p>
+    <w:p>
+      <w:pPr>
+        <w:pBdr>
+          <w:top w:val="single" w:sz="4" w:space="1" w:color="auto"/>
+          <w:left w:val="single" w:sz="4" w:space="4" w:color="auto"/>
+          <w:bottom w:val="single" w:sz="4" w:space="1" w:color="auto"/>
+          <w:right w:val="single" w:sz="4" w:space="4" w:color="auto"/>
+        </w:pBdr>
+        <w:shd w:val="clear" w:color="auto" w:fill="F2F2F2" w:themeFill="background1" w:themeFillShade="F2"/>
+        <w:spacing w:after="0" w:line="480" w:lineRule="auto"/>
+        <w:rPr>
+          <w:rFonts w:ascii="Georgia Pro" w:eastAsia="Georgia Pro" w:hAnsi="Georgia Pro" w:cs="Georgia Pro"/>
+          <w:color w:val="000000" w:themeColor="text1"/>
+        </w:rPr>
+      </w:pPr>
+      <w:proofErr w:type="spellStart"/>
+      <w:r>
+        <w:rPr>
+          <w:rFonts w:ascii="Georgia Pro" w:eastAsia="Georgia Pro" w:hAnsi="Georgia Pro" w:cs="Georgia Pro"/>
+          <w:color w:val="000000" w:themeColor="text1"/>
+        </w:rPr>
+        <w:t>az</w:t>
+      </w:r>
+      <w:proofErr w:type="spellEnd"/>
+      <w:r>
+        <w:rPr>
+          <w:rFonts w:ascii="Georgia Pro" w:eastAsia="Georgia Pro" w:hAnsi="Georgia Pro" w:cs="Georgia Pro"/>
+          <w:color w:val="000000" w:themeColor="text1"/>
+        </w:rPr>
+        <w:t xml:space="preserve"> </w:t>
+      </w:r>
+      <w:proofErr w:type="spellStart"/>
+      <w:r>
+        <w:rPr>
+          <w:rFonts w:ascii="Georgia Pro" w:eastAsia="Georgia Pro" w:hAnsi="Georgia Pro" w:cs="Georgia Pro"/>
+          <w:color w:val="000000" w:themeColor="text1"/>
+        </w:rPr>
+        <w:t>vm</w:t>
+      </w:r>
+      <w:proofErr w:type="spellEnd"/>
+      <w:r>
+        <w:rPr>
+          <w:rFonts w:ascii="Georgia Pro" w:eastAsia="Georgia Pro" w:hAnsi="Georgia Pro" w:cs="Georgia Pro"/>
+          <w:color w:val="000000" w:themeColor="text1"/>
+        </w:rPr>
+        <w:t xml:space="preserve"> </w:t>
+      </w:r>
+      <w:proofErr w:type="gramStart"/>
+      <w:r>
+        <w:rPr>
+          <w:rFonts w:ascii="Georgia Pro" w:eastAsia="Georgia Pro" w:hAnsi="Georgia Pro" w:cs="Georgia Pro"/>
+          <w:color w:val="000000" w:themeColor="text1"/>
+        </w:rPr>
+        <w:t>run-command</w:t>
+      </w:r>
+      <w:proofErr w:type="gramEnd"/>
+      <w:r>
+        <w:rPr>
+          <w:rFonts w:ascii="Georgia Pro" w:eastAsia="Georgia Pro" w:hAnsi="Georgia Pro" w:cs="Georgia Pro"/>
+          <w:color w:val="000000" w:themeColor="text1"/>
+        </w:rPr>
+        <w:t xml:space="preserve"> invoke \</w:t>
+      </w:r>
+    </w:p>
+    <w:p>
+      <w:pPr>
+        <w:pBdr>
+          <w:top w:val="single" w:sz="4" w:space="1" w:color="auto"/>
+          <w:left w:val="single" w:sz="4" w:space="4" w:color="auto"/>
+          <w:bottom w:val="single" w:sz="4" w:space="1" w:color="auto"/>
+          <w:right w:val="single" w:sz="4" w:space="4" w:color="auto"/>
+        </w:pBdr>
+        <w:shd w:val="clear" w:color="auto" w:fill="F2F2F2" w:themeFill="background1" w:themeFillShade="F2"/>
+        <w:spacing w:after="0" w:line="480" w:lineRule="auto"/>
+        <w:rPr>
+          <w:rFonts w:ascii="Georgia Pro" w:eastAsia="Georgia Pro" w:hAnsi="Georgia Pro" w:cs="Georgia Pro"/>
+          <w:color w:val="000000" w:themeColor="text1"/>
+        </w:rPr>
+      </w:pPr>
+      <w:r>
+        <w:rPr>
+          <w:rFonts w:ascii="Georgia Pro" w:eastAsia="Georgia Pro" w:hAnsi="Georgia Pro" w:cs="Georgia Pro"/>
+          <w:color w:val="000000" w:themeColor="text1"/>
+        </w:rPr>
+        <w:t>-g $RESOURCE_GROUP \</w:t>
+      </w:r>
+    </w:p>
+    <w:p>
+      <w:pPr>
+        <w:pBdr>
+          <w:top w:val="single" w:sz="4" w:space="1" w:color="auto"/>
+          <w:left w:val="single" w:sz="4" w:space="4" w:color="auto"/>
+          <w:bottom w:val="single" w:sz="4" w:space="1" w:color="auto"/>
+          <w:right w:val="single" w:sz="4" w:space="4" w:color="auto"/>
+        </w:pBdr>
+        <w:shd w:val="clear" w:color="auto" w:fill="F2F2F2" w:themeFill="background1" w:themeFillShade="F2"/>
+        <w:spacing w:after="0" w:line="480" w:lineRule="auto"/>
+        <w:rPr>
+          <w:rFonts w:ascii="Georgia Pro" w:eastAsia="Georgia Pro" w:hAnsi="Georgia Pro" w:cs="Georgia Pro"/>
+          <w:color w:val="000000" w:themeColor="text1"/>
+        </w:rPr>
+      </w:pPr>
+      <w:r>
+        <w:rPr>
+          <w:rFonts w:ascii="Georgia Pro" w:eastAsia="Georgia Pro" w:hAnsi="Georgia Pro" w:cs="Georgia Pro"/>
+          <w:color w:val="000000" w:themeColor="text1"/>
+        </w:rPr>
+        <w:t>-n $VM2 \</w:t>
+      </w:r>
+    </w:p>
+    <w:p>
+      <w:pPr>
+        <w:pBdr>
+          <w:top w:val="single" w:sz="4" w:space="1" w:color="auto"/>
+          <w:left w:val="single" w:sz="4" w:space="4" w:color="auto"/>
+          <w:bottom w:val="single" w:sz="4" w:space="1" w:color="auto"/>
+          <w:right w:val="single" w:sz="4" w:space="4" w:color="auto"/>
+        </w:pBdr>
+        <w:shd w:val="clear" w:color="auto" w:fill="F2F2F2" w:themeFill="background1" w:themeFillShade="F2"/>
+        <w:spacing w:after="0" w:line="480" w:lineRule="auto"/>
+        <w:rPr>
+          <w:rFonts w:ascii="Georgia Pro" w:eastAsia="Georgia Pro" w:hAnsi="Georgia Pro" w:cs="Georgia Pro"/>
+          <w:color w:val="000000" w:themeColor="text1"/>
+        </w:rPr>
+      </w:pPr>
+      <w:r>
+        <w:rPr>
+          <w:rFonts w:ascii="Georgia Pro" w:eastAsia="Georgia Pro" w:hAnsi="Georgia Pro" w:cs="Georgia Pro"/>
+          <w:color w:val="000000" w:themeColor="text1"/>
+        </w:rPr>
+        <w:t xml:space="preserve">--command-id </w:t>
+      </w:r>
+      <w:proofErr w:type="spellStart"/>
+      <w:r>
+        <w:rPr>
+          <w:rFonts w:ascii="Georgia Pro" w:eastAsia="Georgia Pro" w:hAnsi="Georgia Pro" w:cs="Georgia Pro"/>
+          <w:color w:val="000000" w:themeColor="text1"/>
+        </w:rPr>
+        <w:t>RunShellScript</w:t>
+      </w:r>
+      <w:proofErr w:type="spellEnd"/>
+      <w:r>
+        <w:rPr>
+          <w:rFonts w:ascii="Georgia Pro" w:eastAsia="Georgia Pro" w:hAnsi="Georgia Pro" w:cs="Georgia Pro"/>
+          <w:color w:val="000000" w:themeColor="text1"/>
+        </w:rPr>
+        <w:t xml:space="preserve"> \</w:t>
+      </w:r>
+    </w:p>
+    <w:p>
+      <w:pPr>
+        <w:pBdr>
+          <w:top w:val="single" w:sz="4" w:space="1" w:color="auto"/>
+          <w:left w:val="single" w:sz="4" w:space="4" w:color="auto"/>
+          <w:bottom w:val="single" w:sz="4" w:space="1" w:color="auto"/>
+          <w:right w:val="single" w:sz="4" w:space="4" w:color="auto"/>
+        </w:pBdr>
+        <w:shd w:val="clear" w:color="auto" w:fill="F2F2F2" w:themeFill="background1" w:themeFillShade="F2"/>
+        <w:spacing w:after="0" w:line="480" w:lineRule="auto"/>
+        <w:rPr>
+          <w:rFonts w:ascii="Georgia Pro" w:eastAsia="Georgia Pro" w:hAnsi="Georgia Pro" w:cs="Georgia Pro"/>
+          <w:color w:val="000000" w:themeColor="text1"/>
+        </w:rPr>
+      </w:pPr>
+      <w:r>
+        <w:rPr>
+          <w:rFonts w:ascii="Georgia Pro" w:eastAsia="Georgia Pro" w:hAnsi="Georgia Pro" w:cs="Georgia Pro"/>
+          <w:color w:val="000000" w:themeColor="text1"/>
+        </w:rPr>
+        <w:t>--scripts '</w:t>
+      </w:r>
+    </w:p>
+    <w:p>
+      <w:pPr>
+        <w:pBdr>
+          <w:top w:val="single" w:sz="4" w:space="1" w:color="auto"/>
+          <w:left w:val="single" w:sz="4" w:space="4" w:color="auto"/>
+          <w:bottom w:val="single" w:sz="4" w:space="1" w:color="auto"/>
+          <w:right w:val="single" w:sz="4" w:space="4" w:color="auto"/>
+        </w:pBdr>
+        <w:shd w:val="clear" w:color="auto" w:fill="F2F2F2" w:themeFill="background1" w:themeFillShade="F2"/>
+        <w:spacing w:after="0" w:line="480" w:lineRule="auto"/>
+        <w:rPr>
+          <w:rFonts w:ascii="Georgia Pro" w:eastAsia="Georgia Pro" w:hAnsi="Georgia Pro" w:cs="Georgia Pro"/>
+          <w:color w:val="000000" w:themeColor="text1"/>
+        </w:rPr>
+      </w:pPr>
+      <w:r>
+        <w:rPr>
+          <w:rFonts w:ascii="Georgia Pro" w:eastAsia="Georgia Pro" w:hAnsi="Georgia Pro" w:cs="Georgia Pro"/>
+          <w:color w:val="000000" w:themeColor="text1"/>
+        </w:rPr>
+        <w:t xml:space="preserve">echo "&lt;h1&gt;Response from VM2&lt;/h1&gt;" | </w:t>
+      </w:r>
+      <w:proofErr w:type="spellStart"/>
+      <w:r>
+        <w:rPr>
+          <w:rFonts w:ascii="Georgia Pro" w:eastAsia="Georgia Pro" w:hAnsi="Georgia Pro" w:cs="Georgia Pro"/>
+          <w:color w:val="000000" w:themeColor="text1"/>
+        </w:rPr>
+        <w:t>sudo</w:t>
+      </w:r>
+      <w:proofErr w:type="spellEnd"/>
+      <w:r>
+        <w:rPr>
+          <w:rFonts w:ascii="Georgia Pro" w:eastAsia="Georgia Pro" w:hAnsi="Georgia Pro" w:cs="Georgia Pro"/>
+          <w:color w:val="000000" w:themeColor="text1"/>
+        </w:rPr>
+        <w:t xml:space="preserve"> tee /var/www/html/index.html</w:t>
+      </w:r>
+    </w:p>
+    <w:p>
+      <w:pPr>
+        <w:pBdr>
+          <w:top w:val="single" w:sz="4" w:space="1" w:color="auto"/>
+          <w:left w:val="single" w:sz="4" w:space="4" w:color="auto"/>
+          <w:bottom w:val="single" w:sz="4" w:space="1" w:color="auto"/>
+          <w:right w:val="single" w:sz="4" w:space="4" w:color="auto"/>
+        </w:pBdr>
+        <w:shd w:val="clear" w:color="auto" w:fill="F2F2F2" w:themeFill="background1" w:themeFillShade="F2"/>
+        <w:spacing w:after="0" w:line="480" w:lineRule="auto"/>
+        <w:rPr>
+          <w:rFonts w:ascii="Georgia Pro" w:eastAsia="Georgia Pro" w:hAnsi="Georgia Pro" w:cs="Georgia Pro"/>
+          <w:color w:val="000000" w:themeColor="text1"/>
+        </w:rPr>
+      </w:pPr>
+      <w:proofErr w:type="spellStart"/>
+      <w:r>
+        <w:rPr>
+          <w:rFonts w:ascii="Georgia Pro" w:eastAsia="Georgia Pro" w:hAnsi="Georgia Pro" w:cs="Georgia Pro"/>
+          <w:color w:val="000000" w:themeColor="text1"/>
+        </w:rPr>
+        <w:t>sudo</w:t>
+      </w:r>
+      <w:proofErr w:type="spellEnd"/>
+      <w:r>
+        <w:rPr>
+          <w:rFonts w:ascii="Georgia Pro" w:eastAsia="Georgia Pro" w:hAnsi="Georgia Pro" w:cs="Georgia Pro"/>
+          <w:color w:val="000000" w:themeColor="text1"/>
+        </w:rPr>
+        <w:t xml:space="preserve"> </w:t>
+      </w:r>
+      <w:proofErr w:type="spellStart"/>
+      <w:r>
+        <w:rPr>
+          <w:rFonts w:ascii="Georgia Pro" w:eastAsia="Georgia Pro" w:hAnsi="Georgia Pro" w:cs="Georgia Pro"/>
+          <w:color w:val="000000" w:themeColor="text1"/>
+        </w:rPr>
+        <w:t>systemctl</w:t>
+      </w:r>
+      <w:proofErr w:type="spellEnd"/>
+      <w:r>
+        <w:rPr>
+          <w:rFonts w:ascii="Georgia Pro" w:eastAsia="Georgia Pro" w:hAnsi="Georgia Pro" w:cs="Georgia Pro"/>
+          <w:color w:val="000000" w:themeColor="text1"/>
+        </w:rPr>
+        <w:t xml:space="preserve"> restart nginx'</w:t>
+      </w:r>
+    </w:p>
+    <w:p>
+      <w:pPr>
+        <w:spacing w:after="0" w:line="480" w:lineRule="auto"/>
+        <w:rPr>
+          <w:rFonts w:ascii="Georgia Pro" w:eastAsia="Georgia Pro" w:hAnsi="Georgia Pro" w:cs="Georgia Pro"/>
+          <w:color w:val="000000" w:themeColor="text1"/>
+        </w:rPr>
+      </w:pPr>
     </w:p>
     <w:p>
       <w:pPr>
@@ -5212,15 +11048,31 @@
           <w:rFonts w:ascii="Georgia Pro" w:eastAsia="Georgia Pro" w:hAnsi="Georgia Pro" w:cs="Georgia Pro"/>
           <w:color w:val="000000" w:themeColor="text1"/>
         </w:rPr>
-        <w:t>sudo</w:t>
-      </w:r>
-      <w:proofErr w:type="spellEnd"/>
-      <w:r>
-        <w:rPr>
-          <w:rFonts w:ascii="Georgia Pro" w:eastAsia="Georgia Pro" w:hAnsi="Georgia Pro" w:cs="Georgia Pro"/>
-          <w:color w:val="000000" w:themeColor="text1"/>
-        </w:rPr>
-        <w:t xml:space="preserve"> apt update</w:t>
+        <w:t>az</w:t>
+      </w:r>
+      <w:proofErr w:type="spellEnd"/>
+      <w:r>
+        <w:rPr>
+          <w:rFonts w:ascii="Georgia Pro" w:eastAsia="Georgia Pro" w:hAnsi="Georgia Pro" w:cs="Georgia Pro"/>
+          <w:color w:val="000000" w:themeColor="text1"/>
+        </w:rPr>
+        <w:t xml:space="preserve"> network public-</w:t>
+      </w:r>
+      <w:proofErr w:type="spellStart"/>
+      <w:r>
+        <w:rPr>
+          <w:rFonts w:ascii="Georgia Pro" w:eastAsia="Georgia Pro" w:hAnsi="Georgia Pro" w:cs="Georgia Pro"/>
+          <w:color w:val="000000" w:themeColor="text1"/>
+        </w:rPr>
+        <w:t>ip</w:t>
+      </w:r>
+      <w:proofErr w:type="spellEnd"/>
+      <w:r>
+        <w:rPr>
+          <w:rFonts w:ascii="Georgia Pro" w:eastAsia="Georgia Pro" w:hAnsi="Georgia Pro" w:cs="Georgia Pro"/>
+          <w:color w:val="000000" w:themeColor="text1"/>
+        </w:rPr>
+        <w:t xml:space="preserve"> show \</w:t>
       </w:r>
       <w:r>
         <w:rPr>
@@ -5228,22 +11080,7 @@
           <w:color w:val="000000" w:themeColor="text1"/>
         </w:rPr>
         <w:br/>
-      </w:r>
-      <w:proofErr w:type="spellStart"/>
-      <w:r>
-        <w:rPr>
-          <w:rFonts w:ascii="Georgia Pro" w:eastAsia="Georgia Pro" w:hAnsi="Georgia Pro" w:cs="Georgia Pro"/>
-          <w:color w:val="000000" w:themeColor="text1"/>
-        </w:rPr>
-        <w:t>sudo</w:t>
-      </w:r>
-      <w:proofErr w:type="spellEnd"/>
-      <w:r>
-        <w:rPr>
-          <w:rFonts w:ascii="Georgia Pro" w:eastAsia="Georgia Pro" w:hAnsi="Georgia Pro" w:cs="Georgia Pro"/>
-          <w:color w:val="000000" w:themeColor="text1"/>
-        </w:rPr>
-        <w:t xml:space="preserve"> apt install python3-pip -y</w:t>
+        <w:t>--resource-group $RESOURCE_GROUP \</w:t>
       </w:r>
       <w:r>
         <w:rPr>
@@ -5251,22 +11088,7 @@
           <w:color w:val="000000" w:themeColor="text1"/>
         </w:rPr>
         <w:br/>
-      </w:r>
-      <w:proofErr w:type="spellStart"/>
-      <w:r>
-        <w:rPr>
-          <w:rFonts w:ascii="Georgia Pro" w:eastAsia="Georgia Pro" w:hAnsi="Georgia Pro" w:cs="Georgia Pro"/>
-          <w:color w:val="000000" w:themeColor="text1"/>
-        </w:rPr>
-        <w:t>sudo</w:t>
-      </w:r>
-      <w:proofErr w:type="spellEnd"/>
-      <w:r>
-        <w:rPr>
-          <w:rFonts w:ascii="Georgia Pro" w:eastAsia="Georgia Pro" w:hAnsi="Georgia Pro" w:cs="Georgia Pro"/>
-          <w:color w:val="000000" w:themeColor="text1"/>
-        </w:rPr>
-        <w:t xml:space="preserve"> apt install curl apt-transport-https gnupg2 -y</w:t>
+        <w:t>--name $PUBLIC_IP \</w:t>
       </w:r>
       <w:r>
         <w:rPr>
@@ -5274,6 +11096,23 @@
           <w:color w:val="000000" w:themeColor="text1"/>
         </w:rPr>
         <w:br/>
+        <w:t xml:space="preserve">--query </w:t>
+      </w:r>
+      <w:proofErr w:type="spellStart"/>
+      <w:r>
+        <w:rPr>
+          <w:rFonts w:ascii="Georgia Pro" w:eastAsia="Georgia Pro" w:hAnsi="Georgia Pro" w:cs="Georgia Pro"/>
+          <w:color w:val="000000" w:themeColor="text1"/>
+        </w:rPr>
+        <w:t>ipAddress</w:t>
+      </w:r>
+      <w:proofErr w:type="spellEnd"/>
+      <w:r>
+        <w:rPr>
+          <w:rFonts w:ascii="Georgia Pro" w:eastAsia="Georgia Pro" w:hAnsi="Georgia Pro" w:cs="Georgia Pro"/>
+          <w:color w:val="000000" w:themeColor="text1"/>
+        </w:rPr>
+        <w:t xml:space="preserve"> \</w:t>
       </w:r>
       <w:r>
         <w:rPr>
@@ -5281,298 +11120,41 @@
           <w:color w:val="000000" w:themeColor="text1"/>
         </w:rPr>
         <w:br/>
-        <w:t xml:space="preserve">curl https://packages.microsoft.com/keys/microsoft.asc | </w:t>
-      </w:r>
-      <w:proofErr w:type="spellStart"/>
-      <w:r>
-        <w:rPr>
-          <w:rFonts w:ascii="Georgia Pro" w:eastAsia="Georgia Pro" w:hAnsi="Georgia Pro" w:cs="Georgia Pro"/>
-          <w:color w:val="000000" w:themeColor="text1"/>
-        </w:rPr>
-        <w:t>sudo</w:t>
-      </w:r>
-      <w:proofErr w:type="spellEnd"/>
-      <w:r>
-        <w:rPr>
-          <w:rFonts w:ascii="Georgia Pro" w:eastAsia="Georgia Pro" w:hAnsi="Georgia Pro" w:cs="Georgia Pro"/>
-          <w:color w:val="000000" w:themeColor="text1"/>
-        </w:rPr>
-        <w:t xml:space="preserve"> tee \</w:t>
-      </w:r>
-      <w:r>
-        <w:rPr>
-          <w:rFonts w:ascii="Georgia Pro" w:eastAsia="Georgia Pro" w:hAnsi="Georgia Pro" w:cs="Georgia Pro"/>
-          <w:color w:val="000000" w:themeColor="text1"/>
-        </w:rPr>
-        <w:br/>
-        <w:t>/</w:t>
-      </w:r>
-      <w:proofErr w:type="spellStart"/>
-      <w:r>
-        <w:rPr>
-          <w:rFonts w:ascii="Georgia Pro" w:eastAsia="Georgia Pro" w:hAnsi="Georgia Pro" w:cs="Georgia Pro"/>
-          <w:color w:val="000000" w:themeColor="text1"/>
-        </w:rPr>
-        <w:t>etc</w:t>
-      </w:r>
-      <w:proofErr w:type="spellEnd"/>
-      <w:r>
-        <w:rPr>
-          <w:rFonts w:ascii="Georgia Pro" w:eastAsia="Georgia Pro" w:hAnsi="Georgia Pro" w:cs="Georgia Pro"/>
-          <w:color w:val="000000" w:themeColor="text1"/>
-        </w:rPr>
-        <w:t>/apt/</w:t>
-      </w:r>
-      <w:proofErr w:type="spellStart"/>
-      <w:r>
-        <w:rPr>
-          <w:rFonts w:ascii="Georgia Pro" w:eastAsia="Georgia Pro" w:hAnsi="Georgia Pro" w:cs="Georgia Pro"/>
-          <w:color w:val="000000" w:themeColor="text1"/>
-        </w:rPr>
-        <w:t>trusted.gpg.d</w:t>
-      </w:r>
-      <w:proofErr w:type="spellEnd"/>
-      <w:r>
-        <w:rPr>
-          <w:rFonts w:ascii="Georgia Pro" w:eastAsia="Georgia Pro" w:hAnsi="Georgia Pro" w:cs="Georgia Pro"/>
-          <w:color w:val="000000" w:themeColor="text1"/>
-        </w:rPr>
-        <w:t>/</w:t>
-      </w:r>
-      <w:proofErr w:type="spellStart"/>
-      <w:r>
-        <w:rPr>
-          <w:rFonts w:ascii="Georgia Pro" w:eastAsia="Georgia Pro" w:hAnsi="Georgia Pro" w:cs="Georgia Pro"/>
-          <w:color w:val="000000" w:themeColor="text1"/>
-        </w:rPr>
-        <w:t>microsoft.asc</w:t>
-      </w:r>
-      <w:proofErr w:type="spellEnd"/>
-      <w:r>
-        <w:rPr>
-          <w:rFonts w:ascii="Georgia Pro" w:eastAsia="Georgia Pro" w:hAnsi="Georgia Pro" w:cs="Georgia Pro"/>
-          <w:color w:val="000000" w:themeColor="text1"/>
-        </w:rPr>
-        <w:br/>
-      </w:r>
-      <w:r>
-        <w:rPr>
-          <w:rFonts w:ascii="Georgia Pro" w:eastAsia="Georgia Pro" w:hAnsi="Georgia Pro" w:cs="Georgia Pro"/>
-          <w:color w:val="000000" w:themeColor="text1"/>
-        </w:rPr>
-        <w:br/>
-        <w:t xml:space="preserve">curl https://packages.microsoft.com/config/ubuntu/22.04/prod.list | </w:t>
-      </w:r>
-      <w:proofErr w:type="spellStart"/>
-      <w:r>
-        <w:rPr>
-          <w:rFonts w:ascii="Georgia Pro" w:eastAsia="Georgia Pro" w:hAnsi="Georgia Pro" w:cs="Georgia Pro"/>
-          <w:color w:val="000000" w:themeColor="text1"/>
-        </w:rPr>
-        <w:t>sudo</w:t>
-      </w:r>
-      <w:proofErr w:type="spellEnd"/>
-      <w:r>
-        <w:rPr>
-          <w:rFonts w:ascii="Georgia Pro" w:eastAsia="Georgia Pro" w:hAnsi="Georgia Pro" w:cs="Georgia Pro"/>
-          <w:color w:val="000000" w:themeColor="text1"/>
-        </w:rPr>
-        <w:t xml:space="preserve"> tee \</w:t>
-      </w:r>
-      <w:r>
-        <w:rPr>
-          <w:rFonts w:ascii="Georgia Pro" w:eastAsia="Georgia Pro" w:hAnsi="Georgia Pro" w:cs="Georgia Pro"/>
-          <w:color w:val="000000" w:themeColor="text1"/>
-        </w:rPr>
-        <w:br/>
-        <w:t>/</w:t>
-      </w:r>
-      <w:proofErr w:type="spellStart"/>
-      <w:r>
-        <w:rPr>
-          <w:rFonts w:ascii="Georgia Pro" w:eastAsia="Georgia Pro" w:hAnsi="Georgia Pro" w:cs="Georgia Pro"/>
-          <w:color w:val="000000" w:themeColor="text1"/>
-        </w:rPr>
-        <w:t>etc</w:t>
-      </w:r>
-      <w:proofErr w:type="spellEnd"/>
-      <w:r>
-        <w:rPr>
-          <w:rFonts w:ascii="Georgia Pro" w:eastAsia="Georgia Pro" w:hAnsi="Georgia Pro" w:cs="Georgia Pro"/>
-          <w:color w:val="000000" w:themeColor="text1"/>
-        </w:rPr>
-        <w:t>/apt/</w:t>
-      </w:r>
-      <w:proofErr w:type="spellStart"/>
-      <w:r>
-        <w:rPr>
-          <w:rFonts w:ascii="Georgia Pro" w:eastAsia="Georgia Pro" w:hAnsi="Georgia Pro" w:cs="Georgia Pro"/>
-          <w:color w:val="000000" w:themeColor="text1"/>
-        </w:rPr>
-        <w:t>sources.list.d</w:t>
-      </w:r>
-      <w:proofErr w:type="spellEnd"/>
-      <w:r>
-        <w:rPr>
-          <w:rFonts w:ascii="Georgia Pro" w:eastAsia="Georgia Pro" w:hAnsi="Georgia Pro" w:cs="Georgia Pro"/>
-          <w:color w:val="000000" w:themeColor="text1"/>
-        </w:rPr>
-        <w:t>/</w:t>
-      </w:r>
-      <w:proofErr w:type="spellStart"/>
-      <w:r>
-        <w:rPr>
-          <w:rFonts w:ascii="Georgia Pro" w:eastAsia="Georgia Pro" w:hAnsi="Georgia Pro" w:cs="Georgia Pro"/>
-          <w:color w:val="000000" w:themeColor="text1"/>
-        </w:rPr>
-        <w:t>mssql-release.list</w:t>
-      </w:r>
-      <w:proofErr w:type="spellEnd"/>
-      <w:r>
-        <w:rPr>
-          <w:rFonts w:ascii="Georgia Pro" w:eastAsia="Georgia Pro" w:hAnsi="Georgia Pro" w:cs="Georgia Pro"/>
-          <w:color w:val="000000" w:themeColor="text1"/>
-        </w:rPr>
-        <w:br/>
-      </w:r>
-      <w:r>
-        <w:rPr>
-          <w:rFonts w:ascii="Georgia Pro" w:eastAsia="Georgia Pro" w:hAnsi="Georgia Pro" w:cs="Georgia Pro"/>
-          <w:color w:val="000000" w:themeColor="text1"/>
-        </w:rPr>
-        <w:br/>
-      </w:r>
-      <w:proofErr w:type="spellStart"/>
-      <w:r>
-        <w:rPr>
-          <w:rFonts w:ascii="Georgia Pro" w:eastAsia="Georgia Pro" w:hAnsi="Georgia Pro" w:cs="Georgia Pro"/>
-          <w:color w:val="000000" w:themeColor="text1"/>
-        </w:rPr>
-        <w:t>sudo</w:t>
-      </w:r>
-      <w:proofErr w:type="spellEnd"/>
-      <w:r>
-        <w:rPr>
-          <w:rFonts w:ascii="Georgia Pro" w:eastAsia="Georgia Pro" w:hAnsi="Georgia Pro" w:cs="Georgia Pro"/>
-          <w:color w:val="000000" w:themeColor="text1"/>
-        </w:rPr>
-        <w:t xml:space="preserve"> apt update</w:t>
-      </w:r>
-      <w:r>
-        <w:rPr>
-          <w:rFonts w:ascii="Georgia Pro" w:eastAsia="Georgia Pro" w:hAnsi="Georgia Pro" w:cs="Georgia Pro"/>
-          <w:color w:val="000000" w:themeColor="text1"/>
-        </w:rPr>
-        <w:br/>
-      </w:r>
-      <w:r>
-        <w:rPr>
-          <w:rFonts w:ascii="Georgia Pro" w:eastAsia="Georgia Pro" w:hAnsi="Georgia Pro" w:cs="Georgia Pro"/>
-          <w:color w:val="000000" w:themeColor="text1"/>
-        </w:rPr>
-        <w:br/>
-      </w:r>
-      <w:proofErr w:type="spellStart"/>
-      <w:r>
-        <w:rPr>
-          <w:rFonts w:ascii="Georgia Pro" w:eastAsia="Georgia Pro" w:hAnsi="Georgia Pro" w:cs="Georgia Pro"/>
-          <w:color w:val="000000" w:themeColor="text1"/>
-        </w:rPr>
-        <w:t>sudo</w:t>
-      </w:r>
-      <w:proofErr w:type="spellEnd"/>
-      <w:r>
-        <w:rPr>
-          <w:rFonts w:ascii="Georgia Pro" w:eastAsia="Georgia Pro" w:hAnsi="Georgia Pro" w:cs="Georgia Pro"/>
-          <w:color w:val="000000" w:themeColor="text1"/>
-        </w:rPr>
-        <w:t xml:space="preserve"> ACCEPT_EULA=Y apt install \</w:t>
-      </w:r>
-      <w:r>
-        <w:rPr>
-          <w:rFonts w:ascii="Georgia Pro" w:eastAsia="Georgia Pro" w:hAnsi="Georgia Pro" w:cs="Georgia Pro"/>
-          <w:color w:val="000000" w:themeColor="text1"/>
-        </w:rPr>
-        <w:br/>
-        <w:t xml:space="preserve">mssql-tools18 </w:t>
-      </w:r>
-      <w:proofErr w:type="spellStart"/>
-      <w:r>
-        <w:rPr>
-          <w:rFonts w:ascii="Georgia Pro" w:eastAsia="Georgia Pro" w:hAnsi="Georgia Pro" w:cs="Georgia Pro"/>
-          <w:color w:val="000000" w:themeColor="text1"/>
-        </w:rPr>
-        <w:t>unixodbc</w:t>
-      </w:r>
-      <w:proofErr w:type="spellEnd"/>
-      <w:r>
-        <w:rPr>
-          <w:rFonts w:ascii="Georgia Pro" w:eastAsia="Georgia Pro" w:hAnsi="Georgia Pro" w:cs="Georgia Pro"/>
-          <w:color w:val="000000" w:themeColor="text1"/>
-        </w:rPr>
-        <w:t>-dev msodbcsql18 -y</w:t>
-      </w:r>
-      <w:r>
-        <w:rPr>
-          <w:rFonts w:ascii="Georgia Pro" w:eastAsia="Georgia Pro" w:hAnsi="Georgia Pro" w:cs="Georgia Pro"/>
-          <w:color w:val="000000" w:themeColor="text1"/>
-        </w:rPr>
-        <w:br/>
-      </w:r>
-      <w:r>
-        <w:rPr>
-          <w:rFonts w:ascii="Georgia Pro" w:eastAsia="Georgia Pro" w:hAnsi="Georgia Pro" w:cs="Georgia Pro"/>
-          <w:color w:val="000000" w:themeColor="text1"/>
-        </w:rPr>
-        <w:br/>
-        <w:t xml:space="preserve">pip3 install </w:t>
-      </w:r>
-      <w:proofErr w:type="spellStart"/>
-      <w:r>
-        <w:rPr>
-          <w:rFonts w:ascii="Georgia Pro" w:eastAsia="Georgia Pro" w:hAnsi="Georgia Pro" w:cs="Georgia Pro"/>
-          <w:color w:val="000000" w:themeColor="text1"/>
-        </w:rPr>
-        <w:t>pyodbc</w:t>
-      </w:r>
-      <w:proofErr w:type="spellEnd"/>
-    </w:p>
-    <w:p>
-      <w:pPr>
-        <w:spacing w:after="0" w:line="480" w:lineRule="auto"/>
-        <w:rPr>
-          <w:rFonts w:ascii="Georgia Pro" w:eastAsia="Georgia Pro" w:hAnsi="Georgia Pro" w:cs="Georgia Pro"/>
-          <w:color w:val="000000" w:themeColor="text1"/>
-        </w:rPr>
-      </w:pPr>
-      <w:r>
-        <w:rPr>
-          <w:rFonts w:ascii="Georgia Pro" w:eastAsia="Georgia Pro" w:hAnsi="Georgia Pro" w:cs="Georgia Pro"/>
-          <w:color w:val="000000" w:themeColor="text1"/>
-        </w:rPr>
-        <w:pict w14:anchorId="610DB4D4">
-          <v:rect id="_x0000_i1044" style="width:0;height:1.5pt" o:hralign="center" o:hrstd="t" o:hr="t" fillcolor="#a0a0a0" stroked="f"/>
-        </w:pict>
-      </w:r>
-    </w:p>
-    <w:p>
-      <w:pPr>
-        <w:spacing w:after="0" w:line="480" w:lineRule="auto"/>
-        <w:rPr>
-          <w:rFonts w:ascii="Georgia Pro" w:eastAsia="Georgia Pro" w:hAnsi="Georgia Pro" w:cs="Georgia Pro"/>
-          <w:b/>
-          <w:bCs/>
-          <w:color w:val="000000" w:themeColor="text1"/>
-        </w:rPr>
-      </w:pPr>
-      <w:r>
-        <w:rPr>
-          <w:rFonts w:ascii="Georgia Pro" w:eastAsia="Georgia Pro" w:hAnsi="Georgia Pro" w:cs="Georgia Pro"/>
-          <w:b/>
-          <w:bCs/>
-          <w:color w:val="000000" w:themeColor="text1"/>
-        </w:rPr>
-        <w:t>Step 17: Connect to SQL Database</w:t>
+        <w:t xml:space="preserve">-o </w:t>
+      </w:r>
+      <w:proofErr w:type="spellStart"/>
+      <w:r>
+        <w:rPr>
+          <w:rFonts w:ascii="Georgia Pro" w:eastAsia="Georgia Pro" w:hAnsi="Georgia Pro" w:cs="Georgia Pro"/>
+          <w:color w:val="000000" w:themeColor="text1"/>
+        </w:rPr>
+        <w:t>tsv</w:t>
+      </w:r>
+      <w:proofErr w:type="spellEnd"/>
+    </w:p>
+    <w:p>
+      <w:pPr>
+        <w:spacing w:after="0" w:line="480" w:lineRule="auto"/>
+        <w:rPr>
+          <w:rFonts w:ascii="Georgia Pro" w:eastAsia="Georgia Pro" w:hAnsi="Georgia Pro" w:cs="Georgia Pro"/>
+          <w:color w:val="000000" w:themeColor="text1"/>
+        </w:rPr>
+      </w:pPr>
+    </w:p>
+    <w:p>
+      <w:pPr>
+        <w:spacing w:after="0" w:line="480" w:lineRule="auto"/>
+        <w:rPr>
+          <w:rFonts w:ascii="Georgia Pro" w:eastAsia="Georgia Pro" w:hAnsi="Georgia Pro" w:cs="Georgia Pro"/>
+          <w:color w:val="000000" w:themeColor="text1"/>
+        </w:rPr>
+      </w:pPr>
+      <w:r>
+        <w:rPr>
+          <w:rFonts w:ascii="Georgia Pro" w:eastAsia="Georgia Pro" w:hAnsi="Georgia Pro" w:cs="Georgia Pro"/>
+          <w:color w:val="000000" w:themeColor="text1"/>
+        </w:rPr>
+        <w:t>Example:</w:t>
       </w:r>
     </w:p>
     <w:p>
@@ -5592,1557 +11174,6 @@
           <w:color w:val="000000" w:themeColor="text1"/>
         </w:rPr>
       </w:pPr>
-      <w:proofErr w:type="spellStart"/>
-      <w:r>
-        <w:rPr>
-          <w:rFonts w:ascii="Georgia Pro" w:eastAsia="Georgia Pro" w:hAnsi="Georgia Pro" w:cs="Georgia Pro"/>
-          <w:color w:val="000000" w:themeColor="text1"/>
-        </w:rPr>
-        <w:t>sqlcmd</w:t>
-      </w:r>
-      <w:proofErr w:type="spellEnd"/>
-      <w:r>
-        <w:rPr>
-          <w:rFonts w:ascii="Georgia Pro" w:eastAsia="Georgia Pro" w:hAnsi="Georgia Pro" w:cs="Georgia Pro"/>
-          <w:color w:val="000000" w:themeColor="text1"/>
-        </w:rPr>
-        <w:t xml:space="preserve"> -S $SQL_SERVER.database.windows.net \</w:t>
-      </w:r>
-      <w:r>
-        <w:rPr>
-          <w:rFonts w:ascii="Georgia Pro" w:eastAsia="Georgia Pro" w:hAnsi="Georgia Pro" w:cs="Georgia Pro"/>
-          <w:color w:val="000000" w:themeColor="text1"/>
-        </w:rPr>
-        <w:br/>
-        <w:t xml:space="preserve">-U </w:t>
-      </w:r>
-      <w:proofErr w:type="spellStart"/>
-      <w:r>
-        <w:rPr>
-          <w:rFonts w:ascii="Georgia Pro" w:eastAsia="Georgia Pro" w:hAnsi="Georgia Pro" w:cs="Georgia Pro"/>
-          <w:color w:val="000000" w:themeColor="text1"/>
-        </w:rPr>
-        <w:t>sqladmin</w:t>
-      </w:r>
-      <w:proofErr w:type="spellEnd"/>
-      <w:r>
-        <w:rPr>
-          <w:rFonts w:ascii="Georgia Pro" w:eastAsia="Georgia Pro" w:hAnsi="Georgia Pro" w:cs="Georgia Pro"/>
-          <w:color w:val="000000" w:themeColor="text1"/>
-        </w:rPr>
-        <w:t xml:space="preserve"> \</w:t>
-      </w:r>
-      <w:r>
-        <w:rPr>
-          <w:rFonts w:ascii="Georgia Pro" w:eastAsia="Georgia Pro" w:hAnsi="Georgia Pro" w:cs="Georgia Pro"/>
-          <w:color w:val="000000" w:themeColor="text1"/>
-        </w:rPr>
-        <w:br/>
-        <w:t>-P 'Password@12345' \</w:t>
-      </w:r>
-      <w:r>
-        <w:rPr>
-          <w:rFonts w:ascii="Georgia Pro" w:eastAsia="Georgia Pro" w:hAnsi="Georgia Pro" w:cs="Georgia Pro"/>
-          <w:color w:val="000000" w:themeColor="text1"/>
-        </w:rPr>
-        <w:br/>
-        <w:t xml:space="preserve">-d </w:t>
-      </w:r>
-      <w:proofErr w:type="spellStart"/>
-      <w:r>
-        <w:rPr>
-          <w:rFonts w:ascii="Georgia Pro" w:eastAsia="Georgia Pro" w:hAnsi="Georgia Pro" w:cs="Georgia Pro"/>
-          <w:color w:val="000000" w:themeColor="text1"/>
-        </w:rPr>
-        <w:t>salesdb</w:t>
-      </w:r>
-      <w:proofErr w:type="spellEnd"/>
-      <w:r>
-        <w:rPr>
-          <w:rFonts w:ascii="Georgia Pro" w:eastAsia="Georgia Pro" w:hAnsi="Georgia Pro" w:cs="Georgia Pro"/>
-          <w:color w:val="000000" w:themeColor="text1"/>
-        </w:rPr>
-        <w:t xml:space="preserve"> \</w:t>
-      </w:r>
-      <w:r>
-        <w:rPr>
-          <w:rFonts w:ascii="Georgia Pro" w:eastAsia="Georgia Pro" w:hAnsi="Georgia Pro" w:cs="Georgia Pro"/>
-          <w:color w:val="000000" w:themeColor="text1"/>
-        </w:rPr>
-        <w:br/>
-        <w:t>-C</w:t>
-      </w:r>
-    </w:p>
-    <w:p>
-      <w:pPr>
-        <w:spacing w:after="0" w:line="480" w:lineRule="auto"/>
-        <w:rPr>
-          <w:rFonts w:ascii="Georgia Pro" w:eastAsia="Georgia Pro" w:hAnsi="Georgia Pro" w:cs="Georgia Pro"/>
-          <w:color w:val="000000" w:themeColor="text1"/>
-        </w:rPr>
-      </w:pPr>
-      <w:r>
-        <w:rPr>
-          <w:rFonts w:ascii="Georgia Pro" w:eastAsia="Georgia Pro" w:hAnsi="Georgia Pro" w:cs="Georgia Pro"/>
-          <w:color w:val="000000" w:themeColor="text1"/>
-        </w:rPr>
-        <w:pict w14:anchorId="65DF0ACC">
-          <v:rect id="_x0000_i1045" style="width:0;height:1.5pt" o:hralign="center" o:hrstd="t" o:hr="t" fillcolor="#a0a0a0" stroked="f"/>
-        </w:pict>
-      </w:r>
-    </w:p>
-    <w:p>
-      <w:pPr>
-        <w:spacing w:after="0" w:line="480" w:lineRule="auto"/>
-        <w:rPr>
-          <w:rFonts w:ascii="Georgia Pro" w:eastAsia="Georgia Pro" w:hAnsi="Georgia Pro" w:cs="Georgia Pro"/>
-          <w:b/>
-          <w:bCs/>
-          <w:color w:val="000000" w:themeColor="text1"/>
-        </w:rPr>
-      </w:pPr>
-    </w:p>
-    <w:p>
-      <w:pPr>
-        <w:spacing w:after="0" w:line="480" w:lineRule="auto"/>
-        <w:rPr>
-          <w:rFonts w:ascii="Georgia Pro" w:eastAsia="Georgia Pro" w:hAnsi="Georgia Pro" w:cs="Georgia Pro"/>
-          <w:b/>
-          <w:bCs/>
-          <w:color w:val="000000" w:themeColor="text1"/>
-        </w:rPr>
-      </w:pPr>
-      <w:r>
-        <w:rPr>
-          <w:rFonts w:ascii="Georgia Pro" w:eastAsia="Georgia Pro" w:hAnsi="Georgia Pro" w:cs="Georgia Pro"/>
-          <w:b/>
-          <w:bCs/>
-          <w:color w:val="000000" w:themeColor="text1"/>
-        </w:rPr>
-        <w:lastRenderedPageBreak/>
-        <w:t>Step 18: Create Table</w:t>
-      </w:r>
-    </w:p>
-    <w:p>
-      <w:pPr>
-        <w:pBdr>
-          <w:top w:val="single" w:sz="4" w:space="1" w:color="auto"/>
-          <w:left w:val="single" w:sz="4" w:space="4" w:color="auto"/>
-          <w:bottom w:val="single" w:sz="4" w:space="1" w:color="auto"/>
-          <w:right w:val="single" w:sz="4" w:space="4" w:color="auto"/>
-          <w:between w:val="single" w:sz="4" w:space="1" w:color="auto"/>
-          <w:bar w:val="single" w:sz="4" w:color="auto"/>
-        </w:pBdr>
-        <w:shd w:val="clear" w:color="auto" w:fill="F2F2F2" w:themeFill="background1" w:themeFillShade="F2"/>
-        <w:spacing w:after="0" w:line="480" w:lineRule="auto"/>
-        <w:rPr>
-          <w:rFonts w:ascii="Georgia Pro" w:eastAsia="Georgia Pro" w:hAnsi="Georgia Pro" w:cs="Georgia Pro"/>
-          <w:color w:val="000000" w:themeColor="text1"/>
-        </w:rPr>
-      </w:pPr>
-      <w:r>
-        <w:rPr>
-          <w:rFonts w:ascii="Georgia Pro" w:eastAsia="Georgia Pro" w:hAnsi="Georgia Pro" w:cs="Georgia Pro"/>
-          <w:color w:val="000000" w:themeColor="text1"/>
-        </w:rPr>
-        <w:t>CREATE TABLE Customers (</w:t>
-      </w:r>
-      <w:r>
-        <w:rPr>
-          <w:rFonts w:ascii="Georgia Pro" w:eastAsia="Georgia Pro" w:hAnsi="Georgia Pro" w:cs="Georgia Pro"/>
-          <w:color w:val="000000" w:themeColor="text1"/>
-        </w:rPr>
-        <w:br/>
-        <w:t>ID INT PRIMARY KEY,</w:t>
-      </w:r>
-      <w:r>
-        <w:rPr>
-          <w:rFonts w:ascii="Georgia Pro" w:eastAsia="Georgia Pro" w:hAnsi="Georgia Pro" w:cs="Georgia Pro"/>
-          <w:color w:val="000000" w:themeColor="text1"/>
-        </w:rPr>
-        <w:br/>
-        <w:t xml:space="preserve">Name </w:t>
-      </w:r>
-      <w:proofErr w:type="gramStart"/>
-      <w:r>
-        <w:rPr>
-          <w:rFonts w:ascii="Georgia Pro" w:eastAsia="Georgia Pro" w:hAnsi="Georgia Pro" w:cs="Georgia Pro"/>
-          <w:color w:val="000000" w:themeColor="text1"/>
-        </w:rPr>
-        <w:t>VARCHAR(</w:t>
-      </w:r>
-      <w:proofErr w:type="gramEnd"/>
-      <w:r>
-        <w:rPr>
-          <w:rFonts w:ascii="Georgia Pro" w:eastAsia="Georgia Pro" w:hAnsi="Georgia Pro" w:cs="Georgia Pro"/>
-          <w:color w:val="000000" w:themeColor="text1"/>
-        </w:rPr>
-        <w:t>50),</w:t>
-      </w:r>
-      <w:r>
-        <w:rPr>
-          <w:rFonts w:ascii="Georgia Pro" w:eastAsia="Georgia Pro" w:hAnsi="Georgia Pro" w:cs="Georgia Pro"/>
-          <w:color w:val="000000" w:themeColor="text1"/>
-        </w:rPr>
-        <w:br/>
-        <w:t xml:space="preserve">City </w:t>
-      </w:r>
-      <w:proofErr w:type="gramStart"/>
-      <w:r>
-        <w:rPr>
-          <w:rFonts w:ascii="Georgia Pro" w:eastAsia="Georgia Pro" w:hAnsi="Georgia Pro" w:cs="Georgia Pro"/>
-          <w:color w:val="000000" w:themeColor="text1"/>
-        </w:rPr>
-        <w:t>VARCHAR(</w:t>
-      </w:r>
-      <w:proofErr w:type="gramEnd"/>
-      <w:r>
-        <w:rPr>
-          <w:rFonts w:ascii="Georgia Pro" w:eastAsia="Georgia Pro" w:hAnsi="Georgia Pro" w:cs="Georgia Pro"/>
-          <w:color w:val="000000" w:themeColor="text1"/>
-        </w:rPr>
-        <w:t>50)</w:t>
-      </w:r>
-      <w:r>
-        <w:rPr>
-          <w:rFonts w:ascii="Georgia Pro" w:eastAsia="Georgia Pro" w:hAnsi="Georgia Pro" w:cs="Georgia Pro"/>
-          <w:color w:val="000000" w:themeColor="text1"/>
-        </w:rPr>
-        <w:br/>
-        <w:t>);</w:t>
-      </w:r>
-      <w:r>
-        <w:rPr>
-          <w:rFonts w:ascii="Georgia Pro" w:eastAsia="Georgia Pro" w:hAnsi="Georgia Pro" w:cs="Georgia Pro"/>
-          <w:color w:val="000000" w:themeColor="text1"/>
-        </w:rPr>
-        <w:br/>
-        <w:t>GO</w:t>
-      </w:r>
-    </w:p>
-    <w:p>
-      <w:pPr>
-        <w:spacing w:after="0" w:line="480" w:lineRule="auto"/>
-        <w:rPr>
-          <w:rFonts w:ascii="Georgia Pro" w:eastAsia="Georgia Pro" w:hAnsi="Georgia Pro" w:cs="Georgia Pro"/>
-          <w:color w:val="000000" w:themeColor="text1"/>
-        </w:rPr>
-      </w:pPr>
-      <w:r>
-        <w:rPr>
-          <w:rFonts w:ascii="Georgia Pro" w:eastAsia="Georgia Pro" w:hAnsi="Georgia Pro" w:cs="Georgia Pro"/>
-          <w:color w:val="000000" w:themeColor="text1"/>
-        </w:rPr>
-        <w:pict w14:anchorId="38AE0F86">
-          <v:rect id="_x0000_i1046" style="width:0;height:1.5pt" o:hralign="center" o:hrstd="t" o:hr="t" fillcolor="#a0a0a0" stroked="f"/>
-        </w:pict>
-      </w:r>
-    </w:p>
-    <w:p>
-      <w:pPr>
-        <w:spacing w:after="0" w:line="480" w:lineRule="auto"/>
-        <w:rPr>
-          <w:rFonts w:ascii="Georgia Pro" w:eastAsia="Georgia Pro" w:hAnsi="Georgia Pro" w:cs="Georgia Pro"/>
-          <w:b/>
-          <w:bCs/>
-          <w:color w:val="000000" w:themeColor="text1"/>
-        </w:rPr>
-      </w:pPr>
-      <w:r>
-        <w:rPr>
-          <w:rFonts w:ascii="Georgia Pro" w:eastAsia="Georgia Pro" w:hAnsi="Georgia Pro" w:cs="Georgia Pro"/>
-          <w:b/>
-          <w:bCs/>
-          <w:color w:val="000000" w:themeColor="text1"/>
-        </w:rPr>
-        <w:t>Step 19: Insert Data</w:t>
-      </w:r>
-    </w:p>
-    <w:p>
-      <w:pPr>
-        <w:pBdr>
-          <w:top w:val="single" w:sz="4" w:space="1" w:color="auto"/>
-          <w:left w:val="single" w:sz="4" w:space="4" w:color="auto"/>
-          <w:bottom w:val="single" w:sz="4" w:space="1" w:color="auto"/>
-          <w:right w:val="single" w:sz="4" w:space="4" w:color="auto"/>
-          <w:between w:val="single" w:sz="4" w:space="1" w:color="auto"/>
-          <w:bar w:val="single" w:sz="4" w:color="auto"/>
-        </w:pBdr>
-        <w:shd w:val="clear" w:color="auto" w:fill="F2F2F2" w:themeFill="background1" w:themeFillShade="F2"/>
-        <w:spacing w:after="0" w:line="480" w:lineRule="auto"/>
-        <w:rPr>
-          <w:rFonts w:ascii="Georgia Pro" w:eastAsia="Georgia Pro" w:hAnsi="Georgia Pro" w:cs="Georgia Pro"/>
-          <w:color w:val="000000" w:themeColor="text1"/>
-        </w:rPr>
-      </w:pPr>
-      <w:r>
-        <w:rPr>
-          <w:rFonts w:ascii="Georgia Pro" w:eastAsia="Georgia Pro" w:hAnsi="Georgia Pro" w:cs="Georgia Pro"/>
-          <w:color w:val="000000" w:themeColor="text1"/>
-        </w:rPr>
-        <w:t>INSERT INTO Customers VALUES</w:t>
-      </w:r>
-      <w:r>
-        <w:rPr>
-          <w:rFonts w:ascii="Georgia Pro" w:eastAsia="Georgia Pro" w:hAnsi="Georgia Pro" w:cs="Georgia Pro"/>
-          <w:color w:val="000000" w:themeColor="text1"/>
-        </w:rPr>
-        <w:br/>
-        <w:t>(1,</w:t>
-      </w:r>
-      <w:r>
-        <w:rPr>
-          <w:rFonts w:ascii="Georgia Pro" w:eastAsia="Georgia Pro" w:hAnsi="Georgia Pro" w:cs="Georgia Pro"/>
-          <w:color w:val="000000" w:themeColor="text1"/>
-        </w:rPr>
-        <w:t>’</w:t>
-      </w:r>
-      <w:r>
-        <w:rPr>
-          <w:rFonts w:ascii="Georgia Pro" w:eastAsia="Georgia Pro" w:hAnsi="Georgia Pro" w:cs="Georgia Pro"/>
-          <w:color w:val="000000" w:themeColor="text1"/>
-        </w:rPr>
-        <w:t>John</w:t>
-      </w:r>
-      <w:r>
-        <w:rPr>
-          <w:rFonts w:ascii="Georgia Pro" w:eastAsia="Georgia Pro" w:hAnsi="Georgia Pro" w:cs="Georgia Pro"/>
-          <w:color w:val="000000" w:themeColor="text1"/>
-        </w:rPr>
-        <w:t>’</w:t>
-      </w:r>
-      <w:r>
-        <w:rPr>
-          <w:rFonts w:ascii="Georgia Pro" w:eastAsia="Georgia Pro" w:hAnsi="Georgia Pro" w:cs="Georgia Pro"/>
-          <w:color w:val="000000" w:themeColor="text1"/>
-        </w:rPr>
-        <w:t>,</w:t>
-      </w:r>
-      <w:r>
-        <w:rPr>
-          <w:rFonts w:ascii="Georgia Pro" w:eastAsia="Georgia Pro" w:hAnsi="Georgia Pro" w:cs="Georgia Pro"/>
-          <w:color w:val="000000" w:themeColor="text1"/>
-        </w:rPr>
-        <w:t>’</w:t>
-      </w:r>
-      <w:r>
-        <w:rPr>
-          <w:rFonts w:ascii="Georgia Pro" w:eastAsia="Georgia Pro" w:hAnsi="Georgia Pro" w:cs="Georgia Pro"/>
-          <w:color w:val="000000" w:themeColor="text1"/>
-        </w:rPr>
-        <w:t>New York</w:t>
-      </w:r>
-      <w:r>
-        <w:rPr>
-          <w:rFonts w:ascii="Georgia Pro" w:eastAsia="Georgia Pro" w:hAnsi="Georgia Pro" w:cs="Georgia Pro"/>
-          <w:color w:val="000000" w:themeColor="text1"/>
-        </w:rPr>
-        <w:t>’</w:t>
-      </w:r>
-      <w:r>
-        <w:rPr>
-          <w:rFonts w:ascii="Georgia Pro" w:eastAsia="Georgia Pro" w:hAnsi="Georgia Pro" w:cs="Georgia Pro"/>
-          <w:color w:val="000000" w:themeColor="text1"/>
-        </w:rPr>
-        <w:t>),</w:t>
-      </w:r>
-      <w:r>
-        <w:rPr>
-          <w:rFonts w:ascii="Georgia Pro" w:eastAsia="Georgia Pro" w:hAnsi="Georgia Pro" w:cs="Georgia Pro"/>
-          <w:color w:val="000000" w:themeColor="text1"/>
-        </w:rPr>
-        <w:br/>
-        <w:t>(2,</w:t>
-      </w:r>
-      <w:r>
-        <w:rPr>
-          <w:rFonts w:ascii="Georgia Pro" w:eastAsia="Georgia Pro" w:hAnsi="Georgia Pro" w:cs="Georgia Pro"/>
-          <w:color w:val="000000" w:themeColor="text1"/>
-        </w:rPr>
-        <w:t>’</w:t>
-      </w:r>
-      <w:r>
-        <w:rPr>
-          <w:rFonts w:ascii="Georgia Pro" w:eastAsia="Georgia Pro" w:hAnsi="Georgia Pro" w:cs="Georgia Pro"/>
-          <w:color w:val="000000" w:themeColor="text1"/>
-        </w:rPr>
-        <w:t>Alice</w:t>
-      </w:r>
-      <w:r>
-        <w:rPr>
-          <w:rFonts w:ascii="Georgia Pro" w:eastAsia="Georgia Pro" w:hAnsi="Georgia Pro" w:cs="Georgia Pro"/>
-          <w:color w:val="000000" w:themeColor="text1"/>
-        </w:rPr>
-        <w:t>’</w:t>
-      </w:r>
-      <w:r>
-        <w:rPr>
-          <w:rFonts w:ascii="Georgia Pro" w:eastAsia="Georgia Pro" w:hAnsi="Georgia Pro" w:cs="Georgia Pro"/>
-          <w:color w:val="000000" w:themeColor="text1"/>
-        </w:rPr>
-        <w:t>,</w:t>
-      </w:r>
-      <w:r>
-        <w:rPr>
-          <w:rFonts w:ascii="Georgia Pro" w:eastAsia="Georgia Pro" w:hAnsi="Georgia Pro" w:cs="Georgia Pro"/>
-          <w:color w:val="000000" w:themeColor="text1"/>
-        </w:rPr>
-        <w:t>’</w:t>
-      </w:r>
-      <w:r>
-        <w:rPr>
-          <w:rFonts w:ascii="Georgia Pro" w:eastAsia="Georgia Pro" w:hAnsi="Georgia Pro" w:cs="Georgia Pro"/>
-          <w:color w:val="000000" w:themeColor="text1"/>
-        </w:rPr>
-        <w:t>London</w:t>
-      </w:r>
-      <w:r>
-        <w:rPr>
-          <w:rFonts w:ascii="Georgia Pro" w:eastAsia="Georgia Pro" w:hAnsi="Georgia Pro" w:cs="Georgia Pro"/>
-          <w:color w:val="000000" w:themeColor="text1"/>
-        </w:rPr>
-        <w:t>’</w:t>
-      </w:r>
-      <w:r>
-        <w:rPr>
-          <w:rFonts w:ascii="Georgia Pro" w:eastAsia="Georgia Pro" w:hAnsi="Georgia Pro" w:cs="Georgia Pro"/>
-          <w:color w:val="000000" w:themeColor="text1"/>
-        </w:rPr>
-        <w:t>),</w:t>
-      </w:r>
-      <w:r>
-        <w:rPr>
-          <w:rFonts w:ascii="Georgia Pro" w:eastAsia="Georgia Pro" w:hAnsi="Georgia Pro" w:cs="Georgia Pro"/>
-          <w:color w:val="000000" w:themeColor="text1"/>
-        </w:rPr>
-        <w:br/>
-        <w:t>(3,</w:t>
-      </w:r>
-      <w:r>
-        <w:rPr>
-          <w:rFonts w:ascii="Georgia Pro" w:eastAsia="Georgia Pro" w:hAnsi="Georgia Pro" w:cs="Georgia Pro"/>
-          <w:color w:val="000000" w:themeColor="text1"/>
-        </w:rPr>
-        <w:t>’</w:t>
-      </w:r>
-      <w:r>
-        <w:rPr>
-          <w:rFonts w:ascii="Georgia Pro" w:eastAsia="Georgia Pro" w:hAnsi="Georgia Pro" w:cs="Georgia Pro"/>
-          <w:color w:val="000000" w:themeColor="text1"/>
-        </w:rPr>
-        <w:t>Bob</w:t>
-      </w:r>
-      <w:r>
-        <w:rPr>
-          <w:rFonts w:ascii="Georgia Pro" w:eastAsia="Georgia Pro" w:hAnsi="Georgia Pro" w:cs="Georgia Pro"/>
-          <w:color w:val="000000" w:themeColor="text1"/>
-        </w:rPr>
-        <w:t>’</w:t>
-      </w:r>
-      <w:r>
-        <w:rPr>
-          <w:rFonts w:ascii="Georgia Pro" w:eastAsia="Georgia Pro" w:hAnsi="Georgia Pro" w:cs="Georgia Pro"/>
-          <w:color w:val="000000" w:themeColor="text1"/>
-        </w:rPr>
-        <w:t>,</w:t>
-      </w:r>
-      <w:r>
-        <w:rPr>
-          <w:rFonts w:ascii="Georgia Pro" w:eastAsia="Georgia Pro" w:hAnsi="Georgia Pro" w:cs="Georgia Pro"/>
-          <w:color w:val="000000" w:themeColor="text1"/>
-        </w:rPr>
-        <w:t>’</w:t>
-      </w:r>
-      <w:r>
-        <w:rPr>
-          <w:rFonts w:ascii="Georgia Pro" w:eastAsia="Georgia Pro" w:hAnsi="Georgia Pro" w:cs="Georgia Pro"/>
-          <w:color w:val="000000" w:themeColor="text1"/>
-        </w:rPr>
-        <w:t>Delhi</w:t>
-      </w:r>
-      <w:r>
-        <w:rPr>
-          <w:rFonts w:ascii="Georgia Pro" w:eastAsia="Georgia Pro" w:hAnsi="Georgia Pro" w:cs="Georgia Pro"/>
-          <w:color w:val="000000" w:themeColor="text1"/>
-        </w:rPr>
-        <w:t>’</w:t>
-      </w:r>
-      <w:r>
-        <w:rPr>
-          <w:rFonts w:ascii="Georgia Pro" w:eastAsia="Georgia Pro" w:hAnsi="Georgia Pro" w:cs="Georgia Pro"/>
-          <w:color w:val="000000" w:themeColor="text1"/>
-        </w:rPr>
-        <w:t>);</w:t>
-      </w:r>
-      <w:r>
-        <w:rPr>
-          <w:rFonts w:ascii="Georgia Pro" w:eastAsia="Georgia Pro" w:hAnsi="Georgia Pro" w:cs="Georgia Pro"/>
-          <w:color w:val="000000" w:themeColor="text1"/>
-        </w:rPr>
-        <w:br/>
-        <w:t>GO</w:t>
-      </w:r>
-    </w:p>
-    <w:p>
-      <w:pPr>
-        <w:spacing w:after="0" w:line="480" w:lineRule="auto"/>
-        <w:rPr>
-          <w:rFonts w:ascii="Georgia Pro" w:eastAsia="Georgia Pro" w:hAnsi="Georgia Pro" w:cs="Georgia Pro"/>
-          <w:color w:val="000000" w:themeColor="text1"/>
-        </w:rPr>
-      </w:pPr>
-      <w:r>
-        <w:rPr>
-          <w:rFonts w:ascii="Georgia Pro" w:eastAsia="Georgia Pro" w:hAnsi="Georgia Pro" w:cs="Georgia Pro"/>
-          <w:color w:val="000000" w:themeColor="text1"/>
-        </w:rPr>
-        <w:pict w14:anchorId="0896523D">
-          <v:rect id="_x0000_i1047" style="width:0;height:1.5pt" o:hralign="center" o:hrstd="t" o:hr="t" fillcolor="#a0a0a0" stroked="f"/>
-        </w:pict>
-      </w:r>
-    </w:p>
-    <w:p>
-      <w:pPr>
-        <w:spacing w:after="0" w:line="480" w:lineRule="auto"/>
-        <w:rPr>
-          <w:rFonts w:ascii="Georgia Pro" w:eastAsia="Georgia Pro" w:hAnsi="Georgia Pro" w:cs="Georgia Pro"/>
-          <w:b/>
-          <w:bCs/>
-          <w:color w:val="000000" w:themeColor="text1"/>
-        </w:rPr>
-      </w:pPr>
-      <w:r>
-        <w:rPr>
-          <w:rFonts w:ascii="Georgia Pro" w:eastAsia="Georgia Pro" w:hAnsi="Georgia Pro" w:cs="Georgia Pro"/>
-          <w:b/>
-          <w:bCs/>
-          <w:color w:val="000000" w:themeColor="text1"/>
-        </w:rPr>
-        <w:t>Step 20: Verify</w:t>
-      </w:r>
-    </w:p>
-    <w:p>
-      <w:pPr>
-        <w:pBdr>
-          <w:top w:val="single" w:sz="4" w:space="1" w:color="auto"/>
-          <w:left w:val="single" w:sz="4" w:space="4" w:color="auto"/>
-          <w:bottom w:val="single" w:sz="4" w:space="1" w:color="auto"/>
-          <w:right w:val="single" w:sz="4" w:space="4" w:color="auto"/>
-          <w:between w:val="single" w:sz="4" w:space="1" w:color="auto"/>
-          <w:bar w:val="single" w:sz="4" w:color="auto"/>
-        </w:pBdr>
-        <w:shd w:val="clear" w:color="auto" w:fill="F2F2F2" w:themeFill="background1" w:themeFillShade="F2"/>
-        <w:spacing w:after="0" w:line="480" w:lineRule="auto"/>
-        <w:rPr>
-          <w:rFonts w:ascii="Georgia Pro" w:eastAsia="Georgia Pro" w:hAnsi="Georgia Pro" w:cs="Georgia Pro"/>
-          <w:color w:val="000000" w:themeColor="text1"/>
-        </w:rPr>
-      </w:pPr>
-      <w:r>
-        <w:rPr>
-          <w:rFonts w:ascii="Georgia Pro" w:eastAsia="Georgia Pro" w:hAnsi="Georgia Pro" w:cs="Georgia Pro"/>
-          <w:color w:val="000000" w:themeColor="text1"/>
-        </w:rPr>
-        <w:t>SELECT * FROM Customers;</w:t>
-      </w:r>
-      <w:r>
-        <w:rPr>
-          <w:rFonts w:ascii="Georgia Pro" w:eastAsia="Georgia Pro" w:hAnsi="Georgia Pro" w:cs="Georgia Pro"/>
-          <w:color w:val="000000" w:themeColor="text1"/>
-        </w:rPr>
-        <w:br/>
-        <w:t>GO</w:t>
-      </w:r>
-    </w:p>
-    <w:p>
-      <w:pPr>
-        <w:spacing w:after="0" w:line="480" w:lineRule="auto"/>
-        <w:rPr>
-          <w:rFonts w:ascii="Georgia Pro" w:eastAsia="Georgia Pro" w:hAnsi="Georgia Pro" w:cs="Georgia Pro"/>
-          <w:color w:val="000000" w:themeColor="text1"/>
-        </w:rPr>
-      </w:pPr>
-    </w:p>
-    <w:p>
-      <w:pPr>
-        <w:spacing w:after="0" w:line="480" w:lineRule="auto"/>
-        <w:rPr>
-          <w:rFonts w:ascii="Georgia Pro" w:eastAsia="Georgia Pro" w:hAnsi="Georgia Pro" w:cs="Georgia Pro"/>
-          <w:color w:val="000000" w:themeColor="text1"/>
-        </w:rPr>
-      </w:pPr>
-      <w:r>
-        <w:rPr>
-          <w:rFonts w:ascii="Georgia Pro" w:eastAsia="Georgia Pro" w:hAnsi="Georgia Pro" w:cs="Georgia Pro"/>
-          <w:color w:val="000000" w:themeColor="text1"/>
-        </w:rPr>
-        <w:t>Expected:</w:t>
-      </w:r>
-    </w:p>
-    <w:p>
-      <w:pPr>
-        <w:pBdr>
-          <w:top w:val="single" w:sz="4" w:space="1" w:color="auto"/>
-          <w:left w:val="single" w:sz="4" w:space="4" w:color="auto"/>
-          <w:bottom w:val="single" w:sz="4" w:space="1" w:color="auto"/>
-          <w:right w:val="single" w:sz="4" w:space="4" w:color="auto"/>
-          <w:between w:val="single" w:sz="4" w:space="1" w:color="auto"/>
-          <w:bar w:val="single" w:sz="4" w:color="auto"/>
-        </w:pBdr>
-        <w:shd w:val="clear" w:color="auto" w:fill="F2F2F2" w:themeFill="background1" w:themeFillShade="F2"/>
-        <w:spacing w:after="0" w:line="480" w:lineRule="auto"/>
-        <w:rPr>
-          <w:rFonts w:ascii="Georgia Pro" w:eastAsia="Georgia Pro" w:hAnsi="Georgia Pro" w:cs="Georgia Pro"/>
-          <w:color w:val="000000" w:themeColor="text1"/>
-        </w:rPr>
-      </w:pPr>
-      <w:r>
-        <w:rPr>
-          <w:rFonts w:ascii="Georgia Pro" w:eastAsia="Georgia Pro" w:hAnsi="Georgia Pro" w:cs="Georgia Pro"/>
-          <w:color w:val="000000" w:themeColor="text1"/>
-        </w:rPr>
-        <w:t>1 John New York</w:t>
-      </w:r>
-      <w:r>
-        <w:rPr>
-          <w:rFonts w:ascii="Georgia Pro" w:eastAsia="Georgia Pro" w:hAnsi="Georgia Pro" w:cs="Georgia Pro"/>
-          <w:color w:val="000000" w:themeColor="text1"/>
-        </w:rPr>
-        <w:br/>
-        <w:t>2 Alice London</w:t>
-      </w:r>
-      <w:r>
-        <w:rPr>
-          <w:rFonts w:ascii="Georgia Pro" w:eastAsia="Georgia Pro" w:hAnsi="Georgia Pro" w:cs="Georgia Pro"/>
-          <w:color w:val="000000" w:themeColor="text1"/>
-        </w:rPr>
-        <w:br/>
-        <w:t>3 Bob Delhi</w:t>
-      </w:r>
-    </w:p>
-    <w:p>
-      <w:pPr>
-        <w:spacing w:after="0" w:line="480" w:lineRule="auto"/>
-        <w:rPr>
-          <w:rFonts w:ascii="Georgia Pro" w:eastAsia="Georgia Pro" w:hAnsi="Georgia Pro" w:cs="Georgia Pro"/>
-          <w:color w:val="000000" w:themeColor="text1"/>
-        </w:rPr>
-      </w:pPr>
-      <w:r>
-        <w:rPr>
-          <w:rFonts w:ascii="Georgia Pro" w:eastAsia="Georgia Pro" w:hAnsi="Georgia Pro" w:cs="Georgia Pro"/>
-          <w:color w:val="000000" w:themeColor="text1"/>
-        </w:rPr>
-        <w:t>Exit:</w:t>
-      </w:r>
-    </w:p>
-    <w:p>
-      <w:pPr>
-        <w:spacing w:after="0" w:line="480" w:lineRule="auto"/>
-        <w:rPr>
-          <w:rFonts w:ascii="Georgia Pro" w:eastAsia="Georgia Pro" w:hAnsi="Georgia Pro" w:cs="Georgia Pro"/>
-          <w:color w:val="000000" w:themeColor="text1"/>
-        </w:rPr>
-      </w:pPr>
-      <w:r>
-        <w:rPr>
-          <w:rFonts w:ascii="Georgia Pro" w:eastAsia="Georgia Pro" w:hAnsi="Georgia Pro" w:cs="Georgia Pro"/>
-          <w:color w:val="000000" w:themeColor="text1"/>
-        </w:rPr>
-        <w:t>EXIT</w:t>
-      </w:r>
-    </w:p>
-    <w:p>
-      <w:pPr>
-        <w:spacing w:after="0" w:line="480" w:lineRule="auto"/>
-        <w:rPr>
-          <w:rFonts w:ascii="Georgia Pro" w:eastAsia="Georgia Pro" w:hAnsi="Georgia Pro" w:cs="Georgia Pro"/>
-          <w:color w:val="000000" w:themeColor="text1"/>
-        </w:rPr>
-      </w:pPr>
-      <w:r>
-        <w:rPr>
-          <w:rFonts w:ascii="Georgia Pro" w:eastAsia="Georgia Pro" w:hAnsi="Georgia Pro" w:cs="Georgia Pro"/>
-          <w:color w:val="000000" w:themeColor="text1"/>
-        </w:rPr>
-        <w:pict w14:anchorId="09DD9760">
-          <v:rect id="_x0000_i1048" style="width:0;height:1.5pt" o:hralign="center" o:hrstd="t" o:hr="t" fillcolor="#a0a0a0" stroked="f"/>
-        </w:pict>
-      </w:r>
-    </w:p>
-    <w:p>
-      <w:pPr>
-        <w:spacing w:after="0" w:line="480" w:lineRule="auto"/>
-        <w:rPr>
-          <w:rFonts w:ascii="Georgia Pro" w:eastAsia="Georgia Pro" w:hAnsi="Georgia Pro" w:cs="Georgia Pro"/>
-          <w:b/>
-          <w:bCs/>
-          <w:color w:val="000000" w:themeColor="text1"/>
-        </w:rPr>
-      </w:pPr>
-    </w:p>
-    <w:p>
-      <w:pPr>
-        <w:spacing w:after="0" w:line="480" w:lineRule="auto"/>
-        <w:rPr>
-          <w:rFonts w:ascii="Georgia Pro" w:eastAsia="Georgia Pro" w:hAnsi="Georgia Pro" w:cs="Georgia Pro"/>
-          <w:b/>
-          <w:bCs/>
-          <w:color w:val="000000" w:themeColor="text1"/>
-        </w:rPr>
-      </w:pPr>
-      <w:r>
-        <w:rPr>
-          <w:rFonts w:ascii="Georgia Pro" w:eastAsia="Georgia Pro" w:hAnsi="Georgia Pro" w:cs="Georgia Pro"/>
-          <w:b/>
-          <w:bCs/>
-          <w:color w:val="000000" w:themeColor="text1"/>
-        </w:rPr>
-        <w:lastRenderedPageBreak/>
-        <w:t>Step 21: Create Python App</w:t>
-      </w:r>
-    </w:p>
-    <w:p>
-      <w:pPr>
-        <w:pBdr>
-          <w:top w:val="single" w:sz="4" w:space="1" w:color="auto"/>
-          <w:left w:val="single" w:sz="4" w:space="4" w:color="auto"/>
-          <w:bottom w:val="single" w:sz="4" w:space="1" w:color="auto"/>
-          <w:right w:val="single" w:sz="4" w:space="4" w:color="auto"/>
-          <w:between w:val="single" w:sz="4" w:space="1" w:color="auto"/>
-          <w:bar w:val="single" w:sz="4" w:color="auto"/>
-        </w:pBdr>
-        <w:shd w:val="clear" w:color="auto" w:fill="F2F2F2" w:themeFill="background1" w:themeFillShade="F2"/>
-        <w:spacing w:after="0" w:line="480" w:lineRule="auto"/>
-        <w:rPr>
-          <w:rFonts w:ascii="Georgia Pro" w:eastAsia="Georgia Pro" w:hAnsi="Georgia Pro" w:cs="Georgia Pro"/>
-          <w:color w:val="000000" w:themeColor="text1"/>
-        </w:rPr>
-      </w:pPr>
-      <w:r>
-        <w:rPr>
-          <w:rFonts w:ascii="Georgia Pro" w:eastAsia="Georgia Pro" w:hAnsi="Georgia Pro" w:cs="Georgia Pro"/>
-          <w:color w:val="000000" w:themeColor="text1"/>
-        </w:rPr>
-        <w:t>nano app.py</w:t>
-      </w:r>
-    </w:p>
-    <w:p>
-      <w:pPr>
-        <w:spacing w:after="0" w:line="480" w:lineRule="auto"/>
-        <w:rPr>
-          <w:rFonts w:ascii="Georgia Pro" w:eastAsia="Georgia Pro" w:hAnsi="Georgia Pro" w:cs="Georgia Pro"/>
-          <w:color w:val="000000" w:themeColor="text1"/>
-        </w:rPr>
-      </w:pPr>
-    </w:p>
-    <w:p>
-      <w:pPr>
-        <w:spacing w:after="0" w:line="480" w:lineRule="auto"/>
-        <w:rPr>
-          <w:rFonts w:ascii="Georgia Pro" w:eastAsia="Georgia Pro" w:hAnsi="Georgia Pro" w:cs="Georgia Pro"/>
-          <w:color w:val="000000" w:themeColor="text1"/>
-        </w:rPr>
-      </w:pPr>
-      <w:r>
-        <w:rPr>
-          <w:rFonts w:ascii="Georgia Pro" w:eastAsia="Georgia Pro" w:hAnsi="Georgia Pro" w:cs="Georgia Pro"/>
-          <w:color w:val="000000" w:themeColor="text1"/>
-        </w:rPr>
-        <w:t>Paste:</w:t>
-      </w:r>
-    </w:p>
-    <w:p>
-      <w:pPr>
-        <w:pBdr>
-          <w:top w:val="single" w:sz="4" w:space="1" w:color="auto"/>
-          <w:left w:val="single" w:sz="4" w:space="4" w:color="auto"/>
-          <w:bottom w:val="single" w:sz="4" w:space="1" w:color="auto"/>
-          <w:right w:val="single" w:sz="4" w:space="4" w:color="auto"/>
-          <w:between w:val="single" w:sz="4" w:space="1" w:color="auto"/>
-          <w:bar w:val="single" w:sz="4" w:color="auto"/>
-        </w:pBdr>
-        <w:shd w:val="clear" w:color="auto" w:fill="F2F2F2" w:themeFill="background1" w:themeFillShade="F2"/>
-        <w:spacing w:after="0" w:line="480" w:lineRule="auto"/>
-        <w:rPr>
-          <w:rFonts w:ascii="Georgia Pro" w:eastAsia="Georgia Pro" w:hAnsi="Georgia Pro" w:cs="Georgia Pro"/>
-          <w:color w:val="000000" w:themeColor="text1"/>
-        </w:rPr>
-      </w:pPr>
-      <w:r>
-        <w:rPr>
-          <w:rFonts w:ascii="Georgia Pro" w:eastAsia="Georgia Pro" w:hAnsi="Georgia Pro" w:cs="Georgia Pro"/>
-          <w:color w:val="000000" w:themeColor="text1"/>
-        </w:rPr>
-        <w:t xml:space="preserve">import </w:t>
-      </w:r>
-      <w:proofErr w:type="spellStart"/>
-      <w:r>
-        <w:rPr>
-          <w:rFonts w:ascii="Georgia Pro" w:eastAsia="Georgia Pro" w:hAnsi="Georgia Pro" w:cs="Georgia Pro"/>
-          <w:color w:val="000000" w:themeColor="text1"/>
-        </w:rPr>
-        <w:t>pyodbc</w:t>
-      </w:r>
-      <w:proofErr w:type="spellEnd"/>
-      <w:r>
-        <w:rPr>
-          <w:rFonts w:ascii="Georgia Pro" w:eastAsia="Georgia Pro" w:hAnsi="Georgia Pro" w:cs="Georgia Pro"/>
-          <w:color w:val="000000" w:themeColor="text1"/>
-        </w:rPr>
-        <w:br/>
-      </w:r>
-      <w:r>
-        <w:rPr>
-          <w:rFonts w:ascii="Georgia Pro" w:eastAsia="Georgia Pro" w:hAnsi="Georgia Pro" w:cs="Georgia Pro"/>
-          <w:color w:val="000000" w:themeColor="text1"/>
-        </w:rPr>
-        <w:br/>
-        <w:t>server = '&lt;SQL_SERVER&gt;.database.windows.net'</w:t>
-      </w:r>
-      <w:r>
-        <w:rPr>
-          <w:rFonts w:ascii="Georgia Pro" w:eastAsia="Georgia Pro" w:hAnsi="Georgia Pro" w:cs="Georgia Pro"/>
-          <w:color w:val="000000" w:themeColor="text1"/>
-        </w:rPr>
-        <w:br/>
-        <w:t>database = '</w:t>
-      </w:r>
-      <w:proofErr w:type="spellStart"/>
-      <w:r>
-        <w:rPr>
-          <w:rFonts w:ascii="Georgia Pro" w:eastAsia="Georgia Pro" w:hAnsi="Georgia Pro" w:cs="Georgia Pro"/>
-          <w:color w:val="000000" w:themeColor="text1"/>
-        </w:rPr>
-        <w:t>salesdb</w:t>
-      </w:r>
-      <w:proofErr w:type="spellEnd"/>
-      <w:r>
-        <w:rPr>
-          <w:rFonts w:ascii="Georgia Pro" w:eastAsia="Georgia Pro" w:hAnsi="Georgia Pro" w:cs="Georgia Pro"/>
-          <w:color w:val="000000" w:themeColor="text1"/>
-        </w:rPr>
-        <w:t>'</w:t>
-      </w:r>
-      <w:r>
-        <w:rPr>
-          <w:rFonts w:ascii="Georgia Pro" w:eastAsia="Georgia Pro" w:hAnsi="Georgia Pro" w:cs="Georgia Pro"/>
-          <w:color w:val="000000" w:themeColor="text1"/>
-        </w:rPr>
-        <w:br/>
-        <w:t>username = '</w:t>
-      </w:r>
-      <w:proofErr w:type="spellStart"/>
-      <w:r>
-        <w:rPr>
-          <w:rFonts w:ascii="Georgia Pro" w:eastAsia="Georgia Pro" w:hAnsi="Georgia Pro" w:cs="Georgia Pro"/>
-          <w:color w:val="000000" w:themeColor="text1"/>
-        </w:rPr>
-        <w:t>sqladmin</w:t>
-      </w:r>
-      <w:proofErr w:type="spellEnd"/>
-      <w:r>
-        <w:rPr>
-          <w:rFonts w:ascii="Georgia Pro" w:eastAsia="Georgia Pro" w:hAnsi="Georgia Pro" w:cs="Georgia Pro"/>
-          <w:color w:val="000000" w:themeColor="text1"/>
-        </w:rPr>
-        <w:t>'</w:t>
-      </w:r>
-      <w:r>
-        <w:rPr>
-          <w:rFonts w:ascii="Georgia Pro" w:eastAsia="Georgia Pro" w:hAnsi="Georgia Pro" w:cs="Georgia Pro"/>
-          <w:color w:val="000000" w:themeColor="text1"/>
-        </w:rPr>
-        <w:br/>
-        <w:t>password = 'Password@12345'</w:t>
-      </w:r>
-      <w:r>
-        <w:rPr>
-          <w:rFonts w:ascii="Georgia Pro" w:eastAsia="Georgia Pro" w:hAnsi="Georgia Pro" w:cs="Georgia Pro"/>
-          <w:color w:val="000000" w:themeColor="text1"/>
-        </w:rPr>
-        <w:br/>
-      </w:r>
-      <w:r>
-        <w:rPr>
-          <w:rFonts w:ascii="Georgia Pro" w:eastAsia="Georgia Pro" w:hAnsi="Georgia Pro" w:cs="Georgia Pro"/>
-          <w:color w:val="000000" w:themeColor="text1"/>
-        </w:rPr>
-        <w:br/>
-      </w:r>
-      <w:proofErr w:type="spellStart"/>
-      <w:r>
-        <w:rPr>
-          <w:rFonts w:ascii="Georgia Pro" w:eastAsia="Georgia Pro" w:hAnsi="Georgia Pro" w:cs="Georgia Pro"/>
-          <w:color w:val="000000" w:themeColor="text1"/>
-        </w:rPr>
-        <w:t>connection_string</w:t>
-      </w:r>
-      <w:proofErr w:type="spellEnd"/>
-      <w:r>
-        <w:rPr>
-          <w:rFonts w:ascii="Georgia Pro" w:eastAsia="Georgia Pro" w:hAnsi="Georgia Pro" w:cs="Georgia Pro"/>
-          <w:color w:val="000000" w:themeColor="text1"/>
-        </w:rPr>
-        <w:t xml:space="preserve"> = f'''</w:t>
-      </w:r>
-      <w:r>
-        <w:rPr>
-          <w:rFonts w:ascii="Georgia Pro" w:eastAsia="Georgia Pro" w:hAnsi="Georgia Pro" w:cs="Georgia Pro"/>
-          <w:color w:val="000000" w:themeColor="text1"/>
-        </w:rPr>
-        <w:br/>
-        <w:t>DRIVER={{ODBC Driver 18 for SQL Server}};</w:t>
-      </w:r>
-      <w:r>
-        <w:rPr>
-          <w:rFonts w:ascii="Georgia Pro" w:eastAsia="Georgia Pro" w:hAnsi="Georgia Pro" w:cs="Georgia Pro"/>
-          <w:color w:val="000000" w:themeColor="text1"/>
-        </w:rPr>
-        <w:br/>
-        <w:t>SERVER={server};</w:t>
-      </w:r>
-      <w:r>
-        <w:rPr>
-          <w:rFonts w:ascii="Georgia Pro" w:eastAsia="Georgia Pro" w:hAnsi="Georgia Pro" w:cs="Georgia Pro"/>
-          <w:color w:val="000000" w:themeColor="text1"/>
-        </w:rPr>
-        <w:br/>
-        <w:t>DATABASE={database};</w:t>
-      </w:r>
-      <w:r>
-        <w:rPr>
-          <w:rFonts w:ascii="Georgia Pro" w:eastAsia="Georgia Pro" w:hAnsi="Georgia Pro" w:cs="Georgia Pro"/>
-          <w:color w:val="000000" w:themeColor="text1"/>
-        </w:rPr>
-        <w:br/>
-        <w:t>UID={username};</w:t>
-      </w:r>
-      <w:r>
-        <w:rPr>
-          <w:rFonts w:ascii="Georgia Pro" w:eastAsia="Georgia Pro" w:hAnsi="Georgia Pro" w:cs="Georgia Pro"/>
-          <w:color w:val="000000" w:themeColor="text1"/>
-        </w:rPr>
-        <w:br/>
-        <w:t>PWD={password};</w:t>
-      </w:r>
-      <w:r>
-        <w:rPr>
-          <w:rFonts w:ascii="Georgia Pro" w:eastAsia="Georgia Pro" w:hAnsi="Georgia Pro" w:cs="Georgia Pro"/>
-          <w:color w:val="000000" w:themeColor="text1"/>
-        </w:rPr>
-        <w:br/>
-        <w:t>Encrypt=yes;</w:t>
-      </w:r>
-      <w:r>
-        <w:rPr>
-          <w:rFonts w:ascii="Georgia Pro" w:eastAsia="Georgia Pro" w:hAnsi="Georgia Pro" w:cs="Georgia Pro"/>
-          <w:color w:val="000000" w:themeColor="text1"/>
-        </w:rPr>
-        <w:br/>
-      </w:r>
-      <w:proofErr w:type="spellStart"/>
-      <w:r>
-        <w:rPr>
-          <w:rFonts w:ascii="Georgia Pro" w:eastAsia="Georgia Pro" w:hAnsi="Georgia Pro" w:cs="Georgia Pro"/>
-          <w:color w:val="000000" w:themeColor="text1"/>
-        </w:rPr>
-        <w:t>TrustServerCertificate</w:t>
-      </w:r>
-      <w:proofErr w:type="spellEnd"/>
-      <w:r>
-        <w:rPr>
-          <w:rFonts w:ascii="Georgia Pro" w:eastAsia="Georgia Pro" w:hAnsi="Georgia Pro" w:cs="Georgia Pro"/>
-          <w:color w:val="000000" w:themeColor="text1"/>
-        </w:rPr>
-        <w:t>=no;</w:t>
-      </w:r>
-      <w:r>
-        <w:rPr>
-          <w:rFonts w:ascii="Georgia Pro" w:eastAsia="Georgia Pro" w:hAnsi="Georgia Pro" w:cs="Georgia Pro"/>
-          <w:color w:val="000000" w:themeColor="text1"/>
-        </w:rPr>
-        <w:br/>
-        <w:t>Connection Timeout=30;</w:t>
-      </w:r>
-      <w:r>
-        <w:rPr>
-          <w:rFonts w:ascii="Georgia Pro" w:eastAsia="Georgia Pro" w:hAnsi="Georgia Pro" w:cs="Georgia Pro"/>
-          <w:color w:val="000000" w:themeColor="text1"/>
-        </w:rPr>
-        <w:br/>
-        <w:t>'''</w:t>
-      </w:r>
-      <w:r>
-        <w:rPr>
-          <w:rFonts w:ascii="Georgia Pro" w:eastAsia="Georgia Pro" w:hAnsi="Georgia Pro" w:cs="Georgia Pro"/>
-          <w:color w:val="000000" w:themeColor="text1"/>
-        </w:rPr>
-        <w:br/>
-      </w:r>
-      <w:r>
-        <w:rPr>
-          <w:rFonts w:ascii="Georgia Pro" w:eastAsia="Georgia Pro" w:hAnsi="Georgia Pro" w:cs="Georgia Pro"/>
-          <w:color w:val="000000" w:themeColor="text1"/>
-        </w:rPr>
-        <w:br/>
-        <w:t xml:space="preserve">conn = </w:t>
-      </w:r>
-      <w:proofErr w:type="spellStart"/>
-      <w:r>
-        <w:rPr>
-          <w:rFonts w:ascii="Georgia Pro" w:eastAsia="Georgia Pro" w:hAnsi="Georgia Pro" w:cs="Georgia Pro"/>
-          <w:color w:val="000000" w:themeColor="text1"/>
-        </w:rPr>
-        <w:t>pyodbc.connect</w:t>
-      </w:r>
-      <w:proofErr w:type="spellEnd"/>
-      <w:r>
-        <w:rPr>
-          <w:rFonts w:ascii="Georgia Pro" w:eastAsia="Georgia Pro" w:hAnsi="Georgia Pro" w:cs="Georgia Pro"/>
-          <w:color w:val="000000" w:themeColor="text1"/>
-        </w:rPr>
-        <w:t>(</w:t>
-      </w:r>
-      <w:proofErr w:type="spellStart"/>
-      <w:r>
-        <w:rPr>
-          <w:rFonts w:ascii="Georgia Pro" w:eastAsia="Georgia Pro" w:hAnsi="Georgia Pro" w:cs="Georgia Pro"/>
-          <w:color w:val="000000" w:themeColor="text1"/>
-        </w:rPr>
-        <w:t>connection_string</w:t>
-      </w:r>
-      <w:proofErr w:type="spellEnd"/>
-      <w:r>
-        <w:rPr>
-          <w:rFonts w:ascii="Georgia Pro" w:eastAsia="Georgia Pro" w:hAnsi="Georgia Pro" w:cs="Georgia Pro"/>
-          <w:color w:val="000000" w:themeColor="text1"/>
-        </w:rPr>
-        <w:t>)</w:t>
-      </w:r>
-      <w:r>
-        <w:rPr>
-          <w:rFonts w:ascii="Georgia Pro" w:eastAsia="Georgia Pro" w:hAnsi="Georgia Pro" w:cs="Georgia Pro"/>
-          <w:color w:val="000000" w:themeColor="text1"/>
-        </w:rPr>
-        <w:br/>
-      </w:r>
-      <w:r>
-        <w:rPr>
-          <w:rFonts w:ascii="Georgia Pro" w:eastAsia="Georgia Pro" w:hAnsi="Georgia Pro" w:cs="Georgia Pro"/>
-          <w:color w:val="000000" w:themeColor="text1"/>
-        </w:rPr>
-        <w:br/>
-        <w:t xml:space="preserve">cursor = </w:t>
-      </w:r>
-      <w:proofErr w:type="spellStart"/>
-      <w:r>
-        <w:rPr>
-          <w:rFonts w:ascii="Georgia Pro" w:eastAsia="Georgia Pro" w:hAnsi="Georgia Pro" w:cs="Georgia Pro"/>
-          <w:color w:val="000000" w:themeColor="text1"/>
-        </w:rPr>
-        <w:t>conn.cursor</w:t>
-      </w:r>
-      <w:proofErr w:type="spellEnd"/>
-      <w:r>
-        <w:rPr>
-          <w:rFonts w:ascii="Georgia Pro" w:eastAsia="Georgia Pro" w:hAnsi="Georgia Pro" w:cs="Georgia Pro"/>
-          <w:color w:val="000000" w:themeColor="text1"/>
-        </w:rPr>
-        <w:t>()</w:t>
-      </w:r>
-      <w:r>
-        <w:rPr>
-          <w:rFonts w:ascii="Georgia Pro" w:eastAsia="Georgia Pro" w:hAnsi="Georgia Pro" w:cs="Georgia Pro"/>
-          <w:color w:val="000000" w:themeColor="text1"/>
-        </w:rPr>
-        <w:br/>
-      </w:r>
-      <w:r>
-        <w:rPr>
-          <w:rFonts w:ascii="Georgia Pro" w:eastAsia="Georgia Pro" w:hAnsi="Georgia Pro" w:cs="Georgia Pro"/>
-          <w:color w:val="000000" w:themeColor="text1"/>
-        </w:rPr>
-        <w:br/>
-      </w:r>
-      <w:proofErr w:type="spellStart"/>
-      <w:r>
-        <w:rPr>
-          <w:rFonts w:ascii="Georgia Pro" w:eastAsia="Georgia Pro" w:hAnsi="Georgia Pro" w:cs="Georgia Pro"/>
-          <w:color w:val="000000" w:themeColor="text1"/>
-        </w:rPr>
-        <w:t>cursor.execute</w:t>
-      </w:r>
-      <w:proofErr w:type="spellEnd"/>
-      <w:r>
-        <w:rPr>
-          <w:rFonts w:ascii="Georgia Pro" w:eastAsia="Georgia Pro" w:hAnsi="Georgia Pro" w:cs="Georgia Pro"/>
-          <w:color w:val="000000" w:themeColor="text1"/>
-        </w:rPr>
-        <w:t>("SELECT * FROM Customers")</w:t>
-      </w:r>
-      <w:r>
-        <w:rPr>
-          <w:rFonts w:ascii="Georgia Pro" w:eastAsia="Georgia Pro" w:hAnsi="Georgia Pro" w:cs="Georgia Pro"/>
-          <w:color w:val="000000" w:themeColor="text1"/>
-        </w:rPr>
-        <w:br/>
-      </w:r>
-      <w:r>
-        <w:rPr>
-          <w:rFonts w:ascii="Georgia Pro" w:eastAsia="Georgia Pro" w:hAnsi="Georgia Pro" w:cs="Georgia Pro"/>
-          <w:color w:val="000000" w:themeColor="text1"/>
-        </w:rPr>
-        <w:lastRenderedPageBreak/>
-        <w:br/>
-        <w:t xml:space="preserve">rows = </w:t>
-      </w:r>
-      <w:proofErr w:type="spellStart"/>
-      <w:r>
-        <w:rPr>
-          <w:rFonts w:ascii="Georgia Pro" w:eastAsia="Georgia Pro" w:hAnsi="Georgia Pro" w:cs="Georgia Pro"/>
-          <w:color w:val="000000" w:themeColor="text1"/>
-        </w:rPr>
-        <w:t>cursor.fetchall</w:t>
-      </w:r>
-      <w:proofErr w:type="spellEnd"/>
-      <w:r>
-        <w:rPr>
-          <w:rFonts w:ascii="Georgia Pro" w:eastAsia="Georgia Pro" w:hAnsi="Georgia Pro" w:cs="Georgia Pro"/>
-          <w:color w:val="000000" w:themeColor="text1"/>
-        </w:rPr>
-        <w:t>()</w:t>
-      </w:r>
-      <w:r>
-        <w:rPr>
-          <w:rFonts w:ascii="Georgia Pro" w:eastAsia="Georgia Pro" w:hAnsi="Georgia Pro" w:cs="Georgia Pro"/>
-          <w:color w:val="000000" w:themeColor="text1"/>
-        </w:rPr>
-        <w:br/>
-      </w:r>
-      <w:r>
-        <w:rPr>
-          <w:rFonts w:ascii="Georgia Pro" w:eastAsia="Georgia Pro" w:hAnsi="Georgia Pro" w:cs="Georgia Pro"/>
-          <w:color w:val="000000" w:themeColor="text1"/>
-        </w:rPr>
-        <w:br/>
-        <w:t>for row in rows:</w:t>
-      </w:r>
-      <w:r>
-        <w:rPr>
-          <w:rFonts w:ascii="Georgia Pro" w:eastAsia="Georgia Pro" w:hAnsi="Georgia Pro" w:cs="Georgia Pro"/>
-          <w:color w:val="000000" w:themeColor="text1"/>
-        </w:rPr>
-        <w:br/>
-        <w:t xml:space="preserve">    print(row)</w:t>
-      </w:r>
-      <w:r>
-        <w:rPr>
-          <w:rFonts w:ascii="Georgia Pro" w:eastAsia="Georgia Pro" w:hAnsi="Georgia Pro" w:cs="Georgia Pro"/>
-          <w:color w:val="000000" w:themeColor="text1"/>
-        </w:rPr>
-        <w:br/>
-      </w:r>
-      <w:r>
-        <w:rPr>
-          <w:rFonts w:ascii="Georgia Pro" w:eastAsia="Georgia Pro" w:hAnsi="Georgia Pro" w:cs="Georgia Pro"/>
-          <w:color w:val="000000" w:themeColor="text1"/>
-        </w:rPr>
-        <w:br/>
-      </w:r>
-      <w:proofErr w:type="spellStart"/>
-      <w:r>
-        <w:rPr>
-          <w:rFonts w:ascii="Georgia Pro" w:eastAsia="Georgia Pro" w:hAnsi="Georgia Pro" w:cs="Georgia Pro"/>
-          <w:color w:val="000000" w:themeColor="text1"/>
-        </w:rPr>
-        <w:t>conn.close</w:t>
-      </w:r>
-      <w:proofErr w:type="spellEnd"/>
-      <w:r>
-        <w:rPr>
-          <w:rFonts w:ascii="Georgia Pro" w:eastAsia="Georgia Pro" w:hAnsi="Georgia Pro" w:cs="Georgia Pro"/>
-          <w:color w:val="000000" w:themeColor="text1"/>
-        </w:rPr>
-        <w:t>()</w:t>
-      </w:r>
-    </w:p>
-    <w:p>
-      <w:pPr>
-        <w:spacing w:after="0" w:line="480" w:lineRule="auto"/>
-        <w:rPr>
-          <w:rFonts w:ascii="Georgia Pro" w:eastAsia="Georgia Pro" w:hAnsi="Georgia Pro" w:cs="Georgia Pro"/>
-          <w:color w:val="000000" w:themeColor="text1"/>
-        </w:rPr>
-      </w:pPr>
-    </w:p>
-    <w:p>
-      <w:pPr>
-        <w:spacing w:after="0" w:line="480" w:lineRule="auto"/>
-        <w:rPr>
-          <w:rFonts w:ascii="Georgia Pro" w:eastAsia="Georgia Pro" w:hAnsi="Georgia Pro" w:cs="Georgia Pro"/>
-          <w:color w:val="000000" w:themeColor="text1"/>
-        </w:rPr>
-      </w:pPr>
-      <w:r>
-        <w:rPr>
-          <w:rFonts w:ascii="Georgia Pro" w:eastAsia="Georgia Pro" w:hAnsi="Georgia Pro" w:cs="Georgia Pro"/>
-          <w:color w:val="000000" w:themeColor="text1"/>
-        </w:rPr>
-        <w:t>Save:</w:t>
-      </w:r>
-    </w:p>
-    <w:p>
-      <w:pPr>
-        <w:spacing w:after="0" w:line="480" w:lineRule="auto"/>
-        <w:rPr>
-          <w:rFonts w:ascii="Georgia Pro" w:eastAsia="Georgia Pro" w:hAnsi="Georgia Pro" w:cs="Georgia Pro"/>
-          <w:color w:val="000000" w:themeColor="text1"/>
-        </w:rPr>
-      </w:pPr>
-      <w:r>
-        <w:rPr>
-          <w:rFonts w:ascii="Georgia Pro" w:eastAsia="Georgia Pro" w:hAnsi="Georgia Pro" w:cs="Georgia Pro"/>
-          <w:color w:val="000000" w:themeColor="text1"/>
-        </w:rPr>
-        <w:t xml:space="preserve">CTRL+X </w:t>
-      </w:r>
-      <w:r>
-        <w:rPr>
-          <w:rFonts w:ascii="Times New Roman" w:eastAsia="Georgia Pro" w:hAnsi="Times New Roman" w:cs="Times New Roman"/>
-          <w:color w:val="000000" w:themeColor="text1"/>
-        </w:rPr>
-        <w:t>→</w:t>
-      </w:r>
-      <w:r>
-        <w:rPr>
-          <w:rFonts w:ascii="Georgia Pro" w:eastAsia="Georgia Pro" w:hAnsi="Georgia Pro" w:cs="Georgia Pro"/>
-          <w:color w:val="000000" w:themeColor="text1"/>
-        </w:rPr>
-        <w:t xml:space="preserve"> Y </w:t>
-      </w:r>
-      <w:r>
-        <w:rPr>
-          <w:rFonts w:ascii="Times New Roman" w:eastAsia="Georgia Pro" w:hAnsi="Times New Roman" w:cs="Times New Roman"/>
-          <w:color w:val="000000" w:themeColor="text1"/>
-        </w:rPr>
-        <w:t>→</w:t>
-      </w:r>
-      <w:r>
-        <w:rPr>
-          <w:rFonts w:ascii="Georgia Pro" w:eastAsia="Georgia Pro" w:hAnsi="Georgia Pro" w:cs="Georgia Pro"/>
-          <w:color w:val="000000" w:themeColor="text1"/>
-        </w:rPr>
-        <w:t xml:space="preserve"> ENTER</w:t>
-      </w:r>
-    </w:p>
-    <w:p>
-      <w:pPr>
-        <w:spacing w:after="0" w:line="480" w:lineRule="auto"/>
-        <w:rPr>
-          <w:rFonts w:ascii="Georgia Pro" w:eastAsia="Georgia Pro" w:hAnsi="Georgia Pro" w:cs="Georgia Pro"/>
-          <w:color w:val="000000" w:themeColor="text1"/>
-        </w:rPr>
-      </w:pPr>
-      <w:r>
-        <w:rPr>
-          <w:rFonts w:ascii="Georgia Pro" w:eastAsia="Georgia Pro" w:hAnsi="Georgia Pro" w:cs="Georgia Pro"/>
-          <w:color w:val="000000" w:themeColor="text1"/>
-        </w:rPr>
-        <w:pict w14:anchorId="1504ED9B">
-          <v:rect id="_x0000_i1049" style="width:0;height:1.5pt" o:hralign="center" o:hrstd="t" o:hr="t" fillcolor="#a0a0a0" stroked="f"/>
-        </w:pict>
-      </w:r>
-    </w:p>
-    <w:p>
-      <w:pPr>
-        <w:spacing w:after="0" w:line="480" w:lineRule="auto"/>
-        <w:rPr>
-          <w:rFonts w:ascii="Georgia Pro" w:eastAsia="Georgia Pro" w:hAnsi="Georgia Pro" w:cs="Georgia Pro"/>
-          <w:b/>
-          <w:bCs/>
-          <w:color w:val="000000" w:themeColor="text1"/>
-        </w:rPr>
-      </w:pPr>
-      <w:r>
-        <w:rPr>
-          <w:rFonts w:ascii="Georgia Pro" w:eastAsia="Georgia Pro" w:hAnsi="Georgia Pro" w:cs="Georgia Pro"/>
-          <w:b/>
-          <w:bCs/>
-          <w:color w:val="000000" w:themeColor="text1"/>
-        </w:rPr>
-        <w:t>Step 22: Run Python</w:t>
-      </w:r>
-    </w:p>
-    <w:p>
-      <w:pPr>
-        <w:pBdr>
-          <w:top w:val="single" w:sz="4" w:space="1" w:color="auto"/>
-          <w:left w:val="single" w:sz="4" w:space="4" w:color="auto"/>
-          <w:bottom w:val="single" w:sz="4" w:space="1" w:color="auto"/>
-          <w:right w:val="single" w:sz="4" w:space="4" w:color="auto"/>
-          <w:between w:val="single" w:sz="4" w:space="1" w:color="auto"/>
-          <w:bar w:val="single" w:sz="4" w:color="auto"/>
-        </w:pBdr>
-        <w:shd w:val="clear" w:color="auto" w:fill="F2F2F2" w:themeFill="background1" w:themeFillShade="F2"/>
-        <w:spacing w:after="0" w:line="480" w:lineRule="auto"/>
-        <w:rPr>
-          <w:rFonts w:ascii="Georgia Pro" w:eastAsia="Georgia Pro" w:hAnsi="Georgia Pro" w:cs="Georgia Pro"/>
-          <w:color w:val="000000" w:themeColor="text1"/>
-        </w:rPr>
-      </w:pPr>
-      <w:r>
-        <w:rPr>
-          <w:rFonts w:ascii="Georgia Pro" w:eastAsia="Georgia Pro" w:hAnsi="Georgia Pro" w:cs="Georgia Pro"/>
-          <w:color w:val="000000" w:themeColor="text1"/>
-        </w:rPr>
-        <w:t>python3 app.py</w:t>
-      </w:r>
-    </w:p>
-    <w:p>
-      <w:pPr>
-        <w:spacing w:after="0" w:line="480" w:lineRule="auto"/>
-        <w:rPr>
-          <w:rFonts w:ascii="Georgia Pro" w:eastAsia="Georgia Pro" w:hAnsi="Georgia Pro" w:cs="Georgia Pro"/>
-          <w:color w:val="000000" w:themeColor="text1"/>
-        </w:rPr>
-      </w:pPr>
-      <w:r>
-        <w:rPr>
-          <w:rFonts w:ascii="Georgia Pro" w:eastAsia="Georgia Pro" w:hAnsi="Georgia Pro" w:cs="Georgia Pro"/>
-          <w:color w:val="000000" w:themeColor="text1"/>
-        </w:rPr>
-        <w:t>Expected:</w:t>
-      </w:r>
-    </w:p>
-    <w:p>
-      <w:pPr>
-        <w:pBdr>
-          <w:top w:val="single" w:sz="4" w:space="1" w:color="auto"/>
-          <w:left w:val="single" w:sz="4" w:space="4" w:color="auto"/>
-          <w:bottom w:val="single" w:sz="4" w:space="1" w:color="auto"/>
-          <w:right w:val="single" w:sz="4" w:space="4" w:color="auto"/>
-          <w:between w:val="single" w:sz="4" w:space="1" w:color="auto"/>
-          <w:bar w:val="single" w:sz="4" w:color="auto"/>
-        </w:pBdr>
-        <w:shd w:val="clear" w:color="auto" w:fill="F2F2F2" w:themeFill="background1" w:themeFillShade="F2"/>
-        <w:spacing w:after="0" w:line="480" w:lineRule="auto"/>
-        <w:rPr>
-          <w:rFonts w:ascii="Georgia Pro" w:eastAsia="Georgia Pro" w:hAnsi="Georgia Pro" w:cs="Georgia Pro"/>
-          <w:color w:val="000000" w:themeColor="text1"/>
-        </w:rPr>
-      </w:pPr>
-      <w:r>
-        <w:rPr>
-          <w:rFonts w:ascii="Georgia Pro" w:eastAsia="Georgia Pro" w:hAnsi="Georgia Pro" w:cs="Georgia Pro"/>
-          <w:color w:val="000000" w:themeColor="text1"/>
-        </w:rPr>
-        <w:t>(1, 'John', 'New York')</w:t>
-      </w:r>
-      <w:r>
-        <w:rPr>
-          <w:rFonts w:ascii="Georgia Pro" w:eastAsia="Georgia Pro" w:hAnsi="Georgia Pro" w:cs="Georgia Pro"/>
-          <w:color w:val="000000" w:themeColor="text1"/>
-        </w:rPr>
-        <w:br/>
-        <w:t>(2, 'Alice', 'London')</w:t>
-      </w:r>
-      <w:r>
-        <w:rPr>
-          <w:rFonts w:ascii="Georgia Pro" w:eastAsia="Georgia Pro" w:hAnsi="Georgia Pro" w:cs="Georgia Pro"/>
-          <w:color w:val="000000" w:themeColor="text1"/>
-        </w:rPr>
-        <w:br/>
-        <w:t>(3, 'Bob', 'Delhi')</w:t>
-      </w:r>
-    </w:p>
-    <w:p>
-      <w:pPr>
-        <w:spacing w:after="0" w:line="480" w:lineRule="auto"/>
-        <w:rPr>
-          <w:rFonts w:ascii="Georgia Pro" w:eastAsia="Georgia Pro" w:hAnsi="Georgia Pro" w:cs="Georgia Pro"/>
-          <w:color w:val="000000" w:themeColor="text1"/>
-        </w:rPr>
-      </w:pPr>
-      <w:r>
-        <w:rPr>
-          <w:rFonts w:ascii="Georgia Pro" w:eastAsia="Georgia Pro" w:hAnsi="Georgia Pro" w:cs="Georgia Pro"/>
-          <w:color w:val="000000" w:themeColor="text1"/>
-        </w:rPr>
-        <w:pict w14:anchorId="791C21D5">
-          <v:rect id="_x0000_i1050" style="width:0;height:1.5pt" o:hralign="center" o:hrstd="t" o:hr="t" fillcolor="#a0a0a0" stroked="f"/>
-        </w:pict>
-      </w:r>
-    </w:p>
-    <w:p>
-      <w:pPr>
-        <w:spacing w:after="0" w:line="480" w:lineRule="auto"/>
-        <w:rPr>
-          <w:rFonts w:ascii="Georgia Pro" w:eastAsia="Georgia Pro" w:hAnsi="Georgia Pro" w:cs="Georgia Pro"/>
-          <w:b/>
-          <w:bCs/>
-          <w:color w:val="000000" w:themeColor="text1"/>
-        </w:rPr>
-      </w:pPr>
-      <w:r>
-        <w:rPr>
-          <w:rFonts w:ascii="Georgia Pro" w:eastAsia="Georgia Pro" w:hAnsi="Georgia Pro" w:cs="Georgia Pro"/>
-          <w:b/>
-          <w:bCs/>
-          <w:color w:val="000000" w:themeColor="text1"/>
-        </w:rPr>
-        <w:t>Step 23: Get Load Balancer IP</w:t>
-      </w:r>
-    </w:p>
-    <w:p>
-      <w:pPr>
-        <w:pBdr>
-          <w:top w:val="single" w:sz="4" w:space="1" w:color="auto"/>
-          <w:left w:val="single" w:sz="4" w:space="4" w:color="auto"/>
-          <w:bottom w:val="single" w:sz="4" w:space="1" w:color="auto"/>
-          <w:right w:val="single" w:sz="4" w:space="4" w:color="auto"/>
-          <w:between w:val="single" w:sz="4" w:space="1" w:color="auto"/>
-          <w:bar w:val="single" w:sz="4" w:color="auto"/>
-        </w:pBdr>
-        <w:shd w:val="clear" w:color="auto" w:fill="F2F2F2" w:themeFill="background1" w:themeFillShade="F2"/>
-        <w:spacing w:after="0" w:line="480" w:lineRule="auto"/>
-        <w:rPr>
-          <w:rFonts w:ascii="Georgia Pro" w:eastAsia="Georgia Pro" w:hAnsi="Georgia Pro" w:cs="Georgia Pro"/>
-          <w:color w:val="000000" w:themeColor="text1"/>
-        </w:rPr>
-      </w:pPr>
-      <w:proofErr w:type="spellStart"/>
-      <w:r>
-        <w:rPr>
-          <w:rFonts w:ascii="Georgia Pro" w:eastAsia="Georgia Pro" w:hAnsi="Georgia Pro" w:cs="Georgia Pro"/>
-          <w:color w:val="000000" w:themeColor="text1"/>
-        </w:rPr>
-        <w:t>az</w:t>
-      </w:r>
-      <w:proofErr w:type="spellEnd"/>
-      <w:r>
-        <w:rPr>
-          <w:rFonts w:ascii="Georgia Pro" w:eastAsia="Georgia Pro" w:hAnsi="Georgia Pro" w:cs="Georgia Pro"/>
-          <w:color w:val="000000" w:themeColor="text1"/>
-        </w:rPr>
-        <w:t xml:space="preserve"> network public-</w:t>
-      </w:r>
-      <w:proofErr w:type="spellStart"/>
-      <w:r>
-        <w:rPr>
-          <w:rFonts w:ascii="Georgia Pro" w:eastAsia="Georgia Pro" w:hAnsi="Georgia Pro" w:cs="Georgia Pro"/>
-          <w:color w:val="000000" w:themeColor="text1"/>
-        </w:rPr>
-        <w:t>ip</w:t>
-      </w:r>
-      <w:proofErr w:type="spellEnd"/>
-      <w:r>
-        <w:rPr>
-          <w:rFonts w:ascii="Georgia Pro" w:eastAsia="Georgia Pro" w:hAnsi="Georgia Pro" w:cs="Georgia Pro"/>
-          <w:color w:val="000000" w:themeColor="text1"/>
-        </w:rPr>
-        <w:t xml:space="preserve"> show \</w:t>
-      </w:r>
-      <w:r>
-        <w:rPr>
-          <w:rFonts w:ascii="Georgia Pro" w:eastAsia="Georgia Pro" w:hAnsi="Georgia Pro" w:cs="Georgia Pro"/>
-          <w:color w:val="000000" w:themeColor="text1"/>
-        </w:rPr>
-        <w:br/>
-        <w:t>--resource-group $RESOURCE_GROUP \</w:t>
-      </w:r>
-      <w:r>
-        <w:rPr>
-          <w:rFonts w:ascii="Georgia Pro" w:eastAsia="Georgia Pro" w:hAnsi="Georgia Pro" w:cs="Georgia Pro"/>
-          <w:color w:val="000000" w:themeColor="text1"/>
-        </w:rPr>
-        <w:br/>
-        <w:t>--name $PUBLIC_IP \</w:t>
-      </w:r>
-      <w:r>
-        <w:rPr>
-          <w:rFonts w:ascii="Georgia Pro" w:eastAsia="Georgia Pro" w:hAnsi="Georgia Pro" w:cs="Georgia Pro"/>
-          <w:color w:val="000000" w:themeColor="text1"/>
-        </w:rPr>
-        <w:br/>
-        <w:t xml:space="preserve">--query </w:t>
-      </w:r>
-      <w:proofErr w:type="spellStart"/>
-      <w:r>
-        <w:rPr>
-          <w:rFonts w:ascii="Georgia Pro" w:eastAsia="Georgia Pro" w:hAnsi="Georgia Pro" w:cs="Georgia Pro"/>
-          <w:color w:val="000000" w:themeColor="text1"/>
-        </w:rPr>
-        <w:t>ipAddress</w:t>
-      </w:r>
-      <w:proofErr w:type="spellEnd"/>
-      <w:r>
-        <w:rPr>
-          <w:rFonts w:ascii="Georgia Pro" w:eastAsia="Georgia Pro" w:hAnsi="Georgia Pro" w:cs="Georgia Pro"/>
-          <w:color w:val="000000" w:themeColor="text1"/>
-        </w:rPr>
-        <w:t xml:space="preserve"> \</w:t>
-      </w:r>
-      <w:r>
-        <w:rPr>
-          <w:rFonts w:ascii="Georgia Pro" w:eastAsia="Georgia Pro" w:hAnsi="Georgia Pro" w:cs="Georgia Pro"/>
-          <w:color w:val="000000" w:themeColor="text1"/>
-        </w:rPr>
-        <w:br/>
-        <w:t xml:space="preserve">-o </w:t>
-      </w:r>
-      <w:proofErr w:type="spellStart"/>
-      <w:r>
-        <w:rPr>
-          <w:rFonts w:ascii="Georgia Pro" w:eastAsia="Georgia Pro" w:hAnsi="Georgia Pro" w:cs="Georgia Pro"/>
-          <w:color w:val="000000" w:themeColor="text1"/>
-        </w:rPr>
-        <w:t>tsv</w:t>
-      </w:r>
-      <w:proofErr w:type="spellEnd"/>
-    </w:p>
-    <w:p>
-      <w:pPr>
-        <w:spacing w:after="0" w:line="480" w:lineRule="auto"/>
-        <w:rPr>
-          <w:rFonts w:ascii="Georgia Pro" w:eastAsia="Georgia Pro" w:hAnsi="Georgia Pro" w:cs="Georgia Pro"/>
-          <w:color w:val="000000" w:themeColor="text1"/>
-        </w:rPr>
-      </w:pPr>
-    </w:p>
-    <w:p>
-      <w:pPr>
-        <w:spacing w:after="0" w:line="480" w:lineRule="auto"/>
-        <w:rPr>
-          <w:rFonts w:ascii="Georgia Pro" w:eastAsia="Georgia Pro" w:hAnsi="Georgia Pro" w:cs="Georgia Pro"/>
-          <w:color w:val="000000" w:themeColor="text1"/>
-        </w:rPr>
-      </w:pPr>
-      <w:r>
-        <w:rPr>
-          <w:rFonts w:ascii="Georgia Pro" w:eastAsia="Georgia Pro" w:hAnsi="Georgia Pro" w:cs="Georgia Pro"/>
-          <w:color w:val="000000" w:themeColor="text1"/>
-        </w:rPr>
-        <w:t>Example:</w:t>
-      </w:r>
-    </w:p>
-    <w:p>
-      <w:pPr>
-        <w:pBdr>
-          <w:top w:val="single" w:sz="4" w:space="1" w:color="auto"/>
-          <w:left w:val="single" w:sz="4" w:space="4" w:color="auto"/>
-          <w:bottom w:val="single" w:sz="4" w:space="1" w:color="auto"/>
-          <w:right w:val="single" w:sz="4" w:space="4" w:color="auto"/>
-          <w:between w:val="single" w:sz="4" w:space="1" w:color="auto"/>
-          <w:bar w:val="single" w:sz="4" w:color="auto"/>
-        </w:pBdr>
-        <w:shd w:val="clear" w:color="auto" w:fill="F2F2F2" w:themeFill="background1" w:themeFillShade="F2"/>
-        <w:spacing w:after="0" w:line="480" w:lineRule="auto"/>
-        <w:rPr>
-          <w:rFonts w:ascii="Georgia Pro" w:eastAsia="Georgia Pro" w:hAnsi="Georgia Pro" w:cs="Georgia Pro"/>
-          <w:color w:val="000000" w:themeColor="text1"/>
-        </w:rPr>
-      </w:pPr>
       <w:r>
         <w:rPr>
           <w:rFonts w:ascii="Georgia Pro" w:eastAsia="Georgia Pro" w:hAnsi="Georgia Pro" w:cs="Georgia Pro"/>
@@ -7164,7 +11195,6 @@
           <w:rFonts w:ascii="Georgia Pro" w:eastAsia="Georgia Pro" w:hAnsi="Georgia Pro" w:cs="Georgia Pro"/>
           <w:color w:val="000000" w:themeColor="text1"/>
         </w:rPr>
-        <w:lastRenderedPageBreak/>
         <w:t>Open browser:</w:t>
       </w:r>
     </w:p>
@@ -7233,6 +11263,7 @@
           <w:rFonts w:ascii="Georgia Pro" w:eastAsia="Georgia Pro" w:hAnsi="Georgia Pro" w:cs="Georgia Pro"/>
           <w:color w:val="000000" w:themeColor="text1"/>
         </w:rPr>
+        <w:lastRenderedPageBreak/>
         <w:t xml:space="preserve">Traffic </w:t>
       </w:r>
       <w:proofErr w:type="gramStart"/>
@@ -7254,52 +11285,113 @@
     </w:p>
     <w:p>
       <w:pPr>
-        <w:numPr>
-          <w:ilvl w:val="0"/>
-          <w:numId w:val="30"/>
-        </w:numPr>
-        <w:spacing w:after="0" w:line="480" w:lineRule="auto"/>
-        <w:rPr>
-          <w:rFonts w:ascii="Georgia Pro" w:eastAsia="Georgia Pro" w:hAnsi="Georgia Pro" w:cs="Georgia Pro"/>
-          <w:color w:val="000000" w:themeColor="text1"/>
-        </w:rPr>
-      </w:pPr>
-      <w:r>
-        <w:rPr>
-          <w:rFonts w:ascii="Georgia Pro" w:eastAsia="Georgia Pro" w:hAnsi="Georgia Pro" w:cs="Georgia Pro"/>
-          <w:color w:val="000000" w:themeColor="text1"/>
-        </w:rPr>
-        <w:t xml:space="preserve">pythonvm1 </w:t>
-      </w:r>
-    </w:p>
-    <w:p>
-      <w:pPr>
-        <w:numPr>
-          <w:ilvl w:val="0"/>
-          <w:numId w:val="30"/>
-        </w:numPr>
-        <w:spacing w:after="0" w:line="480" w:lineRule="auto"/>
-        <w:rPr>
-          <w:rFonts w:ascii="Georgia Pro" w:eastAsia="Georgia Pro" w:hAnsi="Georgia Pro" w:cs="Georgia Pro"/>
-          <w:color w:val="000000" w:themeColor="text1"/>
-        </w:rPr>
-      </w:pPr>
-      <w:r>
-        <w:rPr>
-          <w:rFonts w:ascii="Georgia Pro" w:eastAsia="Georgia Pro" w:hAnsi="Georgia Pro" w:cs="Georgia Pro"/>
-          <w:color w:val="000000" w:themeColor="text1"/>
-        </w:rPr>
-        <w:t>pythonvm2</w:t>
-      </w:r>
-    </w:p>
-    <w:p>
-      <w:pPr>
-        <w:spacing w:after="0" w:line="480" w:lineRule="auto"/>
-        <w:rPr>
-          <w:rFonts w:ascii="Georgia Pro" w:eastAsia="Georgia Pro" w:hAnsi="Georgia Pro" w:cs="Georgia Pro"/>
-          <w:color w:val="000000" w:themeColor="text1"/>
-        </w:rPr>
-      </w:pPr>
+        <w:spacing w:after="0" w:line="480" w:lineRule="auto"/>
+        <w:rPr>
+          <w:rFonts w:ascii="Georgia Pro" w:eastAsia="Georgia Pro" w:hAnsi="Georgia Pro" w:cs="Georgia Pro"/>
+          <w:color w:val="000000" w:themeColor="text1"/>
+        </w:rPr>
+      </w:pPr>
+      <w:r>
+        <w:rPr>
+          <w:rFonts w:ascii="Georgia Pro" w:eastAsia="Georgia Pro" w:hAnsi="Georgia Pro" w:cs="Georgia Pro"/>
+          <w:color w:val="000000" w:themeColor="text1"/>
+        </w:rPr>
+        <w:drawing>
+          <wp:inline distT="0" distB="0" distL="0" distR="0" wp14:anchorId="271EA8C6" wp14:editId="4D5A1259">
+            <wp:extent cx="5943600" cy="2018030"/>
+            <wp:effectExtent l="19050" t="19050" r="19050" b="20320"/>
+            <wp:docPr id="1081197026" name="Picture 1"/>
+            <wp:cNvGraphicFramePr>
+              <a:graphicFrameLocks xmlns:a="http://schemas.openxmlformats.org/drawingml/2006/main" noChangeAspect="1"/>
+            </wp:cNvGraphicFramePr>
+            <a:graphic xmlns:a="http://schemas.openxmlformats.org/drawingml/2006/main">
+              <a:graphicData uri="http://schemas.openxmlformats.org/drawingml/2006/picture">
+                <pic:pic xmlns:pic="http://schemas.openxmlformats.org/drawingml/2006/picture">
+                  <pic:nvPicPr>
+                    <pic:cNvPr id="1081197026" name=""/>
+                    <pic:cNvPicPr/>
+                  </pic:nvPicPr>
+                  <pic:blipFill>
+                    <a:blip r:embed="rId6"/>
+                    <a:stretch>
+                      <a:fillRect/>
+                    </a:stretch>
+                  </pic:blipFill>
+                  <pic:spPr>
+                    <a:xfrm>
+                      <a:off x="0" y="0"/>
+                      <a:ext cx="5943600" cy="2018030"/>
+                    </a:xfrm>
+                    <a:prstGeom prst="rect">
+                      <a:avLst/>
+                    </a:prstGeom>
+                    <a:ln>
+                      <a:solidFill>
+                        <a:schemeClr val="accent1"/>
+                      </a:solidFill>
+                    </a:ln>
+                  </pic:spPr>
+                </pic:pic>
+              </a:graphicData>
+            </a:graphic>
+          </wp:inline>
+        </w:drawing>
+      </w:r>
+    </w:p>
+    <w:p>
+      <w:pPr>
+        <w:spacing w:after="0" w:line="480" w:lineRule="auto"/>
+        <w:rPr>
+          <w:rFonts w:ascii="Georgia Pro" w:eastAsia="Georgia Pro" w:hAnsi="Georgia Pro" w:cs="Georgia Pro"/>
+          <w:color w:val="000000" w:themeColor="text1"/>
+        </w:rPr>
+      </w:pPr>
+      <w:r>
+        <w:rPr>
+          <w:rFonts w:ascii="Georgia Pro" w:eastAsia="Georgia Pro" w:hAnsi="Georgia Pro" w:cs="Georgia Pro"/>
+          <w:color w:val="000000" w:themeColor="text1"/>
+        </w:rPr>
+        <w:drawing>
+          <wp:inline distT="0" distB="0" distL="0" distR="0" wp14:anchorId="3D1AD431" wp14:editId="161EB46E">
+            <wp:extent cx="5943600" cy="2148205"/>
+            <wp:effectExtent l="19050" t="19050" r="19050" b="23495"/>
+            <wp:docPr id="114873956" name="Picture 1"/>
+            <wp:cNvGraphicFramePr>
+              <a:graphicFrameLocks xmlns:a="http://schemas.openxmlformats.org/drawingml/2006/main" noChangeAspect="1"/>
+            </wp:cNvGraphicFramePr>
+            <a:graphic xmlns:a="http://schemas.openxmlformats.org/drawingml/2006/main">
+              <a:graphicData uri="http://schemas.openxmlformats.org/drawingml/2006/picture">
+                <pic:pic xmlns:pic="http://schemas.openxmlformats.org/drawingml/2006/picture">
+                  <pic:nvPicPr>
+                    <pic:cNvPr id="114873956" name=""/>
+                    <pic:cNvPicPr/>
+                  </pic:nvPicPr>
+                  <pic:blipFill>
+                    <a:blip r:embed="rId7"/>
+                    <a:stretch>
+                      <a:fillRect/>
+                    </a:stretch>
+                  </pic:blipFill>
+                  <pic:spPr>
+                    <a:xfrm>
+                      <a:off x="0" y="0"/>
+                      <a:ext cx="5943600" cy="2148205"/>
+                    </a:xfrm>
+                    <a:prstGeom prst="rect">
+                      <a:avLst/>
+                    </a:prstGeom>
+                    <a:ln>
+                      <a:solidFill>
+                        <a:schemeClr val="accent1"/>
+                      </a:solidFill>
+                    </a:ln>
+                  </pic:spPr>
+                </pic:pic>
+              </a:graphicData>
+            </a:graphic>
+          </wp:inline>
+        </w:drawing>
+      </w:r>
     </w:p>
     <w:sectPr>
       <w:pgSz w:w="12240" w:h="15840"/>
@@ -12422,7 +16514,6 @@
   <w:style w:type="character" w:default="1" w:styleId="DefaultParagraphFont">
     <w:name w:val="Default Paragraph Font"/>
     <w:uiPriority w:val="1"/>
-    <w:semiHidden/>
     <w:unhideWhenUsed/>
   </w:style>
   <w:style w:type="table" w:default="1" w:styleId="TableNormal">
